--- a/8-资源管理/流程制度规范类文件/100105-最终软件库管理制度.docx
+++ b/8-资源管理/流程制度规范类文件/100105-最终软件库管理制度.docx
@@ -1,14 +1,13 @@
 
 <file path=word/document.xml><?xml version="1.0" encoding="utf-8"?>
-<w:document xmlns:wpc="http://schemas.microsoft.com/office/word/2010/wordprocessingCanvas" xmlns:mc="http://schemas.openxmlformats.org/markup-compatibility/2006" xmlns:o="urn:schemas-microsoft-com:office:office" xmlns:r="http://schemas.openxmlformats.org/officeDocument/2006/relationships" xmlns:m="http://schemas.openxmlformats.org/officeDocument/2006/math" xmlns:v="urn:schemas-microsoft-com:vml" xmlns:wp14="http://schemas.microsoft.com/office/word/2010/wordprocessingDrawing" xmlns:wp="http://schemas.openxmlformats.org/drawingml/2006/wordprocessingDrawing" xmlns:w10="urn:schemas-microsoft-com:office:word" xmlns:w="http://schemas.openxmlformats.org/wordprocessingml/2006/main" xmlns:w14="http://schemas.microsoft.com/office/word/2010/wordml" xmlns:w15="http://schemas.microsoft.com/office/word/2012/wordml" xmlns:wne="http://schemas.microsoft.com/office/word/2006/wordml" xmlns:wpg="http://schemas.microsoft.com/office/word/2010/wordprocessingGroup" xmlns:wpi="http://schemas.microsoft.com/office/word/2010/wordprocessingInk" xmlns:wps="http://schemas.microsoft.com/office/word/2010/wordprocessingShape" mc:Ignorable="w14 w15 wp14">
-  <!-- Generated by Aspose.Words for .NET 13.3.0.1 -->
+<w:document xmlns:wpc="http://schemas.microsoft.com/office/word/2010/wordprocessingCanvas" xmlns:mc="http://schemas.openxmlformats.org/markup-compatibility/2006" xmlns:o="urn:schemas-microsoft-com:office:office" xmlns:r="http://schemas.openxmlformats.org/officeDocument/2006/relationships" xmlns:m="http://schemas.openxmlformats.org/officeDocument/2006/math" xmlns:v="urn:schemas-microsoft-com:vml" xmlns:wp14="http://schemas.microsoft.com/office/word/2010/wordprocessingDrawing" xmlns:wp="http://schemas.openxmlformats.org/drawingml/2006/wordprocessingDrawing" xmlns:w="http://schemas.openxmlformats.org/wordprocessingml/2006/main" xmlns:w14="http://schemas.microsoft.com/office/word/2010/wordml" xmlns:w10="urn:schemas-microsoft-com:office:word" xmlns:w15="http://schemas.microsoft.com/office/word/2012/wordml" xmlns:wpg="http://schemas.microsoft.com/office/word/2010/wordprocessingGroup" xmlns:wpi="http://schemas.microsoft.com/office/word/2010/wordprocessingInk" xmlns:wne="http://schemas.microsoft.com/office/word/2006/wordml" xmlns:wps="http://schemas.microsoft.com/office/word/2010/wordprocessingShape" xmlns:wpsCustomData="http://www.wps.cn/officeDocument/2013/wpsCustomData" mc:Ignorable="w14 w15 wp14">
   <w:body>
     <w:p>
       <w:pPr>
         <w:spacing w:before="78" w:line="219" w:lineRule="auto"/>
         <w:ind w:left="25"/>
         <w:rPr>
-          <w:rFonts w:ascii="宋体" w:eastAsia="宋体" w:hAnsi="宋体" w:cs="宋体" w:hint="default"/>
+          <w:rFonts w:hint="default" w:ascii="宋体" w:hAnsi="宋体" w:eastAsia="宋体" w:cs="宋体"/>
           <w:sz w:val="24"/>
           <w:szCs w:val="24"/>
           <w:lang w:val="en-US" w:eastAsia="zh-CN"/>
@@ -16,7 +15,7 @@
       </w:pPr>
       <w:r>
         <w:rPr>
-          <w:rFonts w:ascii="宋体" w:eastAsia="宋体" w:hAnsi="宋体" w:cs="宋体"/>
+          <w:rFonts w:ascii="宋体" w:hAnsi="宋体" w:eastAsia="宋体" w:cs="宋体"/>
           <w:b/>
           <w:bCs/>
           <w:spacing w:val="-3"/>
@@ -27,7 +26,7 @@
       </w:r>
       <w:r>
         <w:rPr>
-          <w:rFonts w:ascii="宋体" w:eastAsia="宋体" w:hAnsi="宋体" w:cs="宋体" w:hint="eastAsia"/>
+          <w:rFonts w:hint="eastAsia" w:ascii="宋体" w:hAnsi="宋体" w:eastAsia="宋体" w:cs="宋体"/>
           <w:b/>
           <w:bCs/>
           <w:spacing w:val="-3"/>
@@ -57,14 +56,14 @@
         <w:ind w:left="23"/>
         <w:textAlignment w:val="auto"/>
         <w:rPr>
-          <w:rFonts w:ascii="宋体" w:eastAsia="宋体" w:hAnsi="宋体" w:cs="宋体"/>
+          <w:rFonts w:ascii="宋体" w:hAnsi="宋体" w:eastAsia="宋体" w:cs="宋体"/>
           <w:sz w:val="24"/>
           <w:szCs w:val="24"/>
         </w:rPr>
       </w:pPr>
       <w:r>
         <w:rPr>
-          <w:rFonts w:ascii="宋体" w:eastAsia="宋体" w:hAnsi="宋体" w:cs="宋体"/>
+          <w:rFonts w:ascii="宋体" w:hAnsi="宋体" w:eastAsia="宋体" w:cs="宋体"/>
           <w:b/>
           <w:bCs/>
           <w:spacing w:val="240"/>
@@ -76,7 +75,7 @@
       </w:r>
       <w:r>
         <w:rPr>
-          <w:rFonts w:ascii="宋体" w:eastAsia="宋体" w:hAnsi="宋体" w:cs="宋体"/>
+          <w:rFonts w:ascii="宋体" w:hAnsi="宋体" w:eastAsia="宋体" w:cs="宋体"/>
           <w:b/>
           <w:bCs/>
           <w:spacing w:val="0"/>
@@ -88,7 +87,7 @@
       </w:r>
       <w:r>
         <w:rPr>
-          <w:rFonts w:ascii="宋体" w:eastAsia="宋体" w:hAnsi="宋体" w:cs="宋体"/>
+          <w:rFonts w:ascii="宋体" w:hAnsi="宋体" w:eastAsia="宋体" w:cs="宋体"/>
           <w:b/>
           <w:bCs/>
           <w:spacing w:val="-5"/>
@@ -100,7 +99,7 @@
     </w:p>
     <w:p>
       <w:pPr>
-        <w:pStyle w:val="a"/>
+        <w:pStyle w:val="24"/>
         <w:bidi w:val="0"/>
       </w:pPr>
       <w:bookmarkStart w:id="0" w:name="_Toc26139"/>
@@ -115,7 +114,7 @@
     </w:p>
     <w:p>
       <w:pPr>
-        <w:pStyle w:val="a0"/>
+        <w:pStyle w:val="25"/>
         <w:bidi w:val="0"/>
         <w:rPr>
           <w:rFonts w:hint="default"/>
@@ -134,17 +133,18 @@
     </w:p>
     <w:tbl>
       <w:tblPr>
-        <w:tblStyle w:val="TableGrid"/>
+        <w:tblStyle w:val="21"/>
         <w:tblW w:w="0" w:type="auto"/>
-        <w:tblInd w:w="2443" w:type="dxa"/>
+        <w:jc w:val="center"/>
         <w:tblBorders>
-          <w:top w:val="nil"/>
-          <w:left w:val="nil"/>
-          <w:bottom w:val="nil"/>
-          <w:right w:val="nil"/>
-          <w:insideH w:val="nil"/>
-          <w:insideV w:val="nil"/>
+          <w:top w:val="none" w:color="auto" w:sz="0" w:space="0"/>
+          <w:left w:val="none" w:color="auto" w:sz="0" w:space="0"/>
+          <w:bottom w:val="none" w:color="auto" w:sz="0" w:space="0"/>
+          <w:right w:val="none" w:color="auto" w:sz="0" w:space="0"/>
+          <w:insideH w:val="none" w:color="auto" w:sz="0" w:space="0"/>
+          <w:insideV w:val="none" w:color="auto" w:sz="0" w:space="0"/>
         </w:tblBorders>
+        <w:tblLayout w:type="autofit"/>
         <w:tblCellMar>
           <w:top w:w="0" w:type="dxa"/>
           <w:left w:w="108" w:type="dxa"/>
@@ -153,20 +153,18 @@
         </w:tblCellMar>
       </w:tblPr>
       <w:tblGrid>
-        <w:gridCol w:w="1818"/>
-        <w:gridCol w:w="4261"/>
+        <w:gridCol w:w="2090"/>
+        <w:gridCol w:w="3989"/>
       </w:tblGrid>
       <w:tr>
         <w:tblPrEx>
-          <w:tblW w:w="0" w:type="auto"/>
-          <w:tblInd w:w="2443" w:type="dxa"/>
           <w:tblBorders>
-            <w:top w:val="nil"/>
-            <w:left w:val="nil"/>
-            <w:bottom w:val="nil"/>
-            <w:right w:val="nil"/>
-            <w:insideH w:val="nil"/>
-            <w:insideV w:val="nil"/>
+            <w:top w:val="none" w:color="auto" w:sz="0" w:space="0"/>
+            <w:left w:val="none" w:color="auto" w:sz="0" w:space="0"/>
+            <w:bottom w:val="none" w:color="auto" w:sz="0" w:space="0"/>
+            <w:right w:val="none" w:color="auto" w:sz="0" w:space="0"/>
+            <w:insideH w:val="none" w:color="auto" w:sz="0" w:space="0"/>
+            <w:insideV w:val="none" w:color="auto" w:sz="0" w:space="0"/>
           </w:tblBorders>
           <w:tblCellMar>
             <w:top w:w="0" w:type="dxa"/>
@@ -176,28 +174,32 @@
           </w:tblCellMar>
         </w:tblPrEx>
         <w:trPr>
-          <w:trHeight w:val="810"/>
+          <w:trHeight w:val="810" w:hRule="atLeast"/>
+          <w:jc w:val="center"/>
         </w:trPr>
         <w:tc>
           <w:tcPr>
-            <w:tcW w:w="1818" w:type="dxa"/>
+            <w:tcW w:w="2090" w:type="dxa"/>
+            <w:vAlign w:val="top"/>
           </w:tcPr>
           <w:p>
             <w:pPr>
+              <w:keepNext w:val="0"/>
+              <w:keepLines w:val="0"/>
+              <w:pageBreakBefore w:val="0"/>
               <w:widowControl w:val="0"/>
+              <w:wordWrap/>
+              <w:overflowPunct/>
+              <w:bidi w:val="0"/>
               <w:rPr>
-                <w:rFonts w:ascii="宋体" w:eastAsia="宋体" w:hAnsi="宋体" w:cs="宋体" w:hint="eastAsia"/>
-                <w:sz w:val="21"/>
-                <w:szCs w:val="21"/>
+                <w:rFonts w:hint="default"/>
                 <w:vertAlign w:val="baseline"/>
                 <w:lang w:val="en-US" w:eastAsia="zh-CN"/>
               </w:rPr>
             </w:pPr>
             <w:r>
               <w:rPr>
-                <w:rFonts w:ascii="宋体" w:eastAsia="宋体" w:hAnsi="宋体" w:cs="宋体" w:hint="eastAsia"/>
-                <w:sz w:val="21"/>
-                <w:szCs w:val="21"/>
+                <w:rFonts w:hint="eastAsia"/>
                 <w:vertAlign w:val="baseline"/>
                 <w:lang w:val="en-US" w:eastAsia="zh-CN"/>
               </w:rPr>
@@ -205,10 +207,9 @@
             </w:r>
             <w:r>
               <w:rPr>
-                <w:rFonts w:ascii="宋体" w:eastAsia="宋体" w:hAnsi="宋体" w:cs="宋体" w:hint="eastAsia"/>
+                <w:rFonts w:hint="default" w:asciiTheme="minorAscii" w:hAnsiTheme="minorAscii" w:eastAsiaTheme="minorEastAsia"/>
                 <w:spacing w:val="227"/>
                 <w:sz w:val="21"/>
-                <w:szCs w:val="21"/>
                 <w:vertAlign w:val="baseline"/>
                 <w:lang w:val="en-US" w:eastAsia="zh-CN"/>
               </w:rPr>
@@ -216,11 +217,7 @@
             </w:r>
             <w:r>
               <w:rPr>
-                <w:rFonts w:ascii="宋体" w:hAnsi="宋体" w:cs="宋体" w:hint="eastAsia"/>
-                <w:spacing w:val="105"/>
-                <w:kern w:val="0"/>
-                <w:sz w:val="21"/>
-                <w:szCs w:val="21"/>
+                <w:rFonts w:hint="eastAsia"/>
                 <w:u w:val="single"/>
                 <w:vertAlign w:val="baseline"/>
                 <w:lang w:val="en-US" w:eastAsia="zh-CN"/>
@@ -231,24 +228,25 @@
         </w:tc>
         <w:tc>
           <w:tcPr>
-            <w:tcW w:w="4261" w:type="dxa"/>
+            <w:tcW w:w="3989" w:type="dxa"/>
           </w:tcPr>
           <w:p>
             <w:pPr>
+              <w:keepLines w:val="0"/>
+              <w:pageBreakBefore w:val="0"/>
               <w:widowControl w:val="0"/>
+              <w:wordWrap/>
+              <w:overflowPunct/>
+              <w:bidi w:val="0"/>
               <w:rPr>
-                <w:rFonts w:ascii="宋体" w:eastAsia="宋体" w:hAnsi="宋体" w:cs="宋体" w:hint="eastAsia"/>
-                <w:sz w:val="21"/>
-                <w:szCs w:val="21"/>
+                <w:rFonts w:hint="default"/>
                 <w:vertAlign w:val="baseline"/>
                 <w:lang w:val="en-US" w:eastAsia="zh-CN"/>
               </w:rPr>
             </w:pPr>
             <w:r>
               <w:rPr>
-                <w:rFonts w:ascii="宋体" w:eastAsia="宋体" w:hAnsi="宋体" w:cs="宋体" w:hint="eastAsia"/>
-                <w:sz w:val="21"/>
-                <w:szCs w:val="21"/>
+                <w:rFonts w:hint="eastAsia"/>
                 <w:vertAlign w:val="baseline"/>
                 <w:lang w:val="en-US" w:eastAsia="zh-CN"/>
               </w:rPr>
@@ -256,10 +254,9 @@
             </w:r>
             <w:r>
               <w:rPr>
-                <w:rFonts w:ascii="宋体" w:eastAsia="宋体" w:hAnsi="宋体" w:cs="宋体" w:hint="eastAsia"/>
+                <w:rFonts w:hint="eastAsia" w:asciiTheme="minorAscii" w:hAnsiTheme="minorAscii" w:eastAsiaTheme="minorEastAsia"/>
                 <w:spacing w:val="227"/>
                 <w:sz w:val="21"/>
-                <w:szCs w:val="21"/>
                 <w:vertAlign w:val="baseline"/>
                 <w:lang w:val="en-US" w:eastAsia="zh-CN"/>
               </w:rPr>
@@ -267,9 +264,7 @@
             </w:r>
             <w:r>
               <w:rPr>
-                <w:rFonts w:ascii="宋体" w:eastAsia="宋体" w:hAnsi="宋体" w:cs="宋体" w:hint="eastAsia"/>
-                <w:sz w:val="21"/>
-                <w:szCs w:val="21"/>
+                <w:rFonts w:hint="eastAsia"/>
                 <w:u w:val="single"/>
                 <w:vertAlign w:val="baseline"/>
                 <w:lang w:val="en-US" w:eastAsia="zh-CN"/>
@@ -281,8 +276,14 @@
       </w:tr>
       <w:tr>
         <w:tblPrEx>
-          <w:tblW w:w="0" w:type="auto"/>
-          <w:tblInd w:w="2443" w:type="dxa"/>
+          <w:tblBorders>
+            <w:top w:val="none" w:color="auto" w:sz="0" w:space="0"/>
+            <w:left w:val="none" w:color="auto" w:sz="0" w:space="0"/>
+            <w:bottom w:val="none" w:color="auto" w:sz="0" w:space="0"/>
+            <w:right w:val="none" w:color="auto" w:sz="0" w:space="0"/>
+            <w:insideH w:val="none" w:color="auto" w:sz="0" w:space="0"/>
+            <w:insideV w:val="none" w:color="auto" w:sz="0" w:space="0"/>
+          </w:tblBorders>
           <w:tblCellMar>
             <w:top w:w="0" w:type="dxa"/>
             <w:left w:w="108" w:type="dxa"/>
@@ -291,18 +292,26 @@
           </w:tblCellMar>
         </w:tblPrEx>
         <w:trPr>
-          <w:trHeight w:val="810"/>
+          <w:trHeight w:val="810" w:hRule="atLeast"/>
+          <w:jc w:val="center"/>
         </w:trPr>
         <w:tc>
           <w:tcPr>
-            <w:tcW w:w="1818" w:type="dxa"/>
+            <w:tcW w:w="2090" w:type="dxa"/>
             <w:shd w:val="clear" w:color="auto" w:fill="auto"/>
+            <w:vAlign w:val="top"/>
           </w:tcPr>
           <w:p>
             <w:pPr>
+              <w:keepNext w:val="0"/>
+              <w:keepLines w:val="0"/>
+              <w:pageBreakBefore w:val="0"/>
               <w:widowControl w:val="0"/>
+              <w:wordWrap/>
+              <w:overflowPunct/>
+              <w:bidi w:val="0"/>
               <w:rPr>
-                <w:rFonts w:ascii="宋体" w:eastAsia="宋体" w:hAnsi="宋体" w:cs="宋体" w:hint="eastAsia"/>
+                <w:rFonts w:hint="eastAsia" w:ascii="Arial" w:hAnsi="Arial" w:eastAsia="Arial" w:cs="Arial"/>
                 <w:snapToGrid w:val="0"/>
                 <w:color w:val="000000"/>
                 <w:kern w:val="0"/>
@@ -314,9 +323,7 @@
             </w:pPr>
             <w:r>
               <w:rPr>
-                <w:rFonts w:ascii="宋体" w:eastAsia="宋体" w:hAnsi="宋体" w:cs="宋体" w:hint="eastAsia"/>
-                <w:sz w:val="21"/>
-                <w:szCs w:val="21"/>
+                <w:rFonts w:hint="eastAsia"/>
                 <w:vertAlign w:val="baseline"/>
                 <w:lang w:val="en-US" w:eastAsia="zh-CN"/>
               </w:rPr>
@@ -324,10 +331,9 @@
             </w:r>
             <w:r>
               <w:rPr>
-                <w:rFonts w:ascii="宋体" w:eastAsia="宋体" w:hAnsi="宋体" w:cs="宋体" w:hint="eastAsia"/>
+                <w:rFonts w:hint="default" w:asciiTheme="minorAscii" w:hAnsiTheme="minorAscii" w:eastAsiaTheme="minorEastAsia"/>
                 <w:spacing w:val="227"/>
                 <w:sz w:val="21"/>
-                <w:szCs w:val="21"/>
                 <w:vertAlign w:val="baseline"/>
                 <w:lang w:val="en-US" w:eastAsia="zh-CN"/>
               </w:rPr>
@@ -335,29 +341,29 @@
             </w:r>
             <w:r>
               <w:rPr>
-                <w:rFonts w:ascii="宋体" w:eastAsia="宋体" w:hAnsi="宋体" w:cs="宋体" w:hint="eastAsia"/>
-                <w:spacing w:val="90"/>
-                <w:kern w:val="0"/>
-                <w:sz w:val="21"/>
-                <w:szCs w:val="21"/>
+                <w:rFonts w:hint="eastAsia"/>
                 <w:u w:val="single"/>
-                <w:vertAlign w:val="baseline"/>
                 <w:lang w:val="en-US" w:eastAsia="zh-CN"/>
               </w:rPr>
-              <w:t>严长运</w:t>
+              <w:t>刘钢要</w:t>
             </w:r>
           </w:p>
         </w:tc>
         <w:tc>
           <w:tcPr>
-            <w:tcW w:w="4261" w:type="dxa"/>
+            <w:tcW w:w="3989" w:type="dxa"/>
             <w:shd w:val="clear" w:color="auto" w:fill="auto"/>
           </w:tcPr>
           <w:p>
             <w:pPr>
+              <w:keepLines w:val="0"/>
+              <w:pageBreakBefore w:val="0"/>
               <w:widowControl w:val="0"/>
+              <w:wordWrap/>
+              <w:overflowPunct/>
+              <w:bidi w:val="0"/>
               <w:rPr>
-                <w:rFonts w:ascii="宋体" w:eastAsia="宋体" w:hAnsi="宋体" w:cs="宋体" w:hint="eastAsia"/>
+                <w:rFonts w:hint="eastAsia" w:ascii="Arial" w:hAnsi="Arial" w:eastAsia="Arial" w:cs="Arial"/>
                 <w:snapToGrid w:val="0"/>
                 <w:color w:val="000000"/>
                 <w:kern w:val="0"/>
@@ -369,9 +375,7 @@
             </w:pPr>
             <w:r>
               <w:rPr>
-                <w:rFonts w:ascii="宋体" w:eastAsia="宋体" w:hAnsi="宋体" w:cs="宋体" w:hint="eastAsia"/>
-                <w:sz w:val="21"/>
-                <w:szCs w:val="21"/>
+                <w:rFonts w:hint="eastAsia"/>
                 <w:vertAlign w:val="baseline"/>
                 <w:lang w:val="en-US" w:eastAsia="zh-CN"/>
               </w:rPr>
@@ -379,10 +383,9 @@
             </w:r>
             <w:r>
               <w:rPr>
-                <w:rFonts w:ascii="宋体" w:eastAsia="宋体" w:hAnsi="宋体" w:cs="宋体" w:hint="eastAsia"/>
+                <w:rFonts w:hint="eastAsia" w:asciiTheme="minorAscii" w:hAnsiTheme="minorAscii" w:eastAsiaTheme="minorEastAsia"/>
                 <w:spacing w:val="227"/>
                 <w:sz w:val="21"/>
-                <w:szCs w:val="21"/>
                 <w:vertAlign w:val="baseline"/>
                 <w:lang w:val="en-US" w:eastAsia="zh-CN"/>
               </w:rPr>
@@ -390,9 +393,7 @@
             </w:r>
             <w:r>
               <w:rPr>
-                <w:rFonts w:ascii="宋体" w:eastAsia="宋体" w:hAnsi="宋体" w:cs="宋体" w:hint="eastAsia"/>
-                <w:sz w:val="21"/>
-                <w:szCs w:val="21"/>
+                <w:rFonts w:hint="eastAsia"/>
                 <w:u w:val="single"/>
                 <w:vertAlign w:val="baseline"/>
                 <w:lang w:val="en-US" w:eastAsia="zh-CN"/>
@@ -404,8 +405,14 @@
       </w:tr>
       <w:tr>
         <w:tblPrEx>
-          <w:tblW w:w="0" w:type="auto"/>
-          <w:tblInd w:w="2443" w:type="dxa"/>
+          <w:tblBorders>
+            <w:top w:val="none" w:color="auto" w:sz="0" w:space="0"/>
+            <w:left w:val="none" w:color="auto" w:sz="0" w:space="0"/>
+            <w:bottom w:val="none" w:color="auto" w:sz="0" w:space="0"/>
+            <w:right w:val="none" w:color="auto" w:sz="0" w:space="0"/>
+            <w:insideH w:val="none" w:color="auto" w:sz="0" w:space="0"/>
+            <w:insideV w:val="none" w:color="auto" w:sz="0" w:space="0"/>
+          </w:tblBorders>
           <w:tblCellMar>
             <w:top w:w="0" w:type="dxa"/>
             <w:left w:w="108" w:type="dxa"/>
@@ -414,28 +421,30 @@
           </w:tblCellMar>
         </w:tblPrEx>
         <w:trPr>
-          <w:trHeight w:val="635"/>
+          <w:trHeight w:val="635" w:hRule="atLeast"/>
+          <w:jc w:val="center"/>
         </w:trPr>
         <w:tc>
           <w:tcPr>
-            <w:tcW w:w="1818" w:type="dxa"/>
+            <w:tcW w:w="2090" w:type="dxa"/>
           </w:tcPr>
           <w:p>
             <w:pPr>
+              <w:keepLines w:val="0"/>
+              <w:pageBreakBefore w:val="0"/>
               <w:widowControl w:val="0"/>
+              <w:wordWrap/>
+              <w:overflowPunct/>
+              <w:bidi w:val="0"/>
               <w:rPr>
-                <w:rFonts w:ascii="宋体" w:eastAsia="宋体" w:hAnsi="宋体" w:cs="宋体" w:hint="eastAsia"/>
-                <w:sz w:val="21"/>
-                <w:szCs w:val="21"/>
+                <w:rFonts w:hint="eastAsia"/>
                 <w:vertAlign w:val="baseline"/>
                 <w:lang w:val="en-US" w:eastAsia="zh-CN"/>
               </w:rPr>
             </w:pPr>
             <w:r>
               <w:rPr>
-                <w:rFonts w:ascii="宋体" w:eastAsia="宋体" w:hAnsi="宋体" w:cs="宋体" w:hint="eastAsia"/>
-                <w:sz w:val="21"/>
-                <w:szCs w:val="21"/>
+                <w:rFonts w:hint="eastAsia"/>
                 <w:vertAlign w:val="baseline"/>
                 <w:lang w:val="en-US" w:eastAsia="zh-CN"/>
               </w:rPr>
@@ -443,10 +452,9 @@
             </w:r>
             <w:r>
               <w:rPr>
-                <w:rFonts w:ascii="宋体" w:eastAsia="宋体" w:hAnsi="宋体" w:cs="宋体" w:hint="eastAsia"/>
+                <w:rFonts w:hint="eastAsia" w:asciiTheme="minorAscii" w:hAnsiTheme="minorAscii" w:eastAsiaTheme="minorEastAsia"/>
                 <w:spacing w:val="227"/>
                 <w:sz w:val="21"/>
-                <w:szCs w:val="21"/>
                 <w:vertAlign w:val="baseline"/>
                 <w:lang w:val="en-US" w:eastAsia="zh-CN"/>
               </w:rPr>
@@ -454,9 +462,7 @@
             </w:r>
             <w:r>
               <w:rPr>
-                <w:rFonts w:ascii="宋体" w:eastAsia="宋体" w:hAnsi="宋体" w:cs="宋体" w:hint="eastAsia"/>
-                <w:sz w:val="21"/>
-                <w:szCs w:val="21"/>
+                <w:rFonts w:hint="eastAsia"/>
                 <w:u w:val="single"/>
                 <w:lang w:val="en-US" w:eastAsia="zh-CN"/>
               </w:rPr>
@@ -466,24 +472,25 @@
         </w:tc>
         <w:tc>
           <w:tcPr>
-            <w:tcW w:w="4261" w:type="dxa"/>
+            <w:tcW w:w="3989" w:type="dxa"/>
           </w:tcPr>
           <w:p>
             <w:pPr>
+              <w:keepLines w:val="0"/>
+              <w:pageBreakBefore w:val="0"/>
               <w:widowControl w:val="0"/>
+              <w:wordWrap/>
+              <w:overflowPunct/>
+              <w:bidi w:val="0"/>
               <w:rPr>
-                <w:rFonts w:ascii="宋体" w:eastAsia="宋体" w:hAnsi="宋体" w:cs="宋体" w:hint="eastAsia"/>
-                <w:sz w:val="21"/>
-                <w:szCs w:val="21"/>
+                <w:rFonts w:hint="default"/>
                 <w:vertAlign w:val="baseline"/>
                 <w:lang w:val="en-US" w:eastAsia="zh-CN"/>
               </w:rPr>
             </w:pPr>
             <w:r>
               <w:rPr>
-                <w:rFonts w:ascii="宋体" w:eastAsia="宋体" w:hAnsi="宋体" w:cs="宋体" w:hint="eastAsia"/>
-                <w:sz w:val="21"/>
-                <w:szCs w:val="21"/>
+                <w:rFonts w:hint="eastAsia"/>
                 <w:vertAlign w:val="baseline"/>
                 <w:lang w:val="en-US" w:eastAsia="zh-CN"/>
               </w:rPr>
@@ -491,10 +498,9 @@
             </w:r>
             <w:r>
               <w:rPr>
-                <w:rFonts w:ascii="宋体" w:eastAsia="宋体" w:hAnsi="宋体" w:cs="宋体" w:hint="eastAsia"/>
+                <w:rFonts w:hint="eastAsia" w:asciiTheme="minorAscii" w:hAnsiTheme="minorAscii" w:eastAsiaTheme="minorEastAsia"/>
                 <w:spacing w:val="227"/>
                 <w:sz w:val="21"/>
-                <w:szCs w:val="21"/>
                 <w:vertAlign w:val="baseline"/>
                 <w:lang w:val="en-US" w:eastAsia="zh-CN"/>
               </w:rPr>
@@ -502,9 +508,7 @@
             </w:r>
             <w:r>
               <w:rPr>
-                <w:rFonts w:ascii="宋体" w:eastAsia="宋体" w:hAnsi="宋体" w:cs="宋体" w:hint="eastAsia"/>
-                <w:sz w:val="21"/>
-                <w:szCs w:val="21"/>
+                <w:rFonts w:hint="eastAsia"/>
                 <w:u w:val="single"/>
                 <w:vertAlign w:val="baseline"/>
                 <w:lang w:val="en-US" w:eastAsia="zh-CN"/>
@@ -525,14 +529,14 @@
         <w:spacing w:before="153" w:line="225" w:lineRule="auto"/>
         <w:ind w:left="3634"/>
         <w:rPr>
-          <w:rFonts w:ascii="宋体" w:eastAsia="宋体" w:hAnsi="宋体" w:cs="宋体"/>
+          <w:rFonts w:ascii="宋体" w:hAnsi="宋体" w:eastAsia="宋体" w:cs="宋体"/>
           <w:sz w:val="31"/>
           <w:szCs w:val="31"/>
         </w:rPr>
       </w:pPr>
       <w:r>
         <w:rPr>
-          <w:rFonts w:ascii="宋体" w:eastAsia="宋体" w:hAnsi="宋体" w:cs="宋体"/>
+          <w:rFonts w:ascii="宋体" w:hAnsi="宋体" w:eastAsia="宋体" w:cs="宋体"/>
           <w:b/>
           <w:bCs/>
           <w:spacing w:val="4"/>
@@ -544,16 +548,16 @@
     </w:p>
     <w:tbl>
       <w:tblPr>
-        <w:tblStyle w:val="TableNormal0"/>
+        <w:tblStyle w:val="26"/>
         <w:tblW w:w="8301" w:type="dxa"/>
         <w:tblInd w:w="2" w:type="dxa"/>
         <w:tblBorders>
-          <w:top w:val="single" w:sz="2" w:space="0" w:color="000000"/>
-          <w:left w:val="single" w:sz="2" w:space="0" w:color="000000"/>
-          <w:bottom w:val="single" w:sz="2" w:space="0" w:color="000000"/>
-          <w:right w:val="single" w:sz="2" w:space="0" w:color="000000"/>
-          <w:insideH w:val="single" w:sz="2" w:space="0" w:color="000000"/>
-          <w:insideV w:val="single" w:sz="2" w:space="0" w:color="000000"/>
+          <w:top w:val="single" w:color="000000" w:sz="2" w:space="0"/>
+          <w:left w:val="single" w:color="000000" w:sz="2" w:space="0"/>
+          <w:bottom w:val="single" w:color="000000" w:sz="2" w:space="0"/>
+          <w:right w:val="single" w:color="000000" w:sz="2" w:space="0"/>
+          <w:insideH w:val="single" w:color="000000" w:sz="2" w:space="0"/>
+          <w:insideV w:val="single" w:color="000000" w:sz="2" w:space="0"/>
         </w:tblBorders>
         <w:tblLayout w:type="fixed"/>
         <w:tblCellMar>
@@ -573,17 +577,14 @@
       </w:tblGrid>
       <w:tr>
         <w:tblPrEx>
-          <w:tblW w:w="8301" w:type="dxa"/>
-          <w:tblInd w:w="2" w:type="dxa"/>
           <w:tblBorders>
-            <w:top w:val="single" w:sz="2" w:space="0" w:color="000000"/>
-            <w:left w:val="single" w:sz="2" w:space="0" w:color="000000"/>
-            <w:bottom w:val="single" w:sz="2" w:space="0" w:color="000000"/>
-            <w:right w:val="single" w:sz="2" w:space="0" w:color="000000"/>
-            <w:insideH w:val="single" w:sz="2" w:space="0" w:color="000000"/>
-            <w:insideV w:val="single" w:sz="2" w:space="0" w:color="000000"/>
+            <w:top w:val="single" w:color="000000" w:sz="2" w:space="0"/>
+            <w:left w:val="single" w:color="000000" w:sz="2" w:space="0"/>
+            <w:bottom w:val="single" w:color="000000" w:sz="2" w:space="0"/>
+            <w:right w:val="single" w:color="000000" w:sz="2" w:space="0"/>
+            <w:insideH w:val="single" w:color="000000" w:sz="2" w:space="0"/>
+            <w:insideV w:val="single" w:color="000000" w:sz="2" w:space="0"/>
           </w:tblBorders>
-          <w:tblLayout w:type="fixed"/>
           <w:tblCellMar>
             <w:top w:w="0" w:type="dxa"/>
             <w:left w:w="0" w:type="dxa"/>
@@ -592,7 +593,7 @@
           </w:tblCellMar>
         </w:tblPrEx>
         <w:trPr>
-          <w:trHeight w:val="593"/>
+          <w:trHeight w:val="593" w:hRule="atLeast"/>
         </w:trPr>
         <w:tc>
           <w:tcPr>
@@ -603,14 +604,14 @@
               <w:spacing w:before="176" w:line="228" w:lineRule="auto"/>
               <w:ind w:left="607"/>
               <w:rPr>
-                <w:rFonts w:ascii="宋体" w:eastAsia="宋体" w:hAnsi="宋体" w:cs="宋体"/>
+                <w:rFonts w:ascii="宋体" w:hAnsi="宋体" w:eastAsia="宋体" w:cs="宋体"/>
                 <w:sz w:val="20"/>
                 <w:szCs w:val="20"/>
               </w:rPr>
             </w:pPr>
             <w:r>
               <w:rPr>
-                <w:rFonts w:ascii="宋体" w:eastAsia="宋体" w:hAnsi="宋体" w:cs="宋体"/>
+                <w:rFonts w:ascii="宋体" w:hAnsi="宋体" w:eastAsia="宋体" w:cs="宋体"/>
                 <w:spacing w:val="-14"/>
                 <w:sz w:val="20"/>
                 <w:szCs w:val="20"/>
@@ -628,14 +629,14 @@
               <w:spacing w:before="175" w:line="227" w:lineRule="auto"/>
               <w:ind w:left="253"/>
               <w:rPr>
-                <w:rFonts w:ascii="宋体" w:eastAsia="宋体" w:hAnsi="宋体" w:cs="宋体"/>
+                <w:rFonts w:ascii="宋体" w:hAnsi="宋体" w:eastAsia="宋体" w:cs="宋体"/>
                 <w:sz w:val="20"/>
                 <w:szCs w:val="20"/>
               </w:rPr>
             </w:pPr>
             <w:r>
               <w:rPr>
-                <w:rFonts w:ascii="宋体" w:eastAsia="宋体" w:hAnsi="宋体" w:cs="宋体"/>
+                <w:rFonts w:ascii="宋体" w:hAnsi="宋体" w:eastAsia="宋体" w:cs="宋体"/>
                 <w:spacing w:val="4"/>
                 <w:sz w:val="20"/>
                 <w:szCs w:val="20"/>
@@ -653,14 +654,14 @@
               <w:spacing w:before="175" w:line="228" w:lineRule="auto"/>
               <w:ind w:left="730"/>
               <w:rPr>
-                <w:rFonts w:ascii="宋体" w:eastAsia="宋体" w:hAnsi="宋体" w:cs="宋体"/>
+                <w:rFonts w:ascii="宋体" w:hAnsi="宋体" w:eastAsia="宋体" w:cs="宋体"/>
                 <w:sz w:val="20"/>
                 <w:szCs w:val="20"/>
               </w:rPr>
             </w:pPr>
             <w:r>
               <w:rPr>
-                <w:rFonts w:ascii="宋体" w:eastAsia="宋体" w:hAnsi="宋体" w:cs="宋体"/>
+                <w:rFonts w:ascii="宋体" w:hAnsi="宋体" w:eastAsia="宋体" w:cs="宋体"/>
                 <w:spacing w:val="7"/>
                 <w:sz w:val="20"/>
                 <w:szCs w:val="20"/>
@@ -678,14 +679,14 @@
               <w:spacing w:before="175" w:line="228" w:lineRule="auto"/>
               <w:ind w:left="310"/>
               <w:rPr>
-                <w:rFonts w:ascii="宋体" w:eastAsia="宋体" w:hAnsi="宋体" w:cs="宋体"/>
+                <w:rFonts w:ascii="宋体" w:hAnsi="宋体" w:eastAsia="宋体" w:cs="宋体"/>
                 <w:sz w:val="20"/>
                 <w:szCs w:val="20"/>
               </w:rPr>
             </w:pPr>
             <w:r>
               <w:rPr>
-                <w:rFonts w:ascii="宋体" w:eastAsia="宋体" w:hAnsi="宋体" w:cs="宋体"/>
+                <w:rFonts w:ascii="宋体" w:hAnsi="宋体" w:eastAsia="宋体" w:cs="宋体"/>
                 <w:spacing w:val="6"/>
                 <w:sz w:val="20"/>
                 <w:szCs w:val="20"/>
@@ -703,7 +704,7 @@
               <w:spacing w:before="175" w:line="228" w:lineRule="auto"/>
               <w:ind w:left="310"/>
               <w:rPr>
-                <w:rFonts w:ascii="宋体" w:eastAsia="宋体" w:hAnsi="宋体" w:cs="宋体" w:hint="eastAsia"/>
+                <w:rFonts w:hint="eastAsia" w:ascii="宋体" w:hAnsi="宋体" w:eastAsia="宋体" w:cs="宋体"/>
                 <w:spacing w:val="6"/>
                 <w:sz w:val="20"/>
                 <w:szCs w:val="20"/>
@@ -712,7 +713,7 @@
             </w:pPr>
             <w:r>
               <w:rPr>
-                <w:rFonts w:ascii="宋体" w:eastAsia="宋体" w:hAnsi="宋体" w:cs="宋体" w:hint="eastAsia"/>
+                <w:rFonts w:hint="eastAsia" w:ascii="宋体" w:hAnsi="宋体" w:eastAsia="宋体" w:cs="宋体"/>
                 <w:spacing w:val="6"/>
                 <w:sz w:val="20"/>
                 <w:szCs w:val="20"/>
@@ -731,14 +732,14 @@
               <w:spacing w:before="176" w:line="229" w:lineRule="auto"/>
               <w:ind w:left="311"/>
               <w:rPr>
-                <w:rFonts w:ascii="宋体" w:eastAsia="宋体" w:hAnsi="宋体" w:cs="宋体"/>
+                <w:rFonts w:ascii="宋体" w:hAnsi="宋体" w:eastAsia="宋体" w:cs="宋体"/>
                 <w:sz w:val="20"/>
                 <w:szCs w:val="20"/>
               </w:rPr>
             </w:pPr>
             <w:r>
               <w:rPr>
-                <w:rFonts w:ascii="宋体" w:eastAsia="宋体" w:hAnsi="宋体" w:cs="宋体"/>
+                <w:rFonts w:ascii="宋体" w:hAnsi="宋体" w:eastAsia="宋体" w:cs="宋体"/>
                 <w:spacing w:val="7"/>
                 <w:sz w:val="20"/>
                 <w:szCs w:val="20"/>
@@ -750,9 +751,14 @@
       </w:tr>
       <w:tr>
         <w:tblPrEx>
-          <w:tblW w:w="8301" w:type="dxa"/>
-          <w:tblInd w:w="2" w:type="dxa"/>
-          <w:tblLayout w:type="fixed"/>
+          <w:tblBorders>
+            <w:top w:val="single" w:color="000000" w:sz="2" w:space="0"/>
+            <w:left w:val="single" w:color="000000" w:sz="2" w:space="0"/>
+            <w:bottom w:val="single" w:color="000000" w:sz="2" w:space="0"/>
+            <w:right w:val="single" w:color="000000" w:sz="2" w:space="0"/>
+            <w:insideH w:val="single" w:color="000000" w:sz="2" w:space="0"/>
+            <w:insideV w:val="single" w:color="000000" w:sz="2" w:space="0"/>
+          </w:tblBorders>
           <w:tblCellMar>
             <w:top w:w="0" w:type="dxa"/>
             <w:left w:w="0" w:type="dxa"/>
@@ -761,7 +767,7 @@
           </w:tblCellMar>
         </w:tblPrEx>
         <w:trPr>
-          <w:trHeight w:val="556"/>
+          <w:trHeight w:val="556" w:hRule="atLeast"/>
         </w:trPr>
         <w:tc>
           <w:tcPr>
@@ -772,14 +778,14 @@
               <w:spacing w:before="173" w:line="267" w:lineRule="exact"/>
               <w:ind w:left="260"/>
               <w:rPr>
-                <w:rFonts w:ascii="宋体" w:eastAsia="宋体" w:hAnsi="宋体" w:cs="宋体"/>
+                <w:rFonts w:ascii="宋体" w:hAnsi="宋体" w:eastAsia="宋体" w:cs="宋体"/>
                 <w:sz w:val="20"/>
                 <w:szCs w:val="20"/>
               </w:rPr>
             </w:pPr>
             <w:r>
               <w:rPr>
-                <w:rFonts w:ascii="宋体" w:eastAsia="宋体" w:hAnsi="宋体" w:cs="宋体"/>
+                <w:rFonts w:ascii="宋体" w:hAnsi="宋体" w:eastAsia="宋体" w:cs="宋体"/>
                 <w:spacing w:val="3"/>
                 <w:position w:val="1"/>
                 <w:sz w:val="20"/>
@@ -798,14 +804,14 @@
               <w:spacing w:before="173" w:line="267" w:lineRule="exact"/>
               <w:ind w:left="248"/>
               <w:rPr>
-                <w:rFonts w:ascii="宋体" w:eastAsia="宋体" w:hAnsi="宋体" w:cs="宋体"/>
+                <w:rFonts w:ascii="宋体" w:hAnsi="宋体" w:eastAsia="宋体" w:cs="宋体"/>
                 <w:sz w:val="20"/>
                 <w:szCs w:val="20"/>
               </w:rPr>
             </w:pPr>
             <w:r>
               <w:rPr>
-                <w:rFonts w:ascii="宋体" w:eastAsia="宋体" w:hAnsi="宋体" w:cs="宋体"/>
+                <w:rFonts w:ascii="宋体" w:hAnsi="宋体" w:eastAsia="宋体" w:cs="宋体"/>
                 <w:spacing w:val="4"/>
                 <w:position w:val="1"/>
                 <w:sz w:val="20"/>
@@ -825,14 +831,14 @@
               <w:ind w:left="114"/>
               <w:jc w:val="center"/>
               <w:rPr>
-                <w:rFonts w:ascii="宋体" w:eastAsia="宋体" w:hAnsi="宋体" w:cs="宋体"/>
+                <w:rFonts w:ascii="宋体" w:hAnsi="宋体" w:eastAsia="宋体" w:cs="宋体"/>
                 <w:sz w:val="20"/>
                 <w:szCs w:val="20"/>
               </w:rPr>
             </w:pPr>
             <w:r>
               <w:rPr>
-                <w:rFonts w:ascii="宋体" w:eastAsia="宋体" w:hAnsi="宋体" w:cs="宋体"/>
+                <w:rFonts w:ascii="宋体" w:hAnsi="宋体" w:eastAsia="宋体" w:cs="宋体"/>
                 <w:spacing w:val="7"/>
                 <w:sz w:val="20"/>
                 <w:szCs w:val="20"/>
@@ -844,13 +850,21 @@
         <w:tc>
           <w:tcPr>
             <w:tcW w:w="1148" w:type="dxa"/>
+            <w:vAlign w:val="top"/>
           </w:tcPr>
           <w:p>
             <w:pPr>
+              <w:keepNext w:val="0"/>
+              <w:keepLines w:val="0"/>
+              <w:pageBreakBefore w:val="0"/>
+              <w:widowControl w:val="0"/>
+              <w:wordWrap/>
+              <w:overflowPunct/>
+              <w:bidi w:val="0"/>
               <w:spacing w:before="172" w:line="228" w:lineRule="auto"/>
-              <w:ind w:left="313"/>
+              <w:ind w:left="313" w:leftChars="0"/>
               <w:rPr>
-                <w:rFonts w:ascii="宋体" w:eastAsia="宋体" w:hAnsi="宋体" w:cs="宋体" w:hint="eastAsia"/>
+                <w:rFonts w:hint="eastAsia" w:ascii="宋体" w:hAnsi="宋体" w:eastAsia="宋体" w:cs="宋体"/>
                 <w:sz w:val="20"/>
                 <w:szCs w:val="20"/>
                 <w:lang w:val="en-US" w:eastAsia="zh-CN"/>
@@ -858,13 +872,9 @@
             </w:pPr>
             <w:r>
               <w:rPr>
-                <w:rFonts w:ascii="宋体" w:hAnsi="宋体" w:cs="宋体" w:hint="eastAsia"/>
-                <w:spacing w:val="105"/>
-                <w:kern w:val="0"/>
-                <w:sz w:val="21"/>
-                <w:szCs w:val="21"/>
-                <w:u w:val="none"/>
-                <w:vertAlign w:val="baseline"/>
+                <w:rFonts w:hint="eastAsia" w:ascii="宋体" w:hAnsi="宋体" w:cs="宋体"/>
+                <w:sz w:val="20"/>
+                <w:szCs w:val="20"/>
                 <w:lang w:val="en-US" w:eastAsia="zh-CN"/>
               </w:rPr>
               <w:t>王潇</w:t>
@@ -874,31 +884,33 @@
         <w:tc>
           <w:tcPr>
             <w:tcW w:w="1150" w:type="dxa"/>
+            <w:vAlign w:val="top"/>
           </w:tcPr>
           <w:p>
             <w:pPr>
+              <w:keepNext w:val="0"/>
+              <w:keepLines w:val="0"/>
+              <w:pageBreakBefore w:val="0"/>
+              <w:widowControl w:val="0"/>
+              <w:wordWrap/>
+              <w:overflowPunct/>
+              <w:bidi w:val="0"/>
               <w:spacing w:before="172" w:line="228" w:lineRule="auto"/>
-              <w:ind w:left="313"/>
+              <w:ind w:left="313" w:leftChars="0"/>
               <w:rPr>
-                <w:rFonts w:ascii="宋体" w:eastAsia="宋体" w:hAnsi="宋体" w:cs="宋体" w:hint="eastAsia"/>
+                <w:rFonts w:hint="eastAsia" w:ascii="宋体" w:hAnsi="宋体" w:eastAsia="宋体" w:cs="宋体"/>
                 <w:spacing w:val="5"/>
                 <w:sz w:val="20"/>
                 <w:szCs w:val="20"/>
               </w:rPr>
             </w:pPr>
-            <w:bookmarkStart w:id="2" w:name="_GoBack"/>
             <w:r>
               <w:rPr>
-                <w:rFonts w:ascii="宋体" w:eastAsia="宋体" w:hAnsi="宋体" w:cs="宋体" w:hint="eastAsia"/>
-                <w:spacing w:val="100"/>
-                <w:kern w:val="0"/>
-                <w:sz w:val="20"/>
-                <w:szCs w:val="20"/>
+                <w:rFonts w:hint="eastAsia"/>
                 <w:lang w:val="en-US" w:eastAsia="zh-CN"/>
               </w:rPr>
-              <w:t>严长运</w:t>
+              <w:t>刘钢要</w:t>
             </w:r>
-            <w:bookmarkEnd w:id="2"/>
           </w:p>
         </w:tc>
         <w:tc>
@@ -910,14 +922,14 @@
               <w:spacing w:before="173" w:line="229" w:lineRule="auto"/>
               <w:ind w:left="314"/>
               <w:rPr>
-                <w:rFonts w:ascii="宋体" w:eastAsia="宋体" w:hAnsi="宋体" w:cs="宋体"/>
+                <w:rFonts w:ascii="宋体" w:hAnsi="宋体" w:eastAsia="宋体" w:cs="宋体"/>
                 <w:sz w:val="20"/>
                 <w:szCs w:val="20"/>
               </w:rPr>
             </w:pPr>
             <w:r>
               <w:rPr>
-                <w:rFonts w:ascii="宋体" w:eastAsia="宋体" w:hAnsi="宋体" w:cs="宋体" w:hint="eastAsia"/>
+                <w:rFonts w:hint="eastAsia" w:ascii="宋体" w:hAnsi="宋体" w:eastAsia="宋体" w:cs="宋体"/>
                 <w:spacing w:val="6"/>
                 <w:sz w:val="20"/>
                 <w:szCs w:val="20"/>
@@ -930,9 +942,14 @@
       </w:tr>
       <w:tr>
         <w:tblPrEx>
-          <w:tblW w:w="8301" w:type="dxa"/>
-          <w:tblInd w:w="2" w:type="dxa"/>
-          <w:tblLayout w:type="fixed"/>
+          <w:tblBorders>
+            <w:top w:val="single" w:color="000000" w:sz="2" w:space="0"/>
+            <w:left w:val="single" w:color="000000" w:sz="2" w:space="0"/>
+            <w:bottom w:val="single" w:color="000000" w:sz="2" w:space="0"/>
+            <w:right w:val="single" w:color="000000" w:sz="2" w:space="0"/>
+            <w:insideH w:val="single" w:color="000000" w:sz="2" w:space="0"/>
+            <w:insideV w:val="single" w:color="000000" w:sz="2" w:space="0"/>
+          </w:tblBorders>
           <w:tblCellMar>
             <w:top w:w="0" w:type="dxa"/>
             <w:left w:w="0" w:type="dxa"/>
@@ -941,7 +958,7 @@
           </w:tblCellMar>
         </w:tblPrEx>
         <w:trPr>
-          <w:trHeight w:val="556"/>
+          <w:trHeight w:val="556" w:hRule="atLeast"/>
         </w:trPr>
         <w:tc>
           <w:tcPr>
@@ -949,7 +966,7 @@
           </w:tcPr>
           <w:p>
             <w:pPr>
-              <w:pStyle w:val="TableText"/>
+              <w:pStyle w:val="27"/>
             </w:pPr>
           </w:p>
         </w:tc>
@@ -959,7 +976,7 @@
           </w:tcPr>
           <w:p>
             <w:pPr>
-              <w:pStyle w:val="TableText"/>
+              <w:pStyle w:val="27"/>
             </w:pPr>
           </w:p>
         </w:tc>
@@ -969,7 +986,7 @@
           </w:tcPr>
           <w:p>
             <w:pPr>
-              <w:pStyle w:val="TableText"/>
+              <w:pStyle w:val="27"/>
             </w:pPr>
           </w:p>
         </w:tc>
@@ -1001,25 +1018,24 @@
           </w:tcPr>
           <w:p>
             <w:pPr>
-              <w:pStyle w:val="TableText"/>
+              <w:pStyle w:val="27"/>
             </w:pPr>
           </w:p>
         </w:tc>
       </w:tr>
       <w:tr>
         <w:tblPrEx>
-          <w:tblW w:w="8301" w:type="dxa"/>
-          <w:tblInd w:w="2" w:type="dxa"/>
-          <w:tblLayout w:type="fixed"/>
-          <w:tblCellMar>
-            <w:top w:w="0" w:type="dxa"/>
-            <w:left w:w="0" w:type="dxa"/>
-            <w:bottom w:w="0" w:type="dxa"/>
-            <w:right w:w="0" w:type="dxa"/>
-          </w:tblCellMar>
+          <w:tblBorders>
+            <w:top w:val="single" w:color="000000" w:sz="2" w:space="0"/>
+            <w:left w:val="single" w:color="000000" w:sz="2" w:space="0"/>
+            <w:bottom w:val="single" w:color="000000" w:sz="2" w:space="0"/>
+            <w:right w:val="single" w:color="000000" w:sz="2" w:space="0"/>
+            <w:insideH w:val="single" w:color="000000" w:sz="2" w:space="0"/>
+            <w:insideV w:val="single" w:color="000000" w:sz="2" w:space="0"/>
+          </w:tblBorders>
         </w:tblPrEx>
         <w:trPr>
-          <w:trHeight w:val="556"/>
+          <w:trHeight w:val="556" w:hRule="atLeast"/>
         </w:trPr>
         <w:tc>
           <w:tcPr>
@@ -1027,7 +1043,7 @@
           </w:tcPr>
           <w:p>
             <w:pPr>
-              <w:pStyle w:val="TableText"/>
+              <w:pStyle w:val="27"/>
             </w:pPr>
           </w:p>
         </w:tc>
@@ -1037,7 +1053,7 @@
           </w:tcPr>
           <w:p>
             <w:pPr>
-              <w:pStyle w:val="TableText"/>
+              <w:pStyle w:val="27"/>
             </w:pPr>
           </w:p>
         </w:tc>
@@ -1047,7 +1063,7 @@
           </w:tcPr>
           <w:p>
             <w:pPr>
-              <w:pStyle w:val="TableText"/>
+              <w:pStyle w:val="27"/>
             </w:pPr>
           </w:p>
         </w:tc>
@@ -1079,16 +1095,21 @@
           </w:tcPr>
           <w:p>
             <w:pPr>
-              <w:pStyle w:val="TableText"/>
+              <w:pStyle w:val="27"/>
             </w:pPr>
           </w:p>
         </w:tc>
       </w:tr>
       <w:tr>
         <w:tblPrEx>
-          <w:tblW w:w="8301" w:type="dxa"/>
-          <w:tblInd w:w="2" w:type="dxa"/>
-          <w:tblLayout w:type="fixed"/>
+          <w:tblBorders>
+            <w:top w:val="single" w:color="000000" w:sz="2" w:space="0"/>
+            <w:left w:val="single" w:color="000000" w:sz="2" w:space="0"/>
+            <w:bottom w:val="single" w:color="000000" w:sz="2" w:space="0"/>
+            <w:right w:val="single" w:color="000000" w:sz="2" w:space="0"/>
+            <w:insideH w:val="single" w:color="000000" w:sz="2" w:space="0"/>
+            <w:insideV w:val="single" w:color="000000" w:sz="2" w:space="0"/>
+          </w:tblBorders>
           <w:tblCellMar>
             <w:top w:w="0" w:type="dxa"/>
             <w:left w:w="0" w:type="dxa"/>
@@ -1097,7 +1118,7 @@
           </w:tblCellMar>
         </w:tblPrEx>
         <w:trPr>
-          <w:trHeight w:val="557"/>
+          <w:trHeight w:val="557" w:hRule="atLeast"/>
         </w:trPr>
         <w:tc>
           <w:tcPr>
@@ -1105,7 +1126,7 @@
           </w:tcPr>
           <w:p>
             <w:pPr>
-              <w:pStyle w:val="TableText"/>
+              <w:pStyle w:val="27"/>
             </w:pPr>
           </w:p>
         </w:tc>
@@ -1115,7 +1136,7 @@
           </w:tcPr>
           <w:p>
             <w:pPr>
-              <w:pStyle w:val="TableText"/>
+              <w:pStyle w:val="27"/>
             </w:pPr>
           </w:p>
         </w:tc>
@@ -1125,7 +1146,7 @@
           </w:tcPr>
           <w:p>
             <w:pPr>
-              <w:pStyle w:val="TableText"/>
+              <w:pStyle w:val="27"/>
             </w:pPr>
           </w:p>
         </w:tc>
@@ -1135,7 +1156,7 @@
           </w:tcPr>
           <w:p>
             <w:pPr>
-              <w:pStyle w:val="TableText"/>
+              <w:pStyle w:val="27"/>
             </w:pPr>
           </w:p>
         </w:tc>
@@ -1145,7 +1166,7 @@
           </w:tcPr>
           <w:p>
             <w:pPr>
-              <w:pStyle w:val="TableText"/>
+              <w:pStyle w:val="27"/>
             </w:pPr>
           </w:p>
         </w:tc>
@@ -1155,16 +1176,21 @@
           </w:tcPr>
           <w:p>
             <w:pPr>
-              <w:pStyle w:val="TableText"/>
+              <w:pStyle w:val="27"/>
             </w:pPr>
           </w:p>
         </w:tc>
       </w:tr>
       <w:tr>
         <w:tblPrEx>
-          <w:tblW w:w="8301" w:type="dxa"/>
-          <w:tblInd w:w="2" w:type="dxa"/>
-          <w:tblLayout w:type="fixed"/>
+          <w:tblBorders>
+            <w:top w:val="single" w:color="000000" w:sz="2" w:space="0"/>
+            <w:left w:val="single" w:color="000000" w:sz="2" w:space="0"/>
+            <w:bottom w:val="single" w:color="000000" w:sz="2" w:space="0"/>
+            <w:right w:val="single" w:color="000000" w:sz="2" w:space="0"/>
+            <w:insideH w:val="single" w:color="000000" w:sz="2" w:space="0"/>
+            <w:insideV w:val="single" w:color="000000" w:sz="2" w:space="0"/>
+          </w:tblBorders>
           <w:tblCellMar>
             <w:top w:w="0" w:type="dxa"/>
             <w:left w:w="0" w:type="dxa"/>
@@ -1173,7 +1199,7 @@
           </w:tblCellMar>
         </w:tblPrEx>
         <w:trPr>
-          <w:trHeight w:val="556"/>
+          <w:trHeight w:val="556" w:hRule="atLeast"/>
         </w:trPr>
         <w:tc>
           <w:tcPr>
@@ -1181,7 +1207,7 @@
           </w:tcPr>
           <w:p>
             <w:pPr>
-              <w:pStyle w:val="TableText"/>
+              <w:pStyle w:val="27"/>
             </w:pPr>
           </w:p>
         </w:tc>
@@ -1191,7 +1217,7 @@
           </w:tcPr>
           <w:p>
             <w:pPr>
-              <w:pStyle w:val="TableText"/>
+              <w:pStyle w:val="27"/>
             </w:pPr>
           </w:p>
         </w:tc>
@@ -1201,7 +1227,7 @@
           </w:tcPr>
           <w:p>
             <w:pPr>
-              <w:pStyle w:val="TableText"/>
+              <w:pStyle w:val="27"/>
             </w:pPr>
           </w:p>
         </w:tc>
@@ -1211,7 +1237,7 @@
           </w:tcPr>
           <w:p>
             <w:pPr>
-              <w:pStyle w:val="TableText"/>
+              <w:pStyle w:val="27"/>
             </w:pPr>
           </w:p>
         </w:tc>
@@ -1221,7 +1247,7 @@
           </w:tcPr>
           <w:p>
             <w:pPr>
-              <w:pStyle w:val="TableText"/>
+              <w:pStyle w:val="27"/>
             </w:pPr>
           </w:p>
         </w:tc>
@@ -1231,16 +1257,21 @@
           </w:tcPr>
           <w:p>
             <w:pPr>
-              <w:pStyle w:val="TableText"/>
+              <w:pStyle w:val="27"/>
             </w:pPr>
           </w:p>
         </w:tc>
       </w:tr>
       <w:tr>
         <w:tblPrEx>
-          <w:tblW w:w="8301" w:type="dxa"/>
-          <w:tblInd w:w="2" w:type="dxa"/>
-          <w:tblLayout w:type="fixed"/>
+          <w:tblBorders>
+            <w:top w:val="single" w:color="000000" w:sz="2" w:space="0"/>
+            <w:left w:val="single" w:color="000000" w:sz="2" w:space="0"/>
+            <w:bottom w:val="single" w:color="000000" w:sz="2" w:space="0"/>
+            <w:right w:val="single" w:color="000000" w:sz="2" w:space="0"/>
+            <w:insideH w:val="single" w:color="000000" w:sz="2" w:space="0"/>
+            <w:insideV w:val="single" w:color="000000" w:sz="2" w:space="0"/>
+          </w:tblBorders>
           <w:tblCellMar>
             <w:top w:w="0" w:type="dxa"/>
             <w:left w:w="0" w:type="dxa"/>
@@ -1249,7 +1280,7 @@
           </w:tblCellMar>
         </w:tblPrEx>
         <w:trPr>
-          <w:trHeight w:val="561"/>
+          <w:trHeight w:val="561" w:hRule="atLeast"/>
         </w:trPr>
         <w:tc>
           <w:tcPr>
@@ -1257,7 +1288,7 @@
           </w:tcPr>
           <w:p>
             <w:pPr>
-              <w:pStyle w:val="TableText"/>
+              <w:pStyle w:val="27"/>
             </w:pPr>
           </w:p>
         </w:tc>
@@ -1267,7 +1298,7 @@
           </w:tcPr>
           <w:p>
             <w:pPr>
-              <w:pStyle w:val="TableText"/>
+              <w:pStyle w:val="27"/>
             </w:pPr>
           </w:p>
         </w:tc>
@@ -1277,7 +1308,7 @@
           </w:tcPr>
           <w:p>
             <w:pPr>
-              <w:pStyle w:val="TableText"/>
+              <w:pStyle w:val="27"/>
             </w:pPr>
           </w:p>
         </w:tc>
@@ -1287,7 +1318,7 @@
           </w:tcPr>
           <w:p>
             <w:pPr>
-              <w:pStyle w:val="TableText"/>
+              <w:pStyle w:val="27"/>
             </w:pPr>
           </w:p>
         </w:tc>
@@ -1297,7 +1328,7 @@
           </w:tcPr>
           <w:p>
             <w:pPr>
-              <w:pStyle w:val="TableText"/>
+              <w:pStyle w:val="27"/>
             </w:pPr>
           </w:p>
         </w:tc>
@@ -1307,7 +1338,7 @@
           </w:tcPr>
           <w:p>
             <w:pPr>
-              <w:pStyle w:val="TableText"/>
+              <w:pStyle w:val="27"/>
             </w:pPr>
           </w:p>
         </w:tc>
@@ -1321,7 +1352,7 @@
     <w:sdt>
       <w:sdtPr>
         <w:rPr>
-          <w:rFonts w:ascii="宋体" w:eastAsia="宋体" w:hAnsi="宋体" w:cs="Arial"/>
+          <w:rFonts w:ascii="宋体" w:hAnsi="宋体" w:eastAsia="宋体" w:cs="Arial"/>
           <w:snapToGrid w:val="0"/>
           <w:color w:val="000000"/>
           <w:kern w:val="0"/>
@@ -1337,7 +1368,7 @@
       </w:sdtPr>
       <w:sdtEndPr>
         <w:rPr>
-          <w:rFonts w:ascii="宋体" w:eastAsia="宋体" w:hAnsi="宋体" w:cs="宋体" w:hint="eastAsia"/>
+          <w:rFonts w:hint="eastAsia" w:ascii="宋体" w:hAnsi="宋体" w:eastAsia="宋体" w:cs="宋体"/>
           <w:snapToGrid w:val="0"/>
           <w:color w:val="000000"/>
           <w:kern w:val="0"/>
@@ -1350,17 +1381,17 @@
         <w:p>
           <w:pPr>
             <w:spacing w:before="0" w:beforeLines="0" w:after="0" w:afterLines="0" w:line="240" w:lineRule="auto"/>
-            <w:ind w:left="0" w:right="0" w:firstLine="0" w:leftChars="0" w:rightChars="0" w:firstLineChars="0"/>
+            <w:ind w:left="0" w:leftChars="0" w:right="0" w:rightChars="0" w:firstLine="0" w:firstLineChars="0"/>
             <w:jc w:val="center"/>
             <w:rPr>
-              <w:rFonts w:ascii="宋体" w:eastAsia="宋体" w:hAnsi="宋体" w:cs="宋体" w:hint="eastAsia"/>
+              <w:rFonts w:hint="eastAsia" w:ascii="宋体" w:hAnsi="宋体" w:eastAsia="宋体" w:cs="宋体"/>
               <w:sz w:val="21"/>
               <w:szCs w:val="21"/>
             </w:rPr>
           </w:pPr>
           <w:r>
             <w:rPr>
-              <w:rFonts w:ascii="宋体" w:eastAsia="宋体" w:hAnsi="宋体" w:cs="宋体" w:hint="eastAsia"/>
+              <w:rFonts w:hint="eastAsia" w:ascii="宋体" w:hAnsi="宋体" w:eastAsia="宋体" w:cs="宋体"/>
               <w:sz w:val="21"/>
               <w:szCs w:val="21"/>
             </w:rPr>
@@ -1369,7 +1400,7 @@
         </w:p>
         <w:p>
           <w:pPr>
-            <w:pStyle w:val="TOC1"/>
+            <w:pStyle w:val="16"/>
             <w:tabs>
               <w:tab w:val="right" w:leader="dot" w:pos="8306"/>
             </w:tabs>
@@ -1380,7 +1411,7 @@
           </w:pPr>
           <w:r>
             <w:rPr>
-              <w:rFonts w:ascii="宋体" w:eastAsia="宋体" w:hAnsi="宋体" w:cs="宋体" w:hint="eastAsia"/>
+              <w:rFonts w:hint="eastAsia" w:ascii="宋体" w:hAnsi="宋体" w:eastAsia="宋体" w:cs="宋体"/>
               <w:sz w:val="21"/>
               <w:szCs w:val="21"/>
             </w:rPr>
@@ -1388,7 +1419,7 @@
           </w:r>
           <w:r>
             <w:rPr>
-              <w:rFonts w:ascii="宋体" w:eastAsia="宋体" w:hAnsi="宋体" w:cs="宋体" w:hint="eastAsia"/>
+              <w:rFonts w:hint="eastAsia" w:ascii="宋体" w:hAnsi="宋体" w:eastAsia="宋体" w:cs="宋体"/>
               <w:sz w:val="21"/>
               <w:szCs w:val="21"/>
             </w:rPr>
@@ -1396,7 +1427,7 @@
           </w:r>
           <w:r>
             <w:rPr>
-              <w:rFonts w:ascii="宋体" w:eastAsia="宋体" w:hAnsi="宋体" w:cs="宋体" w:hint="eastAsia"/>
+              <w:rFonts w:hint="eastAsia" w:ascii="宋体" w:hAnsi="宋体" w:eastAsia="宋体" w:cs="宋体"/>
               <w:sz w:val="21"/>
               <w:szCs w:val="21"/>
             </w:rPr>
@@ -1404,7 +1435,7 @@
           </w:r>
           <w:r>
             <w:rPr>
-              <w:rFonts w:ascii="宋体" w:eastAsia="宋体" w:hAnsi="宋体" w:cs="宋体" w:hint="eastAsia"/>
+              <w:rFonts w:hint="eastAsia" w:ascii="宋体" w:hAnsi="宋体" w:eastAsia="宋体" w:cs="宋体"/>
               <w:sz w:val="21"/>
               <w:szCs w:val="21"/>
             </w:rPr>
@@ -1412,7 +1443,7 @@
           </w:r>
           <w:r>
             <w:rPr>
-              <w:rFonts w:ascii="宋体" w:eastAsia="宋体" w:hAnsi="宋体" w:cs="宋体" w:hint="eastAsia"/>
+              <w:rFonts w:hint="eastAsia" w:ascii="宋体" w:hAnsi="宋体" w:eastAsia="宋体" w:cs="宋体"/>
               <w:sz w:val="21"/>
               <w:szCs w:val="21"/>
             </w:rPr>
@@ -1420,7 +1451,7 @@
           </w:r>
           <w:r>
             <w:rPr>
-              <w:rFonts w:ascii="宋体" w:eastAsia="宋体" w:hAnsi="宋体" w:cs="宋体" w:hint="eastAsia"/>
+              <w:rFonts w:hint="eastAsia" w:ascii="宋体" w:hAnsi="宋体" w:eastAsia="宋体" w:cs="宋体"/>
               <w:sz w:val="21"/>
               <w:szCs w:val="21"/>
             </w:rPr>
@@ -1479,7 +1510,7 @@
           </w:r>
           <w:r>
             <w:rPr>
-              <w:rFonts w:ascii="宋体" w:eastAsia="宋体" w:hAnsi="宋体" w:cs="宋体" w:hint="eastAsia"/>
+              <w:rFonts w:hint="eastAsia" w:ascii="宋体" w:hAnsi="宋体" w:eastAsia="宋体" w:cs="宋体"/>
               <w:sz w:val="21"/>
               <w:szCs w:val="21"/>
             </w:rPr>
@@ -1488,7 +1519,7 @@
         </w:p>
         <w:p>
           <w:pPr>
-            <w:pStyle w:val="TOC1"/>
+            <w:pStyle w:val="16"/>
             <w:tabs>
               <w:tab w:val="right" w:leader="dot" w:pos="8306"/>
             </w:tabs>
@@ -1499,7 +1530,7 @@
           </w:pPr>
           <w:r>
             <w:rPr>
-              <w:rFonts w:ascii="宋体" w:eastAsia="宋体" w:hAnsi="宋体" w:cs="宋体" w:hint="eastAsia"/>
+              <w:rFonts w:hint="eastAsia" w:ascii="宋体" w:hAnsi="宋体" w:eastAsia="宋体" w:cs="宋体"/>
               <w:sz w:val="21"/>
               <w:szCs w:val="21"/>
             </w:rPr>
@@ -1507,7 +1538,7 @@
           </w:r>
           <w:r>
             <w:rPr>
-              <w:rFonts w:ascii="宋体" w:eastAsia="宋体" w:hAnsi="宋体" w:cs="宋体" w:hint="eastAsia"/>
+              <w:rFonts w:hint="eastAsia" w:ascii="宋体" w:hAnsi="宋体" w:eastAsia="宋体" w:cs="宋体"/>
               <w:sz w:val="21"/>
               <w:szCs w:val="21"/>
             </w:rPr>
@@ -1515,7 +1546,7 @@
           </w:r>
           <w:r>
             <w:rPr>
-              <w:rFonts w:ascii="宋体" w:eastAsia="宋体" w:hAnsi="宋体" w:cs="宋体" w:hint="eastAsia"/>
+              <w:rFonts w:hint="eastAsia" w:ascii="宋体" w:hAnsi="宋体" w:eastAsia="宋体" w:cs="宋体"/>
               <w:sz w:val="21"/>
               <w:szCs w:val="21"/>
             </w:rPr>
@@ -1574,7 +1605,7 @@
           </w:r>
           <w:r>
             <w:rPr>
-              <w:rFonts w:ascii="宋体" w:eastAsia="宋体" w:hAnsi="宋体" w:cs="宋体" w:hint="eastAsia"/>
+              <w:rFonts w:hint="eastAsia" w:ascii="宋体" w:hAnsi="宋体" w:eastAsia="宋体" w:cs="宋体"/>
               <w:sz w:val="21"/>
               <w:szCs w:val="21"/>
             </w:rPr>
@@ -1583,7 +1614,7 @@
         </w:p>
         <w:p>
           <w:pPr>
-            <w:pStyle w:val="TOC1"/>
+            <w:pStyle w:val="16"/>
             <w:tabs>
               <w:tab w:val="right" w:leader="dot" w:pos="8306"/>
             </w:tabs>
@@ -1594,7 +1625,7 @@
           </w:pPr>
           <w:r>
             <w:rPr>
-              <w:rFonts w:ascii="宋体" w:eastAsia="宋体" w:hAnsi="宋体" w:cs="宋体" w:hint="eastAsia"/>
+              <w:rFonts w:hint="eastAsia" w:ascii="宋体" w:hAnsi="宋体" w:eastAsia="宋体" w:cs="宋体"/>
               <w:sz w:val="21"/>
               <w:szCs w:val="21"/>
             </w:rPr>
@@ -1602,7 +1633,7 @@
           </w:r>
           <w:r>
             <w:rPr>
-              <w:rFonts w:ascii="宋体" w:eastAsia="宋体" w:hAnsi="宋体" w:cs="宋体" w:hint="eastAsia"/>
+              <w:rFonts w:hint="eastAsia" w:ascii="宋体" w:hAnsi="宋体" w:eastAsia="宋体" w:cs="宋体"/>
               <w:sz w:val="21"/>
               <w:szCs w:val="21"/>
             </w:rPr>
@@ -1610,7 +1641,7 @@
           </w:r>
           <w:r>
             <w:rPr>
-              <w:rFonts w:ascii="宋体" w:eastAsia="宋体" w:hAnsi="宋体" w:cs="宋体" w:hint="eastAsia"/>
+              <w:rFonts w:hint="eastAsia" w:ascii="宋体" w:hAnsi="宋体" w:eastAsia="宋体" w:cs="宋体"/>
               <w:sz w:val="21"/>
               <w:szCs w:val="21"/>
             </w:rPr>
@@ -1675,7 +1706,7 @@
           </w:r>
           <w:r>
             <w:rPr>
-              <w:rFonts w:ascii="宋体" w:eastAsia="宋体" w:hAnsi="宋体" w:cs="宋体" w:hint="eastAsia"/>
+              <w:rFonts w:hint="eastAsia" w:ascii="宋体" w:hAnsi="宋体" w:eastAsia="宋体" w:cs="宋体"/>
               <w:sz w:val="21"/>
               <w:szCs w:val="21"/>
             </w:rPr>
@@ -1684,7 +1715,7 @@
         </w:p>
         <w:p>
           <w:pPr>
-            <w:pStyle w:val="TOC2"/>
+            <w:pStyle w:val="17"/>
             <w:tabs>
               <w:tab w:val="right" w:leader="dot" w:pos="8306"/>
             </w:tabs>
@@ -1695,7 +1726,7 @@
           </w:pPr>
           <w:r>
             <w:rPr>
-              <w:rFonts w:ascii="宋体" w:eastAsia="宋体" w:hAnsi="宋体" w:cs="宋体" w:hint="eastAsia"/>
+              <w:rFonts w:hint="eastAsia" w:ascii="宋体" w:hAnsi="宋体" w:eastAsia="宋体" w:cs="宋体"/>
               <w:sz w:val="21"/>
               <w:szCs w:val="21"/>
             </w:rPr>
@@ -1703,7 +1734,7 @@
           </w:r>
           <w:r>
             <w:rPr>
-              <w:rFonts w:ascii="宋体" w:eastAsia="宋体" w:hAnsi="宋体" w:cs="宋体" w:hint="eastAsia"/>
+              <w:rFonts w:hint="eastAsia" w:ascii="宋体" w:hAnsi="宋体" w:eastAsia="宋体" w:cs="宋体"/>
               <w:sz w:val="21"/>
               <w:szCs w:val="21"/>
             </w:rPr>
@@ -1711,7 +1742,7 @@
           </w:r>
           <w:r>
             <w:rPr>
-              <w:rFonts w:ascii="宋体" w:eastAsia="宋体" w:hAnsi="宋体" w:cs="宋体" w:hint="eastAsia"/>
+              <w:rFonts w:hint="eastAsia" w:ascii="宋体" w:hAnsi="宋体" w:eastAsia="宋体" w:cs="宋体"/>
               <w:sz w:val="21"/>
               <w:szCs w:val="21"/>
             </w:rPr>
@@ -1779,7 +1810,7 @@
           </w:r>
           <w:r>
             <w:rPr>
-              <w:rFonts w:ascii="宋体" w:eastAsia="宋体" w:hAnsi="宋体" w:cs="宋体" w:hint="eastAsia"/>
+              <w:rFonts w:hint="eastAsia" w:ascii="宋体" w:hAnsi="宋体" w:eastAsia="宋体" w:cs="宋体"/>
               <w:sz w:val="21"/>
               <w:szCs w:val="21"/>
             </w:rPr>
@@ -1788,7 +1819,7 @@
         </w:p>
         <w:p>
           <w:pPr>
-            <w:pStyle w:val="TOC1"/>
+            <w:pStyle w:val="16"/>
             <w:tabs>
               <w:tab w:val="right" w:leader="dot" w:pos="8306"/>
             </w:tabs>
@@ -1799,7 +1830,7 @@
           </w:pPr>
           <w:r>
             <w:rPr>
-              <w:rFonts w:ascii="宋体" w:eastAsia="宋体" w:hAnsi="宋体" w:cs="宋体" w:hint="eastAsia"/>
+              <w:rFonts w:hint="eastAsia" w:ascii="宋体" w:hAnsi="宋体" w:eastAsia="宋体" w:cs="宋体"/>
               <w:sz w:val="21"/>
               <w:szCs w:val="21"/>
             </w:rPr>
@@ -1807,7 +1838,7 @@
           </w:r>
           <w:r>
             <w:rPr>
-              <w:rFonts w:ascii="宋体" w:eastAsia="宋体" w:hAnsi="宋体" w:cs="宋体" w:hint="eastAsia"/>
+              <w:rFonts w:hint="eastAsia" w:ascii="宋体" w:hAnsi="宋体" w:eastAsia="宋体" w:cs="宋体"/>
               <w:sz w:val="21"/>
               <w:szCs w:val="21"/>
             </w:rPr>
@@ -1815,7 +1846,7 @@
           </w:r>
           <w:r>
             <w:rPr>
-              <w:rFonts w:ascii="宋体" w:eastAsia="宋体" w:hAnsi="宋体" w:cs="宋体" w:hint="eastAsia"/>
+              <w:rFonts w:hint="eastAsia" w:ascii="宋体" w:hAnsi="宋体" w:eastAsia="宋体" w:cs="宋体"/>
               <w:sz w:val="21"/>
               <w:szCs w:val="21"/>
             </w:rPr>
@@ -1883,7 +1914,7 @@
           </w:r>
           <w:r>
             <w:rPr>
-              <w:rFonts w:ascii="宋体" w:eastAsia="宋体" w:hAnsi="宋体" w:cs="宋体" w:hint="eastAsia"/>
+              <w:rFonts w:hint="eastAsia" w:ascii="宋体" w:hAnsi="宋体" w:eastAsia="宋体" w:cs="宋体"/>
               <w:sz w:val="21"/>
               <w:szCs w:val="21"/>
             </w:rPr>
@@ -1892,7 +1923,7 @@
         </w:p>
         <w:p>
           <w:pPr>
-            <w:pStyle w:val="TOC1"/>
+            <w:pStyle w:val="16"/>
             <w:tabs>
               <w:tab w:val="right" w:leader="dot" w:pos="8306"/>
             </w:tabs>
@@ -1903,7 +1934,7 @@
           </w:pPr>
           <w:r>
             <w:rPr>
-              <w:rFonts w:ascii="宋体" w:eastAsia="宋体" w:hAnsi="宋体" w:cs="宋体" w:hint="eastAsia"/>
+              <w:rFonts w:hint="eastAsia" w:ascii="宋体" w:hAnsi="宋体" w:eastAsia="宋体" w:cs="宋体"/>
               <w:sz w:val="21"/>
               <w:szCs w:val="21"/>
             </w:rPr>
@@ -1911,7 +1942,7 @@
           </w:r>
           <w:r>
             <w:rPr>
-              <w:rFonts w:ascii="宋体" w:eastAsia="宋体" w:hAnsi="宋体" w:cs="宋体" w:hint="eastAsia"/>
+              <w:rFonts w:hint="eastAsia" w:ascii="宋体" w:hAnsi="宋体" w:eastAsia="宋体" w:cs="宋体"/>
               <w:sz w:val="21"/>
               <w:szCs w:val="21"/>
             </w:rPr>
@@ -1919,7 +1950,7 @@
           </w:r>
           <w:r>
             <w:rPr>
-              <w:rFonts w:ascii="宋体" w:eastAsia="宋体" w:hAnsi="宋体" w:cs="宋体" w:hint="eastAsia"/>
+              <w:rFonts w:hint="eastAsia" w:ascii="宋体" w:hAnsi="宋体" w:eastAsia="宋体" w:cs="宋体"/>
               <w:sz w:val="21"/>
               <w:szCs w:val="21"/>
             </w:rPr>
@@ -1993,7 +2024,7 @@
           </w:r>
           <w:r>
             <w:rPr>
-              <w:rFonts w:ascii="宋体" w:eastAsia="宋体" w:hAnsi="宋体" w:cs="宋体" w:hint="eastAsia"/>
+              <w:rFonts w:hint="eastAsia" w:ascii="宋体" w:hAnsi="宋体" w:eastAsia="宋体" w:cs="宋体"/>
               <w:sz w:val="21"/>
               <w:szCs w:val="21"/>
             </w:rPr>
@@ -2002,7 +2033,7 @@
         </w:p>
         <w:p>
           <w:pPr>
-            <w:pStyle w:val="TOC1"/>
+            <w:pStyle w:val="16"/>
             <w:tabs>
               <w:tab w:val="right" w:leader="dot" w:pos="8306"/>
             </w:tabs>
@@ -2013,7 +2044,7 @@
           </w:pPr>
           <w:r>
             <w:rPr>
-              <w:rFonts w:ascii="宋体" w:eastAsia="宋体" w:hAnsi="宋体" w:cs="宋体" w:hint="eastAsia"/>
+              <w:rFonts w:hint="eastAsia" w:ascii="宋体" w:hAnsi="宋体" w:eastAsia="宋体" w:cs="宋体"/>
               <w:sz w:val="21"/>
               <w:szCs w:val="21"/>
             </w:rPr>
@@ -2021,7 +2052,7 @@
           </w:r>
           <w:r>
             <w:rPr>
-              <w:rFonts w:ascii="宋体" w:eastAsia="宋体" w:hAnsi="宋体" w:cs="宋体" w:hint="eastAsia"/>
+              <w:rFonts w:hint="eastAsia" w:ascii="宋体" w:hAnsi="宋体" w:eastAsia="宋体" w:cs="宋体"/>
               <w:sz w:val="21"/>
               <w:szCs w:val="21"/>
             </w:rPr>
@@ -2029,7 +2060,7 @@
           </w:r>
           <w:r>
             <w:rPr>
-              <w:rFonts w:ascii="宋体" w:eastAsia="宋体" w:hAnsi="宋体" w:cs="宋体" w:hint="eastAsia"/>
+              <w:rFonts w:hint="eastAsia" w:ascii="宋体" w:hAnsi="宋体" w:eastAsia="宋体" w:cs="宋体"/>
               <w:sz w:val="21"/>
               <w:szCs w:val="21"/>
             </w:rPr>
@@ -2097,7 +2128,7 @@
           </w:r>
           <w:r>
             <w:rPr>
-              <w:rFonts w:ascii="宋体" w:eastAsia="宋体" w:hAnsi="宋体" w:cs="宋体" w:hint="eastAsia"/>
+              <w:rFonts w:hint="eastAsia" w:ascii="宋体" w:hAnsi="宋体" w:eastAsia="宋体" w:cs="宋体"/>
               <w:sz w:val="21"/>
               <w:szCs w:val="21"/>
             </w:rPr>
@@ -2106,7 +2137,7 @@
         </w:p>
         <w:p>
           <w:pPr>
-            <w:pStyle w:val="TOC2"/>
+            <w:pStyle w:val="17"/>
             <w:tabs>
               <w:tab w:val="right" w:leader="dot" w:pos="8306"/>
             </w:tabs>
@@ -2117,7 +2148,7 @@
           </w:pPr>
           <w:r>
             <w:rPr>
-              <w:rFonts w:ascii="宋体" w:eastAsia="宋体" w:hAnsi="宋体" w:cs="宋体" w:hint="eastAsia"/>
+              <w:rFonts w:hint="eastAsia" w:ascii="宋体" w:hAnsi="宋体" w:eastAsia="宋体" w:cs="宋体"/>
               <w:sz w:val="21"/>
               <w:szCs w:val="21"/>
             </w:rPr>
@@ -2125,7 +2156,7 @@
           </w:r>
           <w:r>
             <w:rPr>
-              <w:rFonts w:ascii="宋体" w:eastAsia="宋体" w:hAnsi="宋体" w:cs="宋体" w:hint="eastAsia"/>
+              <w:rFonts w:hint="eastAsia" w:ascii="宋体" w:hAnsi="宋体" w:eastAsia="宋体" w:cs="宋体"/>
               <w:sz w:val="21"/>
               <w:szCs w:val="21"/>
             </w:rPr>
@@ -2133,7 +2164,7 @@
           </w:r>
           <w:r>
             <w:rPr>
-              <w:rFonts w:ascii="宋体" w:eastAsia="宋体" w:hAnsi="宋体" w:cs="宋体" w:hint="eastAsia"/>
+              <w:rFonts w:hint="eastAsia" w:ascii="宋体" w:hAnsi="宋体" w:eastAsia="宋体" w:cs="宋体"/>
               <w:sz w:val="21"/>
               <w:szCs w:val="21"/>
             </w:rPr>
@@ -2200,7 +2231,7 @@
           </w:r>
           <w:r>
             <w:rPr>
-              <w:rFonts w:ascii="宋体" w:eastAsia="宋体" w:hAnsi="宋体" w:cs="宋体" w:hint="eastAsia"/>
+              <w:rFonts w:hint="eastAsia" w:ascii="宋体" w:hAnsi="宋体" w:eastAsia="宋体" w:cs="宋体"/>
               <w:sz w:val="21"/>
               <w:szCs w:val="21"/>
             </w:rPr>
@@ -2209,7 +2240,7 @@
         </w:p>
         <w:p>
           <w:pPr>
-            <w:pStyle w:val="TOC2"/>
+            <w:pStyle w:val="17"/>
             <w:tabs>
               <w:tab w:val="right" w:leader="dot" w:pos="8306"/>
             </w:tabs>
@@ -2220,7 +2251,7 @@
           </w:pPr>
           <w:r>
             <w:rPr>
-              <w:rFonts w:ascii="宋体" w:eastAsia="宋体" w:hAnsi="宋体" w:cs="宋体" w:hint="eastAsia"/>
+              <w:rFonts w:hint="eastAsia" w:ascii="宋体" w:hAnsi="宋体" w:eastAsia="宋体" w:cs="宋体"/>
               <w:sz w:val="21"/>
               <w:szCs w:val="21"/>
             </w:rPr>
@@ -2228,7 +2259,7 @@
           </w:r>
           <w:r>
             <w:rPr>
-              <w:rFonts w:ascii="宋体" w:eastAsia="宋体" w:hAnsi="宋体" w:cs="宋体" w:hint="eastAsia"/>
+              <w:rFonts w:hint="eastAsia" w:ascii="宋体" w:hAnsi="宋体" w:eastAsia="宋体" w:cs="宋体"/>
               <w:sz w:val="21"/>
               <w:szCs w:val="21"/>
             </w:rPr>
@@ -2236,7 +2267,7 @@
           </w:r>
           <w:r>
             <w:rPr>
-              <w:rFonts w:ascii="宋体" w:eastAsia="宋体" w:hAnsi="宋体" w:cs="宋体" w:hint="eastAsia"/>
+              <w:rFonts w:hint="eastAsia" w:ascii="宋体" w:hAnsi="宋体" w:eastAsia="宋体" w:cs="宋体"/>
               <w:sz w:val="21"/>
               <w:szCs w:val="21"/>
             </w:rPr>
@@ -2303,7 +2334,7 @@
           </w:r>
           <w:r>
             <w:rPr>
-              <w:rFonts w:ascii="宋体" w:eastAsia="宋体" w:hAnsi="宋体" w:cs="宋体" w:hint="eastAsia"/>
+              <w:rFonts w:hint="eastAsia" w:ascii="宋体" w:hAnsi="宋体" w:eastAsia="宋体" w:cs="宋体"/>
               <w:sz w:val="21"/>
               <w:szCs w:val="21"/>
             </w:rPr>
@@ -2312,7 +2343,7 @@
         </w:p>
         <w:p>
           <w:pPr>
-            <w:pStyle w:val="TOC2"/>
+            <w:pStyle w:val="17"/>
             <w:tabs>
               <w:tab w:val="right" w:leader="dot" w:pos="8306"/>
             </w:tabs>
@@ -2323,7 +2354,7 @@
           </w:pPr>
           <w:r>
             <w:rPr>
-              <w:rFonts w:ascii="宋体" w:eastAsia="宋体" w:hAnsi="宋体" w:cs="宋体" w:hint="eastAsia"/>
+              <w:rFonts w:hint="eastAsia" w:ascii="宋体" w:hAnsi="宋体" w:eastAsia="宋体" w:cs="宋体"/>
               <w:sz w:val="21"/>
               <w:szCs w:val="21"/>
             </w:rPr>
@@ -2331,7 +2362,7 @@
           </w:r>
           <w:r>
             <w:rPr>
-              <w:rFonts w:ascii="宋体" w:eastAsia="宋体" w:hAnsi="宋体" w:cs="宋体" w:hint="eastAsia"/>
+              <w:rFonts w:hint="eastAsia" w:ascii="宋体" w:hAnsi="宋体" w:eastAsia="宋体" w:cs="宋体"/>
               <w:sz w:val="21"/>
               <w:szCs w:val="21"/>
             </w:rPr>
@@ -2339,7 +2370,7 @@
           </w:r>
           <w:r>
             <w:rPr>
-              <w:rFonts w:ascii="宋体" w:eastAsia="宋体" w:hAnsi="宋体" w:cs="宋体" w:hint="eastAsia"/>
+              <w:rFonts w:hint="eastAsia" w:ascii="宋体" w:hAnsi="宋体" w:eastAsia="宋体" w:cs="宋体"/>
               <w:sz w:val="21"/>
               <w:szCs w:val="21"/>
             </w:rPr>
@@ -2404,7 +2435,7 @@
           </w:r>
           <w:r>
             <w:rPr>
-              <w:rFonts w:ascii="宋体" w:eastAsia="宋体" w:hAnsi="宋体" w:cs="宋体" w:hint="eastAsia"/>
+              <w:rFonts w:hint="eastAsia" w:ascii="宋体" w:hAnsi="宋体" w:eastAsia="宋体" w:cs="宋体"/>
               <w:sz w:val="21"/>
               <w:szCs w:val="21"/>
             </w:rPr>
@@ -2413,7 +2444,7 @@
         </w:p>
         <w:p>
           <w:pPr>
-            <w:pStyle w:val="TOC1"/>
+            <w:pStyle w:val="16"/>
             <w:tabs>
               <w:tab w:val="right" w:leader="dot" w:pos="8306"/>
             </w:tabs>
@@ -2424,7 +2455,7 @@
           </w:pPr>
           <w:r>
             <w:rPr>
-              <w:rFonts w:ascii="宋体" w:eastAsia="宋体" w:hAnsi="宋体" w:cs="宋体" w:hint="eastAsia"/>
+              <w:rFonts w:hint="eastAsia" w:ascii="宋体" w:hAnsi="宋体" w:eastAsia="宋体" w:cs="宋体"/>
               <w:sz w:val="21"/>
               <w:szCs w:val="21"/>
             </w:rPr>
@@ -2432,7 +2463,7 @@
           </w:r>
           <w:r>
             <w:rPr>
-              <w:rFonts w:ascii="宋体" w:eastAsia="宋体" w:hAnsi="宋体" w:cs="宋体" w:hint="eastAsia"/>
+              <w:rFonts w:hint="eastAsia" w:ascii="宋体" w:hAnsi="宋体" w:eastAsia="宋体" w:cs="宋体"/>
               <w:sz w:val="21"/>
               <w:szCs w:val="21"/>
             </w:rPr>
@@ -2440,7 +2471,7 @@
           </w:r>
           <w:r>
             <w:rPr>
-              <w:rFonts w:ascii="宋体" w:eastAsia="宋体" w:hAnsi="宋体" w:cs="宋体" w:hint="eastAsia"/>
+              <w:rFonts w:hint="eastAsia" w:ascii="宋体" w:hAnsi="宋体" w:eastAsia="宋体" w:cs="宋体"/>
               <w:sz w:val="21"/>
               <w:szCs w:val="21"/>
             </w:rPr>
@@ -2508,7 +2539,7 @@
           </w:r>
           <w:r>
             <w:rPr>
-              <w:rFonts w:ascii="宋体" w:eastAsia="宋体" w:hAnsi="宋体" w:cs="宋体" w:hint="eastAsia"/>
+              <w:rFonts w:hint="eastAsia" w:ascii="宋体" w:hAnsi="宋体" w:eastAsia="宋体" w:cs="宋体"/>
               <w:sz w:val="21"/>
               <w:szCs w:val="21"/>
             </w:rPr>
@@ -2517,7 +2548,7 @@
         </w:p>
         <w:p>
           <w:pPr>
-            <w:pStyle w:val="TOC2"/>
+            <w:pStyle w:val="17"/>
             <w:tabs>
               <w:tab w:val="right" w:leader="dot" w:pos="8306"/>
             </w:tabs>
@@ -2528,7 +2559,7 @@
           </w:pPr>
           <w:r>
             <w:rPr>
-              <w:rFonts w:ascii="宋体" w:eastAsia="宋体" w:hAnsi="宋体" w:cs="宋体" w:hint="eastAsia"/>
+              <w:rFonts w:hint="eastAsia" w:ascii="宋体" w:hAnsi="宋体" w:eastAsia="宋体" w:cs="宋体"/>
               <w:sz w:val="21"/>
               <w:szCs w:val="21"/>
             </w:rPr>
@@ -2536,7 +2567,7 @@
           </w:r>
           <w:r>
             <w:rPr>
-              <w:rFonts w:ascii="宋体" w:eastAsia="宋体" w:hAnsi="宋体" w:cs="宋体" w:hint="eastAsia"/>
+              <w:rFonts w:hint="eastAsia" w:ascii="宋体" w:hAnsi="宋体" w:eastAsia="宋体" w:cs="宋体"/>
               <w:sz w:val="21"/>
               <w:szCs w:val="21"/>
             </w:rPr>
@@ -2544,7 +2575,7 @@
           </w:r>
           <w:r>
             <w:rPr>
-              <w:rFonts w:ascii="宋体" w:eastAsia="宋体" w:hAnsi="宋体" w:cs="宋体" w:hint="eastAsia"/>
+              <w:rFonts w:hint="eastAsia" w:ascii="宋体" w:hAnsi="宋体" w:eastAsia="宋体" w:cs="宋体"/>
               <w:sz w:val="21"/>
               <w:szCs w:val="21"/>
             </w:rPr>
@@ -2609,7 +2640,7 @@
           </w:r>
           <w:r>
             <w:rPr>
-              <w:rFonts w:ascii="宋体" w:eastAsia="宋体" w:hAnsi="宋体" w:cs="宋体" w:hint="eastAsia"/>
+              <w:rFonts w:hint="eastAsia" w:ascii="宋体" w:hAnsi="宋体" w:eastAsia="宋体" w:cs="宋体"/>
               <w:sz w:val="21"/>
               <w:szCs w:val="21"/>
             </w:rPr>
@@ -2618,7 +2649,7 @@
         </w:p>
         <w:p>
           <w:pPr>
-            <w:pStyle w:val="TOC3"/>
+            <w:pStyle w:val="13"/>
             <w:tabs>
               <w:tab w:val="right" w:leader="dot" w:pos="8306"/>
             </w:tabs>
@@ -2629,7 +2660,7 @@
           </w:pPr>
           <w:r>
             <w:rPr>
-              <w:rFonts w:ascii="宋体" w:eastAsia="宋体" w:hAnsi="宋体" w:cs="宋体" w:hint="eastAsia"/>
+              <w:rFonts w:hint="eastAsia" w:ascii="宋体" w:hAnsi="宋体" w:eastAsia="宋体" w:cs="宋体"/>
               <w:sz w:val="21"/>
               <w:szCs w:val="21"/>
             </w:rPr>
@@ -2637,7 +2668,7 @@
           </w:r>
           <w:r>
             <w:rPr>
-              <w:rFonts w:ascii="宋体" w:eastAsia="宋体" w:hAnsi="宋体" w:cs="宋体" w:hint="eastAsia"/>
+              <w:rFonts w:hint="eastAsia" w:ascii="宋体" w:hAnsi="宋体" w:eastAsia="宋体" w:cs="宋体"/>
               <w:sz w:val="21"/>
               <w:szCs w:val="21"/>
             </w:rPr>
@@ -2645,7 +2676,7 @@
           </w:r>
           <w:r>
             <w:rPr>
-              <w:rFonts w:ascii="宋体" w:eastAsia="宋体" w:hAnsi="宋体" w:cs="宋体" w:hint="eastAsia"/>
+              <w:rFonts w:hint="eastAsia" w:ascii="宋体" w:hAnsi="宋体" w:eastAsia="宋体" w:cs="宋体"/>
               <w:sz w:val="21"/>
               <w:szCs w:val="21"/>
             </w:rPr>
@@ -2710,7 +2741,7 @@
           </w:r>
           <w:r>
             <w:rPr>
-              <w:rFonts w:ascii="宋体" w:eastAsia="宋体" w:hAnsi="宋体" w:cs="宋体" w:hint="eastAsia"/>
+              <w:rFonts w:hint="eastAsia" w:ascii="宋体" w:hAnsi="宋体" w:eastAsia="宋体" w:cs="宋体"/>
               <w:sz w:val="21"/>
               <w:szCs w:val="21"/>
             </w:rPr>
@@ -2719,7 +2750,7 @@
         </w:p>
         <w:p>
           <w:pPr>
-            <w:pStyle w:val="TOC3"/>
+            <w:pStyle w:val="13"/>
             <w:tabs>
               <w:tab w:val="right" w:leader="dot" w:pos="8306"/>
             </w:tabs>
@@ -2730,7 +2761,7 @@
           </w:pPr>
           <w:r>
             <w:rPr>
-              <w:rFonts w:ascii="宋体" w:eastAsia="宋体" w:hAnsi="宋体" w:cs="宋体" w:hint="eastAsia"/>
+              <w:rFonts w:hint="eastAsia" w:ascii="宋体" w:hAnsi="宋体" w:eastAsia="宋体" w:cs="宋体"/>
               <w:sz w:val="21"/>
               <w:szCs w:val="21"/>
             </w:rPr>
@@ -2738,7 +2769,7 @@
           </w:r>
           <w:r>
             <w:rPr>
-              <w:rFonts w:ascii="宋体" w:eastAsia="宋体" w:hAnsi="宋体" w:cs="宋体" w:hint="eastAsia"/>
+              <w:rFonts w:hint="eastAsia" w:ascii="宋体" w:hAnsi="宋体" w:eastAsia="宋体" w:cs="宋体"/>
               <w:sz w:val="21"/>
               <w:szCs w:val="21"/>
             </w:rPr>
@@ -2746,7 +2777,7 @@
           </w:r>
           <w:r>
             <w:rPr>
-              <w:rFonts w:ascii="宋体" w:eastAsia="宋体" w:hAnsi="宋体" w:cs="宋体" w:hint="eastAsia"/>
+              <w:rFonts w:hint="eastAsia" w:ascii="宋体" w:hAnsi="宋体" w:eastAsia="宋体" w:cs="宋体"/>
               <w:sz w:val="21"/>
               <w:szCs w:val="21"/>
             </w:rPr>
@@ -2811,7 +2842,7 @@
           </w:r>
           <w:r>
             <w:rPr>
-              <w:rFonts w:ascii="宋体" w:eastAsia="宋体" w:hAnsi="宋体" w:cs="宋体" w:hint="eastAsia"/>
+              <w:rFonts w:hint="eastAsia" w:ascii="宋体" w:hAnsi="宋体" w:eastAsia="宋体" w:cs="宋体"/>
               <w:sz w:val="21"/>
               <w:szCs w:val="21"/>
             </w:rPr>
@@ -2820,7 +2851,7 @@
         </w:p>
         <w:p>
           <w:pPr>
-            <w:pStyle w:val="TOC3"/>
+            <w:pStyle w:val="13"/>
             <w:tabs>
               <w:tab w:val="right" w:leader="dot" w:pos="8306"/>
             </w:tabs>
@@ -2831,7 +2862,7 @@
           </w:pPr>
           <w:r>
             <w:rPr>
-              <w:rFonts w:ascii="宋体" w:eastAsia="宋体" w:hAnsi="宋体" w:cs="宋体" w:hint="eastAsia"/>
+              <w:rFonts w:hint="eastAsia" w:ascii="宋体" w:hAnsi="宋体" w:eastAsia="宋体" w:cs="宋体"/>
               <w:sz w:val="21"/>
               <w:szCs w:val="21"/>
             </w:rPr>
@@ -2839,7 +2870,7 @@
           </w:r>
           <w:r>
             <w:rPr>
-              <w:rFonts w:ascii="宋体" w:eastAsia="宋体" w:hAnsi="宋体" w:cs="宋体" w:hint="eastAsia"/>
+              <w:rFonts w:hint="eastAsia" w:ascii="宋体" w:hAnsi="宋体" w:eastAsia="宋体" w:cs="宋体"/>
               <w:sz w:val="21"/>
               <w:szCs w:val="21"/>
             </w:rPr>
@@ -2847,7 +2878,7 @@
           </w:r>
           <w:r>
             <w:rPr>
-              <w:rFonts w:ascii="宋体" w:eastAsia="宋体" w:hAnsi="宋体" w:cs="宋体" w:hint="eastAsia"/>
+              <w:rFonts w:hint="eastAsia" w:ascii="宋体" w:hAnsi="宋体" w:eastAsia="宋体" w:cs="宋体"/>
               <w:sz w:val="21"/>
               <w:szCs w:val="21"/>
             </w:rPr>
@@ -2912,7 +2943,7 @@
           </w:r>
           <w:r>
             <w:rPr>
-              <w:rFonts w:ascii="宋体" w:eastAsia="宋体" w:hAnsi="宋体" w:cs="宋体" w:hint="eastAsia"/>
+              <w:rFonts w:hint="eastAsia" w:ascii="宋体" w:hAnsi="宋体" w:eastAsia="宋体" w:cs="宋体"/>
               <w:sz w:val="21"/>
               <w:szCs w:val="21"/>
             </w:rPr>
@@ -2921,7 +2952,7 @@
         </w:p>
         <w:p>
           <w:pPr>
-            <w:pStyle w:val="TOC2"/>
+            <w:pStyle w:val="17"/>
             <w:tabs>
               <w:tab w:val="right" w:leader="dot" w:pos="8306"/>
             </w:tabs>
@@ -2932,7 +2963,7 @@
           </w:pPr>
           <w:r>
             <w:rPr>
-              <w:rFonts w:ascii="宋体" w:eastAsia="宋体" w:hAnsi="宋体" w:cs="宋体" w:hint="eastAsia"/>
+              <w:rFonts w:hint="eastAsia" w:ascii="宋体" w:hAnsi="宋体" w:eastAsia="宋体" w:cs="宋体"/>
               <w:sz w:val="21"/>
               <w:szCs w:val="21"/>
             </w:rPr>
@@ -2940,7 +2971,7 @@
           </w:r>
           <w:r>
             <w:rPr>
-              <w:rFonts w:ascii="宋体" w:eastAsia="宋体" w:hAnsi="宋体" w:cs="宋体" w:hint="eastAsia"/>
+              <w:rFonts w:hint="eastAsia" w:ascii="宋体" w:hAnsi="宋体" w:eastAsia="宋体" w:cs="宋体"/>
               <w:sz w:val="21"/>
               <w:szCs w:val="21"/>
             </w:rPr>
@@ -2948,7 +2979,7 @@
           </w:r>
           <w:r>
             <w:rPr>
-              <w:rFonts w:ascii="宋体" w:eastAsia="宋体" w:hAnsi="宋体" w:cs="宋体" w:hint="eastAsia"/>
+              <w:rFonts w:hint="eastAsia" w:ascii="宋体" w:hAnsi="宋体" w:eastAsia="宋体" w:cs="宋体"/>
               <w:sz w:val="21"/>
               <w:szCs w:val="21"/>
             </w:rPr>
@@ -3013,7 +3044,7 @@
           </w:r>
           <w:r>
             <w:rPr>
-              <w:rFonts w:ascii="宋体" w:eastAsia="宋体" w:hAnsi="宋体" w:cs="宋体" w:hint="eastAsia"/>
+              <w:rFonts w:hint="eastAsia" w:ascii="宋体" w:hAnsi="宋体" w:eastAsia="宋体" w:cs="宋体"/>
               <w:sz w:val="21"/>
               <w:szCs w:val="21"/>
             </w:rPr>
@@ -3022,7 +3053,7 @@
         </w:p>
         <w:p>
           <w:pPr>
-            <w:pStyle w:val="TOC3"/>
+            <w:pStyle w:val="13"/>
             <w:tabs>
               <w:tab w:val="right" w:leader="dot" w:pos="8306"/>
             </w:tabs>
@@ -3033,7 +3064,7 @@
           </w:pPr>
           <w:r>
             <w:rPr>
-              <w:rFonts w:ascii="宋体" w:eastAsia="宋体" w:hAnsi="宋体" w:cs="宋体" w:hint="eastAsia"/>
+              <w:rFonts w:hint="eastAsia" w:ascii="宋体" w:hAnsi="宋体" w:eastAsia="宋体" w:cs="宋体"/>
               <w:sz w:val="21"/>
               <w:szCs w:val="21"/>
             </w:rPr>
@@ -3041,7 +3072,7 @@
           </w:r>
           <w:r>
             <w:rPr>
-              <w:rFonts w:ascii="宋体" w:eastAsia="宋体" w:hAnsi="宋体" w:cs="宋体" w:hint="eastAsia"/>
+              <w:rFonts w:hint="eastAsia" w:ascii="宋体" w:hAnsi="宋体" w:eastAsia="宋体" w:cs="宋体"/>
               <w:sz w:val="21"/>
               <w:szCs w:val="21"/>
             </w:rPr>
@@ -3049,7 +3080,7 @@
           </w:r>
           <w:r>
             <w:rPr>
-              <w:rFonts w:ascii="宋体" w:eastAsia="宋体" w:hAnsi="宋体" w:cs="宋体" w:hint="eastAsia"/>
+              <w:rFonts w:hint="eastAsia" w:ascii="宋体" w:hAnsi="宋体" w:eastAsia="宋体" w:cs="宋体"/>
               <w:sz w:val="21"/>
               <w:szCs w:val="21"/>
             </w:rPr>
@@ -3114,7 +3145,7 @@
           </w:r>
           <w:r>
             <w:rPr>
-              <w:rFonts w:ascii="宋体" w:eastAsia="宋体" w:hAnsi="宋体" w:cs="宋体" w:hint="eastAsia"/>
+              <w:rFonts w:hint="eastAsia" w:ascii="宋体" w:hAnsi="宋体" w:eastAsia="宋体" w:cs="宋体"/>
               <w:sz w:val="21"/>
               <w:szCs w:val="21"/>
             </w:rPr>
@@ -3123,7 +3154,7 @@
         </w:p>
         <w:p>
           <w:pPr>
-            <w:pStyle w:val="TOC3"/>
+            <w:pStyle w:val="13"/>
             <w:tabs>
               <w:tab w:val="right" w:leader="dot" w:pos="8306"/>
             </w:tabs>
@@ -3134,7 +3165,7 @@
           </w:pPr>
           <w:r>
             <w:rPr>
-              <w:rFonts w:ascii="宋体" w:eastAsia="宋体" w:hAnsi="宋体" w:cs="宋体" w:hint="eastAsia"/>
+              <w:rFonts w:hint="eastAsia" w:ascii="宋体" w:hAnsi="宋体" w:eastAsia="宋体" w:cs="宋体"/>
               <w:sz w:val="21"/>
               <w:szCs w:val="21"/>
             </w:rPr>
@@ -3142,7 +3173,7 @@
           </w:r>
           <w:r>
             <w:rPr>
-              <w:rFonts w:ascii="宋体" w:eastAsia="宋体" w:hAnsi="宋体" w:cs="宋体" w:hint="eastAsia"/>
+              <w:rFonts w:hint="eastAsia" w:ascii="宋体" w:hAnsi="宋体" w:eastAsia="宋体" w:cs="宋体"/>
               <w:sz w:val="21"/>
               <w:szCs w:val="21"/>
             </w:rPr>
@@ -3150,7 +3181,7 @@
           </w:r>
           <w:r>
             <w:rPr>
-              <w:rFonts w:ascii="宋体" w:eastAsia="宋体" w:hAnsi="宋体" w:cs="宋体" w:hint="eastAsia"/>
+              <w:rFonts w:hint="eastAsia" w:ascii="宋体" w:hAnsi="宋体" w:eastAsia="宋体" w:cs="宋体"/>
               <w:sz w:val="21"/>
               <w:szCs w:val="21"/>
             </w:rPr>
@@ -3215,7 +3246,7 @@
           </w:r>
           <w:r>
             <w:rPr>
-              <w:rFonts w:ascii="宋体" w:eastAsia="宋体" w:hAnsi="宋体" w:cs="宋体" w:hint="eastAsia"/>
+              <w:rFonts w:hint="eastAsia" w:ascii="宋体" w:hAnsi="宋体" w:eastAsia="宋体" w:cs="宋体"/>
               <w:sz w:val="21"/>
               <w:szCs w:val="21"/>
             </w:rPr>
@@ -3224,7 +3255,7 @@
         </w:p>
         <w:p>
           <w:pPr>
-            <w:pStyle w:val="TOC3"/>
+            <w:pStyle w:val="13"/>
             <w:tabs>
               <w:tab w:val="right" w:leader="dot" w:pos="8306"/>
             </w:tabs>
@@ -3235,7 +3266,7 @@
           </w:pPr>
           <w:r>
             <w:rPr>
-              <w:rFonts w:ascii="宋体" w:eastAsia="宋体" w:hAnsi="宋体" w:cs="宋体" w:hint="eastAsia"/>
+              <w:rFonts w:hint="eastAsia" w:ascii="宋体" w:hAnsi="宋体" w:eastAsia="宋体" w:cs="宋体"/>
               <w:sz w:val="21"/>
               <w:szCs w:val="21"/>
             </w:rPr>
@@ -3243,7 +3274,7 @@
           </w:r>
           <w:r>
             <w:rPr>
-              <w:rFonts w:ascii="宋体" w:eastAsia="宋体" w:hAnsi="宋体" w:cs="宋体" w:hint="eastAsia"/>
+              <w:rFonts w:hint="eastAsia" w:ascii="宋体" w:hAnsi="宋体" w:eastAsia="宋体" w:cs="宋体"/>
               <w:sz w:val="21"/>
               <w:szCs w:val="21"/>
             </w:rPr>
@@ -3251,7 +3282,7 @@
           </w:r>
           <w:r>
             <w:rPr>
-              <w:rFonts w:ascii="宋体" w:eastAsia="宋体" w:hAnsi="宋体" w:cs="宋体" w:hint="eastAsia"/>
+              <w:rFonts w:hint="eastAsia" w:ascii="宋体" w:hAnsi="宋体" w:eastAsia="宋体" w:cs="宋体"/>
               <w:sz w:val="21"/>
               <w:szCs w:val="21"/>
             </w:rPr>
@@ -3316,7 +3347,7 @@
           </w:r>
           <w:r>
             <w:rPr>
-              <w:rFonts w:ascii="宋体" w:eastAsia="宋体" w:hAnsi="宋体" w:cs="宋体" w:hint="eastAsia"/>
+              <w:rFonts w:hint="eastAsia" w:ascii="宋体" w:hAnsi="宋体" w:eastAsia="宋体" w:cs="宋体"/>
               <w:sz w:val="21"/>
               <w:szCs w:val="21"/>
             </w:rPr>
@@ -3325,7 +3356,7 @@
         </w:p>
         <w:p>
           <w:pPr>
-            <w:pStyle w:val="TOC2"/>
+            <w:pStyle w:val="17"/>
             <w:tabs>
               <w:tab w:val="right" w:leader="dot" w:pos="8306"/>
             </w:tabs>
@@ -3336,7 +3367,7 @@
           </w:pPr>
           <w:r>
             <w:rPr>
-              <w:rFonts w:ascii="宋体" w:eastAsia="宋体" w:hAnsi="宋体" w:cs="宋体" w:hint="eastAsia"/>
+              <w:rFonts w:hint="eastAsia" w:ascii="宋体" w:hAnsi="宋体" w:eastAsia="宋体" w:cs="宋体"/>
               <w:sz w:val="21"/>
               <w:szCs w:val="21"/>
             </w:rPr>
@@ -3344,7 +3375,7 @@
           </w:r>
           <w:r>
             <w:rPr>
-              <w:rFonts w:ascii="宋体" w:eastAsia="宋体" w:hAnsi="宋体" w:cs="宋体" w:hint="eastAsia"/>
+              <w:rFonts w:hint="eastAsia" w:ascii="宋体" w:hAnsi="宋体" w:eastAsia="宋体" w:cs="宋体"/>
               <w:sz w:val="21"/>
               <w:szCs w:val="21"/>
             </w:rPr>
@@ -3352,7 +3383,7 @@
           </w:r>
           <w:r>
             <w:rPr>
-              <w:rFonts w:ascii="宋体" w:eastAsia="宋体" w:hAnsi="宋体" w:cs="宋体" w:hint="eastAsia"/>
+              <w:rFonts w:hint="eastAsia" w:ascii="宋体" w:hAnsi="宋体" w:eastAsia="宋体" w:cs="宋体"/>
               <w:sz w:val="21"/>
               <w:szCs w:val="21"/>
             </w:rPr>
@@ -3417,7 +3448,7 @@
           </w:r>
           <w:r>
             <w:rPr>
-              <w:rFonts w:ascii="宋体" w:eastAsia="宋体" w:hAnsi="宋体" w:cs="宋体" w:hint="eastAsia"/>
+              <w:rFonts w:hint="eastAsia" w:ascii="宋体" w:hAnsi="宋体" w:eastAsia="宋体" w:cs="宋体"/>
               <w:sz w:val="21"/>
               <w:szCs w:val="21"/>
             </w:rPr>
@@ -3426,7 +3457,7 @@
         </w:p>
         <w:p>
           <w:pPr>
-            <w:pStyle w:val="TOC2"/>
+            <w:pStyle w:val="17"/>
             <w:tabs>
               <w:tab w:val="right" w:leader="dot" w:pos="8306"/>
             </w:tabs>
@@ -3437,7 +3468,7 @@
           </w:pPr>
           <w:r>
             <w:rPr>
-              <w:rFonts w:ascii="宋体" w:eastAsia="宋体" w:hAnsi="宋体" w:cs="宋体" w:hint="eastAsia"/>
+              <w:rFonts w:hint="eastAsia" w:ascii="宋体" w:hAnsi="宋体" w:eastAsia="宋体" w:cs="宋体"/>
               <w:sz w:val="21"/>
               <w:szCs w:val="21"/>
             </w:rPr>
@@ -3445,7 +3476,7 @@
           </w:r>
           <w:r>
             <w:rPr>
-              <w:rFonts w:ascii="宋体" w:eastAsia="宋体" w:hAnsi="宋体" w:cs="宋体" w:hint="eastAsia"/>
+              <w:rFonts w:hint="eastAsia" w:ascii="宋体" w:hAnsi="宋体" w:eastAsia="宋体" w:cs="宋体"/>
               <w:sz w:val="21"/>
               <w:szCs w:val="21"/>
             </w:rPr>
@@ -3453,7 +3484,7 @@
           </w:r>
           <w:r>
             <w:rPr>
-              <w:rFonts w:ascii="宋体" w:eastAsia="宋体" w:hAnsi="宋体" w:cs="宋体" w:hint="eastAsia"/>
+              <w:rFonts w:hint="eastAsia" w:ascii="宋体" w:hAnsi="宋体" w:eastAsia="宋体" w:cs="宋体"/>
               <w:sz w:val="21"/>
               <w:szCs w:val="21"/>
             </w:rPr>
@@ -3518,7 +3549,7 @@
           </w:r>
           <w:r>
             <w:rPr>
-              <w:rFonts w:ascii="宋体" w:eastAsia="宋体" w:hAnsi="宋体" w:cs="宋体" w:hint="eastAsia"/>
+              <w:rFonts w:hint="eastAsia" w:ascii="宋体" w:hAnsi="宋体" w:eastAsia="宋体" w:cs="宋体"/>
               <w:sz w:val="21"/>
               <w:szCs w:val="21"/>
             </w:rPr>
@@ -3527,7 +3558,7 @@
         </w:p>
         <w:p>
           <w:pPr>
-            <w:pStyle w:val="TOC2"/>
+            <w:pStyle w:val="17"/>
             <w:tabs>
               <w:tab w:val="right" w:leader="dot" w:pos="8306"/>
             </w:tabs>
@@ -3538,7 +3569,7 @@
           </w:pPr>
           <w:r>
             <w:rPr>
-              <w:rFonts w:ascii="宋体" w:eastAsia="宋体" w:hAnsi="宋体" w:cs="宋体" w:hint="eastAsia"/>
+              <w:rFonts w:hint="eastAsia" w:ascii="宋体" w:hAnsi="宋体" w:eastAsia="宋体" w:cs="宋体"/>
               <w:sz w:val="21"/>
               <w:szCs w:val="21"/>
             </w:rPr>
@@ -3546,7 +3577,7 @@
           </w:r>
           <w:r>
             <w:rPr>
-              <w:rFonts w:ascii="宋体" w:eastAsia="宋体" w:hAnsi="宋体" w:cs="宋体" w:hint="eastAsia"/>
+              <w:rFonts w:hint="eastAsia" w:ascii="宋体" w:hAnsi="宋体" w:eastAsia="宋体" w:cs="宋体"/>
               <w:sz w:val="21"/>
               <w:szCs w:val="21"/>
             </w:rPr>
@@ -3554,7 +3585,7 @@
           </w:r>
           <w:r>
             <w:rPr>
-              <w:rFonts w:ascii="宋体" w:eastAsia="宋体" w:hAnsi="宋体" w:cs="宋体" w:hint="eastAsia"/>
+              <w:rFonts w:hint="eastAsia" w:ascii="宋体" w:hAnsi="宋体" w:eastAsia="宋体" w:cs="宋体"/>
               <w:sz w:val="21"/>
               <w:szCs w:val="21"/>
             </w:rPr>
@@ -3619,7 +3650,7 @@
           </w:r>
           <w:r>
             <w:rPr>
-              <w:rFonts w:ascii="宋体" w:eastAsia="宋体" w:hAnsi="宋体" w:cs="宋体" w:hint="eastAsia"/>
+              <w:rFonts w:hint="eastAsia" w:ascii="宋体" w:hAnsi="宋体" w:eastAsia="宋体" w:cs="宋体"/>
               <w:sz w:val="21"/>
               <w:szCs w:val="21"/>
             </w:rPr>
@@ -3628,7 +3659,7 @@
         </w:p>
         <w:p>
           <w:pPr>
-            <w:pStyle w:val="TOC2"/>
+            <w:pStyle w:val="17"/>
             <w:tabs>
               <w:tab w:val="right" w:leader="dot" w:pos="8306"/>
             </w:tabs>
@@ -3639,7 +3670,7 @@
           </w:pPr>
           <w:r>
             <w:rPr>
-              <w:rFonts w:ascii="宋体" w:eastAsia="宋体" w:hAnsi="宋体" w:cs="宋体" w:hint="eastAsia"/>
+              <w:rFonts w:hint="eastAsia" w:ascii="宋体" w:hAnsi="宋体" w:eastAsia="宋体" w:cs="宋体"/>
               <w:sz w:val="21"/>
               <w:szCs w:val="21"/>
             </w:rPr>
@@ -3647,7 +3678,7 @@
           </w:r>
           <w:r>
             <w:rPr>
-              <w:rFonts w:ascii="宋体" w:eastAsia="宋体" w:hAnsi="宋体" w:cs="宋体" w:hint="eastAsia"/>
+              <w:rFonts w:hint="eastAsia" w:ascii="宋体" w:hAnsi="宋体" w:eastAsia="宋体" w:cs="宋体"/>
               <w:sz w:val="21"/>
               <w:szCs w:val="21"/>
             </w:rPr>
@@ -3655,7 +3686,7 @@
           </w:r>
           <w:r>
             <w:rPr>
-              <w:rFonts w:ascii="宋体" w:eastAsia="宋体" w:hAnsi="宋体" w:cs="宋体" w:hint="eastAsia"/>
+              <w:rFonts w:hint="eastAsia" w:ascii="宋体" w:hAnsi="宋体" w:eastAsia="宋体" w:cs="宋体"/>
               <w:sz w:val="21"/>
               <w:szCs w:val="21"/>
             </w:rPr>
@@ -3720,7 +3751,7 @@
           </w:r>
           <w:r>
             <w:rPr>
-              <w:rFonts w:ascii="宋体" w:eastAsia="宋体" w:hAnsi="宋体" w:cs="宋体" w:hint="eastAsia"/>
+              <w:rFonts w:hint="eastAsia" w:ascii="宋体" w:hAnsi="宋体" w:eastAsia="宋体" w:cs="宋体"/>
               <w:sz w:val="21"/>
               <w:szCs w:val="21"/>
             </w:rPr>
@@ -3729,7 +3760,7 @@
         </w:p>
         <w:p>
           <w:pPr>
-            <w:pStyle w:val="TOC2"/>
+            <w:pStyle w:val="17"/>
             <w:tabs>
               <w:tab w:val="right" w:leader="dot" w:pos="8306"/>
             </w:tabs>
@@ -3740,7 +3771,7 @@
           </w:pPr>
           <w:r>
             <w:rPr>
-              <w:rFonts w:ascii="宋体" w:eastAsia="宋体" w:hAnsi="宋体" w:cs="宋体" w:hint="eastAsia"/>
+              <w:rFonts w:hint="eastAsia" w:ascii="宋体" w:hAnsi="宋体" w:eastAsia="宋体" w:cs="宋体"/>
               <w:sz w:val="21"/>
               <w:szCs w:val="21"/>
             </w:rPr>
@@ -3748,7 +3779,7 @@
           </w:r>
           <w:r>
             <w:rPr>
-              <w:rFonts w:ascii="宋体" w:eastAsia="宋体" w:hAnsi="宋体" w:cs="宋体" w:hint="eastAsia"/>
+              <w:rFonts w:hint="eastAsia" w:ascii="宋体" w:hAnsi="宋体" w:eastAsia="宋体" w:cs="宋体"/>
               <w:sz w:val="21"/>
               <w:szCs w:val="21"/>
             </w:rPr>
@@ -3756,7 +3787,7 @@
           </w:r>
           <w:r>
             <w:rPr>
-              <w:rFonts w:ascii="宋体" w:eastAsia="宋体" w:hAnsi="宋体" w:cs="宋体" w:hint="eastAsia"/>
+              <w:rFonts w:hint="eastAsia" w:ascii="宋体" w:hAnsi="宋体" w:eastAsia="宋体" w:cs="宋体"/>
               <w:sz w:val="21"/>
               <w:szCs w:val="21"/>
             </w:rPr>
@@ -3821,7 +3852,7 @@
           </w:r>
           <w:r>
             <w:rPr>
-              <w:rFonts w:ascii="宋体" w:eastAsia="宋体" w:hAnsi="宋体" w:cs="宋体" w:hint="eastAsia"/>
+              <w:rFonts w:hint="eastAsia" w:ascii="宋体" w:hAnsi="宋体" w:eastAsia="宋体" w:cs="宋体"/>
               <w:sz w:val="21"/>
               <w:szCs w:val="21"/>
             </w:rPr>
@@ -3830,7 +3861,7 @@
         </w:p>
         <w:p>
           <w:pPr>
-            <w:pStyle w:val="TOC2"/>
+            <w:pStyle w:val="17"/>
             <w:tabs>
               <w:tab w:val="right" w:leader="dot" w:pos="8306"/>
             </w:tabs>
@@ -3841,7 +3872,7 @@
           </w:pPr>
           <w:r>
             <w:rPr>
-              <w:rFonts w:ascii="宋体" w:eastAsia="宋体" w:hAnsi="宋体" w:cs="宋体" w:hint="eastAsia"/>
+              <w:rFonts w:hint="eastAsia" w:ascii="宋体" w:hAnsi="宋体" w:eastAsia="宋体" w:cs="宋体"/>
               <w:sz w:val="21"/>
               <w:szCs w:val="21"/>
             </w:rPr>
@@ -3849,7 +3880,7 @@
           </w:r>
           <w:r>
             <w:rPr>
-              <w:rFonts w:ascii="宋体" w:eastAsia="宋体" w:hAnsi="宋体" w:cs="宋体" w:hint="eastAsia"/>
+              <w:rFonts w:hint="eastAsia" w:ascii="宋体" w:hAnsi="宋体" w:eastAsia="宋体" w:cs="宋体"/>
               <w:sz w:val="21"/>
               <w:szCs w:val="21"/>
             </w:rPr>
@@ -3857,7 +3888,7 @@
           </w:r>
           <w:r>
             <w:rPr>
-              <w:rFonts w:ascii="宋体" w:eastAsia="宋体" w:hAnsi="宋体" w:cs="宋体" w:hint="eastAsia"/>
+              <w:rFonts w:hint="eastAsia" w:ascii="宋体" w:hAnsi="宋体" w:eastAsia="宋体" w:cs="宋体"/>
               <w:sz w:val="21"/>
               <w:szCs w:val="21"/>
             </w:rPr>
@@ -3922,7 +3953,7 @@
           </w:r>
           <w:r>
             <w:rPr>
-              <w:rFonts w:ascii="宋体" w:eastAsia="宋体" w:hAnsi="宋体" w:cs="宋体" w:hint="eastAsia"/>
+              <w:rFonts w:hint="eastAsia" w:ascii="宋体" w:hAnsi="宋体" w:eastAsia="宋体" w:cs="宋体"/>
               <w:sz w:val="21"/>
               <w:szCs w:val="21"/>
             </w:rPr>
@@ -3931,7 +3962,7 @@
         </w:p>
         <w:p>
           <w:pPr>
-            <w:pStyle w:val="TOC2"/>
+            <w:pStyle w:val="17"/>
             <w:tabs>
               <w:tab w:val="right" w:leader="dot" w:pos="8306"/>
             </w:tabs>
@@ -3942,7 +3973,7 @@
           </w:pPr>
           <w:r>
             <w:rPr>
-              <w:rFonts w:ascii="宋体" w:eastAsia="宋体" w:hAnsi="宋体" w:cs="宋体" w:hint="eastAsia"/>
+              <w:rFonts w:hint="eastAsia" w:ascii="宋体" w:hAnsi="宋体" w:eastAsia="宋体" w:cs="宋体"/>
               <w:sz w:val="21"/>
               <w:szCs w:val="21"/>
             </w:rPr>
@@ -3950,7 +3981,7 @@
           </w:r>
           <w:r>
             <w:rPr>
-              <w:rFonts w:ascii="宋体" w:eastAsia="宋体" w:hAnsi="宋体" w:cs="宋体" w:hint="eastAsia"/>
+              <w:rFonts w:hint="eastAsia" w:ascii="宋体" w:hAnsi="宋体" w:eastAsia="宋体" w:cs="宋体"/>
               <w:sz w:val="21"/>
               <w:szCs w:val="21"/>
             </w:rPr>
@@ -3958,7 +3989,7 @@
           </w:r>
           <w:r>
             <w:rPr>
-              <w:rFonts w:ascii="宋体" w:eastAsia="宋体" w:hAnsi="宋体" w:cs="宋体" w:hint="eastAsia"/>
+              <w:rFonts w:hint="eastAsia" w:ascii="宋体" w:hAnsi="宋体" w:eastAsia="宋体" w:cs="宋体"/>
               <w:sz w:val="21"/>
               <w:szCs w:val="21"/>
             </w:rPr>
@@ -4026,7 +4057,7 @@
           </w:r>
           <w:r>
             <w:rPr>
-              <w:rFonts w:ascii="宋体" w:eastAsia="宋体" w:hAnsi="宋体" w:cs="宋体" w:hint="eastAsia"/>
+              <w:rFonts w:hint="eastAsia" w:ascii="宋体" w:hAnsi="宋体" w:eastAsia="宋体" w:cs="宋体"/>
               <w:sz w:val="21"/>
               <w:szCs w:val="21"/>
             </w:rPr>
@@ -4035,7 +4066,7 @@
         </w:p>
         <w:p>
           <w:pPr>
-            <w:pStyle w:val="TOC1"/>
+            <w:pStyle w:val="16"/>
             <w:tabs>
               <w:tab w:val="right" w:leader="dot" w:pos="8306"/>
             </w:tabs>
@@ -4046,7 +4077,7 @@
           </w:pPr>
           <w:r>
             <w:rPr>
-              <w:rFonts w:ascii="宋体" w:eastAsia="宋体" w:hAnsi="宋体" w:cs="宋体" w:hint="eastAsia"/>
+              <w:rFonts w:hint="eastAsia" w:ascii="宋体" w:hAnsi="宋体" w:eastAsia="宋体" w:cs="宋体"/>
               <w:sz w:val="21"/>
               <w:szCs w:val="21"/>
             </w:rPr>
@@ -4054,7 +4085,7 @@
           </w:r>
           <w:r>
             <w:rPr>
-              <w:rFonts w:ascii="宋体" w:eastAsia="宋体" w:hAnsi="宋体" w:cs="宋体" w:hint="eastAsia"/>
+              <w:rFonts w:hint="eastAsia" w:ascii="宋体" w:hAnsi="宋体" w:eastAsia="宋体" w:cs="宋体"/>
               <w:sz w:val="21"/>
               <w:szCs w:val="21"/>
             </w:rPr>
@@ -4062,7 +4093,7 @@
           </w:r>
           <w:r>
             <w:rPr>
-              <w:rFonts w:ascii="宋体" w:eastAsia="宋体" w:hAnsi="宋体" w:cs="宋体" w:hint="eastAsia"/>
+              <w:rFonts w:hint="eastAsia" w:ascii="宋体" w:hAnsi="宋体" w:eastAsia="宋体" w:cs="宋体"/>
               <w:sz w:val="21"/>
               <w:szCs w:val="21"/>
             </w:rPr>
@@ -4070,7 +4101,7 @@
           </w:r>
           <w:r>
             <w:rPr>
-              <w:rFonts w:eastAsia="宋体" w:hint="default"/>
+              <w:rFonts w:hint="default" w:eastAsia="宋体"/>
               <w:sz w:val="21"/>
               <w:szCs w:val="21"/>
               <w:lang w:val="en-US" w:eastAsia="zh-CN"/>
@@ -4079,7 +4110,7 @@
           </w:r>
           <w:r>
             <w:rPr>
-              <w:rFonts w:eastAsia="宋体" w:hint="eastAsia"/>
+              <w:rFonts w:hint="eastAsia" w:eastAsia="宋体"/>
               <w:sz w:val="21"/>
               <w:szCs w:val="21"/>
               <w:lang w:val="en-US" w:eastAsia="zh-CN"/>
@@ -4130,7 +4161,7 @@
           </w:r>
           <w:r>
             <w:rPr>
-              <w:rFonts w:ascii="宋体" w:eastAsia="宋体" w:hAnsi="宋体" w:cs="宋体" w:hint="eastAsia"/>
+              <w:rFonts w:hint="eastAsia" w:ascii="宋体" w:hAnsi="宋体" w:eastAsia="宋体" w:cs="宋体"/>
               <w:sz w:val="21"/>
               <w:szCs w:val="21"/>
             </w:rPr>
@@ -4139,7 +4170,7 @@
         </w:p>
         <w:p>
           <w:pPr>
-            <w:pStyle w:val="TOC1"/>
+            <w:pStyle w:val="16"/>
             <w:tabs>
               <w:tab w:val="right" w:leader="dot" w:pos="8306"/>
             </w:tabs>
@@ -4150,7 +4181,7 @@
           </w:pPr>
           <w:r>
             <w:rPr>
-              <w:rFonts w:ascii="宋体" w:eastAsia="宋体" w:hAnsi="宋体" w:cs="宋体" w:hint="eastAsia"/>
+              <w:rFonts w:hint="eastAsia" w:ascii="宋体" w:hAnsi="宋体" w:eastAsia="宋体" w:cs="宋体"/>
               <w:sz w:val="21"/>
               <w:szCs w:val="21"/>
             </w:rPr>
@@ -4158,7 +4189,7 @@
           </w:r>
           <w:r>
             <w:rPr>
-              <w:rFonts w:ascii="宋体" w:eastAsia="宋体" w:hAnsi="宋体" w:cs="宋体" w:hint="eastAsia"/>
+              <w:rFonts w:hint="eastAsia" w:ascii="宋体" w:hAnsi="宋体" w:eastAsia="宋体" w:cs="宋体"/>
               <w:sz w:val="21"/>
               <w:szCs w:val="21"/>
             </w:rPr>
@@ -4166,7 +4197,7 @@
           </w:r>
           <w:r>
             <w:rPr>
-              <w:rFonts w:ascii="宋体" w:eastAsia="宋体" w:hAnsi="宋体" w:cs="宋体" w:hint="eastAsia"/>
+              <w:rFonts w:hint="eastAsia" w:ascii="宋体" w:hAnsi="宋体" w:eastAsia="宋体" w:cs="宋体"/>
               <w:sz w:val="21"/>
               <w:szCs w:val="21"/>
             </w:rPr>
@@ -4234,7 +4265,7 @@
           </w:r>
           <w:r>
             <w:rPr>
-              <w:rFonts w:ascii="宋体" w:eastAsia="宋体" w:hAnsi="宋体" w:cs="宋体" w:hint="eastAsia"/>
+              <w:rFonts w:hint="eastAsia" w:ascii="宋体" w:hAnsi="宋体" w:eastAsia="宋体" w:cs="宋体"/>
               <w:sz w:val="21"/>
               <w:szCs w:val="21"/>
             </w:rPr>
@@ -4243,7 +4274,7 @@
         </w:p>
         <w:p>
           <w:pPr>
-            <w:pStyle w:val="TOC1"/>
+            <w:pStyle w:val="16"/>
             <w:tabs>
               <w:tab w:val="right" w:leader="dot" w:pos="8306"/>
             </w:tabs>
@@ -4254,7 +4285,7 @@
           </w:pPr>
           <w:r>
             <w:rPr>
-              <w:rFonts w:ascii="宋体" w:eastAsia="宋体" w:hAnsi="宋体" w:cs="宋体" w:hint="eastAsia"/>
+              <w:rFonts w:hint="eastAsia" w:ascii="宋体" w:hAnsi="宋体" w:eastAsia="宋体" w:cs="宋体"/>
               <w:sz w:val="21"/>
               <w:szCs w:val="21"/>
             </w:rPr>
@@ -4262,7 +4293,7 @@
           </w:r>
           <w:r>
             <w:rPr>
-              <w:rFonts w:ascii="宋体" w:eastAsia="宋体" w:hAnsi="宋体" w:cs="宋体" w:hint="eastAsia"/>
+              <w:rFonts w:hint="eastAsia" w:ascii="宋体" w:hAnsi="宋体" w:eastAsia="宋体" w:cs="宋体"/>
               <w:sz w:val="21"/>
               <w:szCs w:val="21"/>
             </w:rPr>
@@ -4270,7 +4301,7 @@
           </w:r>
           <w:r>
             <w:rPr>
-              <w:rFonts w:ascii="宋体" w:eastAsia="宋体" w:hAnsi="宋体" w:cs="宋体" w:hint="eastAsia"/>
+              <w:rFonts w:hint="eastAsia" w:ascii="宋体" w:hAnsi="宋体" w:eastAsia="宋体" w:cs="宋体"/>
               <w:sz w:val="21"/>
               <w:szCs w:val="21"/>
             </w:rPr>
@@ -4338,7 +4369,7 @@
           </w:r>
           <w:r>
             <w:rPr>
-              <w:rFonts w:ascii="宋体" w:eastAsia="宋体" w:hAnsi="宋体" w:cs="宋体" w:hint="eastAsia"/>
+              <w:rFonts w:hint="eastAsia" w:ascii="宋体" w:hAnsi="宋体" w:eastAsia="宋体" w:cs="宋体"/>
               <w:sz w:val="21"/>
               <w:szCs w:val="21"/>
             </w:rPr>
@@ -4349,7 +4380,7 @@
           <w:pPr>
             <w:bidi w:val="0"/>
             <w:rPr>
-              <w:rFonts w:ascii="宋体" w:eastAsia="宋体" w:hAnsi="宋体" w:cs="宋体" w:hint="eastAsia"/>
+              <w:rFonts w:hint="eastAsia" w:ascii="宋体" w:hAnsi="宋体" w:eastAsia="宋体" w:cs="宋体"/>
               <w:snapToGrid w:val="0"/>
               <w:color w:val="000000"/>
               <w:kern w:val="0"/>
@@ -4360,7 +4391,7 @@
           </w:pPr>
           <w:r>
             <w:rPr>
-              <w:rFonts w:ascii="宋体" w:eastAsia="宋体" w:hAnsi="宋体" w:cs="宋体" w:hint="eastAsia"/>
+              <w:rFonts w:hint="eastAsia" w:ascii="宋体" w:hAnsi="宋体" w:eastAsia="宋体" w:cs="宋体"/>
               <w:sz w:val="21"/>
               <w:szCs w:val="21"/>
             </w:rPr>
@@ -4372,7 +4403,7 @@
     <w:p>
       <w:pPr>
         <w:rPr>
-          <w:rFonts w:ascii="Arial" w:eastAsia="Arial" w:hAnsi="Arial" w:cs="Arial"/>
+          <w:rFonts w:ascii="Arial" w:hAnsi="Arial" w:eastAsia="Arial" w:cs="Arial"/>
           <w:snapToGrid w:val="0"/>
           <w:color w:val="000000"/>
           <w:kern w:val="0"/>
@@ -4383,7 +4414,7 @@
       </w:pPr>
       <w:r>
         <w:rPr>
-          <w:rFonts w:ascii="Arial" w:eastAsia="Arial" w:hAnsi="Arial" w:cs="Arial"/>
+          <w:rFonts w:ascii="Arial" w:hAnsi="Arial" w:eastAsia="Arial" w:cs="Arial"/>
           <w:snapToGrid w:val="0"/>
           <w:color w:val="000000"/>
           <w:kern w:val="0"/>
@@ -4396,89 +4427,89 @@
     </w:p>
     <w:p>
       <w:pPr>
-        <w:pStyle w:val="1"/>
+        <w:pStyle w:val="28"/>
         <w:bidi w:val="0"/>
       </w:pPr>
-      <w:bookmarkStart w:id="3" w:name="_Toc6014"/>
+      <w:bookmarkStart w:id="2" w:name="_Toc6014"/>
       <w:r>
         <w:t>目的</w:t>
       </w:r>
+      <w:bookmarkEnd w:id="2"/>
+    </w:p>
+    <w:p>
+      <w:pPr>
+        <w:pStyle w:val="29"/>
+        <w:bidi w:val="0"/>
+      </w:pPr>
+      <w:r>
+        <w:t>为规范公司软件库的管理，确保软件资产的安全、完整、可用，提高软件资源的利用效率，防范软件使用风险，特制定本制度</w:t>
+      </w:r>
+    </w:p>
+    <w:p>
+      <w:pPr>
+        <w:pStyle w:val="28"/>
+        <w:bidi w:val="0"/>
+        <w:rPr>
+          <w:rFonts w:hint="eastAsia"/>
+          <w:lang w:val="en-US" w:eastAsia="zh-CN"/>
+        </w:rPr>
+      </w:pPr>
+      <w:bookmarkStart w:id="3" w:name="_Toc13631"/>
+      <w:r>
+        <w:rPr>
+          <w:rFonts w:hint="eastAsia"/>
+          <w:lang w:val="en-US" w:eastAsia="zh-CN"/>
+        </w:rPr>
+        <w:t>原则</w:t>
+      </w:r>
       <w:bookmarkEnd w:id="3"/>
     </w:p>
     <w:p>
       <w:pPr>
-        <w:pStyle w:val="a1"/>
+        <w:pStyle w:val="29"/>
         <w:bidi w:val="0"/>
-      </w:pPr>
-      <w:r>
-        <w:t>为规范公司软件库的管理，确保软件资产的安全、完整、可用，提高软件资源的利用效率，防范软件使用风险，特制定本制度</w:t>
-      </w:r>
-    </w:p>
-    <w:p>
-      <w:pPr>
-        <w:pStyle w:val="1"/>
+        <w:rPr>
+          <w:rFonts w:hint="default"/>
+        </w:rPr>
+      </w:pPr>
+      <w:r>
+        <w:t>集中存储、版本控制、严格访问</w:t>
+      </w:r>
+      <w:r>
+        <w:rPr>
+          <w:rFonts w:hint="default"/>
+        </w:rPr>
+        <w:t>，确保所有软件资产来源唯一、版本受控且安全可靠。</w:t>
+      </w:r>
+    </w:p>
+    <w:p>
+      <w:pPr>
+        <w:pStyle w:val="30"/>
         <w:bidi w:val="0"/>
         <w:rPr>
+          <w:rFonts w:hint="default"/>
+          <w:lang w:val="en-US" w:eastAsia="zh-CN"/>
+        </w:rPr>
+      </w:pPr>
+      <w:bookmarkStart w:id="4" w:name="_Toc13591"/>
+      <w:r>
+        <w:rPr>
           <w:rFonts w:hint="eastAsia"/>
           <w:lang w:val="en-US" w:eastAsia="zh-CN"/>
         </w:rPr>
-      </w:pPr>
-      <w:bookmarkStart w:id="4" w:name="_Toc13631"/>
-      <w:r>
-        <w:rPr>
-          <w:rFonts w:hint="eastAsia"/>
-          <w:lang w:val="en-US" w:eastAsia="zh-CN"/>
-        </w:rPr>
-        <w:t>原则</w:t>
+        <w:t>术语和定义</w:t>
       </w:r>
       <w:bookmarkEnd w:id="4"/>
     </w:p>
     <w:p>
       <w:pPr>
-        <w:pStyle w:val="a1"/>
-        <w:bidi w:val="0"/>
-        <w:rPr>
-          <w:rFonts w:hint="default"/>
-        </w:rPr>
-      </w:pPr>
-      <w:r>
-        <w:t>集中存储、版本控制、严格访问</w:t>
-      </w:r>
-      <w:r>
-        <w:rPr>
-          <w:rFonts w:hint="default"/>
-        </w:rPr>
-        <w:t>，确保所有软件资产来源唯一、版本受控且安全可靠。</w:t>
-      </w:r>
-    </w:p>
-    <w:p>
-      <w:pPr>
-        <w:pStyle w:val="2"/>
-        <w:bidi w:val="0"/>
-        <w:rPr>
-          <w:rFonts w:hint="default"/>
-          <w:lang w:val="en-US" w:eastAsia="zh-CN"/>
-        </w:rPr>
-      </w:pPr>
-      <w:bookmarkStart w:id="5" w:name="_Toc13591"/>
-      <w:r>
-        <w:rPr>
-          <w:rFonts w:hint="eastAsia"/>
-          <w:lang w:val="en-US" w:eastAsia="zh-CN"/>
-        </w:rPr>
-        <w:t>术语和定义</w:t>
-      </w:r>
-      <w:bookmarkEnd w:id="5"/>
-    </w:p>
-    <w:p>
-      <w:pPr>
-        <w:pStyle w:val="a1"/>
+        <w:pStyle w:val="29"/>
         <w:numPr>
           <w:ilvl w:val="0"/>
           <w:numId w:val="2"/>
         </w:numPr>
         <w:bidi w:val="0"/>
-        <w:ind w:left="425" w:hanging="425" w:leftChars="0" w:firstLineChars="0"/>
+        <w:ind w:left="425" w:leftChars="0" w:hanging="425" w:firstLineChars="0"/>
       </w:pPr>
       <w:r>
         <w:t>软件库：指用于集中存储、管理公司各类软件的仓库，包括物理存储介质和电子存储系统。</w:t>
@@ -4486,13 +4517,13 @@
     </w:p>
     <w:p>
       <w:pPr>
-        <w:pStyle w:val="a1"/>
+        <w:pStyle w:val="29"/>
         <w:numPr>
           <w:ilvl w:val="0"/>
           <w:numId w:val="2"/>
         </w:numPr>
         <w:bidi w:val="0"/>
-        <w:ind w:left="425" w:hanging="425" w:leftChars="0" w:firstLineChars="0"/>
+        <w:ind w:left="425" w:leftChars="0" w:hanging="425" w:firstLineChars="0"/>
       </w:pPr>
       <w:r>
         <w:t>系统软件：指控制和协调计算机及外部设备，支持应用软件开发和运行的系统，如操作系统、数据库管理系统等。</w:t>
@@ -4500,13 +4531,13 @@
     </w:p>
     <w:p>
       <w:pPr>
-        <w:pStyle w:val="a1"/>
+        <w:pStyle w:val="29"/>
         <w:numPr>
           <w:ilvl w:val="0"/>
           <w:numId w:val="2"/>
         </w:numPr>
         <w:bidi w:val="0"/>
-        <w:ind w:left="425" w:hanging="425" w:leftChars="0" w:firstLineChars="0"/>
+        <w:ind w:left="425" w:leftChars="0" w:hanging="425" w:firstLineChars="0"/>
       </w:pPr>
       <w:r>
         <w:t>应用软件：指为满足特定业务需求而开发或购买的软件，如办公软件、业务管理系统等。</w:t>
@@ -4514,13 +4545,13 @@
     </w:p>
     <w:p>
       <w:pPr>
-        <w:pStyle w:val="a1"/>
+        <w:pStyle w:val="29"/>
         <w:numPr>
           <w:ilvl w:val="0"/>
           <w:numId w:val="2"/>
         </w:numPr>
         <w:bidi w:val="0"/>
-        <w:ind w:left="425" w:hanging="425" w:leftChars="0" w:firstLineChars="0"/>
+        <w:ind w:left="425" w:leftChars="0" w:hanging="425" w:firstLineChars="0"/>
       </w:pPr>
       <w:r>
         <w:t>工具软件：指用于辅助软件开发、测试、运维等工作的软件，如编译工具、测试工具、监控工具等。</w:t>
@@ -4528,10 +4559,10 @@
     </w:p>
     <w:p>
       <w:pPr>
-        <w:pStyle w:val="1"/>
+        <w:pStyle w:val="28"/>
         <w:bidi w:val="0"/>
       </w:pPr>
-      <w:bookmarkStart w:id="6" w:name="_Toc13147"/>
+      <w:bookmarkStart w:id="5" w:name="_Toc13147"/>
       <w:r>
         <w:rPr>
           <w:rFonts w:hint="eastAsia"/>
@@ -4542,50 +4573,50 @@
       <w:r>
         <w:t>范围</w:t>
       </w:r>
+      <w:bookmarkEnd w:id="5"/>
+    </w:p>
+    <w:p>
+      <w:pPr>
+        <w:pStyle w:val="29"/>
+        <w:bidi w:val="0"/>
+      </w:pPr>
+      <w:r>
+        <w:t>本制度适用于公司内部所有纳入软件库管理的软件，包括系统软件、应用软件、工具软件等，以及与软件库管理相关的部门和人员。</w:t>
+      </w:r>
+    </w:p>
+    <w:p>
+      <w:pPr>
+        <w:pStyle w:val="28"/>
+        <w:bidi w:val="0"/>
+        <w:rPr>
+          <w:rFonts w:hint="eastAsia"/>
+          <w:lang w:val="en-US" w:eastAsia="zh-CN"/>
+        </w:rPr>
+      </w:pPr>
+      <w:bookmarkStart w:id="6" w:name="_Toc24824"/>
+      <w:r>
+        <w:rPr>
+          <w:rFonts w:hint="eastAsia"/>
+          <w:lang w:val="en-US" w:eastAsia="zh-CN"/>
+        </w:rPr>
+        <w:t>岗位职责</w:t>
+      </w:r>
       <w:bookmarkEnd w:id="6"/>
     </w:p>
     <w:p>
       <w:pPr>
-        <w:pStyle w:val="a1"/>
+        <w:pStyle w:val="30"/>
         <w:bidi w:val="0"/>
       </w:pPr>
-      <w:r>
-        <w:t>本制度适用于公司内部所有纳入软件库管理的软件，包括系统软件、应用软件、工具软件等，以及与软件库管理相关的部门和人员。</w:t>
-      </w:r>
-    </w:p>
-    <w:p>
-      <w:pPr>
-        <w:pStyle w:val="1"/>
-        <w:bidi w:val="0"/>
+      <w:bookmarkStart w:id="7" w:name="_Toc13632"/>
+      <w:r>
         <w:rPr>
           <w:rFonts w:hint="eastAsia"/>
           <w:lang w:val="en-US" w:eastAsia="zh-CN"/>
         </w:rPr>
-      </w:pPr>
-      <w:bookmarkStart w:id="7" w:name="_Toc24824"/>
-      <w:r>
-        <w:rPr>
-          <w:rFonts w:hint="eastAsia"/>
-          <w:lang w:val="en-US" w:eastAsia="zh-CN"/>
-        </w:rPr>
-        <w:t>岗位职责</w:t>
+        <w:t>研发部</w:t>
       </w:r>
       <w:bookmarkEnd w:id="7"/>
-    </w:p>
-    <w:p>
-      <w:pPr>
-        <w:pStyle w:val="2"/>
-        <w:bidi w:val="0"/>
-      </w:pPr>
-      <w:bookmarkStart w:id="8" w:name="_Toc13632"/>
-      <w:r>
-        <w:rPr>
-          <w:rFonts w:hint="eastAsia"/>
-          <w:lang w:val="en-US" w:eastAsia="zh-CN"/>
-        </w:rPr>
-        <w:t>研发部</w:t>
-      </w:r>
-      <w:bookmarkEnd w:id="8"/>
     </w:p>
     <w:p>
       <w:pPr>
@@ -4661,20 +4692,20 @@
     </w:p>
     <w:p>
       <w:pPr>
-        <w:pStyle w:val="2"/>
+        <w:pStyle w:val="30"/>
         <w:bidi w:val="0"/>
       </w:pPr>
-      <w:bookmarkStart w:id="9" w:name="bookmark7"/>
+      <w:bookmarkStart w:id="8" w:name="bookmark7"/>
+      <w:bookmarkEnd w:id="8"/>
+      <w:bookmarkStart w:id="9" w:name="_Toc25148"/>
+      <w:r>
+        <w:rPr>
+          <w:rFonts w:hint="eastAsia"/>
+          <w:lang w:val="en-US" w:eastAsia="zh-CN"/>
+        </w:rPr>
+        <w:t>交付部</w:t>
+      </w:r>
       <w:bookmarkEnd w:id="9"/>
-      <w:bookmarkStart w:id="10" w:name="_Toc25148"/>
-      <w:r>
-        <w:rPr>
-          <w:rFonts w:hint="eastAsia"/>
-          <w:lang w:val="en-US" w:eastAsia="zh-CN"/>
-        </w:rPr>
-        <w:t>交付部</w:t>
-      </w:r>
-      <w:bookmarkEnd w:id="10"/>
     </w:p>
     <w:p>
       <w:pPr>
@@ -4726,16 +4757,16 @@
     </w:p>
     <w:p>
       <w:pPr>
-        <w:pStyle w:val="2"/>
+        <w:pStyle w:val="30"/>
         <w:bidi w:val="0"/>
       </w:pPr>
-      <w:bookmarkStart w:id="11" w:name="bookmark8"/>
+      <w:bookmarkStart w:id="10" w:name="bookmark8"/>
+      <w:bookmarkEnd w:id="10"/>
+      <w:bookmarkStart w:id="11" w:name="_Toc23101"/>
+      <w:r>
+        <w:t>采购部</w:t>
+      </w:r>
       <w:bookmarkEnd w:id="11"/>
-      <w:bookmarkStart w:id="12" w:name="_Toc23101"/>
-      <w:r>
-        <w:t>采购部</w:t>
-      </w:r>
-      <w:bookmarkEnd w:id="12"/>
     </w:p>
     <w:p>
       <w:pPr>
@@ -4744,7 +4775,7 @@
           <w:numId w:val="5"/>
         </w:numPr>
         <w:bidi w:val="0"/>
-        <w:ind w:left="425" w:hanging="425" w:leftChars="0" w:firstLineChars="0"/>
+        <w:ind w:left="425" w:leftChars="0" w:hanging="425" w:firstLineChars="0"/>
       </w:pPr>
       <w:r>
         <w:t>根据审批通过的软件采购申请，负责软件的采购工作，确保采购的软件符合相关要求。</w:t>
@@ -4757,7 +4788,7 @@
           <w:numId w:val="5"/>
         </w:numPr>
         <w:bidi w:val="0"/>
-        <w:ind w:left="425" w:hanging="425" w:leftChars="0" w:firstLineChars="0"/>
+        <w:ind w:left="425" w:leftChars="0" w:hanging="425" w:firstLineChars="0"/>
       </w:pPr>
       <w:r>
         <w:t>索取软件的合法授权证明、安装介质、使用手册等，并及时移交交付部。</w:t>
@@ -4765,14 +4796,14 @@
     </w:p>
     <w:p>
       <w:pPr>
-        <w:pStyle w:val="1"/>
+        <w:pStyle w:val="28"/>
         <w:bidi w:val="0"/>
         <w:rPr>
           <w:rFonts w:hint="default"/>
           <w:lang w:val="en-US" w:eastAsia="zh-CN"/>
         </w:rPr>
       </w:pPr>
-      <w:bookmarkStart w:id="13" w:name="_Toc16402"/>
+      <w:bookmarkStart w:id="12" w:name="_Toc16402"/>
       <w:r>
         <w:rPr>
           <w:rFonts w:hint="eastAsia"/>
@@ -4780,38 +4811,38 @@
         </w:rPr>
         <w:t>最终软件库管理</w:t>
       </w:r>
+      <w:bookmarkEnd w:id="12"/>
+      <w:r>
+        <w:rPr>
+          <w:rFonts w:hint="eastAsia"/>
+          <w:lang w:val="en-US" w:eastAsia="zh-CN"/>
+        </w:rPr>
+        <w:t>流程</w:t>
+      </w:r>
+    </w:p>
+    <w:p>
+      <w:pPr>
+        <w:pStyle w:val="30"/>
+        <w:bidi w:val="0"/>
+      </w:pPr>
+      <w:bookmarkStart w:id="13" w:name="_Toc1277"/>
+      <w:r>
+        <w:t>软件入库管理</w:t>
+      </w:r>
       <w:bookmarkEnd w:id="13"/>
-      <w:r>
-        <w:rPr>
-          <w:rFonts w:hint="eastAsia"/>
-          <w:lang w:val="en-US" w:eastAsia="zh-CN"/>
-        </w:rPr>
-        <w:t>流程</w:t>
-      </w:r>
-    </w:p>
-    <w:p>
-      <w:pPr>
-        <w:pStyle w:val="2"/>
+    </w:p>
+    <w:p>
+      <w:pPr>
+        <w:pStyle w:val="31"/>
         <w:bidi w:val="0"/>
       </w:pPr>
-      <w:bookmarkStart w:id="14" w:name="_Toc1277"/>
-      <w:r>
-        <w:t>软件入库管理</w:t>
-      </w:r>
+      <w:bookmarkStart w:id="14" w:name="bookmark10"/>
       <w:bookmarkEnd w:id="14"/>
-    </w:p>
-    <w:p>
-      <w:pPr>
-        <w:pStyle w:val="3"/>
-        <w:bidi w:val="0"/>
-      </w:pPr>
-      <w:bookmarkStart w:id="15" w:name="bookmark10"/>
+      <w:bookmarkStart w:id="15" w:name="_Toc29485"/>
+      <w:r>
+        <w:t>入库申请</w:t>
+      </w:r>
       <w:bookmarkEnd w:id="15"/>
-      <w:bookmarkStart w:id="16" w:name="_Toc29485"/>
-      <w:r>
-        <w:t>入库申请</w:t>
-      </w:r>
-      <w:bookmarkEnd w:id="16"/>
     </w:p>
     <w:p>
       <w:pPr>
@@ -4820,7 +4851,7 @@
           <w:numId w:val="6"/>
         </w:numPr>
         <w:bidi w:val="0"/>
-        <w:ind w:left="425" w:hanging="425" w:leftChars="0" w:firstLineChars="0"/>
+        <w:ind w:left="425" w:leftChars="0" w:hanging="425" w:firstLineChars="0"/>
       </w:pPr>
       <w:r>
         <w:t>软件采购</w:t>
@@ -4863,7 +4894,7 @@
           <w:numId w:val="6"/>
         </w:numPr>
         <w:bidi w:val="0"/>
-        <w:ind w:left="425" w:hanging="425" w:leftChars="0" w:firstLineChars="0"/>
+        <w:ind w:left="425" w:leftChars="0" w:hanging="425" w:firstLineChars="0"/>
       </w:pPr>
       <w:r>
         <w:t>申请资料应真实、完整、准确，确保软件的合法性和可用性。</w:t>
@@ -4871,16 +4902,16 @@
     </w:p>
     <w:p>
       <w:pPr>
-        <w:pStyle w:val="3"/>
+        <w:pStyle w:val="31"/>
         <w:bidi w:val="0"/>
       </w:pPr>
-      <w:bookmarkStart w:id="17" w:name="bookmark11"/>
+      <w:bookmarkStart w:id="16" w:name="bookmark11"/>
+      <w:bookmarkEnd w:id="16"/>
+      <w:bookmarkStart w:id="17" w:name="_Toc20793"/>
+      <w:r>
+        <w:t>入库审核</w:t>
+      </w:r>
       <w:bookmarkEnd w:id="17"/>
-      <w:bookmarkStart w:id="18" w:name="_Toc20793"/>
-      <w:r>
-        <w:t>入库审核</w:t>
-      </w:r>
-      <w:bookmarkEnd w:id="18"/>
     </w:p>
     <w:p>
       <w:pPr>
@@ -4889,7 +4920,7 @@
           <w:numId w:val="7"/>
         </w:numPr>
         <w:bidi w:val="0"/>
-        <w:ind w:left="425" w:hanging="425" w:leftChars="0" w:firstLineChars="0"/>
+        <w:ind w:left="425" w:leftChars="0" w:hanging="425" w:firstLineChars="0"/>
       </w:pPr>
       <w:r>
         <w:rPr>
@@ -4909,7 +4940,7 @@
           <w:numId w:val="7"/>
         </w:numPr>
         <w:bidi w:val="0"/>
-        <w:ind w:left="425" w:hanging="425" w:leftChars="0" w:firstLineChars="0"/>
+        <w:ind w:left="425" w:leftChars="0" w:hanging="425" w:firstLineChars="0"/>
       </w:pPr>
       <w:r>
         <w:t>审核内容包括：软件是否具有合法的授权证明；软件安装程序、文档等是否完整；软件是否存在病毒、恶意代码等安全隐患；软件是否符合公司的技术标准和业务需求。</w:t>
@@ -4922,7 +4953,7 @@
           <w:numId w:val="7"/>
         </w:numPr>
         <w:bidi w:val="0"/>
-        <w:ind w:left="425" w:hanging="425" w:leftChars="0" w:firstLineChars="0"/>
+        <w:ind w:left="425" w:leftChars="0" w:hanging="425" w:firstLineChars="0"/>
       </w:pPr>
       <w:r>
         <w:t>审核通过后，</w:t>
@@ -4940,16 +4971,16 @@
     </w:p>
     <w:p>
       <w:pPr>
-        <w:pStyle w:val="3"/>
+        <w:pStyle w:val="31"/>
         <w:bidi w:val="0"/>
       </w:pPr>
-      <w:bookmarkStart w:id="19" w:name="bookmark12"/>
+      <w:bookmarkStart w:id="18" w:name="bookmark12"/>
+      <w:bookmarkEnd w:id="18"/>
+      <w:bookmarkStart w:id="19" w:name="_Toc24303"/>
+      <w:r>
+        <w:t>入库登记与分类存储</w:t>
+      </w:r>
       <w:bookmarkEnd w:id="19"/>
-      <w:bookmarkStart w:id="20" w:name="_Toc24303"/>
-      <w:r>
-        <w:t>入库登记与分类存储</w:t>
-      </w:r>
-      <w:bookmarkEnd w:id="20"/>
     </w:p>
     <w:p>
       <w:pPr>
@@ -4958,7 +4989,7 @@
           <w:numId w:val="8"/>
         </w:numPr>
         <w:bidi w:val="0"/>
-        <w:ind w:left="425" w:hanging="425" w:leftChars="0" w:firstLineChars="0"/>
+        <w:ind w:left="425" w:leftChars="0" w:hanging="425" w:firstLineChars="0"/>
       </w:pPr>
       <w:r>
         <w:t>审核通过的软件，</w:t>
@@ -4981,7 +5012,7 @@
           <w:numId w:val="8"/>
         </w:numPr>
         <w:bidi w:val="0"/>
-        <w:ind w:left="425" w:hanging="425" w:leftChars="0" w:firstLineChars="0"/>
+        <w:ind w:left="425" w:leftChars="0" w:hanging="425" w:firstLineChars="0"/>
       </w:pPr>
       <w:r>
         <w:t>按照软件的类型、用途、版本等对软件进行分类存储，便于管理和查询。电子软件应存储在指定的服务器或存储设备中，并设置访问权限；物理介质（如光盘、U 盘等）应妥善保管，存放在安全、干燥、防潮的环境中。</w:t>
@@ -4989,27 +5020,27 @@
     </w:p>
     <w:p>
       <w:pPr>
-        <w:pStyle w:val="2"/>
+        <w:pStyle w:val="30"/>
         <w:bidi w:val="0"/>
       </w:pPr>
-      <w:bookmarkStart w:id="21" w:name="bookmark13"/>
+      <w:bookmarkStart w:id="20" w:name="bookmark13"/>
+      <w:bookmarkEnd w:id="20"/>
+      <w:bookmarkStart w:id="21" w:name="_Toc6446"/>
+      <w:r>
+        <w:t>软件出库管理</w:t>
+      </w:r>
       <w:bookmarkEnd w:id="21"/>
-      <w:bookmarkStart w:id="22" w:name="_Toc6446"/>
-      <w:r>
-        <w:t>软件出库管理</w:t>
+    </w:p>
+    <w:p>
+      <w:pPr>
+        <w:pStyle w:val="31"/>
+        <w:bidi w:val="0"/>
+      </w:pPr>
+      <w:bookmarkStart w:id="22" w:name="_Toc28540"/>
+      <w:r>
+        <w:t>出库申请</w:t>
       </w:r>
       <w:bookmarkEnd w:id="22"/>
-    </w:p>
-    <w:p>
-      <w:pPr>
-        <w:pStyle w:val="3"/>
-        <w:bidi w:val="0"/>
-      </w:pPr>
-      <w:bookmarkStart w:id="23" w:name="_Toc28540"/>
-      <w:r>
-        <w:t>出库申请</w:t>
-      </w:r>
-      <w:bookmarkEnd w:id="23"/>
     </w:p>
     <w:p>
       <w:pPr>
@@ -5018,7 +5049,7 @@
           <w:numId w:val="9"/>
         </w:numPr>
         <w:bidi w:val="0"/>
-        <w:ind w:left="425" w:hanging="425" w:leftChars="0" w:firstLineChars="0"/>
+        <w:ind w:left="425" w:leftChars="0" w:hanging="425" w:firstLineChars="0"/>
       </w:pPr>
       <w:r>
         <w:t>各部门因工作需要使用软件时，应向</w:t>
@@ -5041,7 +5072,7 @@
           <w:numId w:val="9"/>
         </w:numPr>
         <w:bidi w:val="0"/>
-        <w:ind w:left="425" w:hanging="425" w:leftChars="0" w:firstLineChars="0"/>
+        <w:ind w:left="425" w:leftChars="0" w:hanging="425" w:firstLineChars="0"/>
       </w:pPr>
       <w:r>
         <w:t>对于需要授权使用的软件，申请部门还需提供使用授权证明。</w:t>
@@ -5049,16 +5080,16 @@
     </w:p>
     <w:p>
       <w:pPr>
-        <w:pStyle w:val="3"/>
+        <w:pStyle w:val="31"/>
         <w:bidi w:val="0"/>
       </w:pPr>
-      <w:bookmarkStart w:id="24" w:name="bookmark15"/>
+      <w:bookmarkStart w:id="23" w:name="bookmark15"/>
+      <w:bookmarkEnd w:id="23"/>
+      <w:bookmarkStart w:id="24" w:name="_Toc4068"/>
+      <w:r>
+        <w:t>出库审核与授权</w:t>
+      </w:r>
       <w:bookmarkEnd w:id="24"/>
-      <w:bookmarkStart w:id="25" w:name="_Toc4068"/>
-      <w:r>
-        <w:t>出库审核与授权</w:t>
-      </w:r>
-      <w:bookmarkEnd w:id="25"/>
     </w:p>
     <w:p>
       <w:pPr>
@@ -5067,7 +5098,7 @@
           <w:numId w:val="10"/>
         </w:numPr>
         <w:bidi w:val="0"/>
-        <w:ind w:left="425" w:hanging="425" w:leftChars="0" w:firstLineChars="0"/>
+        <w:ind w:left="425" w:leftChars="0" w:hanging="425" w:firstLineChars="0"/>
       </w:pPr>
       <w:r>
         <w:rPr>
@@ -5087,7 +5118,7 @@
           <w:numId w:val="10"/>
         </w:numPr>
         <w:bidi w:val="0"/>
-        <w:ind w:left="425" w:hanging="425" w:leftChars="0" w:firstLineChars="0"/>
+        <w:ind w:left="425" w:leftChars="0" w:hanging="425" w:firstLineChars="0"/>
       </w:pPr>
       <w:r>
         <w:t>审核通过后，</w:t>
@@ -5110,7 +5141,7 @@
           <w:numId w:val="10"/>
         </w:numPr>
         <w:bidi w:val="0"/>
-        <w:ind w:left="425" w:hanging="425" w:leftChars="0" w:firstLineChars="0"/>
+        <w:ind w:left="425" w:leftChars="0" w:hanging="425" w:firstLineChars="0"/>
       </w:pPr>
       <w:r>
         <w:t>出库登记内容包括软件名称、版本号、出库日期、使用部门、使用人、授权期限、经办人等信息。</w:t>
@@ -5118,14 +5149,14 @@
     </w:p>
     <w:p>
       <w:pPr>
-        <w:pStyle w:val="3"/>
+        <w:pStyle w:val="31"/>
         <w:bidi w:val="0"/>
       </w:pPr>
-      <w:bookmarkStart w:id="26" w:name="_Toc28004"/>
+      <w:bookmarkStart w:id="25" w:name="_Toc28004"/>
       <w:r>
         <w:t>软件分发</w:t>
       </w:r>
-      <w:bookmarkEnd w:id="26"/>
+      <w:bookmarkEnd w:id="25"/>
     </w:p>
     <w:p>
       <w:pPr>
@@ -5134,7 +5165,7 @@
           <w:numId w:val="11"/>
         </w:numPr>
         <w:bidi w:val="0"/>
-        <w:ind w:left="425" w:hanging="425" w:leftChars="0" w:firstLineChars="0"/>
+        <w:ind w:left="425" w:leftChars="0" w:hanging="425" w:firstLineChars="0"/>
       </w:pPr>
       <w:r>
         <w:rPr>
@@ -5154,7 +5185,7 @@
           <w:numId w:val="11"/>
         </w:numPr>
         <w:bidi w:val="0"/>
-        <w:ind w:left="425" w:hanging="425" w:leftChars="0" w:firstLineChars="0"/>
+        <w:ind w:left="425" w:leftChars="0" w:hanging="425" w:firstLineChars="0"/>
       </w:pPr>
       <w:r>
         <w:t>软件分发后，使用部门或使用人应在《软件出库签收表》上签字确认，表明已收到软件。</w:t>
@@ -5162,14 +5193,14 @@
     </w:p>
     <w:p>
       <w:pPr>
-        <w:pStyle w:val="2"/>
+        <w:pStyle w:val="30"/>
         <w:bidi w:val="0"/>
       </w:pPr>
-      <w:bookmarkStart w:id="27" w:name="_Toc24236"/>
+      <w:bookmarkStart w:id="26" w:name="_Toc24236"/>
       <w:r>
         <w:t>软件版本管理</w:t>
       </w:r>
-      <w:bookmarkEnd w:id="27"/>
+      <w:bookmarkEnd w:id="26"/>
     </w:p>
     <w:p>
       <w:pPr>
@@ -5178,7 +5209,7 @@
           <w:numId w:val="12"/>
         </w:numPr>
         <w:bidi w:val="0"/>
-        <w:ind w:left="425" w:hanging="425" w:leftChars="0" w:firstLineChars="0"/>
+        <w:ind w:left="425" w:leftChars="0" w:hanging="425" w:firstLineChars="0"/>
       </w:pPr>
       <w:r>
         <w:rPr>
@@ -5198,7 +5229,7 @@
           <w:numId w:val="12"/>
         </w:numPr>
         <w:bidi w:val="0"/>
-        <w:ind w:left="425" w:hanging="425" w:leftChars="0" w:firstLineChars="0"/>
+        <w:ind w:left="425" w:leftChars="0" w:hanging="425" w:firstLineChars="0"/>
       </w:pPr>
       <w:r>
         <w:t>当软件出现新版本时，由</w:t>
@@ -5221,7 +5252,7 @@
           <w:numId w:val="12"/>
         </w:numPr>
         <w:bidi w:val="0"/>
-        <w:ind w:left="425" w:hanging="425" w:leftChars="0" w:firstLineChars="0"/>
+        <w:ind w:left="425" w:leftChars="0" w:hanging="425" w:firstLineChars="0"/>
       </w:pPr>
       <w:r>
         <w:t>经评估需要升级的软件，按照软件入库和出库管理流程进行新版本的入库和分发，并对旧版本进行妥善处理，如归档保存或删除，防止版本混乱。</w:t>
@@ -5234,7 +5265,7 @@
           <w:numId w:val="12"/>
         </w:numPr>
         <w:bidi w:val="0"/>
-        <w:ind w:left="425" w:hanging="425" w:leftChars="0" w:firstLineChars="0"/>
+        <w:ind w:left="425" w:leftChars="0" w:hanging="425" w:firstLineChars="0"/>
       </w:pPr>
       <w:r>
         <w:t>记录软件版本的变更历史，包括版本号、变更内容、变更日期、变更原因等信息，便于追溯和管理。</w:t>
@@ -5242,16 +5273,16 @@
     </w:p>
     <w:p>
       <w:pPr>
-        <w:pStyle w:val="2"/>
+        <w:pStyle w:val="30"/>
         <w:bidi w:val="0"/>
       </w:pPr>
-      <w:bookmarkStart w:id="28" w:name="bookmark18"/>
+      <w:bookmarkStart w:id="27" w:name="bookmark18"/>
+      <w:bookmarkEnd w:id="27"/>
+      <w:bookmarkStart w:id="28" w:name="_Toc23474"/>
+      <w:r>
+        <w:t>软件存储与备份管理</w:t>
+      </w:r>
       <w:bookmarkEnd w:id="28"/>
-      <w:bookmarkStart w:id="29" w:name="_Toc23474"/>
-      <w:r>
-        <w:t>软件存储与备份管理</w:t>
-      </w:r>
-      <w:bookmarkEnd w:id="29"/>
     </w:p>
     <w:p>
       <w:pPr>
@@ -5260,7 +5291,7 @@
           <w:numId w:val="13"/>
         </w:numPr>
         <w:bidi w:val="0"/>
-        <w:ind w:left="425" w:hanging="425" w:leftChars="0" w:firstLineChars="0"/>
+        <w:ind w:left="425" w:leftChars="0" w:hanging="425" w:firstLineChars="0"/>
         <w:rPr>
           <w:rFonts w:ascii="Arial" w:hAnsi="Arial"/>
         </w:rPr>
@@ -5286,7 +5317,7 @@
           <w:numId w:val="13"/>
         </w:numPr>
         <w:bidi w:val="0"/>
-        <w:ind w:left="425" w:hanging="425" w:leftChars="0" w:firstLineChars="0"/>
+        <w:ind w:left="425" w:leftChars="0" w:hanging="425" w:firstLineChars="0"/>
         <w:rPr>
           <w:rFonts w:ascii="Arial" w:hAnsi="Arial"/>
         </w:rPr>
@@ -5305,7 +5336,7 @@
           <w:numId w:val="13"/>
         </w:numPr>
         <w:bidi w:val="0"/>
-        <w:ind w:left="425" w:hanging="425" w:leftChars="0" w:firstLineChars="0"/>
+        <w:ind w:left="425" w:leftChars="0" w:hanging="425" w:firstLineChars="0"/>
         <w:rPr>
           <w:rFonts w:ascii="Arial" w:hAnsi="Arial"/>
         </w:rPr>
@@ -5324,7 +5355,7 @@
           <w:numId w:val="13"/>
         </w:numPr>
         <w:bidi w:val="0"/>
-        <w:ind w:left="425" w:hanging="425" w:leftChars="0" w:firstLineChars="0"/>
+        <w:ind w:left="425" w:leftChars="0" w:hanging="425" w:firstLineChars="0"/>
         <w:rPr>
           <w:rFonts w:ascii="Arial" w:hAnsi="Arial"/>
         </w:rPr>
@@ -5338,16 +5369,16 @@
     </w:p>
     <w:p>
       <w:pPr>
-        <w:pStyle w:val="2"/>
+        <w:pStyle w:val="30"/>
         <w:bidi w:val="0"/>
       </w:pPr>
-      <w:bookmarkStart w:id="30" w:name="bookmark19"/>
+      <w:bookmarkStart w:id="29" w:name="bookmark19"/>
+      <w:bookmarkEnd w:id="29"/>
+      <w:bookmarkStart w:id="30" w:name="_Toc26483"/>
+      <w:r>
+        <w:t>软件使用管理</w:t>
+      </w:r>
       <w:bookmarkEnd w:id="30"/>
-      <w:bookmarkStart w:id="31" w:name="_Toc26483"/>
-      <w:r>
-        <w:t>软件使用管理</w:t>
-      </w:r>
-      <w:bookmarkEnd w:id="31"/>
     </w:p>
     <w:p>
       <w:pPr>
@@ -5356,7 +5387,7 @@
           <w:numId w:val="14"/>
         </w:numPr>
         <w:bidi w:val="0"/>
-        <w:ind w:left="425" w:hanging="425" w:leftChars="0" w:firstLineChars="0"/>
+        <w:ind w:left="425" w:leftChars="0" w:hanging="425" w:firstLineChars="0"/>
         <w:rPr>
           <w:rFonts w:ascii="Arial" w:hAnsi="Arial"/>
         </w:rPr>
@@ -5375,7 +5406,7 @@
           <w:numId w:val="14"/>
         </w:numPr>
         <w:bidi w:val="0"/>
-        <w:ind w:left="425" w:hanging="425" w:leftChars="0" w:firstLineChars="0"/>
+        <w:ind w:left="425" w:leftChars="0" w:hanging="425" w:firstLineChars="0"/>
         <w:rPr>
           <w:rFonts w:ascii="Arial" w:hAnsi="Arial"/>
         </w:rPr>
@@ -5394,7 +5425,7 @@
           <w:numId w:val="14"/>
         </w:numPr>
         <w:bidi w:val="0"/>
-        <w:ind w:left="425" w:hanging="425" w:leftChars="0" w:firstLineChars="0"/>
+        <w:ind w:left="425" w:leftChars="0" w:hanging="425" w:firstLineChars="0"/>
         <w:rPr>
           <w:rFonts w:ascii="Arial" w:hAnsi="Arial"/>
         </w:rPr>
@@ -5413,7 +5444,7 @@
           <w:numId w:val="14"/>
         </w:numPr>
         <w:bidi w:val="0"/>
-        <w:ind w:left="425" w:hanging="425" w:leftChars="0" w:firstLineChars="0"/>
+        <w:ind w:left="425" w:leftChars="0" w:hanging="425" w:firstLineChars="0"/>
         <w:rPr>
           <w:rFonts w:ascii="Arial" w:hAnsi="Arial"/>
         </w:rPr>
@@ -5432,14 +5463,14 @@
           <w:numId w:val="14"/>
         </w:numPr>
         <w:bidi w:val="0"/>
-        <w:ind w:left="425" w:hanging="425" w:leftChars="0" w:firstLineChars="0"/>
+        <w:ind w:left="425" w:leftChars="0" w:hanging="425" w:firstLineChars="0"/>
         <w:rPr>
           <w:rFonts w:ascii="Arial" w:hAnsi="Arial"/>
         </w:rPr>
       </w:pPr>
       <w:r>
         <w:rPr>
-          <w:rFonts w:ascii="Arial" w:hAnsi="Arial" w:hint="eastAsia"/>
+          <w:rFonts w:hint="eastAsia" w:ascii="Arial" w:hAnsi="Arial"/>
           <w:lang w:val="en-US" w:eastAsia="zh-CN"/>
         </w:rPr>
         <w:t>研发部</w:t>
@@ -5466,16 +5497,16 @@
     </w:p>
     <w:p>
       <w:pPr>
-        <w:pStyle w:val="2"/>
+        <w:pStyle w:val="30"/>
         <w:bidi w:val="0"/>
       </w:pPr>
-      <w:bookmarkStart w:id="32" w:name="bookmark20"/>
+      <w:bookmarkStart w:id="31" w:name="bookmark20"/>
+      <w:bookmarkEnd w:id="31"/>
+      <w:bookmarkStart w:id="32" w:name="_Toc7012"/>
+      <w:r>
+        <w:t>软件报废与清理管理</w:t>
+      </w:r>
       <w:bookmarkEnd w:id="32"/>
-      <w:bookmarkStart w:id="33" w:name="_Toc7012"/>
-      <w:r>
-        <w:t>软件报废与清理管理</w:t>
-      </w:r>
-      <w:bookmarkEnd w:id="33"/>
     </w:p>
     <w:p>
       <w:pPr>
@@ -5484,7 +5515,7 @@
           <w:numId w:val="15"/>
         </w:numPr>
         <w:bidi w:val="0"/>
-        <w:ind w:left="425" w:hanging="425" w:leftChars="0" w:firstLineChars="0"/>
+        <w:ind w:left="425" w:leftChars="0" w:hanging="425" w:firstLineChars="0"/>
       </w:pPr>
       <w:r>
         <w:t>对于过期、失效、不再使用的软件，由</w:t>
@@ -5507,7 +5538,7 @@
           <w:numId w:val="15"/>
         </w:numPr>
         <w:bidi w:val="0"/>
-        <w:ind w:left="425" w:hanging="425" w:leftChars="0" w:firstLineChars="0"/>
+        <w:ind w:left="425" w:leftChars="0" w:hanging="425" w:firstLineChars="0"/>
       </w:pPr>
       <w:r>
         <w:t>报废处理包括：删除存储设备中的软件程序和相关数据；销毁物理介质（如光盘、U 盘等），确保信息无法恢复；更新软件库登记信息，注明软件已报废。</w:t>
@@ -5527,14 +5558,14 @@
     </w:p>
     <w:p>
       <w:pPr>
-        <w:pStyle w:val="2"/>
+        <w:pStyle w:val="30"/>
         <w:bidi w:val="0"/>
       </w:pPr>
-      <w:bookmarkStart w:id="34" w:name="_Toc6887"/>
+      <w:bookmarkStart w:id="33" w:name="_Toc6887"/>
       <w:r>
         <w:t>安全管理</w:t>
       </w:r>
-      <w:bookmarkEnd w:id="34"/>
+      <w:bookmarkEnd w:id="33"/>
     </w:p>
     <w:p>
       <w:pPr>
@@ -5543,7 +5574,7 @@
           <w:numId w:val="16"/>
         </w:numPr>
         <w:bidi w:val="0"/>
-        <w:ind w:left="425" w:hanging="425" w:leftChars="0" w:firstLineChars="0"/>
+        <w:ind w:left="425" w:leftChars="0" w:hanging="425" w:firstLineChars="0"/>
       </w:pPr>
       <w:r>
         <w:rPr>
@@ -5563,7 +5594,7 @@
           <w:numId w:val="16"/>
         </w:numPr>
         <w:bidi w:val="0"/>
-        <w:ind w:left="425" w:hanging="425" w:leftChars="0" w:firstLineChars="0"/>
+        <w:ind w:left="425" w:leftChars="0" w:hanging="425" w:firstLineChars="0"/>
       </w:pPr>
       <w:r>
         <w:t>定期对软件库进行安全扫描和漏洞检测，及时发现和修复安全漏洞。</w:t>
@@ -5576,7 +5607,7 @@
           <w:numId w:val="16"/>
         </w:numPr>
         <w:bidi w:val="0"/>
-        <w:ind w:left="425" w:hanging="425" w:leftChars="0" w:firstLineChars="0"/>
+        <w:ind w:left="425" w:leftChars="0" w:hanging="425" w:firstLineChars="0"/>
       </w:pPr>
       <w:r>
         <w:t>加强对软件库管理人员和使用人员的安全意识培训，提高安全防范意识和能力。</w:t>
@@ -5589,7 +5620,7 @@
           <w:numId w:val="16"/>
         </w:numPr>
         <w:bidi w:val="0"/>
-        <w:ind w:left="425" w:hanging="425" w:leftChars="0" w:firstLineChars="0"/>
+        <w:ind w:left="425" w:leftChars="0" w:hanging="425" w:firstLineChars="0"/>
       </w:pPr>
       <w:r>
         <w:t>建立安全事件应急响应机制，一旦发生软件库安全事件，应及时采取措施进行处置，防止事态扩大。</w:t>
@@ -5597,16 +5628,16 @@
     </w:p>
     <w:p>
       <w:pPr>
-        <w:pStyle w:val="2"/>
+        <w:pStyle w:val="30"/>
         <w:bidi w:val="0"/>
       </w:pPr>
-      <w:bookmarkStart w:id="35" w:name="bookmark22"/>
+      <w:bookmarkStart w:id="34" w:name="bookmark22"/>
+      <w:bookmarkEnd w:id="34"/>
+      <w:bookmarkStart w:id="35" w:name="_Toc10125"/>
+      <w:r>
+        <w:t>监督与检查</w:t>
+      </w:r>
       <w:bookmarkEnd w:id="35"/>
-      <w:bookmarkStart w:id="36" w:name="_Toc10125"/>
-      <w:r>
-        <w:t>监督与检查</w:t>
-      </w:r>
-      <w:bookmarkEnd w:id="36"/>
     </w:p>
     <w:p>
       <w:pPr>
@@ -5615,7 +5646,7 @@
           <w:numId w:val="17"/>
         </w:numPr>
         <w:bidi w:val="0"/>
-        <w:ind w:left="425" w:hanging="425" w:leftChars="0" w:firstLineChars="0"/>
+        <w:ind w:left="425" w:leftChars="0" w:hanging="425" w:firstLineChars="0"/>
       </w:pPr>
       <w:r>
         <w:rPr>
@@ -5635,7 +5666,7 @@
           <w:numId w:val="17"/>
         </w:numPr>
         <w:bidi w:val="0"/>
-        <w:ind w:left="425" w:hanging="425" w:leftChars="0" w:firstLineChars="0"/>
+        <w:ind w:left="425" w:leftChars="0" w:hanging="425" w:firstLineChars="0"/>
       </w:pPr>
       <w:r>
         <w:t>检查结果应形成报告，及时向公司管理层汇报，对发现的问题及时下达整改通知，跟踪整改情况。</w:t>
@@ -5648,7 +5679,7 @@
           <w:numId w:val="17"/>
         </w:numPr>
         <w:bidi w:val="0"/>
-        <w:ind w:left="425" w:hanging="425" w:leftChars="0" w:firstLineChars="0"/>
+        <w:ind w:left="425" w:leftChars="0" w:hanging="425" w:firstLineChars="0"/>
       </w:pPr>
       <w:r>
         <w:t>鼓励员工对软件库管理中的违规行为进行举报，对举报属实的给予奖励。</w:t>
@@ -5661,36 +5692,1656 @@
     </w:p>
     <w:p>
       <w:pPr>
-        <w:pStyle w:val="2"/>
+        <w:pStyle w:val="30"/>
         <w:bidi w:val="0"/>
         <w:rPr>
           <w:rFonts w:hint="default"/>
           <w:lang w:val="en-US" w:eastAsia="zh-CN"/>
         </w:rPr>
       </w:pPr>
-      <w:bookmarkStart w:id="37" w:name="_Toc2171"/>
       <w:r>
         <w:rPr>
           <w:rFonts w:hint="eastAsia"/>
           <w:lang w:val="en-US" w:eastAsia="zh-CN"/>
         </w:rPr>
-        <w:t>考核指标</w:t>
-      </w:r>
-      <w:bookmarkEnd w:id="37"/>
+        <w:t>访问控制策略</w:t>
+      </w:r>
+    </w:p>
+    <w:p>
+      <w:pPr>
+        <w:pStyle w:val="29"/>
+        <w:rPr>
+          <w:rFonts w:hint="default"/>
+          <w:lang w:val="en-US" w:eastAsia="zh-CN"/>
+        </w:rPr>
+      </w:pPr>
+      <w:r>
+        <w:rPr>
+          <w:rFonts w:hint="default"/>
+          <w:lang w:val="en-US" w:eastAsia="zh-CN"/>
+        </w:rPr>
+        <w:t>为保障最终软件库中软件资产的安全，防止未经授权的访问、使用和泄露，建立严格的访问控制策略，明确不同角色和人员的访问权限。</w:t>
+      </w:r>
+    </w:p>
+    <w:p>
+      <w:pPr>
+        <w:pStyle w:val="31"/>
+        <w:bidi w:val="0"/>
+        <w:rPr>
+          <w:rFonts w:hint="default"/>
+          <w:lang w:val="en-US" w:eastAsia="zh-CN"/>
+        </w:rPr>
+      </w:pPr>
+      <w:r>
+        <w:rPr>
+          <w:rFonts w:hint="default"/>
+          <w:lang w:val="en-US" w:eastAsia="zh-CN"/>
+        </w:rPr>
+        <w:t>访问权限分级</w:t>
+      </w:r>
+    </w:p>
+    <w:p>
+      <w:pPr>
+        <w:pStyle w:val="29"/>
+        <w:rPr>
+          <w:rFonts w:hint="default"/>
+          <w:lang w:val="en-US" w:eastAsia="zh-CN"/>
+        </w:rPr>
+      </w:pPr>
+      <w:r>
+        <w:rPr>
+          <w:rFonts w:hint="default"/>
+          <w:lang w:val="en-US" w:eastAsia="zh-CN"/>
+        </w:rPr>
+        <w:t>根据岗位职责和业务需求，将软件库访问权限分为以下三级：</w:t>
+      </w:r>
     </w:p>
     <w:tbl>
       <w:tblPr>
-        <w:tblStyle w:val="TableGrid"/>
+        <w:tblW w:w="8522" w:type="dxa"/>
+        <w:jc w:val="center"/>
+        <w:tblBorders>
+          <w:top w:val="none" w:color="auto" w:sz="0" w:space="0"/>
+          <w:left w:val="none" w:color="auto" w:sz="0" w:space="0"/>
+          <w:bottom w:val="none" w:color="auto" w:sz="0" w:space="0"/>
+          <w:right w:val="none" w:color="auto" w:sz="0" w:space="0"/>
+          <w:insideH w:val="none" w:color="auto" w:sz="0" w:space="0"/>
+          <w:insideV w:val="none" w:color="auto" w:sz="0" w:space="0"/>
+        </w:tblBorders>
+        <w:shd w:val="clear" w:color="auto" w:fill="auto"/>
+        <w:tblLayout w:type="autofit"/>
+        <w:tblCellMar>
+          <w:top w:w="15" w:type="dxa"/>
+          <w:left w:w="15" w:type="dxa"/>
+          <w:bottom w:w="15" w:type="dxa"/>
+          <w:right w:w="15" w:type="dxa"/>
+        </w:tblCellMar>
+      </w:tblPr>
+      <w:tblGrid>
+        <w:gridCol w:w="1362"/>
+        <w:gridCol w:w="2480"/>
+        <w:gridCol w:w="4680"/>
+      </w:tblGrid>
+      <w:tr>
+        <w:tblPrEx>
+          <w:tblBorders>
+            <w:top w:val="none" w:color="auto" w:sz="0" w:space="0"/>
+            <w:left w:val="none" w:color="auto" w:sz="0" w:space="0"/>
+            <w:bottom w:val="none" w:color="auto" w:sz="0" w:space="0"/>
+            <w:right w:val="none" w:color="auto" w:sz="0" w:space="0"/>
+            <w:insideH w:val="none" w:color="auto" w:sz="0" w:space="0"/>
+            <w:insideV w:val="none" w:color="auto" w:sz="0" w:space="0"/>
+          </w:tblBorders>
+          <w:shd w:val="clear" w:color="auto" w:fill="auto"/>
+          <w:tblCellMar>
+            <w:top w:w="15" w:type="dxa"/>
+            <w:left w:w="15" w:type="dxa"/>
+            <w:bottom w:w="15" w:type="dxa"/>
+            <w:right w:w="15" w:type="dxa"/>
+          </w:tblCellMar>
+        </w:tblPrEx>
+        <w:trPr>
+          <w:trHeight w:val="0" w:hRule="atLeast"/>
+          <w:tblHeader/>
+          <w:jc w:val="center"/>
+        </w:trPr>
+        <w:tc>
+          <w:tcPr>
+            <w:tcW w:w="1362" w:type="dxa"/>
+            <w:tcBorders>
+              <w:top w:val="single" w:color="auto" w:sz="12" w:space="0"/>
+              <w:left w:val="single" w:color="auto" w:sz="12" w:space="0"/>
+              <w:bottom w:val="nil"/>
+              <w:right w:val="nil"/>
+            </w:tcBorders>
+            <w:shd w:val="clear" w:color="auto" w:fill="auto"/>
+            <w:noWrap w:val="0"/>
+            <w:tcMar>
+              <w:top w:w="150" w:type="dxa"/>
+              <w:left w:w="-1" w:type="dxa"/>
+              <w:bottom w:w="150" w:type="dxa"/>
+              <w:right w:w="240" w:type="dxa"/>
+            </w:tcMar>
+            <w:vAlign w:val="center"/>
+          </w:tcPr>
+          <w:p>
+            <w:pPr>
+              <w:keepNext w:val="0"/>
+              <w:keepLines w:val="0"/>
+              <w:widowControl/>
+              <w:suppressLineNumbers w:val="0"/>
+              <w:snapToGrid w:val="0"/>
+              <w:spacing w:line="240" w:lineRule="auto"/>
+              <w:ind w:left="0" w:leftChars="0" w:right="0" w:rightChars="0" w:firstLine="0" w:firstLineChars="0"/>
+              <w:jc w:val="center"/>
+              <w:rPr>
+                <w:rFonts w:ascii="Segoe UI" w:hAnsi="Segoe UI" w:eastAsia="Segoe UI" w:cs="Segoe UI"/>
+                <w:b/>
+                <w:i w:val="0"/>
+                <w:iCs w:val="0"/>
+                <w:caps w:val="0"/>
+                <w:color w:val="0F1115"/>
+                <w:spacing w:val="0"/>
+                <w:sz w:val="22"/>
+                <w:szCs w:val="22"/>
+              </w:rPr>
+            </w:pPr>
+            <w:r>
+              <w:rPr>
+                <w:rFonts w:hint="default" w:ascii="Segoe UI" w:hAnsi="Segoe UI" w:eastAsia="Segoe UI" w:cs="Segoe UI"/>
+                <w:b/>
+                <w:i w:val="0"/>
+                <w:iCs w:val="0"/>
+                <w:caps w:val="0"/>
+                <w:snapToGrid w:val="0"/>
+                <w:color w:val="000000"/>
+                <w:spacing w:val="0"/>
+                <w:kern w:val="0"/>
+                <w:sz w:val="22"/>
+                <w:szCs w:val="22"/>
+                <w:bdr w:val="none" w:color="auto" w:sz="0" w:space="0"/>
+                <w:lang w:val="en-US" w:eastAsia="zh-CN" w:bidi="ar"/>
+              </w:rPr>
+              <w:t>权限级别</w:t>
+            </w:r>
+          </w:p>
+        </w:tc>
+        <w:tc>
+          <w:tcPr>
+            <w:tcW w:w="2480" w:type="dxa"/>
+            <w:tcBorders>
+              <w:top w:val="single" w:color="auto" w:sz="12" w:space="0"/>
+              <w:left w:val="single" w:color="auto" w:sz="4" w:space="0"/>
+              <w:bottom w:val="nil"/>
+              <w:right w:val="nil"/>
+            </w:tcBorders>
+            <w:shd w:val="clear" w:color="auto" w:fill="auto"/>
+            <w:noWrap w:val="0"/>
+            <w:tcMar>
+              <w:top w:w="150" w:type="dxa"/>
+              <w:left w:w="240" w:type="dxa"/>
+              <w:bottom w:w="150" w:type="dxa"/>
+              <w:right w:w="240" w:type="dxa"/>
+            </w:tcMar>
+            <w:vAlign w:val="center"/>
+          </w:tcPr>
+          <w:p>
+            <w:pPr>
+              <w:keepNext w:val="0"/>
+              <w:keepLines w:val="0"/>
+              <w:widowControl/>
+              <w:suppressLineNumbers w:val="0"/>
+              <w:snapToGrid w:val="0"/>
+              <w:spacing w:line="240" w:lineRule="auto"/>
+              <w:ind w:left="0" w:leftChars="0" w:right="0" w:rightChars="0" w:firstLine="0" w:firstLineChars="0"/>
+              <w:jc w:val="center"/>
+              <w:rPr>
+                <w:rFonts w:hint="default" w:ascii="Segoe UI" w:hAnsi="Segoe UI" w:eastAsia="Segoe UI" w:cs="Segoe UI"/>
+                <w:b/>
+                <w:i w:val="0"/>
+                <w:iCs w:val="0"/>
+                <w:caps w:val="0"/>
+                <w:color w:val="0F1115"/>
+                <w:spacing w:val="0"/>
+                <w:sz w:val="22"/>
+                <w:szCs w:val="22"/>
+              </w:rPr>
+            </w:pPr>
+            <w:r>
+              <w:rPr>
+                <w:rFonts w:hint="default" w:ascii="Segoe UI" w:hAnsi="Segoe UI" w:eastAsia="Segoe UI" w:cs="Segoe UI"/>
+                <w:b/>
+                <w:i w:val="0"/>
+                <w:iCs w:val="0"/>
+                <w:caps w:val="0"/>
+                <w:snapToGrid w:val="0"/>
+                <w:color w:val="000000"/>
+                <w:spacing w:val="0"/>
+                <w:kern w:val="0"/>
+                <w:sz w:val="22"/>
+                <w:szCs w:val="22"/>
+                <w:bdr w:val="none" w:color="auto" w:sz="0" w:space="0"/>
+                <w:lang w:val="en-US" w:eastAsia="zh-CN" w:bidi="ar"/>
+              </w:rPr>
+              <w:t>适用岗位</w:t>
+            </w:r>
+          </w:p>
+        </w:tc>
+        <w:tc>
+          <w:tcPr>
+            <w:tcW w:w="4680" w:type="dxa"/>
+            <w:tcBorders>
+              <w:top w:val="single" w:color="auto" w:sz="12" w:space="0"/>
+              <w:left w:val="single" w:color="auto" w:sz="4" w:space="0"/>
+              <w:bottom w:val="nil"/>
+              <w:right w:val="single" w:color="auto" w:sz="12" w:space="0"/>
+            </w:tcBorders>
+            <w:shd w:val="clear" w:color="auto" w:fill="auto"/>
+            <w:noWrap w:val="0"/>
+            <w:tcMar>
+              <w:top w:w="150" w:type="dxa"/>
+              <w:left w:w="240" w:type="dxa"/>
+              <w:bottom w:w="150" w:type="dxa"/>
+              <w:right w:w="240" w:type="dxa"/>
+            </w:tcMar>
+            <w:vAlign w:val="center"/>
+          </w:tcPr>
+          <w:p>
+            <w:pPr>
+              <w:keepNext w:val="0"/>
+              <w:keepLines w:val="0"/>
+              <w:widowControl/>
+              <w:suppressLineNumbers w:val="0"/>
+              <w:snapToGrid w:val="0"/>
+              <w:spacing w:line="240" w:lineRule="auto"/>
+              <w:ind w:left="0" w:leftChars="0" w:right="0" w:rightChars="0" w:firstLine="0" w:firstLineChars="0"/>
+              <w:jc w:val="center"/>
+              <w:rPr>
+                <w:rFonts w:hint="default" w:ascii="Segoe UI" w:hAnsi="Segoe UI" w:eastAsia="Segoe UI" w:cs="Segoe UI"/>
+                <w:b/>
+                <w:i w:val="0"/>
+                <w:iCs w:val="0"/>
+                <w:caps w:val="0"/>
+                <w:color w:val="0F1115"/>
+                <w:spacing w:val="0"/>
+                <w:sz w:val="22"/>
+                <w:szCs w:val="22"/>
+              </w:rPr>
+            </w:pPr>
+            <w:r>
+              <w:rPr>
+                <w:rFonts w:hint="default" w:ascii="Segoe UI" w:hAnsi="Segoe UI" w:eastAsia="Segoe UI" w:cs="Segoe UI"/>
+                <w:b/>
+                <w:i w:val="0"/>
+                <w:iCs w:val="0"/>
+                <w:caps w:val="0"/>
+                <w:snapToGrid w:val="0"/>
+                <w:color w:val="000000"/>
+                <w:spacing w:val="0"/>
+                <w:kern w:val="0"/>
+                <w:sz w:val="22"/>
+                <w:szCs w:val="22"/>
+                <w:bdr w:val="none" w:color="auto" w:sz="0" w:space="0"/>
+                <w:lang w:val="en-US" w:eastAsia="zh-CN" w:bidi="ar"/>
+              </w:rPr>
+              <w:t>可操作范围</w:t>
+            </w:r>
+          </w:p>
+        </w:tc>
+      </w:tr>
+      <w:tr>
+        <w:tblPrEx>
+          <w:tblBorders>
+            <w:top w:val="none" w:color="auto" w:sz="0" w:space="0"/>
+            <w:left w:val="none" w:color="auto" w:sz="0" w:space="0"/>
+            <w:bottom w:val="none" w:color="auto" w:sz="0" w:space="0"/>
+            <w:right w:val="none" w:color="auto" w:sz="0" w:space="0"/>
+            <w:insideH w:val="none" w:color="auto" w:sz="0" w:space="0"/>
+            <w:insideV w:val="none" w:color="auto" w:sz="0" w:space="0"/>
+          </w:tblBorders>
+          <w:shd w:val="clear" w:color="auto" w:fill="auto"/>
+          <w:tblCellMar>
+            <w:top w:w="15" w:type="dxa"/>
+            <w:left w:w="15" w:type="dxa"/>
+            <w:bottom w:w="15" w:type="dxa"/>
+            <w:right w:w="15" w:type="dxa"/>
+          </w:tblCellMar>
+        </w:tblPrEx>
+        <w:trPr>
+          <w:trHeight w:val="0" w:hRule="atLeast"/>
+          <w:jc w:val="center"/>
+        </w:trPr>
+        <w:tc>
+          <w:tcPr>
+            <w:tcW w:w="1362" w:type="dxa"/>
+            <w:tcBorders>
+              <w:top w:val="single" w:color="auto" w:sz="4" w:space="0"/>
+              <w:left w:val="single" w:color="auto" w:sz="12" w:space="0"/>
+              <w:bottom w:val="nil"/>
+              <w:right w:val="nil"/>
+            </w:tcBorders>
+            <w:shd w:val="clear" w:color="auto" w:fill="auto"/>
+            <w:noWrap w:val="0"/>
+            <w:tcMar>
+              <w:top w:w="150" w:type="dxa"/>
+              <w:left w:w="-1" w:type="dxa"/>
+              <w:bottom w:w="150" w:type="dxa"/>
+              <w:right w:w="240" w:type="dxa"/>
+            </w:tcMar>
+            <w:vAlign w:val="center"/>
+          </w:tcPr>
+          <w:p>
+            <w:pPr>
+              <w:keepNext w:val="0"/>
+              <w:keepLines w:val="0"/>
+              <w:widowControl/>
+              <w:suppressLineNumbers w:val="0"/>
+              <w:snapToGrid w:val="0"/>
+              <w:spacing w:line="240" w:lineRule="auto"/>
+              <w:ind w:left="0" w:leftChars="0" w:right="0" w:rightChars="0" w:firstLine="0" w:firstLineChars="0"/>
+              <w:jc w:val="center"/>
+              <w:rPr>
+                <w:rFonts w:hint="default" w:ascii="Segoe UI" w:hAnsi="Segoe UI" w:eastAsia="Segoe UI" w:cs="Segoe UI"/>
+                <w:i w:val="0"/>
+                <w:iCs w:val="0"/>
+                <w:caps w:val="0"/>
+                <w:color w:val="0F1115"/>
+                <w:spacing w:val="0"/>
+                <w:sz w:val="22"/>
+                <w:szCs w:val="22"/>
+              </w:rPr>
+            </w:pPr>
+            <w:r>
+              <w:rPr>
+                <w:rStyle w:val="23"/>
+                <w:rFonts w:hint="default" w:ascii="Segoe UI" w:hAnsi="Segoe UI" w:eastAsia="Segoe UI" w:cs="Segoe UI"/>
+                <w:b/>
+                <w:bCs/>
+                <w:i w:val="0"/>
+                <w:iCs w:val="0"/>
+                <w:caps w:val="0"/>
+                <w:snapToGrid w:val="0"/>
+                <w:color w:val="000000"/>
+                <w:spacing w:val="0"/>
+                <w:kern w:val="0"/>
+                <w:sz w:val="22"/>
+                <w:szCs w:val="22"/>
+                <w:bdr w:val="none" w:color="auto" w:sz="0" w:space="0"/>
+                <w:lang w:val="en-US" w:eastAsia="zh-CN" w:bidi="ar"/>
+              </w:rPr>
+              <w:t>管理员权限</w:t>
+            </w:r>
+          </w:p>
+        </w:tc>
+        <w:tc>
+          <w:tcPr>
+            <w:tcW w:w="2480" w:type="dxa"/>
+            <w:tcBorders>
+              <w:top w:val="single" w:color="auto" w:sz="4" w:space="0"/>
+              <w:left w:val="single" w:color="auto" w:sz="4" w:space="0"/>
+              <w:bottom w:val="nil"/>
+              <w:right w:val="nil"/>
+            </w:tcBorders>
+            <w:shd w:val="clear" w:color="auto" w:fill="auto"/>
+            <w:noWrap w:val="0"/>
+            <w:tcMar>
+              <w:top w:w="150" w:type="dxa"/>
+              <w:left w:w="240" w:type="dxa"/>
+              <w:bottom w:w="150" w:type="dxa"/>
+              <w:right w:w="240" w:type="dxa"/>
+            </w:tcMar>
+            <w:vAlign w:val="center"/>
+          </w:tcPr>
+          <w:p>
+            <w:pPr>
+              <w:keepNext w:val="0"/>
+              <w:keepLines w:val="0"/>
+              <w:widowControl/>
+              <w:suppressLineNumbers w:val="0"/>
+              <w:snapToGrid w:val="0"/>
+              <w:spacing w:line="240" w:lineRule="auto"/>
+              <w:ind w:left="0" w:leftChars="0" w:right="0" w:rightChars="0" w:firstLine="0" w:firstLineChars="0"/>
+              <w:jc w:val="center"/>
+              <w:rPr>
+                <w:rFonts w:hint="default" w:ascii="Segoe UI" w:hAnsi="Segoe UI" w:eastAsia="Segoe UI" w:cs="Segoe UI"/>
+                <w:i w:val="0"/>
+                <w:iCs w:val="0"/>
+                <w:caps w:val="0"/>
+                <w:color w:val="0F1115"/>
+                <w:spacing w:val="0"/>
+                <w:sz w:val="22"/>
+                <w:szCs w:val="22"/>
+              </w:rPr>
+            </w:pPr>
+            <w:r>
+              <w:rPr>
+                <w:rFonts w:hint="default" w:ascii="Segoe UI" w:hAnsi="Segoe UI" w:eastAsia="Segoe UI" w:cs="Segoe UI"/>
+                <w:i w:val="0"/>
+                <w:iCs w:val="0"/>
+                <w:caps w:val="0"/>
+                <w:snapToGrid w:val="0"/>
+                <w:color w:val="000000"/>
+                <w:spacing w:val="0"/>
+                <w:kern w:val="0"/>
+                <w:sz w:val="22"/>
+                <w:szCs w:val="22"/>
+                <w:bdr w:val="none" w:color="auto" w:sz="0" w:space="0"/>
+                <w:lang w:val="en-US" w:eastAsia="zh-CN" w:bidi="ar"/>
+              </w:rPr>
+              <w:t>研发部经理、软件库管理员</w:t>
+            </w:r>
+          </w:p>
+        </w:tc>
+        <w:tc>
+          <w:tcPr>
+            <w:tcW w:w="4680" w:type="dxa"/>
+            <w:tcBorders>
+              <w:top w:val="single" w:color="auto" w:sz="4" w:space="0"/>
+              <w:left w:val="single" w:color="auto" w:sz="4" w:space="0"/>
+              <w:bottom w:val="nil"/>
+              <w:right w:val="single" w:color="auto" w:sz="12" w:space="0"/>
+            </w:tcBorders>
+            <w:shd w:val="clear" w:color="auto" w:fill="auto"/>
+            <w:noWrap w:val="0"/>
+            <w:tcMar>
+              <w:top w:w="150" w:type="dxa"/>
+              <w:left w:w="240" w:type="dxa"/>
+              <w:bottom w:w="150" w:type="dxa"/>
+              <w:right w:w="-1" w:type="dxa"/>
+            </w:tcMar>
+            <w:vAlign w:val="center"/>
+          </w:tcPr>
+          <w:p>
+            <w:pPr>
+              <w:keepNext w:val="0"/>
+              <w:keepLines w:val="0"/>
+              <w:widowControl/>
+              <w:suppressLineNumbers w:val="0"/>
+              <w:snapToGrid w:val="0"/>
+              <w:spacing w:line="240" w:lineRule="auto"/>
+              <w:ind w:left="0" w:leftChars="0" w:right="0" w:rightChars="0" w:firstLine="0" w:firstLineChars="0"/>
+              <w:jc w:val="center"/>
+              <w:rPr>
+                <w:rFonts w:hint="default" w:ascii="Segoe UI" w:hAnsi="Segoe UI" w:eastAsia="Segoe UI" w:cs="Segoe UI"/>
+                <w:i w:val="0"/>
+                <w:iCs w:val="0"/>
+                <w:caps w:val="0"/>
+                <w:color w:val="0F1115"/>
+                <w:spacing w:val="0"/>
+                <w:sz w:val="22"/>
+                <w:szCs w:val="22"/>
+              </w:rPr>
+            </w:pPr>
+            <w:r>
+              <w:rPr>
+                <w:rFonts w:hint="default" w:ascii="Segoe UI" w:hAnsi="Segoe UI" w:eastAsia="Segoe UI" w:cs="Segoe UI"/>
+                <w:i w:val="0"/>
+                <w:iCs w:val="0"/>
+                <w:caps w:val="0"/>
+                <w:snapToGrid w:val="0"/>
+                <w:color w:val="000000"/>
+                <w:spacing w:val="0"/>
+                <w:kern w:val="0"/>
+                <w:sz w:val="22"/>
+                <w:szCs w:val="22"/>
+                <w:bdr w:val="none" w:color="auto" w:sz="0" w:space="0"/>
+                <w:lang w:val="en-US" w:eastAsia="zh-CN" w:bidi="ar"/>
+              </w:rPr>
+              <w:t>软件入库、出库审核、权限分配、版本管理、备份恢复、报废清理</w:t>
+            </w:r>
+          </w:p>
+        </w:tc>
+      </w:tr>
+      <w:tr>
+        <w:tblPrEx>
+          <w:tblBorders>
+            <w:top w:val="none" w:color="auto" w:sz="0" w:space="0"/>
+            <w:left w:val="none" w:color="auto" w:sz="0" w:space="0"/>
+            <w:bottom w:val="none" w:color="auto" w:sz="0" w:space="0"/>
+            <w:right w:val="none" w:color="auto" w:sz="0" w:space="0"/>
+            <w:insideH w:val="none" w:color="auto" w:sz="0" w:space="0"/>
+            <w:insideV w:val="none" w:color="auto" w:sz="0" w:space="0"/>
+          </w:tblBorders>
+          <w:shd w:val="clear" w:color="auto" w:fill="auto"/>
+          <w:tblCellMar>
+            <w:top w:w="15" w:type="dxa"/>
+            <w:left w:w="15" w:type="dxa"/>
+            <w:bottom w:w="15" w:type="dxa"/>
+            <w:right w:w="15" w:type="dxa"/>
+          </w:tblCellMar>
+        </w:tblPrEx>
+        <w:trPr>
+          <w:trHeight w:val="0" w:hRule="atLeast"/>
+          <w:jc w:val="center"/>
+        </w:trPr>
+        <w:tc>
+          <w:tcPr>
+            <w:tcW w:w="1362" w:type="dxa"/>
+            <w:tcBorders>
+              <w:top w:val="single" w:color="auto" w:sz="4" w:space="0"/>
+              <w:left w:val="single" w:color="auto" w:sz="12" w:space="0"/>
+              <w:bottom w:val="nil"/>
+              <w:right w:val="nil"/>
+            </w:tcBorders>
+            <w:shd w:val="clear" w:color="auto" w:fill="auto"/>
+            <w:noWrap w:val="0"/>
+            <w:tcMar>
+              <w:top w:w="150" w:type="dxa"/>
+              <w:left w:w="-1" w:type="dxa"/>
+              <w:bottom w:w="150" w:type="dxa"/>
+              <w:right w:w="240" w:type="dxa"/>
+            </w:tcMar>
+            <w:vAlign w:val="center"/>
+          </w:tcPr>
+          <w:p>
+            <w:pPr>
+              <w:keepNext w:val="0"/>
+              <w:keepLines w:val="0"/>
+              <w:widowControl/>
+              <w:suppressLineNumbers w:val="0"/>
+              <w:snapToGrid w:val="0"/>
+              <w:spacing w:line="240" w:lineRule="auto"/>
+              <w:ind w:left="0" w:leftChars="0" w:right="0" w:rightChars="0" w:firstLine="0" w:firstLineChars="0"/>
+              <w:jc w:val="center"/>
+              <w:rPr>
+                <w:rFonts w:hint="default" w:ascii="Segoe UI" w:hAnsi="Segoe UI" w:eastAsia="Segoe UI" w:cs="Segoe UI"/>
+                <w:i w:val="0"/>
+                <w:iCs w:val="0"/>
+                <w:caps w:val="0"/>
+                <w:color w:val="0F1115"/>
+                <w:spacing w:val="0"/>
+                <w:sz w:val="22"/>
+                <w:szCs w:val="22"/>
+              </w:rPr>
+            </w:pPr>
+            <w:r>
+              <w:rPr>
+                <w:rStyle w:val="23"/>
+                <w:rFonts w:hint="default" w:ascii="Segoe UI" w:hAnsi="Segoe UI" w:eastAsia="Segoe UI" w:cs="Segoe UI"/>
+                <w:b/>
+                <w:bCs/>
+                <w:i w:val="0"/>
+                <w:iCs w:val="0"/>
+                <w:caps w:val="0"/>
+                <w:snapToGrid w:val="0"/>
+                <w:color w:val="000000"/>
+                <w:spacing w:val="0"/>
+                <w:kern w:val="0"/>
+                <w:sz w:val="22"/>
+                <w:szCs w:val="22"/>
+                <w:bdr w:val="none" w:color="auto" w:sz="0" w:space="0"/>
+                <w:lang w:val="en-US" w:eastAsia="zh-CN" w:bidi="ar"/>
+              </w:rPr>
+              <w:t>读写权限</w:t>
+            </w:r>
+          </w:p>
+        </w:tc>
+        <w:tc>
+          <w:tcPr>
+            <w:tcW w:w="2480" w:type="dxa"/>
+            <w:tcBorders>
+              <w:top w:val="single" w:color="auto" w:sz="4" w:space="0"/>
+              <w:left w:val="single" w:color="auto" w:sz="4" w:space="0"/>
+              <w:bottom w:val="nil"/>
+              <w:right w:val="nil"/>
+            </w:tcBorders>
+            <w:shd w:val="clear" w:color="auto" w:fill="auto"/>
+            <w:noWrap w:val="0"/>
+            <w:tcMar>
+              <w:top w:w="150" w:type="dxa"/>
+              <w:left w:w="240" w:type="dxa"/>
+              <w:bottom w:w="150" w:type="dxa"/>
+              <w:right w:w="240" w:type="dxa"/>
+            </w:tcMar>
+            <w:vAlign w:val="center"/>
+          </w:tcPr>
+          <w:p>
+            <w:pPr>
+              <w:keepNext w:val="0"/>
+              <w:keepLines w:val="0"/>
+              <w:widowControl/>
+              <w:suppressLineNumbers w:val="0"/>
+              <w:snapToGrid w:val="0"/>
+              <w:spacing w:line="240" w:lineRule="auto"/>
+              <w:ind w:left="0" w:leftChars="0" w:right="0" w:rightChars="0" w:firstLine="0" w:firstLineChars="0"/>
+              <w:jc w:val="center"/>
+              <w:rPr>
+                <w:rFonts w:hint="default" w:ascii="Segoe UI" w:hAnsi="Segoe UI" w:eastAsia="Segoe UI" w:cs="Segoe UI"/>
+                <w:i w:val="0"/>
+                <w:iCs w:val="0"/>
+                <w:caps w:val="0"/>
+                <w:color w:val="0F1115"/>
+                <w:spacing w:val="0"/>
+                <w:sz w:val="22"/>
+                <w:szCs w:val="22"/>
+              </w:rPr>
+            </w:pPr>
+            <w:r>
+              <w:rPr>
+                <w:rFonts w:hint="default" w:ascii="Segoe UI" w:hAnsi="Segoe UI" w:eastAsia="Segoe UI" w:cs="Segoe UI"/>
+                <w:i w:val="0"/>
+                <w:iCs w:val="0"/>
+                <w:caps w:val="0"/>
+                <w:snapToGrid w:val="0"/>
+                <w:color w:val="000000"/>
+                <w:spacing w:val="0"/>
+                <w:kern w:val="0"/>
+                <w:sz w:val="22"/>
+                <w:szCs w:val="22"/>
+                <w:bdr w:val="none" w:color="auto" w:sz="0" w:space="0"/>
+                <w:lang w:val="en-US" w:eastAsia="zh-CN" w:bidi="ar"/>
+              </w:rPr>
+              <w:t>研发工程师、运维实施工程师</w:t>
+            </w:r>
+          </w:p>
+        </w:tc>
+        <w:tc>
+          <w:tcPr>
+            <w:tcW w:w="4680" w:type="dxa"/>
+            <w:tcBorders>
+              <w:top w:val="single" w:color="auto" w:sz="4" w:space="0"/>
+              <w:left w:val="single" w:color="auto" w:sz="4" w:space="0"/>
+              <w:bottom w:val="nil"/>
+              <w:right w:val="single" w:color="auto" w:sz="12" w:space="0"/>
+            </w:tcBorders>
+            <w:shd w:val="clear" w:color="auto" w:fill="auto"/>
+            <w:noWrap w:val="0"/>
+            <w:tcMar>
+              <w:top w:w="150" w:type="dxa"/>
+              <w:left w:w="240" w:type="dxa"/>
+              <w:bottom w:w="150" w:type="dxa"/>
+              <w:right w:w="-1" w:type="dxa"/>
+            </w:tcMar>
+            <w:vAlign w:val="center"/>
+          </w:tcPr>
+          <w:p>
+            <w:pPr>
+              <w:keepNext w:val="0"/>
+              <w:keepLines w:val="0"/>
+              <w:widowControl/>
+              <w:suppressLineNumbers w:val="0"/>
+              <w:snapToGrid w:val="0"/>
+              <w:spacing w:line="240" w:lineRule="auto"/>
+              <w:ind w:left="0" w:leftChars="0" w:right="0" w:rightChars="0" w:firstLine="0" w:firstLineChars="0"/>
+              <w:jc w:val="center"/>
+              <w:rPr>
+                <w:rFonts w:hint="default" w:ascii="Segoe UI" w:hAnsi="Segoe UI" w:eastAsia="Segoe UI" w:cs="Segoe UI"/>
+                <w:i w:val="0"/>
+                <w:iCs w:val="0"/>
+                <w:caps w:val="0"/>
+                <w:color w:val="0F1115"/>
+                <w:spacing w:val="0"/>
+                <w:sz w:val="22"/>
+                <w:szCs w:val="22"/>
+              </w:rPr>
+            </w:pPr>
+            <w:r>
+              <w:rPr>
+                <w:rFonts w:hint="default" w:ascii="Segoe UI" w:hAnsi="Segoe UI" w:eastAsia="Segoe UI" w:cs="Segoe UI"/>
+                <w:i w:val="0"/>
+                <w:iCs w:val="0"/>
+                <w:caps w:val="0"/>
+                <w:snapToGrid w:val="0"/>
+                <w:color w:val="000000"/>
+                <w:spacing w:val="0"/>
+                <w:kern w:val="0"/>
+                <w:sz w:val="22"/>
+                <w:szCs w:val="22"/>
+                <w:bdr w:val="none" w:color="auto" w:sz="0" w:space="0"/>
+                <w:lang w:val="en-US" w:eastAsia="zh-CN" w:bidi="ar"/>
+              </w:rPr>
+              <w:t>软件下载、安装、使用、查阅文档</w:t>
+            </w:r>
+          </w:p>
+        </w:tc>
+      </w:tr>
+      <w:tr>
+        <w:tblPrEx>
+          <w:tblBorders>
+            <w:top w:val="none" w:color="auto" w:sz="0" w:space="0"/>
+            <w:left w:val="none" w:color="auto" w:sz="0" w:space="0"/>
+            <w:bottom w:val="none" w:color="auto" w:sz="0" w:space="0"/>
+            <w:right w:val="none" w:color="auto" w:sz="0" w:space="0"/>
+            <w:insideH w:val="none" w:color="auto" w:sz="0" w:space="0"/>
+            <w:insideV w:val="none" w:color="auto" w:sz="0" w:space="0"/>
+          </w:tblBorders>
+          <w:shd w:val="clear" w:color="auto" w:fill="auto"/>
+          <w:tblCellMar>
+            <w:top w:w="15" w:type="dxa"/>
+            <w:left w:w="15" w:type="dxa"/>
+            <w:bottom w:w="15" w:type="dxa"/>
+            <w:right w:w="15" w:type="dxa"/>
+          </w:tblCellMar>
+        </w:tblPrEx>
+        <w:trPr>
+          <w:trHeight w:val="0" w:hRule="atLeast"/>
+          <w:jc w:val="center"/>
+        </w:trPr>
+        <w:tc>
+          <w:tcPr>
+            <w:tcW w:w="1362" w:type="dxa"/>
+            <w:tcBorders>
+              <w:top w:val="single" w:color="auto" w:sz="4" w:space="0"/>
+              <w:left w:val="single" w:color="auto" w:sz="12" w:space="0"/>
+              <w:bottom w:val="single" w:color="auto" w:sz="12" w:space="0"/>
+              <w:right w:val="nil"/>
+            </w:tcBorders>
+            <w:shd w:val="clear" w:color="auto" w:fill="auto"/>
+            <w:noWrap w:val="0"/>
+            <w:tcMar>
+              <w:top w:w="150" w:type="dxa"/>
+              <w:left w:w="-1" w:type="dxa"/>
+              <w:bottom w:w="150" w:type="dxa"/>
+              <w:right w:w="240" w:type="dxa"/>
+            </w:tcMar>
+            <w:vAlign w:val="center"/>
+          </w:tcPr>
+          <w:p>
+            <w:pPr>
+              <w:keepNext w:val="0"/>
+              <w:keepLines w:val="0"/>
+              <w:widowControl/>
+              <w:suppressLineNumbers w:val="0"/>
+              <w:snapToGrid w:val="0"/>
+              <w:spacing w:line="240" w:lineRule="auto"/>
+              <w:ind w:left="0" w:leftChars="0" w:right="0" w:rightChars="0" w:firstLine="0" w:firstLineChars="0"/>
+              <w:jc w:val="center"/>
+              <w:rPr>
+                <w:rFonts w:hint="default" w:ascii="Segoe UI" w:hAnsi="Segoe UI" w:eastAsia="Segoe UI" w:cs="Segoe UI"/>
+                <w:i w:val="0"/>
+                <w:iCs w:val="0"/>
+                <w:caps w:val="0"/>
+                <w:color w:val="0F1115"/>
+                <w:spacing w:val="0"/>
+                <w:sz w:val="22"/>
+                <w:szCs w:val="22"/>
+              </w:rPr>
+            </w:pPr>
+            <w:r>
+              <w:rPr>
+                <w:rStyle w:val="23"/>
+                <w:rFonts w:hint="default" w:ascii="Segoe UI" w:hAnsi="Segoe UI" w:eastAsia="Segoe UI" w:cs="Segoe UI"/>
+                <w:b/>
+                <w:bCs/>
+                <w:i w:val="0"/>
+                <w:iCs w:val="0"/>
+                <w:caps w:val="0"/>
+                <w:snapToGrid w:val="0"/>
+                <w:color w:val="000000"/>
+                <w:spacing w:val="0"/>
+                <w:kern w:val="0"/>
+                <w:sz w:val="22"/>
+                <w:szCs w:val="22"/>
+                <w:bdr w:val="none" w:color="auto" w:sz="0" w:space="0"/>
+                <w:lang w:val="en-US" w:eastAsia="zh-CN" w:bidi="ar"/>
+              </w:rPr>
+              <w:t>只读权限</w:t>
+            </w:r>
+          </w:p>
+        </w:tc>
+        <w:tc>
+          <w:tcPr>
+            <w:tcW w:w="2480" w:type="dxa"/>
+            <w:tcBorders>
+              <w:top w:val="single" w:color="auto" w:sz="4" w:space="0"/>
+              <w:left w:val="single" w:color="auto" w:sz="4" w:space="0"/>
+              <w:bottom w:val="single" w:color="auto" w:sz="12" w:space="0"/>
+              <w:right w:val="nil"/>
+            </w:tcBorders>
+            <w:shd w:val="clear" w:color="auto" w:fill="auto"/>
+            <w:noWrap w:val="0"/>
+            <w:tcMar>
+              <w:top w:w="150" w:type="dxa"/>
+              <w:left w:w="240" w:type="dxa"/>
+              <w:bottom w:w="150" w:type="dxa"/>
+              <w:right w:w="240" w:type="dxa"/>
+            </w:tcMar>
+            <w:vAlign w:val="center"/>
+          </w:tcPr>
+          <w:p>
+            <w:pPr>
+              <w:keepNext w:val="0"/>
+              <w:keepLines w:val="0"/>
+              <w:widowControl/>
+              <w:suppressLineNumbers w:val="0"/>
+              <w:snapToGrid w:val="0"/>
+              <w:spacing w:line="240" w:lineRule="auto"/>
+              <w:ind w:left="0" w:leftChars="0" w:right="0" w:rightChars="0" w:firstLine="0" w:firstLineChars="0"/>
+              <w:jc w:val="center"/>
+              <w:rPr>
+                <w:rFonts w:hint="default" w:ascii="Segoe UI" w:hAnsi="Segoe UI" w:eastAsia="Segoe UI" w:cs="Segoe UI"/>
+                <w:i w:val="0"/>
+                <w:iCs w:val="0"/>
+                <w:caps w:val="0"/>
+                <w:color w:val="0F1115"/>
+                <w:spacing w:val="0"/>
+                <w:sz w:val="22"/>
+                <w:szCs w:val="22"/>
+              </w:rPr>
+            </w:pPr>
+            <w:r>
+              <w:rPr>
+                <w:rFonts w:hint="default" w:ascii="Segoe UI" w:hAnsi="Segoe UI" w:eastAsia="Segoe UI" w:cs="Segoe UI"/>
+                <w:i w:val="0"/>
+                <w:iCs w:val="0"/>
+                <w:caps w:val="0"/>
+                <w:snapToGrid w:val="0"/>
+                <w:color w:val="000000"/>
+                <w:spacing w:val="0"/>
+                <w:kern w:val="0"/>
+                <w:sz w:val="22"/>
+                <w:szCs w:val="22"/>
+                <w:bdr w:val="none" w:color="auto" w:sz="0" w:space="0"/>
+                <w:lang w:val="en-US" w:eastAsia="zh-CN" w:bidi="ar"/>
+              </w:rPr>
+              <w:t>测试工程师、其他相关人员</w:t>
+            </w:r>
+          </w:p>
+        </w:tc>
+        <w:tc>
+          <w:tcPr>
+            <w:tcW w:w="4680" w:type="dxa"/>
+            <w:tcBorders>
+              <w:top w:val="single" w:color="auto" w:sz="4" w:space="0"/>
+              <w:left w:val="single" w:color="auto" w:sz="4" w:space="0"/>
+              <w:bottom w:val="single" w:color="auto" w:sz="12" w:space="0"/>
+              <w:right w:val="single" w:color="auto" w:sz="12" w:space="0"/>
+            </w:tcBorders>
+            <w:shd w:val="clear" w:color="auto" w:fill="auto"/>
+            <w:noWrap w:val="0"/>
+            <w:tcMar>
+              <w:top w:w="150" w:type="dxa"/>
+              <w:left w:w="240" w:type="dxa"/>
+              <w:bottom w:w="150" w:type="dxa"/>
+              <w:right w:w="-1" w:type="dxa"/>
+            </w:tcMar>
+            <w:vAlign w:val="center"/>
+          </w:tcPr>
+          <w:p>
+            <w:pPr>
+              <w:keepNext w:val="0"/>
+              <w:keepLines w:val="0"/>
+              <w:widowControl/>
+              <w:suppressLineNumbers w:val="0"/>
+              <w:snapToGrid w:val="0"/>
+              <w:spacing w:line="240" w:lineRule="auto"/>
+              <w:ind w:left="0" w:leftChars="0" w:right="0" w:rightChars="0" w:firstLine="0" w:firstLineChars="0"/>
+              <w:jc w:val="center"/>
+              <w:rPr>
+                <w:rFonts w:hint="default" w:ascii="Segoe UI" w:hAnsi="Segoe UI" w:eastAsia="Segoe UI" w:cs="Segoe UI"/>
+                <w:i w:val="0"/>
+                <w:iCs w:val="0"/>
+                <w:caps w:val="0"/>
+                <w:color w:val="0F1115"/>
+                <w:spacing w:val="0"/>
+                <w:sz w:val="22"/>
+                <w:szCs w:val="22"/>
+              </w:rPr>
+            </w:pPr>
+            <w:r>
+              <w:rPr>
+                <w:rFonts w:hint="default" w:ascii="Segoe UI" w:hAnsi="Segoe UI" w:eastAsia="Segoe UI" w:cs="Segoe UI"/>
+                <w:i w:val="0"/>
+                <w:iCs w:val="0"/>
+                <w:caps w:val="0"/>
+                <w:snapToGrid w:val="0"/>
+                <w:color w:val="000000"/>
+                <w:spacing w:val="0"/>
+                <w:kern w:val="0"/>
+                <w:sz w:val="22"/>
+                <w:szCs w:val="22"/>
+                <w:bdr w:val="none" w:color="auto" w:sz="0" w:space="0"/>
+                <w:lang w:val="en-US" w:eastAsia="zh-CN" w:bidi="ar"/>
+              </w:rPr>
+              <w:t>仅可查阅软件清单和基本信息，不可下载安装包</w:t>
+            </w:r>
+          </w:p>
+        </w:tc>
+      </w:tr>
+    </w:tbl>
+    <w:p>
+      <w:pPr>
+        <w:pStyle w:val="31"/>
+        <w:bidi w:val="0"/>
+        <w:rPr>
+          <w:rFonts w:hint="default"/>
+          <w:lang w:val="en-US" w:eastAsia="zh-CN"/>
+        </w:rPr>
+      </w:pPr>
+      <w:r>
+        <w:rPr>
+          <w:rFonts w:hint="default"/>
+          <w:lang w:val="en-US" w:eastAsia="zh-CN"/>
+        </w:rPr>
+        <w:t xml:space="preserve"> 权限申请与审批流程</w:t>
+      </w:r>
+    </w:p>
+    <w:p>
+      <w:pPr>
+        <w:pStyle w:val="29"/>
+        <w:numPr>
+          <w:ilvl w:val="0"/>
+          <w:numId w:val="18"/>
+        </w:numPr>
+        <w:ind w:left="425" w:leftChars="0" w:hanging="425" w:firstLineChars="0"/>
+        <w:rPr>
+          <w:rFonts w:hint="default"/>
+          <w:lang w:val="en-US" w:eastAsia="zh-CN"/>
+        </w:rPr>
+      </w:pPr>
+      <w:r>
+        <w:rPr>
+          <w:rFonts w:hint="default"/>
+          <w:lang w:val="en-US" w:eastAsia="zh-CN"/>
+        </w:rPr>
+        <w:t>权限申请</w:t>
+      </w:r>
+    </w:p>
+    <w:p>
+      <w:pPr>
+        <w:pStyle w:val="29"/>
+        <w:rPr>
+          <w:rFonts w:hint="default"/>
+          <w:lang w:val="en-US" w:eastAsia="zh-CN"/>
+        </w:rPr>
+      </w:pPr>
+      <w:r>
+        <w:rPr>
+          <w:rFonts w:hint="default"/>
+          <w:lang w:val="en-US" w:eastAsia="zh-CN"/>
+        </w:rPr>
+        <w:t>需要访问软件库的人员，填写《软件库访问权限申请表》，说明申请权限级别、使用事由、使用期限</w:t>
+      </w:r>
+    </w:p>
+    <w:p>
+      <w:pPr>
+        <w:pStyle w:val="29"/>
+        <w:rPr>
+          <w:rFonts w:hint="default"/>
+          <w:lang w:val="en-US" w:eastAsia="zh-CN"/>
+        </w:rPr>
+      </w:pPr>
+      <w:r>
+        <w:rPr>
+          <w:rFonts w:hint="default"/>
+          <w:lang w:val="en-US" w:eastAsia="zh-CN"/>
+        </w:rPr>
+        <w:t>由申请人所在部门负责人初审确认</w:t>
+      </w:r>
+    </w:p>
+    <w:p>
+      <w:pPr>
+        <w:pStyle w:val="29"/>
+        <w:numPr>
+          <w:ilvl w:val="0"/>
+          <w:numId w:val="18"/>
+        </w:numPr>
+        <w:ind w:left="425" w:leftChars="0" w:hanging="425" w:firstLineChars="0"/>
+        <w:rPr>
+          <w:rFonts w:hint="default"/>
+          <w:lang w:val="en-US" w:eastAsia="zh-CN"/>
+        </w:rPr>
+      </w:pPr>
+      <w:r>
+        <w:rPr>
+          <w:rFonts w:hint="default"/>
+          <w:lang w:val="en-US" w:eastAsia="zh-CN"/>
+        </w:rPr>
+        <w:t>权限审批</w:t>
+      </w:r>
+    </w:p>
+    <w:p>
+      <w:pPr>
+        <w:pStyle w:val="29"/>
+        <w:rPr>
+          <w:rFonts w:hint="default"/>
+          <w:lang w:val="en-US" w:eastAsia="zh-CN"/>
+        </w:rPr>
+      </w:pPr>
+      <w:r>
+        <w:rPr>
+          <w:rFonts w:hint="default"/>
+          <w:lang w:val="en-US" w:eastAsia="zh-CN"/>
+        </w:rPr>
+        <w:t>只读权限：由部门负责人审批，报研发部备案</w:t>
+      </w:r>
+    </w:p>
+    <w:p>
+      <w:pPr>
+        <w:pStyle w:val="29"/>
+        <w:rPr>
+          <w:rFonts w:hint="default"/>
+          <w:lang w:val="en-US" w:eastAsia="zh-CN"/>
+        </w:rPr>
+      </w:pPr>
+      <w:r>
+        <w:rPr>
+          <w:rFonts w:hint="default"/>
+          <w:lang w:val="en-US" w:eastAsia="zh-CN"/>
+        </w:rPr>
+        <w:t>读写权限：经部门负责人审核后，报研发部经理审批</w:t>
+      </w:r>
+    </w:p>
+    <w:p>
+      <w:pPr>
+        <w:pStyle w:val="29"/>
+        <w:rPr>
+          <w:rFonts w:hint="default"/>
+          <w:lang w:val="en-US" w:eastAsia="zh-CN"/>
+        </w:rPr>
+      </w:pPr>
+      <w:r>
+        <w:rPr>
+          <w:rFonts w:hint="default"/>
+          <w:lang w:val="en-US" w:eastAsia="zh-CN"/>
+        </w:rPr>
+        <w:t>管理员权限：经研发部经理审核后，报总经理审批</w:t>
+      </w:r>
+    </w:p>
+    <w:p>
+      <w:pPr>
+        <w:pStyle w:val="29"/>
+        <w:numPr>
+          <w:ilvl w:val="0"/>
+          <w:numId w:val="18"/>
+        </w:numPr>
+        <w:ind w:left="425" w:leftChars="0" w:hanging="425" w:firstLineChars="0"/>
+        <w:rPr>
+          <w:rFonts w:hint="default"/>
+          <w:lang w:val="en-US" w:eastAsia="zh-CN"/>
+        </w:rPr>
+      </w:pPr>
+      <w:r>
+        <w:rPr>
+          <w:rFonts w:hint="default"/>
+          <w:lang w:val="en-US" w:eastAsia="zh-CN"/>
+        </w:rPr>
+        <w:t>权限开通</w:t>
+      </w:r>
+    </w:p>
+    <w:p>
+      <w:pPr>
+        <w:pStyle w:val="29"/>
+        <w:rPr>
+          <w:rFonts w:hint="default"/>
+          <w:lang w:val="en-US" w:eastAsia="zh-CN"/>
+        </w:rPr>
+      </w:pPr>
+      <w:r>
+        <w:rPr>
+          <w:rFonts w:hint="default"/>
+          <w:lang w:val="en-US" w:eastAsia="zh-CN"/>
+        </w:rPr>
+        <w:t>审批通过后，软件库管理员在2个工作日内完成权限配置</w:t>
+      </w:r>
+    </w:p>
+    <w:p>
+      <w:pPr>
+        <w:pStyle w:val="29"/>
+        <w:rPr>
+          <w:rFonts w:hint="default"/>
+          <w:lang w:val="en-US" w:eastAsia="zh-CN"/>
+        </w:rPr>
+      </w:pPr>
+      <w:r>
+        <w:rPr>
+          <w:rFonts w:hint="default"/>
+          <w:lang w:val="en-US" w:eastAsia="zh-CN"/>
+        </w:rPr>
+        <w:t>通知申请人权限已开通及相关使用规范</w:t>
+      </w:r>
+    </w:p>
+    <w:p>
+      <w:pPr>
+        <w:pStyle w:val="31"/>
+        <w:bidi w:val="0"/>
+        <w:rPr>
+          <w:rFonts w:hint="default"/>
+          <w:lang w:val="en-US" w:eastAsia="zh-CN"/>
+        </w:rPr>
+      </w:pPr>
+      <w:r>
+        <w:rPr>
+          <w:rFonts w:hint="default"/>
+          <w:lang w:val="en-US" w:eastAsia="zh-CN"/>
+        </w:rPr>
+        <w:t>权限使用规范</w:t>
+      </w:r>
+    </w:p>
+    <w:p>
+      <w:pPr>
+        <w:pStyle w:val="29"/>
+        <w:numPr>
+          <w:ilvl w:val="0"/>
+          <w:numId w:val="19"/>
+        </w:numPr>
+        <w:ind w:left="425" w:leftChars="0" w:hanging="425" w:firstLineChars="0"/>
+        <w:rPr>
+          <w:rFonts w:hint="default"/>
+          <w:lang w:val="en-US" w:eastAsia="zh-CN"/>
+        </w:rPr>
+      </w:pPr>
+      <w:r>
+        <w:rPr>
+          <w:rFonts w:hint="default"/>
+          <w:lang w:val="en-US" w:eastAsia="zh-CN"/>
+        </w:rPr>
+        <w:t>最小权限原则</w:t>
+      </w:r>
+    </w:p>
+    <w:p>
+      <w:pPr>
+        <w:pStyle w:val="29"/>
+        <w:rPr>
+          <w:rFonts w:hint="default"/>
+          <w:lang w:val="en-US" w:eastAsia="zh-CN"/>
+        </w:rPr>
+      </w:pPr>
+      <w:r>
+        <w:rPr>
+          <w:rFonts w:hint="default"/>
+          <w:lang w:val="en-US" w:eastAsia="zh-CN"/>
+        </w:rPr>
+        <w:t>仅为用户分配完成工作任务所需的最小权限</w:t>
+      </w:r>
+    </w:p>
+    <w:p>
+      <w:pPr>
+        <w:pStyle w:val="29"/>
+        <w:rPr>
+          <w:rFonts w:hint="default"/>
+          <w:lang w:val="en-US" w:eastAsia="zh-CN"/>
+        </w:rPr>
+      </w:pPr>
+      <w:r>
+        <w:rPr>
+          <w:rFonts w:hint="default"/>
+          <w:lang w:val="en-US" w:eastAsia="zh-CN"/>
+        </w:rPr>
+        <w:t>权限有效期原则上不超过1年，到期后需重新申请</w:t>
+      </w:r>
+    </w:p>
+    <w:p>
+      <w:pPr>
+        <w:pStyle w:val="29"/>
+        <w:numPr>
+          <w:ilvl w:val="0"/>
+          <w:numId w:val="19"/>
+        </w:numPr>
+        <w:ind w:left="425" w:leftChars="0" w:hanging="425" w:firstLineChars="0"/>
+        <w:rPr>
+          <w:rFonts w:hint="default"/>
+          <w:lang w:val="en-US" w:eastAsia="zh-CN"/>
+        </w:rPr>
+      </w:pPr>
+      <w:r>
+        <w:rPr>
+          <w:rFonts w:hint="default"/>
+          <w:lang w:val="en-US" w:eastAsia="zh-CN"/>
+        </w:rPr>
+        <w:t>账号管理</w:t>
+      </w:r>
+    </w:p>
+    <w:p>
+      <w:pPr>
+        <w:pStyle w:val="29"/>
+        <w:rPr>
+          <w:rFonts w:hint="default"/>
+          <w:lang w:val="en-US" w:eastAsia="zh-CN"/>
+        </w:rPr>
+      </w:pPr>
+      <w:r>
+        <w:rPr>
+          <w:rFonts w:hint="default"/>
+          <w:lang w:val="en-US" w:eastAsia="zh-CN"/>
+        </w:rPr>
+        <w:t>一人一账号，严禁共享账号</w:t>
+      </w:r>
+    </w:p>
+    <w:p>
+      <w:pPr>
+        <w:pStyle w:val="29"/>
+        <w:rPr>
+          <w:rFonts w:hint="default"/>
+          <w:lang w:val="en-US" w:eastAsia="zh-CN"/>
+        </w:rPr>
+      </w:pPr>
+      <w:r>
+        <w:rPr>
+          <w:rFonts w:hint="default"/>
+          <w:lang w:val="en-US" w:eastAsia="zh-CN"/>
+        </w:rPr>
+        <w:t>首次登录必须修改初始密码</w:t>
+      </w:r>
+    </w:p>
+    <w:p>
+      <w:pPr>
+        <w:pStyle w:val="29"/>
+        <w:rPr>
+          <w:rFonts w:hint="default"/>
+          <w:lang w:val="en-US" w:eastAsia="zh-CN"/>
+        </w:rPr>
+      </w:pPr>
+      <w:r>
+        <w:rPr>
+          <w:rFonts w:hint="default"/>
+          <w:lang w:val="en-US" w:eastAsia="zh-CN"/>
+        </w:rPr>
+        <w:t>密码应符合复杂度要求（至少8位，含大小写字母、数字、特殊字符）</w:t>
+      </w:r>
+    </w:p>
+    <w:p>
+      <w:pPr>
+        <w:pStyle w:val="29"/>
+        <w:numPr>
+          <w:ilvl w:val="0"/>
+          <w:numId w:val="19"/>
+        </w:numPr>
+        <w:ind w:left="425" w:leftChars="0" w:hanging="425" w:firstLineChars="0"/>
+        <w:rPr>
+          <w:rFonts w:hint="default"/>
+          <w:lang w:val="en-US" w:eastAsia="zh-CN"/>
+        </w:rPr>
+      </w:pPr>
+      <w:r>
+        <w:rPr>
+          <w:rFonts w:hint="default"/>
+          <w:lang w:val="en-US" w:eastAsia="zh-CN"/>
+        </w:rPr>
+        <w:t>操作审计</w:t>
+      </w:r>
+    </w:p>
+    <w:p>
+      <w:pPr>
+        <w:pStyle w:val="29"/>
+        <w:rPr>
+          <w:rFonts w:hint="default"/>
+          <w:lang w:val="en-US" w:eastAsia="zh-CN"/>
+        </w:rPr>
+      </w:pPr>
+      <w:r>
+        <w:rPr>
+          <w:rFonts w:hint="default"/>
+          <w:lang w:val="en-US" w:eastAsia="zh-CN"/>
+        </w:rPr>
+        <w:t>软件库管理员每月导出权限操作日志备查</w:t>
+      </w:r>
+    </w:p>
+    <w:p>
+      <w:pPr>
+        <w:pStyle w:val="29"/>
+        <w:rPr>
+          <w:rFonts w:hint="default"/>
+          <w:lang w:val="en-US" w:eastAsia="zh-CN"/>
+        </w:rPr>
+      </w:pPr>
+      <w:r>
+        <w:rPr>
+          <w:rFonts w:hint="default"/>
+          <w:lang w:val="en-US" w:eastAsia="zh-CN"/>
+        </w:rPr>
+        <w:t>日志内容包括：操作人、操作时间、操作类型、访问的软件信息</w:t>
+      </w:r>
+    </w:p>
+    <w:p>
+      <w:pPr>
+        <w:pStyle w:val="29"/>
+        <w:rPr>
+          <w:rFonts w:hint="default"/>
+          <w:lang w:val="en-US" w:eastAsia="zh-CN"/>
+        </w:rPr>
+      </w:pPr>
+      <w:r>
+        <w:rPr>
+          <w:rFonts w:hint="default"/>
+          <w:lang w:val="en-US" w:eastAsia="zh-CN"/>
+        </w:rPr>
+        <w:t>审计日志保存期限不少于2年</w:t>
+      </w:r>
+    </w:p>
+    <w:p>
+      <w:pPr>
+        <w:pStyle w:val="31"/>
+        <w:bidi w:val="0"/>
+        <w:rPr>
+          <w:rFonts w:hint="default"/>
+          <w:lang w:val="en-US" w:eastAsia="zh-CN"/>
+        </w:rPr>
+      </w:pPr>
+      <w:r>
+        <w:rPr>
+          <w:rFonts w:hint="default"/>
+          <w:lang w:val="en-US" w:eastAsia="zh-CN"/>
+        </w:rPr>
+        <w:t>权限定期审计</w:t>
+      </w:r>
+    </w:p>
+    <w:p>
+      <w:pPr>
+        <w:pStyle w:val="29"/>
+        <w:numPr>
+          <w:ilvl w:val="0"/>
+          <w:numId w:val="20"/>
+        </w:numPr>
+        <w:ind w:left="425" w:leftChars="0" w:hanging="425" w:firstLineChars="0"/>
+        <w:rPr>
+          <w:rFonts w:hint="default"/>
+          <w:lang w:val="en-US" w:eastAsia="zh-CN"/>
+        </w:rPr>
+      </w:pPr>
+      <w:r>
+        <w:rPr>
+          <w:rFonts w:hint="default"/>
+          <w:lang w:val="en-US" w:eastAsia="zh-CN"/>
+        </w:rPr>
+        <w:t>季度审计</w:t>
+      </w:r>
+    </w:p>
+    <w:p>
+      <w:pPr>
+        <w:pStyle w:val="29"/>
+        <w:rPr>
+          <w:rFonts w:hint="default"/>
+          <w:lang w:val="en-US" w:eastAsia="zh-CN"/>
+        </w:rPr>
+      </w:pPr>
+      <w:r>
+        <w:rPr>
+          <w:rFonts w:hint="default"/>
+          <w:lang w:val="en-US" w:eastAsia="zh-CN"/>
+        </w:rPr>
+        <w:t>软件库管理员每季度对现有权限进行盘点，检查权限与实际岗位是否匹配</w:t>
+      </w:r>
+    </w:p>
+    <w:p>
+      <w:pPr>
+        <w:pStyle w:val="29"/>
+        <w:rPr>
+          <w:rFonts w:hint="default"/>
+          <w:lang w:val="en-US" w:eastAsia="zh-CN"/>
+        </w:rPr>
+      </w:pPr>
+      <w:r>
+        <w:rPr>
+          <w:rFonts w:hint="default"/>
+          <w:lang w:val="en-US" w:eastAsia="zh-CN"/>
+        </w:rPr>
+        <w:t>对离职、转岗人员，应在3个工作日内回收权限</w:t>
+      </w:r>
+    </w:p>
+    <w:p>
+      <w:pPr>
+        <w:pStyle w:val="29"/>
+        <w:rPr>
+          <w:rFonts w:hint="default"/>
+          <w:lang w:val="en-US" w:eastAsia="zh-CN"/>
+        </w:rPr>
+      </w:pPr>
+      <w:r>
+        <w:rPr>
+          <w:rFonts w:hint="default"/>
+          <w:lang w:val="en-US" w:eastAsia="zh-CN"/>
+        </w:rPr>
+        <w:t>审计结果形成《权限审计报告》报研发部经理</w:t>
+      </w:r>
+    </w:p>
+    <w:p>
+      <w:pPr>
+        <w:pStyle w:val="29"/>
+        <w:numPr>
+          <w:ilvl w:val="0"/>
+          <w:numId w:val="20"/>
+        </w:numPr>
+        <w:ind w:left="425" w:leftChars="0" w:hanging="425" w:firstLineChars="0"/>
+        <w:rPr>
+          <w:rFonts w:hint="default"/>
+          <w:lang w:val="en-US" w:eastAsia="zh-CN"/>
+        </w:rPr>
+      </w:pPr>
+      <w:r>
+        <w:rPr>
+          <w:rFonts w:hint="default"/>
+          <w:lang w:val="en-US" w:eastAsia="zh-CN"/>
+        </w:rPr>
+        <w:t>年度复核</w:t>
+      </w:r>
+    </w:p>
+    <w:p>
+      <w:pPr>
+        <w:pStyle w:val="29"/>
+        <w:rPr>
+          <w:rFonts w:hint="default"/>
+          <w:lang w:val="en-US" w:eastAsia="zh-CN"/>
+        </w:rPr>
+      </w:pPr>
+      <w:r>
+        <w:rPr>
+          <w:rFonts w:hint="default"/>
+          <w:lang w:val="en-US" w:eastAsia="zh-CN"/>
+        </w:rPr>
+        <w:t>研发部每年</w:t>
+      </w:r>
+      <w:r>
+        <w:rPr>
+          <w:rFonts w:hint="eastAsia"/>
+          <w:lang w:val="en-US" w:eastAsia="zh-CN"/>
+        </w:rPr>
+        <w:t>7</w:t>
+      </w:r>
+      <w:r>
+        <w:rPr>
+          <w:rFonts w:hint="default"/>
+          <w:lang w:val="en-US" w:eastAsia="zh-CN"/>
+        </w:rPr>
+        <w:t>月组织一次全面的权限复核</w:t>
+      </w:r>
+    </w:p>
+    <w:p>
+      <w:pPr>
+        <w:pStyle w:val="29"/>
+        <w:rPr>
+          <w:rFonts w:hint="default"/>
+          <w:lang w:val="en-US" w:eastAsia="zh-CN"/>
+        </w:rPr>
+      </w:pPr>
+      <w:r>
+        <w:rPr>
+          <w:rFonts w:hint="default"/>
+          <w:lang w:val="en-US" w:eastAsia="zh-CN"/>
+        </w:rPr>
+        <w:t>复核内容包括：权限分配的合理性、是否存在闲置账号、权限使用规范性等</w:t>
+      </w:r>
+    </w:p>
+    <w:p>
+      <w:pPr>
+        <w:pStyle w:val="29"/>
+        <w:rPr>
+          <w:rFonts w:hint="default"/>
+          <w:lang w:val="en-US" w:eastAsia="zh-CN"/>
+        </w:rPr>
+      </w:pPr>
+      <w:r>
+        <w:rPr>
+          <w:rFonts w:hint="default"/>
+          <w:lang w:val="en-US" w:eastAsia="zh-CN"/>
+        </w:rPr>
+        <w:t>根据复核结果优化权限分配策略</w:t>
+      </w:r>
+    </w:p>
+    <w:p>
+      <w:pPr>
+        <w:pStyle w:val="31"/>
+        <w:bidi w:val="0"/>
+        <w:rPr>
+          <w:rFonts w:hint="default"/>
+          <w:lang w:val="en-US" w:eastAsia="zh-CN"/>
+        </w:rPr>
+      </w:pPr>
+      <w:r>
+        <w:rPr>
+          <w:rFonts w:hint="default"/>
+          <w:lang w:val="en-US" w:eastAsia="zh-CN"/>
+        </w:rPr>
+        <w:t>违规处理</w:t>
+      </w:r>
+    </w:p>
+    <w:p>
+      <w:pPr>
+        <w:pStyle w:val="29"/>
+        <w:numPr>
+          <w:ilvl w:val="0"/>
+          <w:numId w:val="21"/>
+        </w:numPr>
+        <w:ind w:left="425" w:leftChars="0" w:hanging="425" w:firstLineChars="0"/>
+        <w:rPr>
+          <w:rFonts w:hint="default"/>
+          <w:lang w:val="en-US" w:eastAsia="zh-CN"/>
+        </w:rPr>
+      </w:pPr>
+      <w:r>
+        <w:rPr>
+          <w:rFonts w:hint="default"/>
+          <w:lang w:val="en-US" w:eastAsia="zh-CN"/>
+        </w:rPr>
+        <w:t>一般违规</w:t>
+      </w:r>
+    </w:p>
+    <w:p>
+      <w:pPr>
+        <w:pStyle w:val="29"/>
+        <w:rPr>
+          <w:rFonts w:hint="default"/>
+          <w:lang w:val="en-US" w:eastAsia="zh-CN"/>
+        </w:rPr>
+      </w:pPr>
+      <w:r>
+        <w:rPr>
+          <w:rFonts w:hint="default"/>
+          <w:lang w:val="en-US" w:eastAsia="zh-CN"/>
+        </w:rPr>
+        <w:t>未按规定申请权限、密码设置不符合要求等</w:t>
+      </w:r>
+    </w:p>
+    <w:p>
+      <w:pPr>
+        <w:pStyle w:val="29"/>
+        <w:rPr>
+          <w:rFonts w:hint="default"/>
+          <w:lang w:val="en-US" w:eastAsia="zh-CN"/>
+        </w:rPr>
+      </w:pPr>
+      <w:r>
+        <w:rPr>
+          <w:rFonts w:hint="default"/>
+          <w:lang w:val="en-US" w:eastAsia="zh-CN"/>
+        </w:rPr>
+        <w:t>首次违规予以警告，再次违规暂停权限1个月</w:t>
+      </w:r>
+    </w:p>
+    <w:p>
+      <w:pPr>
+        <w:pStyle w:val="29"/>
+        <w:numPr>
+          <w:ilvl w:val="0"/>
+          <w:numId w:val="21"/>
+        </w:numPr>
+        <w:ind w:left="425" w:leftChars="0" w:hanging="425" w:firstLineChars="0"/>
+        <w:rPr>
+          <w:rFonts w:hint="default"/>
+          <w:lang w:val="en-US" w:eastAsia="zh-CN"/>
+        </w:rPr>
+      </w:pPr>
+      <w:bookmarkStart w:id="43" w:name="_GoBack"/>
+      <w:r>
+        <w:rPr>
+          <w:rFonts w:hint="default"/>
+          <w:lang w:val="en-US" w:eastAsia="zh-CN"/>
+        </w:rPr>
+        <w:t>严重违规</w:t>
+      </w:r>
+    </w:p>
+    <w:bookmarkEnd w:id="43"/>
+    <w:p>
+      <w:pPr>
+        <w:pStyle w:val="29"/>
+        <w:rPr>
+          <w:rFonts w:hint="default"/>
+          <w:lang w:val="en-US" w:eastAsia="zh-CN"/>
+        </w:rPr>
+      </w:pPr>
+      <w:r>
+        <w:rPr>
+          <w:rFonts w:hint="default"/>
+          <w:lang w:val="en-US" w:eastAsia="zh-CN"/>
+        </w:rPr>
+        <w:t>擅自泄露账号密码、私自复制分发软件、越权访问等</w:t>
+      </w:r>
+    </w:p>
+    <w:p>
+      <w:pPr>
+        <w:pStyle w:val="29"/>
+        <w:rPr>
+          <w:rFonts w:hint="default"/>
+          <w:lang w:val="en-US" w:eastAsia="zh-CN"/>
+        </w:rPr>
+      </w:pPr>
+      <w:r>
+        <w:rPr>
+          <w:rFonts w:hint="default"/>
+          <w:lang w:val="en-US" w:eastAsia="zh-CN"/>
+        </w:rPr>
+        <w:t>视情节严重程度，暂停权限3-6个月，并按照公司相关规定进行处理</w:t>
+      </w:r>
+    </w:p>
+    <w:p>
+      <w:pPr>
+        <w:pStyle w:val="29"/>
+        <w:rPr>
+          <w:rFonts w:hint="default"/>
+          <w:lang w:val="en-US" w:eastAsia="zh-CN"/>
+        </w:rPr>
+      </w:pPr>
+      <w:r>
+        <w:rPr>
+          <w:rFonts w:hint="default"/>
+          <w:lang w:val="en-US" w:eastAsia="zh-CN"/>
+        </w:rPr>
+        <w:t>造成严重后果的，追究相关法律责任</w:t>
+      </w:r>
+    </w:p>
+    <w:p>
+      <w:pPr>
+        <w:pStyle w:val="30"/>
+        <w:bidi w:val="0"/>
+        <w:rPr>
+          <w:rFonts w:hint="default"/>
+          <w:lang w:val="en-US" w:eastAsia="zh-CN"/>
+        </w:rPr>
+      </w:pPr>
+      <w:bookmarkStart w:id="36" w:name="_Toc2171"/>
+      <w:r>
+        <w:rPr>
+          <w:rFonts w:hint="eastAsia"/>
+          <w:lang w:val="en-US" w:eastAsia="zh-CN"/>
+        </w:rPr>
+        <w:t>考核指标</w:t>
+      </w:r>
+      <w:bookmarkEnd w:id="36"/>
+    </w:p>
+    <w:tbl>
+      <w:tblPr>
+        <w:tblStyle w:val="21"/>
         <w:tblW w:w="8744" w:type="dxa"/>
         <w:tblInd w:w="0" w:type="dxa"/>
         <w:tblBorders>
-          <w:top w:val="single" w:sz="4" w:space="0" w:color="auto"/>
-          <w:left w:val="single" w:sz="4" w:space="0" w:color="auto"/>
-          <w:bottom w:val="single" w:sz="4" w:space="0" w:color="auto"/>
-          <w:right w:val="single" w:sz="4" w:space="0" w:color="auto"/>
-          <w:insideH w:val="single" w:sz="4" w:space="0" w:color="auto"/>
-          <w:insideV w:val="single" w:sz="4" w:space="0" w:color="auto"/>
+          <w:top w:val="single" w:color="auto" w:sz="4" w:space="0"/>
+          <w:left w:val="single" w:color="auto" w:sz="4" w:space="0"/>
+          <w:bottom w:val="single" w:color="auto" w:sz="4" w:space="0"/>
+          <w:right w:val="single" w:color="auto" w:sz="4" w:space="0"/>
+          <w:insideH w:val="single" w:color="auto" w:sz="4" w:space="0"/>
+          <w:insideV w:val="single" w:color="auto" w:sz="4" w:space="0"/>
         </w:tblBorders>
+        <w:tblLayout w:type="autofit"/>
         <w:tblCellMar>
           <w:top w:w="0" w:type="dxa"/>
           <w:left w:w="108" w:type="dxa"/>
@@ -5706,15 +7357,13 @@
       </w:tblGrid>
       <w:tr>
         <w:tblPrEx>
-          <w:tblW w:w="8744" w:type="dxa"/>
-          <w:tblInd w:w="0" w:type="dxa"/>
           <w:tblBorders>
-            <w:top w:val="single" w:sz="4" w:space="0" w:color="auto"/>
-            <w:left w:val="single" w:sz="4" w:space="0" w:color="auto"/>
-            <w:bottom w:val="single" w:sz="4" w:space="0" w:color="auto"/>
-            <w:right w:val="single" w:sz="4" w:space="0" w:color="auto"/>
-            <w:insideH w:val="single" w:sz="4" w:space="0" w:color="auto"/>
-            <w:insideV w:val="single" w:sz="4" w:space="0" w:color="auto"/>
+            <w:top w:val="single" w:color="auto" w:sz="4" w:space="0"/>
+            <w:left w:val="single" w:color="auto" w:sz="4" w:space="0"/>
+            <w:bottom w:val="single" w:color="auto" w:sz="4" w:space="0"/>
+            <w:right w:val="single" w:color="auto" w:sz="4" w:space="0"/>
+            <w:insideH w:val="single" w:color="auto" w:sz="4" w:space="0"/>
+            <w:insideV w:val="single" w:color="auto" w:sz="4" w:space="0"/>
           </w:tblBorders>
           <w:tblCellMar>
             <w:top w:w="0" w:type="dxa"/>
@@ -5729,7 +7378,7 @@
           </w:tcPr>
           <w:p>
             <w:pPr>
-              <w:pStyle w:val="a1"/>
+              <w:pStyle w:val="29"/>
               <w:widowControl w:val="0"/>
               <w:rPr>
                 <w:rFonts w:hint="default"/>
@@ -5739,9 +7388,9 @@
                 <w:lang w:val="en-US" w:eastAsia="zh-CN"/>
               </w:rPr>
             </w:pPr>
-            <w:bookmarkStart w:id="38" w:name="bookmark3"/>
-            <w:bookmarkEnd w:id="38"/>
-            <w:bookmarkStart w:id="39" w:name="_Toc17424"/>
+            <w:bookmarkStart w:id="37" w:name="bookmark3"/>
+            <w:bookmarkEnd w:id="37"/>
+            <w:bookmarkStart w:id="38" w:name="_Toc17424"/>
             <w:r>
               <w:rPr>
                 <w:rFonts w:hint="eastAsia"/>
@@ -5760,9 +7409,9 @@
           </w:tcPr>
           <w:p>
             <w:pPr>
-              <w:pStyle w:val="a1"/>
+              <w:pStyle w:val="29"/>
               <w:widowControl w:val="0"/>
-              <w:ind w:left="0" w:firstLine="0" w:leftChars="0" w:firstLineChars="0"/>
+              <w:ind w:left="0" w:leftChars="0" w:firstLine="0" w:firstLineChars="0"/>
               <w:jc w:val="center"/>
               <w:rPr>
                 <w:rFonts w:hint="default"/>
@@ -5790,9 +7439,9 @@
           </w:tcPr>
           <w:p>
             <w:pPr>
-              <w:pStyle w:val="a1"/>
+              <w:pStyle w:val="29"/>
               <w:widowControl w:val="0"/>
-              <w:ind w:left="0" w:firstLine="0" w:leftChars="0" w:firstLineChars="0"/>
+              <w:ind w:left="0" w:leftChars="0" w:firstLine="0" w:firstLineChars="0"/>
               <w:jc w:val="center"/>
               <w:rPr>
                 <w:rFonts w:hint="default"/>
@@ -5820,9 +7469,9 @@
           </w:tcPr>
           <w:p>
             <w:pPr>
-              <w:pStyle w:val="a1"/>
+              <w:pStyle w:val="29"/>
               <w:widowControl w:val="0"/>
-              <w:ind w:left="0" w:firstLine="0" w:leftChars="0" w:firstLineChars="0"/>
+              <w:ind w:left="0" w:leftChars="0" w:firstLine="0" w:firstLineChars="0"/>
               <w:jc w:val="center"/>
               <w:rPr>
                 <w:rFonts w:hint="default"/>
@@ -5847,8 +7496,14 @@
       </w:tr>
       <w:tr>
         <w:tblPrEx>
-          <w:tblW w:w="8744" w:type="dxa"/>
-          <w:tblInd w:w="0" w:type="dxa"/>
+          <w:tblBorders>
+            <w:top w:val="single" w:color="auto" w:sz="4" w:space="0"/>
+            <w:left w:val="single" w:color="auto" w:sz="4" w:space="0"/>
+            <w:bottom w:val="single" w:color="auto" w:sz="4" w:space="0"/>
+            <w:right w:val="single" w:color="auto" w:sz="4" w:space="0"/>
+            <w:insideH w:val="single" w:color="auto" w:sz="4" w:space="0"/>
+            <w:insideV w:val="single" w:color="auto" w:sz="4" w:space="0"/>
+          </w:tblBorders>
           <w:tblCellMar>
             <w:top w:w="0" w:type="dxa"/>
             <w:left w:w="108" w:type="dxa"/>
@@ -5857,7 +7512,7 @@
           </w:tblCellMar>
         </w:tblPrEx>
         <w:trPr>
-          <w:trHeight w:val="710"/>
+          <w:trHeight w:val="710" w:hRule="atLeast"/>
         </w:trPr>
         <w:tc>
           <w:tcPr>
@@ -5865,9 +7520,9 @@
           </w:tcPr>
           <w:p>
             <w:pPr>
-              <w:pStyle w:val="a1"/>
+              <w:pStyle w:val="29"/>
               <w:widowControl w:val="0"/>
-              <w:ind w:left="0" w:firstLine="0" w:leftChars="0" w:firstLineChars="0"/>
+              <w:ind w:left="0" w:leftChars="0" w:firstLine="0" w:firstLineChars="0"/>
               <w:jc w:val="both"/>
               <w:rPr>
                 <w:rFonts w:hint="default"/>
@@ -5891,9 +7546,9 @@
           </w:tcPr>
           <w:p>
             <w:pPr>
-              <w:pStyle w:val="a1"/>
+              <w:pStyle w:val="29"/>
               <w:widowControl w:val="0"/>
-              <w:ind w:left="0" w:firstLine="0" w:leftChars="0" w:firstLineChars="0"/>
+              <w:ind w:left="0" w:leftChars="0" w:firstLine="0" w:firstLineChars="0"/>
               <w:jc w:val="both"/>
               <w:rPr>
                 <w:rFonts w:hint="default"/>
@@ -5917,9 +7572,9 @@
           </w:tcPr>
           <w:p>
             <w:pPr>
-              <w:pStyle w:val="a1"/>
+              <w:pStyle w:val="29"/>
               <w:widowControl w:val="0"/>
-              <w:ind w:left="0" w:firstLine="0" w:leftChars="0" w:firstLineChars="0"/>
+              <w:ind w:left="0" w:leftChars="0" w:firstLine="0" w:firstLineChars="0"/>
               <w:rPr>
                 <w:rFonts w:hint="default"/>
                 <w:vertAlign w:val="baseline"/>
@@ -5942,7 +7597,7 @@
           </w:tcPr>
           <w:p>
             <w:pPr>
-              <w:pStyle w:val="a1"/>
+              <w:pStyle w:val="29"/>
               <w:widowControl w:val="0"/>
               <w:rPr>
                 <w:rFonts w:hint="eastAsia"/>
@@ -5952,7 +7607,7 @@
             </w:pPr>
             <w:r>
               <w:rPr>
-                <w:rFonts w:ascii="宋体" w:eastAsia="宋体" w:hAnsi="宋体" w:cs="宋体"/>
+                <w:rFonts w:ascii="宋体" w:hAnsi="宋体" w:eastAsia="宋体" w:cs="宋体"/>
                 <w:spacing w:val="-1"/>
                 <w:sz w:val="24"/>
                 <w:szCs w:val="24"/>
@@ -5961,7 +7616,7 @@
             </w:r>
             <w:r>
               <w:rPr>
-                <w:rFonts w:ascii="宋体" w:hAnsi="宋体" w:cs="宋体" w:hint="eastAsia"/>
+                <w:rFonts w:hint="eastAsia" w:ascii="宋体" w:hAnsi="宋体" w:cs="宋体"/>
                 <w:spacing w:val="-1"/>
                 <w:sz w:val="24"/>
                 <w:szCs w:val="24"/>
@@ -5971,7 +7626,7 @@
             </w:r>
             <w:r>
               <w:rPr>
-                <w:rFonts w:ascii="宋体" w:eastAsia="宋体" w:hAnsi="宋体" w:cs="宋体"/>
+                <w:rFonts w:ascii="宋体" w:hAnsi="宋体" w:eastAsia="宋体" w:cs="宋体"/>
                 <w:spacing w:val="-1"/>
                 <w:sz w:val="24"/>
                 <w:szCs w:val="24"/>
@@ -5984,25 +7639,25 @@
     </w:tbl>
     <w:p>
       <w:pPr>
-        <w:pStyle w:val="1"/>
+        <w:pStyle w:val="28"/>
         <w:bidi w:val="0"/>
         <w:rPr>
-          <w:rStyle w:val="1Char"/>
-          <w:rFonts w:eastAsia="宋体" w:hint="default"/>
-          <w:lang w:val="en-US" w:eastAsia="zh-CN"/>
-        </w:rPr>
-      </w:pPr>
-      <w:bookmarkStart w:id="40" w:name="_Toc6075"/>
-      <w:r>
-        <w:rPr>
-          <w:rStyle w:val="1Char"/>
-          <w:rFonts w:eastAsia="宋体" w:hint="eastAsia"/>
+          <w:rStyle w:val="38"/>
+          <w:rFonts w:hint="default" w:eastAsia="宋体"/>
+          <w:lang w:val="en-US" w:eastAsia="zh-CN"/>
+        </w:rPr>
+      </w:pPr>
+      <w:bookmarkStart w:id="39" w:name="_Toc6075"/>
+      <w:r>
+        <w:rPr>
+          <w:rStyle w:val="38"/>
+          <w:rFonts w:hint="eastAsia" w:eastAsia="宋体"/>
           <w:lang w:val="en-US" w:eastAsia="zh-CN"/>
         </w:rPr>
         <w:t>附则</w:t>
       </w:r>
+      <w:bookmarkEnd w:id="38"/>
       <w:bookmarkEnd w:id="39"/>
-      <w:bookmarkEnd w:id="40"/>
     </w:p>
     <w:p>
       <w:pPr>
@@ -6012,7 +7667,7 @@
         <w:widowControl/>
         <w:numPr>
           <w:ilvl w:val="0"/>
-          <w:numId w:val="18"/>
+          <w:numId w:val="22"/>
         </w:numPr>
         <w:kinsoku w:val="0"/>
         <w:wordWrap/>
@@ -6024,17 +7679,17 @@
         <w:adjustRightInd w:val="0"/>
         <w:snapToGrid w:val="0"/>
         <w:spacing w:line="360" w:lineRule="auto"/>
-        <w:ind w:left="425" w:hanging="425" w:leftChars="0" w:firstLineChars="0"/>
+        <w:ind w:left="425" w:leftChars="0" w:hanging="425" w:firstLineChars="0"/>
         <w:textAlignment w:val="baseline"/>
         <w:rPr>
-          <w:rFonts w:ascii="宋体" w:eastAsia="宋体" w:hAnsi="宋体" w:cs="宋体"/>
+          <w:rFonts w:ascii="宋体" w:hAnsi="宋体" w:eastAsia="宋体" w:cs="宋体"/>
           <w:sz w:val="24"/>
           <w:szCs w:val="24"/>
         </w:rPr>
       </w:pPr>
       <w:r>
         <w:rPr>
-          <w:rFonts w:ascii="宋体" w:eastAsia="宋体" w:hAnsi="宋体" w:cs="宋体"/>
+          <w:rFonts w:ascii="宋体" w:hAnsi="宋体" w:eastAsia="宋体" w:cs="宋体"/>
           <w:spacing w:val="-1"/>
           <w:sz w:val="24"/>
           <w:szCs w:val="24"/>
@@ -6043,7 +7698,7 @@
       </w:r>
       <w:r>
         <w:rPr>
-          <w:rFonts w:ascii="宋体" w:eastAsia="宋体" w:hAnsi="宋体" w:cs="宋体" w:hint="eastAsia"/>
+          <w:rFonts w:hint="eastAsia" w:ascii="宋体" w:hAnsi="宋体" w:eastAsia="宋体" w:cs="宋体"/>
           <w:spacing w:val="-1"/>
           <w:sz w:val="24"/>
           <w:szCs w:val="24"/>
@@ -6053,7 +7708,7 @@
       </w:r>
       <w:r>
         <w:rPr>
-          <w:rFonts w:ascii="宋体" w:eastAsia="宋体" w:hAnsi="宋体" w:cs="宋体"/>
+          <w:rFonts w:ascii="宋体" w:hAnsi="宋体" w:eastAsia="宋体" w:cs="宋体"/>
           <w:spacing w:val="-1"/>
           <w:sz w:val="24"/>
           <w:szCs w:val="24"/>
@@ -6069,7 +7724,7 @@
         <w:widowControl/>
         <w:numPr>
           <w:ilvl w:val="0"/>
-          <w:numId w:val="18"/>
+          <w:numId w:val="22"/>
         </w:numPr>
         <w:kinsoku w:val="0"/>
         <w:wordWrap/>
@@ -6081,7 +7736,7 @@
         <w:adjustRightInd w:val="0"/>
         <w:snapToGrid w:val="0"/>
         <w:spacing w:line="360" w:lineRule="auto"/>
-        <w:ind w:left="425" w:hanging="425" w:leftChars="0" w:firstLineChars="0"/>
+        <w:ind w:left="425" w:leftChars="0" w:hanging="425" w:firstLineChars="0"/>
         <w:textAlignment w:val="baseline"/>
         <w:rPr>
           <w:rFonts w:hint="default"/>
@@ -6090,7 +7745,7 @@
       </w:pPr>
       <w:r>
         <w:rPr>
-          <w:rFonts w:ascii="宋体" w:eastAsia="宋体" w:hAnsi="宋体" w:cs="宋体"/>
+          <w:rFonts w:ascii="宋体" w:hAnsi="宋体" w:eastAsia="宋体" w:cs="宋体"/>
           <w:spacing w:val="-2"/>
           <w:sz w:val="24"/>
           <w:szCs w:val="24"/>
@@ -6100,28 +7755,63 @@
     </w:p>
     <w:p>
       <w:pPr>
-        <w:pStyle w:val="1"/>
+        <w:pStyle w:val="28"/>
         <w:bidi w:val="0"/>
         <w:rPr>
           <w:rFonts w:hint="default"/>
           <w:lang w:val="en-US" w:eastAsia="zh-CN"/>
         </w:rPr>
       </w:pPr>
-      <w:bookmarkStart w:id="41" w:name="bookmark14"/>
+      <w:bookmarkStart w:id="40" w:name="bookmark14"/>
+      <w:bookmarkEnd w:id="40"/>
+      <w:bookmarkStart w:id="41" w:name="_Toc16333"/>
+      <w:r>
+        <w:rPr>
+          <w:rFonts w:hint="eastAsia"/>
+          <w:lang w:val="en-US" w:eastAsia="zh-CN"/>
+        </w:rPr>
+        <w:t>附件</w:t>
+      </w:r>
       <w:bookmarkEnd w:id="41"/>
-      <w:bookmarkStart w:id="42" w:name="_Toc16333"/>
+    </w:p>
+    <w:p>
+      <w:pPr>
+        <w:pStyle w:val="29"/>
+        <w:rPr>
+          <w:rFonts w:hint="default"/>
+          <w:lang w:val="en-US" w:eastAsia="zh-CN"/>
+        </w:rPr>
+      </w:pPr>
       <w:r>
         <w:rPr>
           <w:rFonts w:hint="eastAsia"/>
           <w:lang w:val="en-US" w:eastAsia="zh-CN"/>
         </w:rPr>
-        <w:t>附件</w:t>
+        <w:t>无</w:t>
+      </w:r>
+    </w:p>
+    <w:p>
+      <w:pPr>
+        <w:pStyle w:val="28"/>
+        <w:bidi w:val="0"/>
+        <w:rPr>
+          <w:rFonts w:hint="default"/>
+          <w:lang w:val="en-US" w:eastAsia="zh-CN"/>
+        </w:rPr>
+      </w:pPr>
+      <w:bookmarkStart w:id="42" w:name="_Toc16980"/>
+      <w:r>
+        <w:rPr>
+          <w:rFonts w:hint="eastAsia"/>
+          <w:lang w:val="en-US" w:eastAsia="zh-CN"/>
+        </w:rPr>
+        <w:t>记录</w:t>
       </w:r>
       <w:bookmarkEnd w:id="42"/>
     </w:p>
     <w:p>
       <w:pPr>
-        <w:pStyle w:val="a1"/>
+        <w:pStyle w:val="29"/>
         <w:rPr>
           <w:rFonts w:hint="default"/>
           <w:lang w:val="en-US" w:eastAsia="zh-CN"/>
@@ -6135,69 +7825,84 @@
         <w:t>无</w:t>
       </w:r>
     </w:p>
-    <w:p>
-      <w:pPr>
-        <w:pStyle w:val="1"/>
-        <w:bidi w:val="0"/>
-        <w:rPr>
-          <w:rFonts w:hint="default"/>
-          <w:lang w:val="en-US" w:eastAsia="zh-CN"/>
-        </w:rPr>
-      </w:pPr>
-      <w:bookmarkStart w:id="43" w:name="_Toc16980"/>
-      <w:r>
-        <w:rPr>
-          <w:rFonts w:hint="eastAsia"/>
-          <w:lang w:val="en-US" w:eastAsia="zh-CN"/>
-        </w:rPr>
-        <w:t>记录</w:t>
-      </w:r>
-      <w:bookmarkEnd w:id="43"/>
-    </w:p>
-    <w:p>
-      <w:pPr>
-        <w:pStyle w:val="a1"/>
-        <w:rPr>
-          <w:rFonts w:hint="default"/>
-          <w:lang w:val="en-US" w:eastAsia="zh-CN"/>
-        </w:rPr>
-      </w:pPr>
-      <w:r>
-        <w:rPr>
-          <w:rFonts w:hint="eastAsia"/>
-          <w:lang w:val="en-US" w:eastAsia="zh-CN"/>
-        </w:rPr>
-        <w:t>无</w:t>
-      </w:r>
-    </w:p>
     <w:sectPr>
-      <w:headerReference w:type="default" r:id="rId4"/>
+      <w:headerReference r:id="rId5" w:type="default"/>
       <w:pgSz w:w="11906" w:h="16838"/>
       <w:pgMar w:top="1417" w:right="1800" w:bottom="1440" w:left="1800" w:header="1140" w:footer="992" w:gutter="0"/>
-      <w:cols w:num="1" w:space="425"/>
+      <w:cols w:space="425" w:num="1"/>
       <w:docGrid w:type="lines" w:linePitch="312" w:charSpace="0"/>
     </w:sectPr>
   </w:body>
 </w:document>
 </file>
 
+<file path=word/endnotes.xml><?xml version="1.0" encoding="utf-8"?>
+<w:endnotes xmlns:wpc="http://schemas.microsoft.com/office/word/2010/wordprocessingCanvas" xmlns:mc="http://schemas.openxmlformats.org/markup-compatibility/2006" xmlns:o="urn:schemas-microsoft-com:office:office" xmlns:r="http://schemas.openxmlformats.org/officeDocument/2006/relationships" xmlns:m="http://schemas.openxmlformats.org/officeDocument/2006/math" xmlns:v="urn:schemas-microsoft-com:vml" xmlns:wp14="http://schemas.microsoft.com/office/word/2010/wordprocessingDrawing" xmlns:wp="http://schemas.openxmlformats.org/drawingml/2006/wordprocessingDrawing" xmlns:w="http://schemas.openxmlformats.org/wordprocessingml/2006/main" xmlns:w14="http://schemas.microsoft.com/office/word/2010/wordml" xmlns:w15="http://schemas.microsoft.com/office/word/2012/wordml" xmlns:w10="urn:schemas-microsoft-com:office:word" xmlns:wpg="http://schemas.microsoft.com/office/word/2010/wordprocessingGroup" xmlns:wpi="http://schemas.microsoft.com/office/word/2010/wordprocessingInk" xmlns:wne="http://schemas.microsoft.com/office/word/2006/wordml" xmlns:wps="http://schemas.microsoft.com/office/word/2010/wordprocessingShape" xmlns:wpsCustomData="http://www.wps.cn/officeDocument/2013/wpsCustomData" mc:Ignorable="w14 w15 wp14">
+  <w:endnote w:type="separator" w:id="0">
+    <w:p>
+      <w:pPr>
+        <w:spacing w:line="240" w:lineRule="auto"/>
+      </w:pPr>
+      <w:r>
+        <w:separator/>
+      </w:r>
+    </w:p>
+  </w:endnote>
+  <w:endnote w:type="continuationSeparator" w:id="1">
+    <w:p>
+      <w:pPr>
+        <w:spacing w:line="240" w:lineRule="auto"/>
+      </w:pPr>
+      <w:r>
+        <w:continuationSeparator/>
+      </w:r>
+    </w:p>
+  </w:endnote>
+</w:endnotes>
+</file>
+
+<file path=word/footnotes.xml><?xml version="1.0" encoding="utf-8"?>
+<w:footnotes xmlns:wpc="http://schemas.microsoft.com/office/word/2010/wordprocessingCanvas" xmlns:mc="http://schemas.openxmlformats.org/markup-compatibility/2006" xmlns:o="urn:schemas-microsoft-com:office:office" xmlns:r="http://schemas.openxmlformats.org/officeDocument/2006/relationships" xmlns:m="http://schemas.openxmlformats.org/officeDocument/2006/math" xmlns:v="urn:schemas-microsoft-com:vml" xmlns:wp14="http://schemas.microsoft.com/office/word/2010/wordprocessingDrawing" xmlns:wp="http://schemas.openxmlformats.org/drawingml/2006/wordprocessingDrawing" xmlns:w="http://schemas.openxmlformats.org/wordprocessingml/2006/main" xmlns:w14="http://schemas.microsoft.com/office/word/2010/wordml" xmlns:w15="http://schemas.microsoft.com/office/word/2012/wordml" xmlns:w10="urn:schemas-microsoft-com:office:word" xmlns:wpg="http://schemas.microsoft.com/office/word/2010/wordprocessingGroup" xmlns:wpi="http://schemas.microsoft.com/office/word/2010/wordprocessingInk" xmlns:wne="http://schemas.microsoft.com/office/word/2006/wordml" xmlns:wps="http://schemas.microsoft.com/office/word/2010/wordprocessingShape" xmlns:wpsCustomData="http://www.wps.cn/officeDocument/2013/wpsCustomData" mc:Ignorable="w14 w15 wp14">
+  <w:footnote w:type="separator" w:id="0">
+    <w:p>
+      <w:pPr>
+        <w:spacing w:line="360" w:lineRule="auto"/>
+      </w:pPr>
+      <w:r>
+        <w:separator/>
+      </w:r>
+    </w:p>
+  </w:footnote>
+  <w:footnote w:type="continuationSeparator" w:id="1">
+    <w:p>
+      <w:pPr>
+        <w:spacing w:line="360" w:lineRule="auto"/>
+      </w:pPr>
+      <w:r>
+        <w:continuationSeparator/>
+      </w:r>
+    </w:p>
+  </w:footnote>
+</w:footnotes>
+</file>
+
 <file path=word/header1.xml><?xml version="1.0" encoding="utf-8"?>
-<w:hdr xmlns:wpc="http://schemas.microsoft.com/office/word/2010/wordprocessingCanvas" xmlns:mc="http://schemas.openxmlformats.org/markup-compatibility/2006" xmlns:o="urn:schemas-microsoft-com:office:office" xmlns:r="http://schemas.openxmlformats.org/officeDocument/2006/relationships" xmlns:m="http://schemas.openxmlformats.org/officeDocument/2006/math" xmlns:v="urn:schemas-microsoft-com:vml" xmlns:wp14="http://schemas.microsoft.com/office/word/2010/wordprocessingDrawing" xmlns:wp="http://schemas.openxmlformats.org/drawingml/2006/wordprocessingDrawing" xmlns:w10="urn:schemas-microsoft-com:office:word" xmlns:w="http://schemas.openxmlformats.org/wordprocessingml/2006/main" xmlns:w14="http://schemas.microsoft.com/office/word/2010/wordml" xmlns:w15="http://schemas.microsoft.com/office/word/2012/wordml" xmlns:wne="http://schemas.microsoft.com/office/word/2006/wordml" xmlns:wpg="http://schemas.microsoft.com/office/word/2010/wordprocessingGroup" xmlns:wpi="http://schemas.microsoft.com/office/word/2010/wordprocessingInk" xmlns:wps="http://schemas.microsoft.com/office/word/2010/wordprocessingShape" mc:Ignorable="w14 w15 wp14">
+<w:hdr xmlns:wpc="http://schemas.microsoft.com/office/word/2010/wordprocessingCanvas" xmlns:mc="http://schemas.openxmlformats.org/markup-compatibility/2006" xmlns:o="urn:schemas-microsoft-com:office:office" xmlns:r="http://schemas.openxmlformats.org/officeDocument/2006/relationships" xmlns:m="http://schemas.openxmlformats.org/officeDocument/2006/math" xmlns:v="urn:schemas-microsoft-com:vml" xmlns:wp14="http://schemas.microsoft.com/office/word/2010/wordprocessingDrawing" xmlns:wp="http://schemas.openxmlformats.org/drawingml/2006/wordprocessingDrawing" xmlns:w10="urn:schemas-microsoft-com:office:word" xmlns:w="http://schemas.openxmlformats.org/wordprocessingml/2006/main" xmlns:w14="http://schemas.microsoft.com/office/word/2010/wordml" xmlns:w15="http://schemas.microsoft.com/office/word/2012/wordml" xmlns:wpg="http://schemas.microsoft.com/office/word/2010/wordprocessingGroup" xmlns:wpi="http://schemas.microsoft.com/office/word/2010/wordprocessingInk" xmlns:wne="http://schemas.microsoft.com/office/word/2006/wordml" xmlns:wps="http://schemas.microsoft.com/office/word/2010/wordprocessingShape" xmlns:wpsCustomData="http://www.wps.cn/officeDocument/2013/wpsCustomData" mc:Ignorable="w14 w15 wp14">
   <w:p>
     <w:pPr>
-      <w:pStyle w:val="Header"/>
+      <w:pStyle w:val="15"/>
       <w:pBdr>
-        <w:bottom w:val="single" w:sz="4" w:space="1" w:color="auto"/>
+        <w:bottom w:val="single" w:color="auto" w:sz="4" w:space="1"/>
       </w:pBdr>
       <w:jc w:val="right"/>
       <w:rPr>
-        <w:rFonts w:eastAsiaTheme="minorEastAsia" w:hint="eastAsia"/>
+        <w:rFonts w:hint="eastAsia" w:eastAsiaTheme="minorEastAsia"/>
         <w:lang w:eastAsia="zh-CN"/>
       </w:rPr>
     </w:pPr>
     <w:r>
       <w:rPr>
-        <w:rFonts w:eastAsiaTheme="minorEastAsia" w:hint="eastAsia"/>
+        <w:rFonts w:hint="eastAsia" w:eastAsiaTheme="minorEastAsia"/>
         <w:lang w:eastAsia="zh-CN"/>
       </w:rPr>
       <w:t>陕西益利德软件科技有限公司</w:t>
@@ -6207,15 +7912,15 @@
 </file>
 
 <file path=word/numbering.xml><?xml version="1.0" encoding="utf-8"?>
-<w:numbering xmlns:wpc="http://schemas.microsoft.com/office/word/2010/wordprocessingCanvas" xmlns:mc="http://schemas.openxmlformats.org/markup-compatibility/2006" xmlns:o="urn:schemas-microsoft-com:office:office" xmlns:r="http://schemas.openxmlformats.org/officeDocument/2006/relationships" xmlns:m="http://schemas.openxmlformats.org/officeDocument/2006/math" xmlns:v="urn:schemas-microsoft-com:vml" xmlns:wp14="http://schemas.microsoft.com/office/word/2010/wordprocessingDrawing" xmlns:wp="http://schemas.openxmlformats.org/drawingml/2006/wordprocessingDrawing" xmlns:w10="urn:schemas-microsoft-com:office:word" xmlns:w="http://schemas.openxmlformats.org/wordprocessingml/2006/main" xmlns:w14="http://schemas.microsoft.com/office/word/2010/wordml" xmlns:w15="http://schemas.microsoft.com/office/word/2012/wordml" xmlns:wne="http://schemas.microsoft.com/office/word/2006/wordml" xmlns:wpg="http://schemas.microsoft.com/office/word/2010/wordprocessingGroup" xmlns:wpi="http://schemas.microsoft.com/office/word/2010/wordprocessingInk" xmlns:wps="http://schemas.microsoft.com/office/word/2010/wordprocessingShape" mc:Ignorable="w14 w15 wp14">
+<w:numbering xmlns:wpc="http://schemas.microsoft.com/office/word/2010/wordprocessingCanvas" xmlns:mc="http://schemas.openxmlformats.org/markup-compatibility/2006" xmlns:o="urn:schemas-microsoft-com:office:office" xmlns:r="http://schemas.openxmlformats.org/officeDocument/2006/relationships" xmlns:m="http://schemas.openxmlformats.org/officeDocument/2006/math" xmlns:v="urn:schemas-microsoft-com:vml" xmlns:wp14="http://schemas.microsoft.com/office/word/2010/wordprocessingDrawing" xmlns:wp="http://schemas.openxmlformats.org/drawingml/2006/wordprocessingDrawing" xmlns:w10="urn:schemas-microsoft-com:office:word" xmlns:w="http://schemas.openxmlformats.org/wordprocessingml/2006/main" xmlns:w14="http://schemas.microsoft.com/office/word/2010/wordml" xmlns:wpg="http://schemas.microsoft.com/office/word/2010/wordprocessingGroup" xmlns:wpi="http://schemas.microsoft.com/office/word/2010/wordprocessingInk" xmlns:wne="http://schemas.microsoft.com/office/word/2006/wordml" xmlns:wps="http://schemas.microsoft.com/office/word/2010/wordprocessingShape" xmlns:wpsCustomData="http://www.wps.cn/officeDocument/2013/wpsCustomData" mc:Ignorable="w14 wp14">
   <w:abstractNum w:abstractNumId="0">
     <w:nsid w:val="8E964DCE"/>
     <w:multiLevelType w:val="multilevel"/>
     <w:tmpl w:val="8E964DCE"/>
-    <w:lvl w:ilvl="0">
+    <w:lvl w:ilvl="0" w:tentative="0">
       <w:start w:val="1"/>
       <w:numFmt w:val="decimal"/>
-      <w:pStyle w:val="Heading1"/>
+      <w:pStyle w:val="2"/>
       <w:lvlText w:val="%1."/>
       <w:lvlJc w:val="left"/>
       <w:pPr>
@@ -6225,10 +7930,10 @@
         <w:rFonts w:hint="default"/>
       </w:rPr>
     </w:lvl>
-    <w:lvl w:ilvl="1">
+    <w:lvl w:ilvl="1" w:tentative="0">
       <w:start w:val="1"/>
       <w:numFmt w:val="decimal"/>
-      <w:pStyle w:val="Heading2"/>
+      <w:pStyle w:val="3"/>
       <w:lvlText w:val="%1.%2."/>
       <w:lvlJc w:val="left"/>
       <w:pPr>
@@ -6238,10 +7943,10 @@
         <w:rFonts w:hint="default"/>
       </w:rPr>
     </w:lvl>
-    <w:lvl w:ilvl="2">
+    <w:lvl w:ilvl="2" w:tentative="0">
       <w:start w:val="1"/>
       <w:numFmt w:val="decimal"/>
-      <w:pStyle w:val="Heading3"/>
+      <w:pStyle w:val="4"/>
       <w:lvlText w:val="%1.%2.%3."/>
       <w:lvlJc w:val="left"/>
       <w:pPr>
@@ -6251,10 +7956,10 @@
         <w:rFonts w:hint="default"/>
       </w:rPr>
     </w:lvl>
-    <w:lvl w:ilvl="3">
+    <w:lvl w:ilvl="3" w:tentative="0">
       <w:start w:val="1"/>
       <w:numFmt w:val="decimal"/>
-      <w:pStyle w:val="Heading4"/>
+      <w:pStyle w:val="5"/>
       <w:lvlText w:val="%1.%2.%3.%4."/>
       <w:lvlJc w:val="left"/>
       <w:pPr>
@@ -6264,10 +7969,10 @@
         <w:rFonts w:hint="default"/>
       </w:rPr>
     </w:lvl>
-    <w:lvl w:ilvl="4">
+    <w:lvl w:ilvl="4" w:tentative="0">
       <w:start w:val="1"/>
       <w:numFmt w:val="decimal"/>
-      <w:pStyle w:val="Heading5"/>
+      <w:pStyle w:val="6"/>
       <w:lvlText w:val="%1.%2.%3.%4.%5."/>
       <w:lvlJc w:val="left"/>
       <w:pPr>
@@ -6277,10 +7982,10 @@
         <w:rFonts w:hint="default"/>
       </w:rPr>
     </w:lvl>
-    <w:lvl w:ilvl="5">
+    <w:lvl w:ilvl="5" w:tentative="0">
       <w:start w:val="1"/>
       <w:numFmt w:val="decimal"/>
-      <w:pStyle w:val="Heading6"/>
+      <w:pStyle w:val="7"/>
       <w:lvlText w:val="%1.%2.%3.%4.%5.%6."/>
       <w:lvlJc w:val="left"/>
       <w:pPr>
@@ -6290,10 +7995,10 @@
         <w:rFonts w:hint="default"/>
       </w:rPr>
     </w:lvl>
-    <w:lvl w:ilvl="6">
+    <w:lvl w:ilvl="6" w:tentative="0">
       <w:start w:val="1"/>
       <w:numFmt w:val="decimal"/>
-      <w:pStyle w:val="Heading7"/>
+      <w:pStyle w:val="8"/>
       <w:lvlText w:val="%1.%2.%3.%4.%5.%6.%7."/>
       <w:lvlJc w:val="left"/>
       <w:pPr>
@@ -6303,10 +8008,10 @@
         <w:rFonts w:hint="default"/>
       </w:rPr>
     </w:lvl>
-    <w:lvl w:ilvl="7">
+    <w:lvl w:ilvl="7" w:tentative="0">
       <w:start w:val="1"/>
       <w:numFmt w:val="decimal"/>
-      <w:pStyle w:val="Heading8"/>
+      <w:pStyle w:val="9"/>
       <w:lvlText w:val="%1.%2.%3.%4.%5.%6.%7.%8."/>
       <w:lvlJc w:val="left"/>
       <w:pPr>
@@ -6316,10 +8021,10 @@
         <w:rFonts w:hint="default"/>
       </w:rPr>
     </w:lvl>
-    <w:lvl w:ilvl="8">
+    <w:lvl w:ilvl="8" w:tentative="0">
       <w:start w:val="1"/>
       <w:numFmt w:val="decimal"/>
-      <w:pStyle w:val="Heading9"/>
+      <w:pStyle w:val="10"/>
       <w:lvlText w:val="%1.%2.%3.%4.%5.%6.%7.%8.%9."/>
       <w:lvlJc w:val="left"/>
       <w:pPr>
@@ -6334,7 +8039,7 @@
     <w:nsid w:val="99C667BD"/>
     <w:multiLevelType w:val="singleLevel"/>
     <w:tmpl w:val="99C667BD"/>
-    <w:lvl w:ilvl="0">
+    <w:lvl w:ilvl="0" w:tentative="0">
       <w:start w:val="1"/>
       <w:numFmt w:val="decimal"/>
       <w:lvlText w:val="%1."/>
@@ -6351,7 +8056,7 @@
     <w:nsid w:val="A19FD96C"/>
     <w:multiLevelType w:val="singleLevel"/>
     <w:tmpl w:val="A19FD96C"/>
-    <w:lvl w:ilvl="0">
+    <w:lvl w:ilvl="0" w:tentative="0">
       <w:start w:val="1"/>
       <w:numFmt w:val="decimal"/>
       <w:lvlText w:val="%1."/>
@@ -6368,7 +8073,7 @@
     <w:nsid w:val="A9AFF74C"/>
     <w:multiLevelType w:val="singleLevel"/>
     <w:tmpl w:val="A9AFF74C"/>
-    <w:lvl w:ilvl="0">
+    <w:lvl w:ilvl="0" w:tentative="0">
       <w:start w:val="1"/>
       <w:numFmt w:val="decimal"/>
       <w:lvlText w:val="%1."/>
@@ -6382,10 +8087,10 @@
     </w:lvl>
   </w:abstractNum>
   <w:abstractNum w:abstractNumId="4">
-    <w:nsid w:val="AC7EA055"/>
+    <w:nsid w:val="AB047AAB"/>
     <w:multiLevelType w:val="singleLevel"/>
-    <w:tmpl w:val="AC7EA055"/>
-    <w:lvl w:ilvl="0">
+    <w:tmpl w:val="AB047AAB"/>
+    <w:lvl w:ilvl="0" w:tentative="0">
       <w:start w:val="1"/>
       <w:numFmt w:val="decimal"/>
       <w:lvlText w:val="%1."/>
@@ -6399,10 +8104,10 @@
     </w:lvl>
   </w:abstractNum>
   <w:abstractNum w:abstractNumId="5">
-    <w:nsid w:val="AD924496"/>
+    <w:nsid w:val="AC7EA055"/>
     <w:multiLevelType w:val="singleLevel"/>
-    <w:tmpl w:val="AD924496"/>
-    <w:lvl w:ilvl="0">
+    <w:tmpl w:val="AC7EA055"/>
+    <w:lvl w:ilvl="0" w:tentative="0">
       <w:start w:val="1"/>
       <w:numFmt w:val="decimal"/>
       <w:lvlText w:val="%1."/>
@@ -6416,10 +8121,10 @@
     </w:lvl>
   </w:abstractNum>
   <w:abstractNum w:abstractNumId="6">
-    <w:nsid w:val="B523902C"/>
+    <w:nsid w:val="AD924496"/>
     <w:multiLevelType w:val="singleLevel"/>
-    <w:tmpl w:val="B523902C"/>
-    <w:lvl w:ilvl="0">
+    <w:tmpl w:val="AD924496"/>
+    <w:lvl w:ilvl="0" w:tentative="0">
       <w:start w:val="1"/>
       <w:numFmt w:val="decimal"/>
       <w:lvlText w:val="%1."/>
@@ -6433,10 +8138,10 @@
     </w:lvl>
   </w:abstractNum>
   <w:abstractNum w:abstractNumId="7">
-    <w:nsid w:val="C434B4C1"/>
+    <w:nsid w:val="B523902C"/>
     <w:multiLevelType w:val="singleLevel"/>
-    <w:tmpl w:val="C434B4C1"/>
-    <w:lvl w:ilvl="0">
+    <w:tmpl w:val="B523902C"/>
+    <w:lvl w:ilvl="0" w:tentative="0">
       <w:start w:val="1"/>
       <w:numFmt w:val="decimal"/>
       <w:lvlText w:val="%1."/>
@@ -6450,10 +8155,10 @@
     </w:lvl>
   </w:abstractNum>
   <w:abstractNum w:abstractNumId="8">
-    <w:nsid w:val="C6622DAE"/>
+    <w:nsid w:val="C434B4C1"/>
     <w:multiLevelType w:val="singleLevel"/>
-    <w:tmpl w:val="C6622DAE"/>
-    <w:lvl w:ilvl="0">
+    <w:tmpl w:val="C434B4C1"/>
+    <w:lvl w:ilvl="0" w:tentative="0">
       <w:start w:val="1"/>
       <w:numFmt w:val="decimal"/>
       <w:lvlText w:val="%1."/>
@@ -6467,10 +8172,10 @@
     </w:lvl>
   </w:abstractNum>
   <w:abstractNum w:abstractNumId="9">
-    <w:nsid w:val="EBAD51C1"/>
+    <w:nsid w:val="C6622DAE"/>
     <w:multiLevelType w:val="singleLevel"/>
-    <w:tmpl w:val="EBAD51C1"/>
-    <w:lvl w:ilvl="0">
+    <w:tmpl w:val="C6622DAE"/>
+    <w:lvl w:ilvl="0" w:tentative="0">
       <w:start w:val="1"/>
       <w:numFmt w:val="decimal"/>
       <w:lvlText w:val="%1."/>
@@ -6484,10 +8189,10 @@
     </w:lvl>
   </w:abstractNum>
   <w:abstractNum w:abstractNumId="10">
-    <w:nsid w:val="EEF7102F"/>
+    <w:nsid w:val="CC609F98"/>
     <w:multiLevelType w:val="singleLevel"/>
-    <w:tmpl w:val="EEF7102F"/>
-    <w:lvl w:ilvl="0">
+    <w:tmpl w:val="CC609F98"/>
+    <w:lvl w:ilvl="0" w:tentative="0">
       <w:start w:val="1"/>
       <w:numFmt w:val="decimal"/>
       <w:lvlText w:val="%1."/>
@@ -6501,10 +8206,10 @@
     </w:lvl>
   </w:abstractNum>
   <w:abstractNum w:abstractNumId="11">
-    <w:nsid w:val="F9539CF3"/>
+    <w:nsid w:val="EBAD51C1"/>
     <w:multiLevelType w:val="singleLevel"/>
-    <w:tmpl w:val="F9539CF3"/>
-    <w:lvl w:ilvl="0">
+    <w:tmpl w:val="EBAD51C1"/>
+    <w:lvl w:ilvl="0" w:tentative="0">
       <w:start w:val="1"/>
       <w:numFmt w:val="decimal"/>
       <w:lvlText w:val="%1."/>
@@ -6518,10 +8223,10 @@
     </w:lvl>
   </w:abstractNum>
   <w:abstractNum w:abstractNumId="12">
-    <w:nsid w:val="21A30EC5"/>
+    <w:nsid w:val="EE97E541"/>
     <w:multiLevelType w:val="singleLevel"/>
-    <w:tmpl w:val="21A30EC5"/>
-    <w:lvl w:ilvl="0">
+    <w:tmpl w:val="EE97E541"/>
+    <w:lvl w:ilvl="0" w:tentative="0">
       <w:start w:val="1"/>
       <w:numFmt w:val="decimal"/>
       <w:lvlText w:val="%1."/>
@@ -6535,10 +8240,10 @@
     </w:lvl>
   </w:abstractNum>
   <w:abstractNum w:abstractNumId="13">
-    <w:nsid w:val="28941241"/>
+    <w:nsid w:val="EEF7102F"/>
     <w:multiLevelType w:val="singleLevel"/>
-    <w:tmpl w:val="28941241"/>
-    <w:lvl w:ilvl="0">
+    <w:tmpl w:val="EEF7102F"/>
+    <w:lvl w:ilvl="0" w:tentative="0">
       <w:start w:val="1"/>
       <w:numFmt w:val="decimal"/>
       <w:lvlText w:val="%1."/>
@@ -6552,10 +8257,10 @@
     </w:lvl>
   </w:abstractNum>
   <w:abstractNum w:abstractNumId="14">
-    <w:nsid w:val="3DCF5E74"/>
+    <w:nsid w:val="F9539CF3"/>
     <w:multiLevelType w:val="singleLevel"/>
-    <w:tmpl w:val="3DCF5E74"/>
-    <w:lvl w:ilvl="0">
+    <w:tmpl w:val="F9539CF3"/>
+    <w:lvl w:ilvl="0" w:tentative="0">
       <w:start w:val="1"/>
       <w:numFmt w:val="decimal"/>
       <w:lvlText w:val="%1."/>
@@ -6569,10 +8274,10 @@
     </w:lvl>
   </w:abstractNum>
   <w:abstractNum w:abstractNumId="15">
-    <w:nsid w:val="5CB0D990"/>
+    <w:nsid w:val="16B1CD30"/>
     <w:multiLevelType w:val="singleLevel"/>
-    <w:tmpl w:val="5CB0D990"/>
-    <w:lvl w:ilvl="0">
+    <w:tmpl w:val="16B1CD30"/>
+    <w:lvl w:ilvl="0" w:tentative="0">
       <w:start w:val="1"/>
       <w:numFmt w:val="decimal"/>
       <w:lvlText w:val="%1."/>
@@ -6586,10 +8291,10 @@
     </w:lvl>
   </w:abstractNum>
   <w:abstractNum w:abstractNumId="16">
-    <w:nsid w:val="65F9FC22"/>
+    <w:nsid w:val="21A30EC5"/>
     <w:multiLevelType w:val="singleLevel"/>
-    <w:tmpl w:val="65F9FC22"/>
-    <w:lvl w:ilvl="0">
+    <w:tmpl w:val="21A30EC5"/>
+    <w:lvl w:ilvl="0" w:tentative="0">
       <w:start w:val="1"/>
       <w:numFmt w:val="decimal"/>
       <w:lvlText w:val="%1."/>
@@ -6603,10 +8308,78 @@
     </w:lvl>
   </w:abstractNum>
   <w:abstractNum w:abstractNumId="17">
+    <w:nsid w:val="28941241"/>
+    <w:multiLevelType w:val="singleLevel"/>
+    <w:tmpl w:val="28941241"/>
+    <w:lvl w:ilvl="0" w:tentative="0">
+      <w:start w:val="1"/>
+      <w:numFmt w:val="decimal"/>
+      <w:lvlText w:val="%1."/>
+      <w:lvlJc w:val="left"/>
+      <w:pPr>
+        <w:ind w:left="425" w:hanging="425"/>
+      </w:pPr>
+      <w:rPr>
+        <w:rFonts w:hint="default"/>
+      </w:rPr>
+    </w:lvl>
+  </w:abstractNum>
+  <w:abstractNum w:abstractNumId="18">
+    <w:nsid w:val="3DCF5E74"/>
+    <w:multiLevelType w:val="singleLevel"/>
+    <w:tmpl w:val="3DCF5E74"/>
+    <w:lvl w:ilvl="0" w:tentative="0">
+      <w:start w:val="1"/>
+      <w:numFmt w:val="decimal"/>
+      <w:lvlText w:val="%1."/>
+      <w:lvlJc w:val="left"/>
+      <w:pPr>
+        <w:ind w:left="425" w:hanging="425"/>
+      </w:pPr>
+      <w:rPr>
+        <w:rFonts w:hint="default"/>
+      </w:rPr>
+    </w:lvl>
+  </w:abstractNum>
+  <w:abstractNum w:abstractNumId="19">
+    <w:nsid w:val="5CB0D990"/>
+    <w:multiLevelType w:val="singleLevel"/>
+    <w:tmpl w:val="5CB0D990"/>
+    <w:lvl w:ilvl="0" w:tentative="0">
+      <w:start w:val="1"/>
+      <w:numFmt w:val="decimal"/>
+      <w:lvlText w:val="%1."/>
+      <w:lvlJc w:val="left"/>
+      <w:pPr>
+        <w:ind w:left="425" w:hanging="425"/>
+      </w:pPr>
+      <w:rPr>
+        <w:rFonts w:hint="default"/>
+      </w:rPr>
+    </w:lvl>
+  </w:abstractNum>
+  <w:abstractNum w:abstractNumId="20">
+    <w:nsid w:val="65F9FC22"/>
+    <w:multiLevelType w:val="singleLevel"/>
+    <w:tmpl w:val="65F9FC22"/>
+    <w:lvl w:ilvl="0" w:tentative="0">
+      <w:start w:val="1"/>
+      <w:numFmt w:val="decimal"/>
+      <w:lvlText w:val="%1."/>
+      <w:lvlJc w:val="left"/>
+      <w:pPr>
+        <w:ind w:left="425" w:hanging="425"/>
+      </w:pPr>
+      <w:rPr>
+        <w:rFonts w:hint="default"/>
+      </w:rPr>
+    </w:lvl>
+  </w:abstractNum>
+  <w:abstractNum w:abstractNumId="21">
     <w:nsid w:val="711F0BF8"/>
     <w:multiLevelType w:val="singleLevel"/>
     <w:tmpl w:val="711F0BF8"/>
-    <w:lvl w:ilvl="0">
+    <w:lvl w:ilvl="0" w:tentative="0">
       <w:start w:val="1"/>
       <w:numFmt w:val="decimal"/>
       <w:lvlText w:val="%1."/>
@@ -6626,28 +8399,28 @@
     <w:abstractNumId w:val="3"/>
   </w:num>
   <w:num w:numId="3">
-    <w:abstractNumId w:val="4"/>
+    <w:abstractNumId w:val="5"/>
   </w:num>
   <w:num w:numId="4">
-    <w:abstractNumId w:val="13"/>
+    <w:abstractNumId w:val="17"/>
   </w:num>
   <w:num w:numId="5">
-    <w:abstractNumId w:val="15"/>
+    <w:abstractNumId w:val="19"/>
   </w:num>
   <w:num w:numId="6">
-    <w:abstractNumId w:val="6"/>
+    <w:abstractNumId w:val="7"/>
   </w:num>
   <w:num w:numId="7">
-    <w:abstractNumId w:val="9"/>
+    <w:abstractNumId w:val="11"/>
   </w:num>
   <w:num w:numId="8">
-    <w:abstractNumId w:val="17"/>
+    <w:abstractNumId w:val="21"/>
   </w:num>
   <w:num w:numId="9">
-    <w:abstractNumId w:val="12"/>
+    <w:abstractNumId w:val="16"/>
   </w:num>
   <w:num w:numId="10">
-    <w:abstractNumId w:val="10"/>
+    <w:abstractNumId w:val="13"/>
   </w:num>
   <w:num w:numId="11">
     <w:abstractNumId w:val="1"/>
@@ -6656,288 +8429,302 @@
     <w:abstractNumId w:val="2"/>
   </w:num>
   <w:num w:numId="13">
-    <w:abstractNumId w:val="7"/>
+    <w:abstractNumId w:val="8"/>
   </w:num>
   <w:num w:numId="14">
-    <w:abstractNumId w:val="5"/>
+    <w:abstractNumId w:val="6"/>
   </w:num>
   <w:num w:numId="15">
-    <w:abstractNumId w:val="16"/>
+    <w:abstractNumId w:val="20"/>
   </w:num>
   <w:num w:numId="16">
-    <w:abstractNumId w:val="14"/>
+    <w:abstractNumId w:val="18"/>
   </w:num>
   <w:num w:numId="17">
-    <w:abstractNumId w:val="8"/>
+    <w:abstractNumId w:val="9"/>
   </w:num>
   <w:num w:numId="18">
-    <w:abstractNumId w:val="11"/>
+    <w:abstractNumId w:val="12"/>
+  </w:num>
+  <w:num w:numId="19">
+    <w:abstractNumId w:val="15"/>
+  </w:num>
+  <w:num w:numId="20">
+    <w:abstractNumId w:val="10"/>
+  </w:num>
+  <w:num w:numId="21">
+    <w:abstractNumId w:val="4"/>
+  </w:num>
+  <w:num w:numId="22">
+    <w:abstractNumId w:val="14"/>
   </w:num>
 </w:numbering>
 </file>
 
 <file path=word/styles.xml><?xml version="1.0" encoding="utf-8"?>
-<w:styles xmlns:mc="http://schemas.openxmlformats.org/markup-compatibility/2006" xmlns:r="http://schemas.openxmlformats.org/officeDocument/2006/relationships" xmlns:w="http://schemas.openxmlformats.org/wordprocessingml/2006/main" xmlns:w14="http://schemas.microsoft.com/office/word/2010/wordml" xmlns:w15="http://schemas.microsoft.com/office/word/2012/wordml" mc:Ignorable="w14 w15">
+<w:styles xmlns:mc="http://schemas.openxmlformats.org/markup-compatibility/2006" xmlns:o="urn:schemas-microsoft-com:office:office" xmlns:r="http://schemas.openxmlformats.org/officeDocument/2006/relationships" xmlns:m="http://schemas.openxmlformats.org/officeDocument/2006/math" xmlns:v="urn:schemas-microsoft-com:vml" xmlns:w="http://schemas.openxmlformats.org/wordprocessingml/2006/main" xmlns:w14="http://schemas.microsoft.com/office/word/2010/wordml" xmlns:w10="urn:schemas-microsoft-com:office:word" xmlns:sl="http://schemas.openxmlformats.org/schemaLibrary/2006/main" xmlns:wpsCustomData="http://www.wps.cn/officeDocument/2013/wpsCustomData" mc:Ignorable="w14">
   <w:docDefaults>
     <w:rPrDefault>
       <w:rPr>
-        <w:rFonts w:ascii="Times New Roman" w:eastAsia="宋体" w:hAnsi="Times New Roman" w:cs="Times New Roman"/>
+        <w:rFonts w:ascii="Times New Roman" w:hAnsi="Times New Roman" w:eastAsia="宋体" w:cs="Times New Roman"/>
       </w:rPr>
     </w:rPrDefault>
     <w:pPrDefault/>
   </w:docDefaults>
-  <w:latentStyles w:defLockedState="0" w:defUIPriority="99" w:defSemiHidden="1" w:defUnhideWhenUsed="1" w:defQFormat="0" w:count="260">
-    <w:lsdException w:name="Normal" w:semiHidden="0" w:uiPriority="0" w:unhideWhenUsed="0" w:qFormat="1"/>
-    <w:lsdException w:name="heading 1" w:semiHidden="0" w:uiPriority="0" w:unhideWhenUsed="0" w:qFormat="1"/>
-    <w:lsdException w:name="heading 2" w:semiHidden="0" w:uiPriority="0" w:qFormat="1"/>
-    <w:lsdException w:name="heading 3" w:uiPriority="0" w:qFormat="1"/>
-    <w:lsdException w:name="heading 4" w:semiHidden="0" w:uiPriority="0" w:qFormat="1"/>
-    <w:lsdException w:name="heading 5" w:uiPriority="0" w:qFormat="1"/>
-    <w:lsdException w:name="heading 6" w:uiPriority="0" w:qFormat="1"/>
-    <w:lsdException w:name="heading 7" w:uiPriority="0" w:qFormat="1"/>
-    <w:lsdException w:name="heading 8" w:uiPriority="0" w:qFormat="1"/>
-    <w:lsdException w:name="heading 9" w:uiPriority="0" w:qFormat="1"/>
-    <w:lsdException w:name="index 1" w:semiHidden="0" w:uiPriority="0" w:unhideWhenUsed="0"/>
-    <w:lsdException w:name="index 2" w:semiHidden="0" w:uiPriority="0" w:unhideWhenUsed="0"/>
-    <w:lsdException w:name="index 3" w:semiHidden="0" w:uiPriority="0" w:unhideWhenUsed="0"/>
-    <w:lsdException w:name="index 4" w:semiHidden="0" w:uiPriority="0" w:unhideWhenUsed="0"/>
-    <w:lsdException w:name="index 5" w:semiHidden="0" w:uiPriority="0" w:unhideWhenUsed="0"/>
-    <w:lsdException w:name="index 6" w:semiHidden="0" w:uiPriority="0" w:unhideWhenUsed="0"/>
-    <w:lsdException w:name="index 7" w:semiHidden="0" w:uiPriority="0" w:unhideWhenUsed="0"/>
-    <w:lsdException w:name="index 8" w:semiHidden="0" w:uiPriority="0" w:unhideWhenUsed="0"/>
-    <w:lsdException w:name="index 9" w:semiHidden="0" w:uiPriority="0" w:unhideWhenUsed="0"/>
-    <w:lsdException w:name="toc 1" w:semiHidden="0" w:uiPriority="0" w:unhideWhenUsed="0" w:qFormat="1"/>
-    <w:lsdException w:name="toc 2" w:semiHidden="0" w:uiPriority="0" w:unhideWhenUsed="0" w:qFormat="1"/>
-    <w:lsdException w:name="toc 3" w:semiHidden="0" w:uiPriority="0" w:unhideWhenUsed="0" w:qFormat="1"/>
-    <w:lsdException w:name="toc 4" w:semiHidden="0" w:uiPriority="0" w:unhideWhenUsed="0"/>
-    <w:lsdException w:name="toc 5" w:semiHidden="0" w:uiPriority="0" w:unhideWhenUsed="0"/>
-    <w:lsdException w:name="toc 6" w:semiHidden="0" w:uiPriority="0" w:unhideWhenUsed="0"/>
-    <w:lsdException w:name="toc 7" w:semiHidden="0" w:uiPriority="0" w:unhideWhenUsed="0"/>
-    <w:lsdException w:name="toc 8" w:semiHidden="0" w:uiPriority="0" w:unhideWhenUsed="0"/>
-    <w:lsdException w:name="toc 9" w:semiHidden="0" w:uiPriority="0" w:unhideWhenUsed="0"/>
-    <w:lsdException w:name="Normal Indent" w:semiHidden="0" w:uiPriority="0" w:unhideWhenUsed="0"/>
-    <w:lsdException w:name="footnote text" w:semiHidden="0" w:uiPriority="0" w:unhideWhenUsed="0"/>
-    <w:lsdException w:name="annotation text" w:semiHidden="0" w:uiPriority="0" w:unhideWhenUsed="0" w:qFormat="1"/>
-    <w:lsdException w:name="header" w:semiHidden="0" w:uiPriority="0" w:unhideWhenUsed="0" w:qFormat="1"/>
-    <w:lsdException w:name="footer" w:semiHidden="0" w:uiPriority="0" w:unhideWhenUsed="0" w:qFormat="1"/>
-    <w:lsdException w:name="index heading" w:semiHidden="0" w:uiPriority="0" w:unhideWhenUsed="0"/>
-    <w:lsdException w:name="caption" w:uiPriority="0" w:qFormat="1"/>
-    <w:lsdException w:name="table of figures" w:semiHidden="0" w:uiPriority="0" w:unhideWhenUsed="0"/>
-    <w:lsdException w:name="envelope address" w:semiHidden="0" w:uiPriority="0" w:unhideWhenUsed="0"/>
-    <w:lsdException w:name="envelope return" w:semiHidden="0" w:uiPriority="0" w:unhideWhenUsed="0"/>
-    <w:lsdException w:name="footnote reference" w:semiHidden="0" w:uiPriority="0" w:unhideWhenUsed="0"/>
-    <w:lsdException w:name="annotation reference" w:semiHidden="0" w:uiPriority="0" w:unhideWhenUsed="0"/>
-    <w:lsdException w:name="line number" w:semiHidden="0" w:uiPriority="0" w:unhideWhenUsed="0"/>
-    <w:lsdException w:name="page number" w:semiHidden="0" w:uiPriority="0" w:unhideWhenUsed="0"/>
-    <w:lsdException w:name="endnote reference" w:semiHidden="0" w:uiPriority="0" w:unhideWhenUsed="0"/>
-    <w:lsdException w:name="endnote text" w:semiHidden="0" w:uiPriority="0" w:unhideWhenUsed="0"/>
-    <w:lsdException w:name="table of authorities" w:semiHidden="0" w:uiPriority="0" w:unhideWhenUsed="0"/>
-    <w:lsdException w:name="macro" w:semiHidden="0" w:uiPriority="0" w:unhideWhenUsed="0"/>
-    <w:lsdException w:name="toa heading" w:semiHidden="0" w:uiPriority="0" w:unhideWhenUsed="0"/>
-    <w:lsdException w:name="List" w:semiHidden="0" w:uiPriority="0" w:unhideWhenUsed="0"/>
-    <w:lsdException w:name="List Bullet" w:semiHidden="0" w:uiPriority="0" w:unhideWhenUsed="0"/>
-    <w:lsdException w:name="List Number" w:semiHidden="0" w:uiPriority="0" w:unhideWhenUsed="0"/>
-    <w:lsdException w:name="List 2" w:semiHidden="0" w:uiPriority="0" w:unhideWhenUsed="0"/>
-    <w:lsdException w:name="List 3" w:semiHidden="0" w:uiPriority="0" w:unhideWhenUsed="0"/>
-    <w:lsdException w:name="List 4" w:semiHidden="0" w:uiPriority="0" w:unhideWhenUsed="0"/>
-    <w:lsdException w:name="List 5" w:semiHidden="0" w:uiPriority="0" w:unhideWhenUsed="0"/>
-    <w:lsdException w:name="List Bullet 2" w:semiHidden="0" w:uiPriority="0" w:unhideWhenUsed="0"/>
-    <w:lsdException w:name="List Bullet 3" w:semiHidden="0" w:uiPriority="0" w:unhideWhenUsed="0"/>
-    <w:lsdException w:name="List Bullet 4" w:semiHidden="0" w:uiPriority="0" w:unhideWhenUsed="0"/>
-    <w:lsdException w:name="List Bullet 5" w:semiHidden="0" w:uiPriority="0" w:unhideWhenUsed="0"/>
-    <w:lsdException w:name="List Number 2" w:semiHidden="0" w:uiPriority="0" w:unhideWhenUsed="0"/>
-    <w:lsdException w:name="List Number 3" w:semiHidden="0" w:uiPriority="0" w:unhideWhenUsed="0"/>
-    <w:lsdException w:name="List Number 4" w:semiHidden="0" w:uiPriority="0" w:unhideWhenUsed="0"/>
-    <w:lsdException w:name="List Number 5" w:semiHidden="0" w:uiPriority="0" w:unhideWhenUsed="0"/>
-    <w:lsdException w:name="Title" w:semiHidden="0" w:uiPriority="0" w:unhideWhenUsed="0" w:qFormat="1"/>
-    <w:lsdException w:name="Closing" w:semiHidden="0" w:uiPriority="0" w:unhideWhenUsed="0"/>
-    <w:lsdException w:name="Signature" w:semiHidden="0" w:uiPriority="0" w:unhideWhenUsed="0"/>
-    <w:lsdException w:name="Default Paragraph Font" w:uiPriority="0" w:unhideWhenUsed="0" w:qFormat="1"/>
-    <w:lsdException w:name="Body Text" w:uiPriority="0" w:unhideWhenUsed="0" w:qFormat="1"/>
-    <w:lsdException w:name="Body Text Indent" w:semiHidden="0" w:uiPriority="0" w:unhideWhenUsed="0"/>
-    <w:lsdException w:name="List Continue" w:semiHidden="0" w:uiPriority="0" w:unhideWhenUsed="0"/>
-    <w:lsdException w:name="List Continue 2" w:semiHidden="0" w:uiPriority="0" w:unhideWhenUsed="0"/>
-    <w:lsdException w:name="List Continue 3" w:semiHidden="0" w:uiPriority="0" w:unhideWhenUsed="0"/>
-    <w:lsdException w:name="List Continue 4" w:semiHidden="0" w:uiPriority="0" w:unhideWhenUsed="0"/>
-    <w:lsdException w:name="List Continue 5" w:semiHidden="0" w:uiPriority="0" w:unhideWhenUsed="0"/>
-    <w:lsdException w:name="Message Header" w:semiHidden="0" w:uiPriority="0" w:unhideWhenUsed="0"/>
-    <w:lsdException w:name="Subtitle" w:semiHidden="0" w:uiPriority="0" w:unhideWhenUsed="0" w:qFormat="1"/>
-    <w:lsdException w:name="Salutation" w:semiHidden="0" w:uiPriority="0" w:unhideWhenUsed="0"/>
-    <w:lsdException w:name="Date" w:semiHidden="0" w:uiPriority="0" w:unhideWhenUsed="0"/>
-    <w:lsdException w:name="Body Text First Indent" w:semiHidden="0" w:uiPriority="0" w:unhideWhenUsed="0"/>
-    <w:lsdException w:name="Body Text First Indent 2" w:semiHidden="0" w:uiPriority="0" w:unhideWhenUsed="0"/>
-    <w:lsdException w:name="Body Text 2" w:semiHidden="0" w:uiPriority="0" w:unhideWhenUsed="0"/>
-    <w:lsdException w:name="Body Text 3" w:semiHidden="0" w:uiPriority="0" w:unhideWhenUsed="0"/>
-    <w:lsdException w:name="Body Text Indent 2" w:semiHidden="0" w:uiPriority="0" w:unhideWhenUsed="0"/>
-    <w:lsdException w:name="Body Text Indent 3" w:semiHidden="0" w:uiPriority="0" w:unhideWhenUsed="0"/>
-    <w:lsdException w:name="Block Text" w:semiHidden="0" w:uiPriority="0" w:unhideWhenUsed="0"/>
-    <w:lsdException w:name="Hyperlink" w:semiHidden="0" w:uiPriority="0" w:unhideWhenUsed="0"/>
-    <w:lsdException w:name="FollowedHyperlink" w:semiHidden="0" w:uiPriority="0" w:unhideWhenUsed="0"/>
-    <w:lsdException w:name="Strong" w:semiHidden="0" w:uiPriority="0" w:unhideWhenUsed="0" w:qFormat="1"/>
-    <w:lsdException w:name="Emphasis" w:semiHidden="0" w:uiPriority="0" w:unhideWhenUsed="0" w:qFormat="1"/>
-    <w:lsdException w:name="Document Map" w:semiHidden="0" w:uiPriority="0" w:unhideWhenUsed="0"/>
-    <w:lsdException w:name="Plain Text" w:semiHidden="0" w:uiPriority="0" w:unhideWhenUsed="0"/>
-    <w:lsdException w:name="E-mail Signature" w:semiHidden="0" w:uiPriority="0" w:unhideWhenUsed="0"/>
-    <w:lsdException w:name="Normal (Web)" w:semiHidden="0" w:uiPriority="0" w:unhideWhenUsed="0" w:qFormat="1"/>
-    <w:lsdException w:name="HTML Acronym" w:semiHidden="0" w:uiPriority="0" w:unhideWhenUsed="0"/>
-    <w:lsdException w:name="HTML Address" w:semiHidden="0" w:uiPriority="0" w:unhideWhenUsed="0"/>
-    <w:lsdException w:name="HTML Cite" w:semiHidden="0" w:uiPriority="0" w:unhideWhenUsed="0"/>
-    <w:lsdException w:name="HTML Code" w:semiHidden="0" w:uiPriority="0" w:unhideWhenUsed="0"/>
-    <w:lsdException w:name="HTML Definition" w:semiHidden="0" w:uiPriority="0" w:unhideWhenUsed="0"/>
-    <w:lsdException w:name="HTML Keyboard" w:semiHidden="0" w:uiPriority="0" w:unhideWhenUsed="0"/>
-    <w:lsdException w:name="HTML Preformatted" w:semiHidden="0" w:uiPriority="0" w:unhideWhenUsed="0"/>
-    <w:lsdException w:name="HTML Sample" w:semiHidden="0" w:uiPriority="0" w:unhideWhenUsed="0"/>
-    <w:lsdException w:name="HTML Typewriter" w:semiHidden="0" w:uiPriority="0" w:unhideWhenUsed="0"/>
-    <w:lsdException w:name="HTML Variable" w:semiHidden="0" w:uiPriority="0" w:unhideWhenUsed="0"/>
-    <w:lsdException w:name="Normal Table" w:uiPriority="0" w:unhideWhenUsed="0" w:qFormat="1"/>
-    <w:lsdException w:name="annotation subject" w:semiHidden="0" w:uiPriority="0" w:unhideWhenUsed="0"/>
-    <w:lsdException w:name="Table Simple 1" w:semiHidden="0" w:uiPriority="0" w:unhideWhenUsed="0"/>
-    <w:lsdException w:name="Table Simple 2" w:semiHidden="0" w:uiPriority="0" w:unhideWhenUsed="0"/>
-    <w:lsdException w:name="Table Simple 3" w:semiHidden="0" w:uiPriority="0" w:unhideWhenUsed="0"/>
-    <w:lsdException w:name="Table Classic 1" w:semiHidden="0" w:uiPriority="0" w:unhideWhenUsed="0"/>
-    <w:lsdException w:name="Table Classic 2" w:semiHidden="0" w:uiPriority="0" w:unhideWhenUsed="0"/>
-    <w:lsdException w:name="Table Classic 3" w:semiHidden="0" w:uiPriority="0" w:unhideWhenUsed="0"/>
-    <w:lsdException w:name="Table Classic 4" w:semiHidden="0" w:uiPriority="0" w:unhideWhenUsed="0"/>
-    <w:lsdException w:name="Table Colorful 1" w:semiHidden="0" w:uiPriority="0" w:unhideWhenUsed="0"/>
-    <w:lsdException w:name="Table Colorful 2" w:semiHidden="0" w:uiPriority="0" w:unhideWhenUsed="0"/>
-    <w:lsdException w:name="Table Colorful 3" w:semiHidden="0" w:uiPriority="0" w:unhideWhenUsed="0"/>
-    <w:lsdException w:name="Table Columns 1" w:semiHidden="0" w:uiPriority="0" w:unhideWhenUsed="0"/>
-    <w:lsdException w:name="Table Columns 2" w:semiHidden="0" w:uiPriority="0" w:unhideWhenUsed="0"/>
-    <w:lsdException w:name="Table Columns 3" w:semiHidden="0" w:uiPriority="0" w:unhideWhenUsed="0"/>
-    <w:lsdException w:name="Table Columns 4" w:semiHidden="0" w:uiPriority="0" w:unhideWhenUsed="0"/>
-    <w:lsdException w:name="Table Columns 5" w:semiHidden="0" w:uiPriority="0" w:unhideWhenUsed="0"/>
-    <w:lsdException w:name="Table Grid 1" w:semiHidden="0" w:uiPriority="0" w:unhideWhenUsed="0"/>
-    <w:lsdException w:name="Table Grid 2" w:semiHidden="0" w:uiPriority="0" w:unhideWhenUsed="0"/>
-    <w:lsdException w:name="Table Grid 3" w:semiHidden="0" w:uiPriority="0" w:unhideWhenUsed="0"/>
-    <w:lsdException w:name="Table Grid 4" w:semiHidden="0" w:uiPriority="0" w:unhideWhenUsed="0"/>
-    <w:lsdException w:name="Table Grid 5" w:semiHidden="0" w:uiPriority="0" w:unhideWhenUsed="0"/>
-    <w:lsdException w:name="Table Grid 6" w:semiHidden="0" w:uiPriority="0" w:unhideWhenUsed="0"/>
-    <w:lsdException w:name="Table Grid 7" w:semiHidden="0" w:uiPriority="0" w:unhideWhenUsed="0"/>
-    <w:lsdException w:name="Table Grid 8" w:semiHidden="0" w:uiPriority="0" w:unhideWhenUsed="0"/>
-    <w:lsdException w:name="Table List 1" w:semiHidden="0" w:uiPriority="0" w:unhideWhenUsed="0"/>
-    <w:lsdException w:name="Table List 2" w:semiHidden="0" w:uiPriority="0" w:unhideWhenUsed="0"/>
-    <w:lsdException w:name="Table List 3" w:semiHidden="0" w:uiPriority="0" w:unhideWhenUsed="0"/>
-    <w:lsdException w:name="Table List 4" w:semiHidden="0" w:uiPriority="0" w:unhideWhenUsed="0"/>
-    <w:lsdException w:name="Table List 5" w:semiHidden="0" w:uiPriority="0" w:unhideWhenUsed="0"/>
-    <w:lsdException w:name="Table List 6" w:semiHidden="0" w:uiPriority="0" w:unhideWhenUsed="0"/>
-    <w:lsdException w:name="Table List 7" w:semiHidden="0" w:uiPriority="0" w:unhideWhenUsed="0"/>
-    <w:lsdException w:name="Table List 8" w:semiHidden="0" w:uiPriority="0" w:unhideWhenUsed="0"/>
-    <w:lsdException w:name="Table 3D effects 1" w:semiHidden="0" w:uiPriority="0" w:unhideWhenUsed="0"/>
-    <w:lsdException w:name="Table 3D effects 2" w:semiHidden="0" w:uiPriority="0" w:unhideWhenUsed="0"/>
-    <w:lsdException w:name="Table 3D effects 3" w:semiHidden="0" w:uiPriority="0" w:unhideWhenUsed="0"/>
-    <w:lsdException w:name="Table Contemporary" w:semiHidden="0" w:uiPriority="0" w:unhideWhenUsed="0"/>
-    <w:lsdException w:name="Table Elegant" w:semiHidden="0" w:uiPriority="0" w:unhideWhenUsed="0"/>
-    <w:lsdException w:name="Table Professional" w:semiHidden="0" w:uiPriority="0" w:unhideWhenUsed="0"/>
-    <w:lsdException w:name="Table Subtle 1" w:semiHidden="0" w:uiPriority="0" w:unhideWhenUsed="0"/>
-    <w:lsdException w:name="Table Subtle 2" w:semiHidden="0" w:uiPriority="0" w:unhideWhenUsed="0"/>
-    <w:lsdException w:name="Table Web 1" w:semiHidden="0" w:uiPriority="0" w:unhideWhenUsed="0"/>
-    <w:lsdException w:name="Table Web 2" w:semiHidden="0" w:uiPriority="0" w:unhideWhenUsed="0"/>
-    <w:lsdException w:name="Table Web 3" w:semiHidden="0" w:uiPriority="0" w:unhideWhenUsed="0"/>
-    <w:lsdException w:name="Balloon Text" w:semiHidden="0" w:uiPriority="0" w:unhideWhenUsed="0"/>
-    <w:lsdException w:name="Table Grid" w:semiHidden="0" w:uiPriority="0" w:unhideWhenUsed="0" w:qFormat="1"/>
-    <w:lsdException w:name="Table Theme" w:semiHidden="0" w:uiPriority="0" w:unhideWhenUsed="0"/>
-    <w:lsdException w:name="Light Shading" w:semiHidden="0" w:uiPriority="60" w:unhideWhenUsed="0"/>
-    <w:lsdException w:name="Light List" w:semiHidden="0" w:uiPriority="61" w:unhideWhenUsed="0"/>
-    <w:lsdException w:name="Light Grid" w:semiHidden="0" w:uiPriority="62" w:unhideWhenUsed="0"/>
-    <w:lsdException w:name="Medium Shading 1" w:semiHidden="0" w:uiPriority="63" w:unhideWhenUsed="0"/>
-    <w:lsdException w:name="Medium Shading 2" w:semiHidden="0" w:uiPriority="64" w:unhideWhenUsed="0"/>
-    <w:lsdException w:name="Medium List 1" w:semiHidden="0" w:uiPriority="65" w:unhideWhenUsed="0"/>
-    <w:lsdException w:name="Medium List 2" w:semiHidden="0" w:uiPriority="66" w:unhideWhenUsed="0"/>
-    <w:lsdException w:name="Medium Grid 1" w:semiHidden="0" w:uiPriority="67" w:unhideWhenUsed="0"/>
-    <w:lsdException w:name="Medium Grid 2" w:semiHidden="0" w:uiPriority="68" w:unhideWhenUsed="0"/>
-    <w:lsdException w:name="Medium Grid 3" w:semiHidden="0" w:uiPriority="69" w:unhideWhenUsed="0"/>
-    <w:lsdException w:name="Dark List" w:semiHidden="0" w:uiPriority="70" w:unhideWhenUsed="0"/>
-    <w:lsdException w:name="Colorful Shading" w:semiHidden="0" w:uiPriority="71" w:unhideWhenUsed="0"/>
-    <w:lsdException w:name="Colorful List" w:semiHidden="0" w:uiPriority="72" w:unhideWhenUsed="0"/>
-    <w:lsdException w:name="Colorful Grid" w:semiHidden="0" w:uiPriority="73" w:unhideWhenUsed="0"/>
-    <w:lsdException w:name="Light Shading Accent 1" w:semiHidden="0" w:uiPriority="60" w:unhideWhenUsed="0"/>
-    <w:lsdException w:name="Light List Accent 1" w:semiHidden="0" w:uiPriority="61" w:unhideWhenUsed="0"/>
-    <w:lsdException w:name="Light Grid Accent 1" w:semiHidden="0" w:uiPriority="62" w:unhideWhenUsed="0"/>
-    <w:lsdException w:name="Medium Shading 1 Accent 1" w:semiHidden="0" w:uiPriority="63" w:unhideWhenUsed="0"/>
-    <w:lsdException w:name="Medium Shading 2 Accent 1" w:semiHidden="0" w:uiPriority="64" w:unhideWhenUsed="0"/>
-    <w:lsdException w:name="Medium List 1 Accent 1" w:semiHidden="0" w:uiPriority="65" w:unhideWhenUsed="0"/>
-    <w:lsdException w:name="Medium List 2 Accent 1" w:semiHidden="0" w:uiPriority="66" w:unhideWhenUsed="0"/>
-    <w:lsdException w:name="Medium Grid 1 Accent 1" w:semiHidden="0" w:uiPriority="67" w:unhideWhenUsed="0"/>
-    <w:lsdException w:name="Medium Grid 2 Accent 1" w:semiHidden="0" w:uiPriority="68" w:unhideWhenUsed="0"/>
-    <w:lsdException w:name="Medium Grid 3 Accent 1" w:semiHidden="0" w:uiPriority="69" w:unhideWhenUsed="0"/>
-    <w:lsdException w:name="Dark List Accent 1" w:semiHidden="0" w:uiPriority="70" w:unhideWhenUsed="0"/>
-    <w:lsdException w:name="Colorful Shading Accent 1" w:semiHidden="0" w:uiPriority="71" w:unhideWhenUsed="0"/>
-    <w:lsdException w:name="Colorful List Accent 1" w:semiHidden="0" w:uiPriority="72" w:unhideWhenUsed="0"/>
-    <w:lsdException w:name="Colorful Grid Accent 1" w:semiHidden="0" w:uiPriority="73" w:unhideWhenUsed="0"/>
-    <w:lsdException w:name="Light Shading Accent 2" w:semiHidden="0" w:uiPriority="60" w:unhideWhenUsed="0"/>
-    <w:lsdException w:name="Light List Accent 2" w:semiHidden="0" w:uiPriority="61" w:unhideWhenUsed="0"/>
-    <w:lsdException w:name="Light Grid Accent 2" w:semiHidden="0" w:uiPriority="62" w:unhideWhenUsed="0"/>
-    <w:lsdException w:name="Medium Shading 1 Accent 2" w:semiHidden="0" w:uiPriority="63" w:unhideWhenUsed="0"/>
-    <w:lsdException w:name="Medium Shading 2 Accent 2" w:semiHidden="0" w:uiPriority="64" w:unhideWhenUsed="0"/>
-    <w:lsdException w:name="Medium List 1 Accent 2" w:semiHidden="0" w:uiPriority="65" w:unhideWhenUsed="0"/>
-    <w:lsdException w:name="Medium List 2 Accent 2" w:semiHidden="0" w:uiPriority="66" w:unhideWhenUsed="0"/>
-    <w:lsdException w:name="Medium Grid 1 Accent 2" w:semiHidden="0" w:uiPriority="67" w:unhideWhenUsed="0"/>
-    <w:lsdException w:name="Medium Grid 2 Accent 2" w:semiHidden="0" w:uiPriority="68" w:unhideWhenUsed="0"/>
-    <w:lsdException w:name="Medium Grid 3 Accent 2" w:semiHidden="0" w:uiPriority="69" w:unhideWhenUsed="0"/>
-    <w:lsdException w:name="Dark List Accent 2" w:semiHidden="0" w:uiPriority="70" w:unhideWhenUsed="0"/>
-    <w:lsdException w:name="Colorful Shading Accent 2" w:semiHidden="0" w:uiPriority="71" w:unhideWhenUsed="0"/>
-    <w:lsdException w:name="Colorful List Accent 2" w:semiHidden="0" w:uiPriority="72" w:unhideWhenUsed="0"/>
-    <w:lsdException w:name="Colorful Grid Accent 2" w:semiHidden="0" w:uiPriority="73" w:unhideWhenUsed="0"/>
-    <w:lsdException w:name="Light Shading Accent 3" w:semiHidden="0" w:uiPriority="60" w:unhideWhenUsed="0"/>
-    <w:lsdException w:name="Light List Accent 3" w:semiHidden="0" w:uiPriority="61" w:unhideWhenUsed="0"/>
-    <w:lsdException w:name="Light Grid Accent 3" w:semiHidden="0" w:uiPriority="62" w:unhideWhenUsed="0"/>
-    <w:lsdException w:name="Medium Shading 1 Accent 3" w:semiHidden="0" w:uiPriority="63" w:unhideWhenUsed="0"/>
-    <w:lsdException w:name="Medium Shading 2 Accent 3" w:semiHidden="0" w:uiPriority="64" w:unhideWhenUsed="0"/>
-    <w:lsdException w:name="Medium List 1 Accent 3" w:semiHidden="0" w:uiPriority="65" w:unhideWhenUsed="0"/>
-    <w:lsdException w:name="Medium List 2 Accent 3" w:semiHidden="0" w:uiPriority="66" w:unhideWhenUsed="0"/>
-    <w:lsdException w:name="Medium Grid 1 Accent 3" w:semiHidden="0" w:uiPriority="67" w:unhideWhenUsed="0"/>
-    <w:lsdException w:name="Medium Grid 2 Accent 3" w:semiHidden="0" w:uiPriority="68" w:unhideWhenUsed="0"/>
-    <w:lsdException w:name="Medium Grid 3 Accent 3" w:semiHidden="0" w:uiPriority="69" w:unhideWhenUsed="0"/>
-    <w:lsdException w:name="Dark List Accent 3" w:semiHidden="0" w:uiPriority="70" w:unhideWhenUsed="0"/>
-    <w:lsdException w:name="Colorful Shading Accent 3" w:semiHidden="0" w:uiPriority="71" w:unhideWhenUsed="0"/>
-    <w:lsdException w:name="Colorful List Accent 3" w:semiHidden="0" w:uiPriority="72" w:unhideWhenUsed="0"/>
-    <w:lsdException w:name="Colorful Grid Accent 3" w:semiHidden="0" w:uiPriority="73" w:unhideWhenUsed="0"/>
-    <w:lsdException w:name="Light Shading Accent 4" w:semiHidden="0" w:uiPriority="60" w:unhideWhenUsed="0"/>
-    <w:lsdException w:name="Light List Accent 4" w:semiHidden="0" w:uiPriority="61" w:unhideWhenUsed="0"/>
-    <w:lsdException w:name="Light Grid Accent 4" w:semiHidden="0" w:uiPriority="62" w:unhideWhenUsed="0"/>
-    <w:lsdException w:name="Medium Shading 1 Accent 4" w:semiHidden="0" w:uiPriority="63" w:unhideWhenUsed="0"/>
-    <w:lsdException w:name="Medium Shading 2 Accent 4" w:semiHidden="0" w:uiPriority="64" w:unhideWhenUsed="0"/>
-    <w:lsdException w:name="Medium List 1 Accent 4" w:semiHidden="0" w:uiPriority="65" w:unhideWhenUsed="0"/>
-    <w:lsdException w:name="Medium List 2 Accent 4" w:semiHidden="0" w:uiPriority="66" w:unhideWhenUsed="0"/>
-    <w:lsdException w:name="Medium Grid 1 Accent 4" w:semiHidden="0" w:uiPriority="67" w:unhideWhenUsed="0"/>
-    <w:lsdException w:name="Medium Grid 2 Accent 4" w:semiHidden="0" w:uiPriority="68" w:unhideWhenUsed="0"/>
-    <w:lsdException w:name="Medium Grid 3 Accent 4" w:semiHidden="0" w:uiPriority="69" w:unhideWhenUsed="0"/>
-    <w:lsdException w:name="Dark List Accent 4" w:semiHidden="0" w:uiPriority="70" w:unhideWhenUsed="0"/>
-    <w:lsdException w:name="Colorful Shading Accent 4" w:semiHidden="0" w:uiPriority="71" w:unhideWhenUsed="0"/>
-    <w:lsdException w:name="Colorful List Accent 4" w:semiHidden="0" w:uiPriority="72" w:unhideWhenUsed="0"/>
-    <w:lsdException w:name="Colorful Grid Accent 4" w:semiHidden="0" w:uiPriority="73" w:unhideWhenUsed="0"/>
-    <w:lsdException w:name="Light Shading Accent 5" w:semiHidden="0" w:uiPriority="60" w:unhideWhenUsed="0"/>
-    <w:lsdException w:name="Light List Accent 5" w:semiHidden="0" w:uiPriority="61" w:unhideWhenUsed="0"/>
-    <w:lsdException w:name="Light Grid Accent 5" w:semiHidden="0" w:uiPriority="62" w:unhideWhenUsed="0"/>
-    <w:lsdException w:name="Medium Shading 1 Accent 5" w:semiHidden="0" w:uiPriority="63" w:unhideWhenUsed="0"/>
-    <w:lsdException w:name="Medium Shading 2 Accent 5" w:semiHidden="0" w:uiPriority="64" w:unhideWhenUsed="0"/>
-    <w:lsdException w:name="Medium List 1 Accent 5" w:semiHidden="0" w:uiPriority="65" w:unhideWhenUsed="0"/>
-    <w:lsdException w:name="Medium List 2 Accent 5" w:semiHidden="0" w:uiPriority="66" w:unhideWhenUsed="0"/>
-    <w:lsdException w:name="Medium Grid 1 Accent 5" w:semiHidden="0" w:uiPriority="67" w:unhideWhenUsed="0"/>
-    <w:lsdException w:name="Medium Grid 2 Accent 5" w:semiHidden="0" w:uiPriority="68" w:unhideWhenUsed="0"/>
-    <w:lsdException w:name="Medium Grid 3 Accent 5" w:semiHidden="0" w:uiPriority="69" w:unhideWhenUsed="0"/>
-    <w:lsdException w:name="Dark List Accent 5" w:semiHidden="0" w:uiPriority="70" w:unhideWhenUsed="0"/>
-    <w:lsdException w:name="Colorful Shading Accent 5" w:semiHidden="0" w:uiPriority="71" w:unhideWhenUsed="0"/>
-    <w:lsdException w:name="Colorful List Accent 5" w:semiHidden="0" w:uiPriority="72" w:unhideWhenUsed="0"/>
-    <w:lsdException w:name="Colorful Grid Accent 5" w:semiHidden="0" w:uiPriority="73" w:unhideWhenUsed="0"/>
-    <w:lsdException w:name="Light Shading Accent 6" w:semiHidden="0" w:uiPriority="60" w:unhideWhenUsed="0"/>
-    <w:lsdException w:name="Light List Accent 6" w:semiHidden="0" w:uiPriority="61" w:unhideWhenUsed="0"/>
-    <w:lsdException w:name="Light Grid Accent 6" w:semiHidden="0" w:uiPriority="62" w:unhideWhenUsed="0"/>
-    <w:lsdException w:name="Medium Shading 1 Accent 6" w:semiHidden="0" w:uiPriority="63" w:unhideWhenUsed="0"/>
-    <w:lsdException w:name="Medium Shading 2 Accent 6" w:semiHidden="0" w:uiPriority="64" w:unhideWhenUsed="0"/>
-    <w:lsdException w:name="Medium List 1 Accent 6" w:semiHidden="0" w:uiPriority="65" w:unhideWhenUsed="0"/>
-    <w:lsdException w:name="Medium List 2 Accent 6" w:semiHidden="0" w:uiPriority="66" w:unhideWhenUsed="0"/>
-    <w:lsdException w:name="Medium Grid 1 Accent 6" w:semiHidden="0" w:uiPriority="67" w:unhideWhenUsed="0"/>
-    <w:lsdException w:name="Medium Grid 2 Accent 6" w:semiHidden="0" w:uiPriority="68" w:unhideWhenUsed="0"/>
-    <w:lsdException w:name="Medium Grid 3 Accent 6" w:semiHidden="0" w:uiPriority="69" w:unhideWhenUsed="0"/>
-    <w:lsdException w:name="Dark List Accent 6" w:semiHidden="0" w:uiPriority="70" w:unhideWhenUsed="0"/>
-    <w:lsdException w:name="Colorful Shading Accent 6" w:semiHidden="0" w:uiPriority="71" w:unhideWhenUsed="0"/>
-    <w:lsdException w:name="Colorful List Accent 6" w:semiHidden="0" w:uiPriority="72" w:unhideWhenUsed="0"/>
-    <w:lsdException w:name="Colorful Grid Accent 6" w:semiHidden="0" w:uiPriority="73" w:unhideWhenUsed="0"/>
+  <w:latentStyles w:count="260" w:defQFormat="0" w:defUnhideWhenUsed="1" w:defSemiHidden="1" w:defUIPriority="99" w:defLockedState="0">
+    <w:lsdException w:qFormat="1" w:unhideWhenUsed="0" w:uiPriority="0" w:semiHidden="0" w:name="Normal"/>
+    <w:lsdException w:qFormat="1" w:unhideWhenUsed="0" w:uiPriority="0" w:semiHidden="0" w:name="heading 1"/>
+    <w:lsdException w:qFormat="1" w:uiPriority="0" w:semiHidden="0" w:name="heading 2"/>
+    <w:lsdException w:qFormat="1" w:uiPriority="0" w:name="heading 3"/>
+    <w:lsdException w:qFormat="1" w:uiPriority="0" w:semiHidden="0" w:name="heading 4"/>
+    <w:lsdException w:qFormat="1" w:uiPriority="0" w:name="heading 5"/>
+    <w:lsdException w:qFormat="1" w:uiPriority="0" w:name="heading 6"/>
+    <w:lsdException w:qFormat="1" w:uiPriority="0" w:name="heading 7"/>
+    <w:lsdException w:qFormat="1" w:uiPriority="0" w:name="heading 8"/>
+    <w:lsdException w:qFormat="1" w:uiPriority="0" w:name="heading 9"/>
+    <w:lsdException w:unhideWhenUsed="0" w:uiPriority="0" w:semiHidden="0" w:name="index 1"/>
+    <w:lsdException w:unhideWhenUsed="0" w:uiPriority="0" w:semiHidden="0" w:name="index 2"/>
+    <w:lsdException w:unhideWhenUsed="0" w:uiPriority="0" w:semiHidden="0" w:name="index 3"/>
+    <w:lsdException w:unhideWhenUsed="0" w:uiPriority="0" w:semiHidden="0" w:name="index 4"/>
+    <w:lsdException w:unhideWhenUsed="0" w:uiPriority="0" w:semiHidden="0" w:name="index 5"/>
+    <w:lsdException w:unhideWhenUsed="0" w:uiPriority="0" w:semiHidden="0" w:name="index 6"/>
+    <w:lsdException w:unhideWhenUsed="0" w:uiPriority="0" w:semiHidden="0" w:name="index 7"/>
+    <w:lsdException w:unhideWhenUsed="0" w:uiPriority="0" w:semiHidden="0" w:name="index 8"/>
+    <w:lsdException w:unhideWhenUsed="0" w:uiPriority="0" w:semiHidden="0" w:name="index 9"/>
+    <w:lsdException w:qFormat="1" w:unhideWhenUsed="0" w:uiPriority="0" w:semiHidden="0" w:name="toc 1"/>
+    <w:lsdException w:qFormat="1" w:unhideWhenUsed="0" w:uiPriority="0" w:semiHidden="0" w:name="toc 2"/>
+    <w:lsdException w:qFormat="1" w:unhideWhenUsed="0" w:uiPriority="0" w:semiHidden="0" w:name="toc 3"/>
+    <w:lsdException w:unhideWhenUsed="0" w:uiPriority="0" w:semiHidden="0" w:name="toc 4"/>
+    <w:lsdException w:unhideWhenUsed="0" w:uiPriority="0" w:semiHidden="0" w:name="toc 5"/>
+    <w:lsdException w:unhideWhenUsed="0" w:uiPriority="0" w:semiHidden="0" w:name="toc 6"/>
+    <w:lsdException w:unhideWhenUsed="0" w:uiPriority="0" w:semiHidden="0" w:name="toc 7"/>
+    <w:lsdException w:unhideWhenUsed="0" w:uiPriority="0" w:semiHidden="0" w:name="toc 8"/>
+    <w:lsdException w:unhideWhenUsed="0" w:uiPriority="0" w:semiHidden="0" w:name="toc 9"/>
+    <w:lsdException w:unhideWhenUsed="0" w:uiPriority="0" w:semiHidden="0" w:name="Normal Indent"/>
+    <w:lsdException w:unhideWhenUsed="0" w:uiPriority="0" w:semiHidden="0" w:name="footnote text"/>
+    <w:lsdException w:qFormat="1" w:unhideWhenUsed="0" w:uiPriority="0" w:semiHidden="0" w:name="annotation text"/>
+    <w:lsdException w:qFormat="1" w:unhideWhenUsed="0" w:uiPriority="0" w:semiHidden="0" w:name="header"/>
+    <w:lsdException w:qFormat="1" w:unhideWhenUsed="0" w:uiPriority="0" w:semiHidden="0" w:name="footer"/>
+    <w:lsdException w:unhideWhenUsed="0" w:uiPriority="0" w:semiHidden="0" w:name="index heading"/>
+    <w:lsdException w:qFormat="1" w:uiPriority="0" w:name="caption"/>
+    <w:lsdException w:unhideWhenUsed="0" w:uiPriority="0" w:semiHidden="0" w:name="table of figures"/>
+    <w:lsdException w:unhideWhenUsed="0" w:uiPriority="0" w:semiHidden="0" w:name="envelope address"/>
+    <w:lsdException w:unhideWhenUsed="0" w:uiPriority="0" w:semiHidden="0" w:name="envelope return"/>
+    <w:lsdException w:unhideWhenUsed="0" w:uiPriority="0" w:semiHidden="0" w:name="footnote reference"/>
+    <w:lsdException w:unhideWhenUsed="0" w:uiPriority="0" w:semiHidden="0" w:name="annotation reference"/>
+    <w:lsdException w:unhideWhenUsed="0" w:uiPriority="0" w:semiHidden="0" w:name="line number"/>
+    <w:lsdException w:unhideWhenUsed="0" w:uiPriority="0" w:semiHidden="0" w:name="page number"/>
+    <w:lsdException w:unhideWhenUsed="0" w:uiPriority="0" w:semiHidden="0" w:name="endnote reference"/>
+    <w:lsdException w:unhideWhenUsed="0" w:uiPriority="0" w:semiHidden="0" w:name="endnote text"/>
+    <w:lsdException w:unhideWhenUsed="0" w:uiPriority="0" w:semiHidden="0" w:name="table of authorities"/>
+    <w:lsdException w:unhideWhenUsed="0" w:uiPriority="0" w:semiHidden="0" w:name="macro"/>
+    <w:lsdException w:unhideWhenUsed="0" w:uiPriority="0" w:semiHidden="0" w:name="toa heading"/>
+    <w:lsdException w:unhideWhenUsed="0" w:uiPriority="0" w:semiHidden="0" w:name="List"/>
+    <w:lsdException w:unhideWhenUsed="0" w:uiPriority="0" w:semiHidden="0" w:name="List Bullet"/>
+    <w:lsdException w:unhideWhenUsed="0" w:uiPriority="0" w:semiHidden="0" w:name="List Number"/>
+    <w:lsdException w:unhideWhenUsed="0" w:uiPriority="0" w:semiHidden="0" w:name="List 2"/>
+    <w:lsdException w:unhideWhenUsed="0" w:uiPriority="0" w:semiHidden="0" w:name="List 3"/>
+    <w:lsdException w:unhideWhenUsed="0" w:uiPriority="0" w:semiHidden="0" w:name="List 4"/>
+    <w:lsdException w:unhideWhenUsed="0" w:uiPriority="0" w:semiHidden="0" w:name="List 5"/>
+    <w:lsdException w:unhideWhenUsed="0" w:uiPriority="0" w:semiHidden="0" w:name="List Bullet 2"/>
+    <w:lsdException w:unhideWhenUsed="0" w:uiPriority="0" w:semiHidden="0" w:name="List Bullet 3"/>
+    <w:lsdException w:unhideWhenUsed="0" w:uiPriority="0" w:semiHidden="0" w:name="List Bullet 4"/>
+    <w:lsdException w:unhideWhenUsed="0" w:uiPriority="0" w:semiHidden="0" w:name="List Bullet 5"/>
+    <w:lsdException w:unhideWhenUsed="0" w:uiPriority="0" w:semiHidden="0" w:name="List Number 2"/>
+    <w:lsdException w:unhideWhenUsed="0" w:uiPriority="0" w:semiHidden="0" w:name="List Number 3"/>
+    <w:lsdException w:unhideWhenUsed="0" w:uiPriority="0" w:semiHidden="0" w:name="List Number 4"/>
+    <w:lsdException w:unhideWhenUsed="0" w:uiPriority="0" w:semiHidden="0" w:name="List Number 5"/>
+    <w:lsdException w:qFormat="1" w:unhideWhenUsed="0" w:uiPriority="0" w:semiHidden="0" w:name="Title"/>
+    <w:lsdException w:unhideWhenUsed="0" w:uiPriority="0" w:semiHidden="0" w:name="Closing"/>
+    <w:lsdException w:unhideWhenUsed="0" w:uiPriority="0" w:semiHidden="0" w:name="Signature"/>
+    <w:lsdException w:qFormat="1" w:unhideWhenUsed="0" w:uiPriority="0" w:name="Default Paragraph Font"/>
+    <w:lsdException w:qFormat="1" w:unhideWhenUsed="0" w:uiPriority="0" w:name="Body Text"/>
+    <w:lsdException w:unhideWhenUsed="0" w:uiPriority="0" w:semiHidden="0" w:name="Body Text Indent"/>
+    <w:lsdException w:unhideWhenUsed="0" w:uiPriority="0" w:semiHidden="0" w:name="List Continue"/>
+    <w:lsdException w:unhideWhenUsed="0" w:uiPriority="0" w:semiHidden="0" w:name="List Continue 2"/>
+    <w:lsdException w:unhideWhenUsed="0" w:uiPriority="0" w:semiHidden="0" w:name="List Continue 3"/>
+    <w:lsdException w:unhideWhenUsed="0" w:uiPriority="0" w:semiHidden="0" w:name="List Continue 4"/>
+    <w:lsdException w:unhideWhenUsed="0" w:uiPriority="0" w:semiHidden="0" w:name="List Continue 5"/>
+    <w:lsdException w:unhideWhenUsed="0" w:uiPriority="0" w:semiHidden="0" w:name="Message Header"/>
+    <w:lsdException w:qFormat="1" w:unhideWhenUsed="0" w:uiPriority="0" w:semiHidden="0" w:name="Subtitle"/>
+    <w:lsdException w:unhideWhenUsed="0" w:uiPriority="0" w:semiHidden="0" w:name="Salutation"/>
+    <w:lsdException w:unhideWhenUsed="0" w:uiPriority="0" w:semiHidden="0" w:name="Date"/>
+    <w:lsdException w:unhideWhenUsed="0" w:uiPriority="0" w:semiHidden="0" w:name="Body Text First Indent"/>
+    <w:lsdException w:unhideWhenUsed="0" w:uiPriority="0" w:semiHidden="0" w:name="Body Text First Indent 2"/>
+    <w:lsdException w:uiPriority="99" w:name="Note Heading"/>
+    <w:lsdException w:unhideWhenUsed="0" w:uiPriority="0" w:semiHidden="0" w:name="Body Text 2"/>
+    <w:lsdException w:unhideWhenUsed="0" w:uiPriority="0" w:semiHidden="0" w:name="Body Text 3"/>
+    <w:lsdException w:unhideWhenUsed="0" w:uiPriority="0" w:semiHidden="0" w:name="Body Text Indent 2"/>
+    <w:lsdException w:unhideWhenUsed="0" w:uiPriority="0" w:semiHidden="0" w:name="Body Text Indent 3"/>
+    <w:lsdException w:unhideWhenUsed="0" w:uiPriority="0" w:semiHidden="0" w:name="Block Text"/>
+    <w:lsdException w:unhideWhenUsed="0" w:uiPriority="0" w:semiHidden="0" w:name="Hyperlink"/>
+    <w:lsdException w:unhideWhenUsed="0" w:uiPriority="0" w:semiHidden="0" w:name="FollowedHyperlink"/>
+    <w:lsdException w:qFormat="1" w:unhideWhenUsed="0" w:uiPriority="0" w:semiHidden="0" w:name="Strong"/>
+    <w:lsdException w:qFormat="1" w:unhideWhenUsed="0" w:uiPriority="0" w:semiHidden="0" w:name="Emphasis"/>
+    <w:lsdException w:unhideWhenUsed="0" w:uiPriority="0" w:semiHidden="0" w:name="Document Map"/>
+    <w:lsdException w:unhideWhenUsed="0" w:uiPriority="0" w:semiHidden="0" w:name="Plain Text"/>
+    <w:lsdException w:unhideWhenUsed="0" w:uiPriority="0" w:semiHidden="0" w:name="E-mail Signature"/>
+    <w:lsdException w:qFormat="1" w:unhideWhenUsed="0" w:uiPriority="0" w:semiHidden="0" w:name="Normal (Web)"/>
+    <w:lsdException w:unhideWhenUsed="0" w:uiPriority="0" w:semiHidden="0" w:name="HTML Acronym"/>
+    <w:lsdException w:unhideWhenUsed="0" w:uiPriority="0" w:semiHidden="0" w:name="HTML Address"/>
+    <w:lsdException w:unhideWhenUsed="0" w:uiPriority="0" w:semiHidden="0" w:name="HTML Cite"/>
+    <w:lsdException w:unhideWhenUsed="0" w:uiPriority="0" w:semiHidden="0" w:name="HTML Code"/>
+    <w:lsdException w:unhideWhenUsed="0" w:uiPriority="0" w:semiHidden="0" w:name="HTML Definition"/>
+    <w:lsdException w:unhideWhenUsed="0" w:uiPriority="0" w:semiHidden="0" w:name="HTML Keyboard"/>
+    <w:lsdException w:unhideWhenUsed="0" w:uiPriority="0" w:semiHidden="0" w:name="HTML Preformatted"/>
+    <w:lsdException w:unhideWhenUsed="0" w:uiPriority="0" w:semiHidden="0" w:name="HTML Sample"/>
+    <w:lsdException w:unhideWhenUsed="0" w:uiPriority="0" w:semiHidden="0" w:name="HTML Typewriter"/>
+    <w:lsdException w:unhideWhenUsed="0" w:uiPriority="0" w:semiHidden="0" w:name="HTML Variable"/>
+    <w:lsdException w:qFormat="1" w:unhideWhenUsed="0" w:uiPriority="0" w:name="Normal Table"/>
+    <w:lsdException w:unhideWhenUsed="0" w:uiPriority="0" w:semiHidden="0" w:name="annotation subject"/>
+    <w:lsdException w:unhideWhenUsed="0" w:uiPriority="0" w:semiHidden="0" w:name="Table Simple 1"/>
+    <w:lsdException w:unhideWhenUsed="0" w:uiPriority="0" w:semiHidden="0" w:name="Table Simple 2"/>
+    <w:lsdException w:unhideWhenUsed="0" w:uiPriority="0" w:semiHidden="0" w:name="Table Simple 3"/>
+    <w:lsdException w:unhideWhenUsed="0" w:uiPriority="0" w:semiHidden="0" w:name="Table Classic 1"/>
+    <w:lsdException w:unhideWhenUsed="0" w:uiPriority="0" w:semiHidden="0" w:name="Table Classic 2"/>
+    <w:lsdException w:unhideWhenUsed="0" w:uiPriority="0" w:semiHidden="0" w:name="Table Classic 3"/>
+    <w:lsdException w:unhideWhenUsed="0" w:uiPriority="0" w:semiHidden="0" w:name="Table Classic 4"/>
+    <w:lsdException w:unhideWhenUsed="0" w:uiPriority="0" w:semiHidden="0" w:name="Table Colorful 1"/>
+    <w:lsdException w:unhideWhenUsed="0" w:uiPriority="0" w:semiHidden="0" w:name="Table Colorful 2"/>
+    <w:lsdException w:unhideWhenUsed="0" w:uiPriority="0" w:semiHidden="0" w:name="Table Colorful 3"/>
+    <w:lsdException w:unhideWhenUsed="0" w:uiPriority="0" w:semiHidden="0" w:name="Table Columns 1"/>
+    <w:lsdException w:unhideWhenUsed="0" w:uiPriority="0" w:semiHidden="0" w:name="Table Columns 2"/>
+    <w:lsdException w:unhideWhenUsed="0" w:uiPriority="0" w:semiHidden="0" w:name="Table Columns 3"/>
+    <w:lsdException w:unhideWhenUsed="0" w:uiPriority="0" w:semiHidden="0" w:name="Table Columns 4"/>
+    <w:lsdException w:unhideWhenUsed="0" w:uiPriority="0" w:semiHidden="0" w:name="Table Columns 5"/>
+    <w:lsdException w:unhideWhenUsed="0" w:uiPriority="0" w:semiHidden="0" w:name="Table Grid 1"/>
+    <w:lsdException w:unhideWhenUsed="0" w:uiPriority="0" w:semiHidden="0" w:name="Table Grid 2"/>
+    <w:lsdException w:unhideWhenUsed="0" w:uiPriority="0" w:semiHidden="0" w:name="Table Grid 3"/>
+    <w:lsdException w:unhideWhenUsed="0" w:uiPriority="0" w:semiHidden="0" w:name="Table Grid 4"/>
+    <w:lsdException w:unhideWhenUsed="0" w:uiPriority="0" w:semiHidden="0" w:name="Table Grid 5"/>
+    <w:lsdException w:unhideWhenUsed="0" w:uiPriority="0" w:semiHidden="0" w:name="Table Grid 6"/>
+    <w:lsdException w:unhideWhenUsed="0" w:uiPriority="0" w:semiHidden="0" w:name="Table Grid 7"/>
+    <w:lsdException w:unhideWhenUsed="0" w:uiPriority="0" w:semiHidden="0" w:name="Table Grid 8"/>
+    <w:lsdException w:unhideWhenUsed="0" w:uiPriority="0" w:semiHidden="0" w:name="Table List 1"/>
+    <w:lsdException w:unhideWhenUsed="0" w:uiPriority="0" w:semiHidden="0" w:name="Table List 2"/>
+    <w:lsdException w:unhideWhenUsed="0" w:uiPriority="0" w:semiHidden="0" w:name="Table List 3"/>
+    <w:lsdException w:unhideWhenUsed="0" w:uiPriority="0" w:semiHidden="0" w:name="Table List 4"/>
+    <w:lsdException w:unhideWhenUsed="0" w:uiPriority="0" w:semiHidden="0" w:name="Table List 5"/>
+    <w:lsdException w:unhideWhenUsed="0" w:uiPriority="0" w:semiHidden="0" w:name="Table List 6"/>
+    <w:lsdException w:unhideWhenUsed="0" w:uiPriority="0" w:semiHidden="0" w:name="Table List 7"/>
+    <w:lsdException w:unhideWhenUsed="0" w:uiPriority="0" w:semiHidden="0" w:name="Table List 8"/>
+    <w:lsdException w:unhideWhenUsed="0" w:uiPriority="0" w:semiHidden="0" w:name="Table 3D effects 1"/>
+    <w:lsdException w:unhideWhenUsed="0" w:uiPriority="0" w:semiHidden="0" w:name="Table 3D effects 2"/>
+    <w:lsdException w:unhideWhenUsed="0" w:uiPriority="0" w:semiHidden="0" w:name="Table 3D effects 3"/>
+    <w:lsdException w:unhideWhenUsed="0" w:uiPriority="0" w:semiHidden="0" w:name="Table Contemporary"/>
+    <w:lsdException w:unhideWhenUsed="0" w:uiPriority="0" w:semiHidden="0" w:name="Table Elegant"/>
+    <w:lsdException w:unhideWhenUsed="0" w:uiPriority="0" w:semiHidden="0" w:name="Table Professional"/>
+    <w:lsdException w:unhideWhenUsed="0" w:uiPriority="0" w:semiHidden="0" w:name="Table Subtle 1"/>
+    <w:lsdException w:unhideWhenUsed="0" w:uiPriority="0" w:semiHidden="0" w:name="Table Subtle 2"/>
+    <w:lsdException w:unhideWhenUsed="0" w:uiPriority="0" w:semiHidden="0" w:name="Table Web 1"/>
+    <w:lsdException w:unhideWhenUsed="0" w:uiPriority="0" w:semiHidden="0" w:name="Table Web 2"/>
+    <w:lsdException w:unhideWhenUsed="0" w:uiPriority="0" w:semiHidden="0" w:name="Table Web 3"/>
+    <w:lsdException w:unhideWhenUsed="0" w:uiPriority="0" w:semiHidden="0" w:name="Balloon Text"/>
+    <w:lsdException w:qFormat="1" w:unhideWhenUsed="0" w:uiPriority="0" w:semiHidden="0" w:name="Table Grid"/>
+    <w:lsdException w:unhideWhenUsed="0" w:uiPriority="0" w:semiHidden="0" w:name="Table Theme"/>
+    <w:lsdException w:unhideWhenUsed="0" w:uiPriority="60" w:semiHidden="0" w:name="Light Shading"/>
+    <w:lsdException w:unhideWhenUsed="0" w:uiPriority="61" w:semiHidden="0" w:name="Light List"/>
+    <w:lsdException w:unhideWhenUsed="0" w:uiPriority="62" w:semiHidden="0" w:name="Light Grid"/>
+    <w:lsdException w:unhideWhenUsed="0" w:uiPriority="63" w:semiHidden="0" w:name="Medium Shading 1"/>
+    <w:lsdException w:unhideWhenUsed="0" w:uiPriority="64" w:semiHidden="0" w:name="Medium Shading 2"/>
+    <w:lsdException w:unhideWhenUsed="0" w:uiPriority="65" w:semiHidden="0" w:name="Medium List 1"/>
+    <w:lsdException w:unhideWhenUsed="0" w:uiPriority="66" w:semiHidden="0" w:name="Medium List 2"/>
+    <w:lsdException w:unhideWhenUsed="0" w:uiPriority="67" w:semiHidden="0" w:name="Medium Grid 1"/>
+    <w:lsdException w:unhideWhenUsed="0" w:uiPriority="68" w:semiHidden="0" w:name="Medium Grid 2"/>
+    <w:lsdException w:unhideWhenUsed="0" w:uiPriority="69" w:semiHidden="0" w:name="Medium Grid 3"/>
+    <w:lsdException w:unhideWhenUsed="0" w:uiPriority="70" w:semiHidden="0" w:name="Dark List"/>
+    <w:lsdException w:unhideWhenUsed="0" w:uiPriority="71" w:semiHidden="0" w:name="Colorful Shading"/>
+    <w:lsdException w:unhideWhenUsed="0" w:uiPriority="72" w:semiHidden="0" w:name="Colorful List"/>
+    <w:lsdException w:unhideWhenUsed="0" w:uiPriority="73" w:semiHidden="0" w:name="Colorful Grid"/>
+    <w:lsdException w:unhideWhenUsed="0" w:uiPriority="60" w:semiHidden="0" w:name="Light Shading Accent 1"/>
+    <w:lsdException w:unhideWhenUsed="0" w:uiPriority="61" w:semiHidden="0" w:name="Light List Accent 1"/>
+    <w:lsdException w:unhideWhenUsed="0" w:uiPriority="62" w:semiHidden="0" w:name="Light Grid Accent 1"/>
+    <w:lsdException w:unhideWhenUsed="0" w:uiPriority="63" w:semiHidden="0" w:name="Medium Shading 1 Accent 1"/>
+    <w:lsdException w:unhideWhenUsed="0" w:uiPriority="64" w:semiHidden="0" w:name="Medium Shading 2 Accent 1"/>
+    <w:lsdException w:unhideWhenUsed="0" w:uiPriority="65" w:semiHidden="0" w:name="Medium List 1 Accent 1"/>
+    <w:lsdException w:unhideWhenUsed="0" w:uiPriority="66" w:semiHidden="0" w:name="Medium List 2 Accent 1"/>
+    <w:lsdException w:unhideWhenUsed="0" w:uiPriority="67" w:semiHidden="0" w:name="Medium Grid 1 Accent 1"/>
+    <w:lsdException w:unhideWhenUsed="0" w:uiPriority="68" w:semiHidden="0" w:name="Medium Grid 2 Accent 1"/>
+    <w:lsdException w:unhideWhenUsed="0" w:uiPriority="69" w:semiHidden="0" w:name="Medium Grid 3 Accent 1"/>
+    <w:lsdException w:unhideWhenUsed="0" w:uiPriority="70" w:semiHidden="0" w:name="Dark List Accent 1"/>
+    <w:lsdException w:unhideWhenUsed="0" w:uiPriority="71" w:semiHidden="0" w:name="Colorful Shading Accent 1"/>
+    <w:lsdException w:unhideWhenUsed="0" w:uiPriority="72" w:semiHidden="0" w:name="Colorful List Accent 1"/>
+    <w:lsdException w:unhideWhenUsed="0" w:uiPriority="73" w:semiHidden="0" w:name="Colorful Grid Accent 1"/>
+    <w:lsdException w:unhideWhenUsed="0" w:uiPriority="60" w:semiHidden="0" w:name="Light Shading Accent 2"/>
+    <w:lsdException w:unhideWhenUsed="0" w:uiPriority="61" w:semiHidden="0" w:name="Light List Accent 2"/>
+    <w:lsdException w:unhideWhenUsed="0" w:uiPriority="62" w:semiHidden="0" w:name="Light Grid Accent 2"/>
+    <w:lsdException w:unhideWhenUsed="0" w:uiPriority="63" w:semiHidden="0" w:name="Medium Shading 1 Accent 2"/>
+    <w:lsdException w:unhideWhenUsed="0" w:uiPriority="64" w:semiHidden="0" w:name="Medium Shading 2 Accent 2"/>
+    <w:lsdException w:unhideWhenUsed="0" w:uiPriority="65" w:semiHidden="0" w:name="Medium List 1 Accent 2"/>
+    <w:lsdException w:unhideWhenUsed="0" w:uiPriority="66" w:semiHidden="0" w:name="Medium List 2 Accent 2"/>
+    <w:lsdException w:unhideWhenUsed="0" w:uiPriority="67" w:semiHidden="0" w:name="Medium Grid 1 Accent 2"/>
+    <w:lsdException w:unhideWhenUsed="0" w:uiPriority="68" w:semiHidden="0" w:name="Medium Grid 2 Accent 2"/>
+    <w:lsdException w:unhideWhenUsed="0" w:uiPriority="69" w:semiHidden="0" w:name="Medium Grid 3 Accent 2"/>
+    <w:lsdException w:unhideWhenUsed="0" w:uiPriority="70" w:semiHidden="0" w:name="Dark List Accent 2"/>
+    <w:lsdException w:unhideWhenUsed="0" w:uiPriority="71" w:semiHidden="0" w:name="Colorful Shading Accent 2"/>
+    <w:lsdException w:unhideWhenUsed="0" w:uiPriority="72" w:semiHidden="0" w:name="Colorful List Accent 2"/>
+    <w:lsdException w:unhideWhenUsed="0" w:uiPriority="73" w:semiHidden="0" w:name="Colorful Grid Accent 2"/>
+    <w:lsdException w:unhideWhenUsed="0" w:uiPriority="60" w:semiHidden="0" w:name="Light Shading Accent 3"/>
+    <w:lsdException w:unhideWhenUsed="0" w:uiPriority="61" w:semiHidden="0" w:name="Light List Accent 3"/>
+    <w:lsdException w:unhideWhenUsed="0" w:uiPriority="62" w:semiHidden="0" w:name="Light Grid Accent 3"/>
+    <w:lsdException w:unhideWhenUsed="0" w:uiPriority="63" w:semiHidden="0" w:name="Medium Shading 1 Accent 3"/>
+    <w:lsdException w:unhideWhenUsed="0" w:uiPriority="64" w:semiHidden="0" w:name="Medium Shading 2 Accent 3"/>
+    <w:lsdException w:unhideWhenUsed="0" w:uiPriority="65" w:semiHidden="0" w:name="Medium List 1 Accent 3"/>
+    <w:lsdException w:unhideWhenUsed="0" w:uiPriority="66" w:semiHidden="0" w:name="Medium List 2 Accent 3"/>
+    <w:lsdException w:unhideWhenUsed="0" w:uiPriority="67" w:semiHidden="0" w:name="Medium Grid 1 Accent 3"/>
+    <w:lsdException w:unhideWhenUsed="0" w:uiPriority="68" w:semiHidden="0" w:name="Medium Grid 2 Accent 3"/>
+    <w:lsdException w:unhideWhenUsed="0" w:uiPriority="69" w:semiHidden="0" w:name="Medium Grid 3 Accent 3"/>
+    <w:lsdException w:unhideWhenUsed="0" w:uiPriority="70" w:semiHidden="0" w:name="Dark List Accent 3"/>
+    <w:lsdException w:unhideWhenUsed="0" w:uiPriority="71" w:semiHidden="0" w:name="Colorful Shading Accent 3"/>
+    <w:lsdException w:unhideWhenUsed="0" w:uiPriority="72" w:semiHidden="0" w:name="Colorful List Accent 3"/>
+    <w:lsdException w:unhideWhenUsed="0" w:uiPriority="73" w:semiHidden="0" w:name="Colorful Grid Accent 3"/>
+    <w:lsdException w:unhideWhenUsed="0" w:uiPriority="60" w:semiHidden="0" w:name="Light Shading Accent 4"/>
+    <w:lsdException w:unhideWhenUsed="0" w:uiPriority="61" w:semiHidden="0" w:name="Light List Accent 4"/>
+    <w:lsdException w:unhideWhenUsed="0" w:uiPriority="62" w:semiHidden="0" w:name="Light Grid Accent 4"/>
+    <w:lsdException w:unhideWhenUsed="0" w:uiPriority="63" w:semiHidden="0" w:name="Medium Shading 1 Accent 4"/>
+    <w:lsdException w:unhideWhenUsed="0" w:uiPriority="64" w:semiHidden="0" w:name="Medium Shading 2 Accent 4"/>
+    <w:lsdException w:unhideWhenUsed="0" w:uiPriority="65" w:semiHidden="0" w:name="Medium List 1 Accent 4"/>
+    <w:lsdException w:unhideWhenUsed="0" w:uiPriority="66" w:semiHidden="0" w:name="Medium List 2 Accent 4"/>
+    <w:lsdException w:unhideWhenUsed="0" w:uiPriority="67" w:semiHidden="0" w:name="Medium Grid 1 Accent 4"/>
+    <w:lsdException w:unhideWhenUsed="0" w:uiPriority="68" w:semiHidden="0" w:name="Medium Grid 2 Accent 4"/>
+    <w:lsdException w:unhideWhenUsed="0" w:uiPriority="69" w:semiHidden="0" w:name="Medium Grid 3 Accent 4"/>
+    <w:lsdException w:unhideWhenUsed="0" w:uiPriority="70" w:semiHidden="0" w:name="Dark List Accent 4"/>
+    <w:lsdException w:unhideWhenUsed="0" w:uiPriority="71" w:semiHidden="0" w:name="Colorful Shading Accent 4"/>
+    <w:lsdException w:unhideWhenUsed="0" w:uiPriority="72" w:semiHidden="0" w:name="Colorful List Accent 4"/>
+    <w:lsdException w:unhideWhenUsed="0" w:uiPriority="73" w:semiHidden="0" w:name="Colorful Grid Accent 4"/>
+    <w:lsdException w:unhideWhenUsed="0" w:uiPriority="60" w:semiHidden="0" w:name="Light Shading Accent 5"/>
+    <w:lsdException w:unhideWhenUsed="0" w:uiPriority="61" w:semiHidden="0" w:name="Light List Accent 5"/>
+    <w:lsdException w:unhideWhenUsed="0" w:uiPriority="62" w:semiHidden="0" w:name="Light Grid Accent 5"/>
+    <w:lsdException w:unhideWhenUsed="0" w:uiPriority="63" w:semiHidden="0" w:name="Medium Shading 1 Accent 5"/>
+    <w:lsdException w:unhideWhenUsed="0" w:uiPriority="64" w:semiHidden="0" w:name="Medium Shading 2 Accent 5"/>
+    <w:lsdException w:unhideWhenUsed="0" w:uiPriority="65" w:semiHidden="0" w:name="Medium List 1 Accent 5"/>
+    <w:lsdException w:unhideWhenUsed="0" w:uiPriority="66" w:semiHidden="0" w:name="Medium List 2 Accent 5"/>
+    <w:lsdException w:unhideWhenUsed="0" w:uiPriority="67" w:semiHidden="0" w:name="Medium Grid 1 Accent 5"/>
+    <w:lsdException w:unhideWhenUsed="0" w:uiPriority="68" w:semiHidden="0" w:name="Medium Grid 2 Accent 5"/>
+    <w:lsdException w:unhideWhenUsed="0" w:uiPriority="69" w:semiHidden="0" w:name="Medium Grid 3 Accent 5"/>
+    <w:lsdException w:unhideWhenUsed="0" w:uiPriority="70" w:semiHidden="0" w:name="Dark List Accent 5"/>
+    <w:lsdException w:unhideWhenUsed="0" w:uiPriority="71" w:semiHidden="0" w:name="Colorful Shading Accent 5"/>
+    <w:lsdException w:unhideWhenUsed="0" w:uiPriority="72" w:semiHidden="0" w:name="Colorful List Accent 5"/>
+    <w:lsdException w:unhideWhenUsed="0" w:uiPriority="73" w:semiHidden="0" w:name="Colorful Grid Accent 5"/>
+    <w:lsdException w:unhideWhenUsed="0" w:uiPriority="60" w:semiHidden="0" w:name="Light Shading Accent 6"/>
+    <w:lsdException w:unhideWhenUsed="0" w:uiPriority="61" w:semiHidden="0" w:name="Light List Accent 6"/>
+    <w:lsdException w:unhideWhenUsed="0" w:uiPriority="62" w:semiHidden="0" w:name="Light Grid Accent 6"/>
+    <w:lsdException w:unhideWhenUsed="0" w:uiPriority="63" w:semiHidden="0" w:name="Medium Shading 1 Accent 6"/>
+    <w:lsdException w:unhideWhenUsed="0" w:uiPriority="64" w:semiHidden="0" w:name="Medium Shading 2 Accent 6"/>
+    <w:lsdException w:unhideWhenUsed="0" w:uiPriority="65" w:semiHidden="0" w:name="Medium List 1 Accent 6"/>
+    <w:lsdException w:unhideWhenUsed="0" w:uiPriority="66" w:semiHidden="0" w:name="Medium List 2 Accent 6"/>
+    <w:lsdException w:unhideWhenUsed="0" w:uiPriority="67" w:semiHidden="0" w:name="Medium Grid 1 Accent 6"/>
+    <w:lsdException w:unhideWhenUsed="0" w:uiPriority="68" w:semiHidden="0" w:name="Medium Grid 2 Accent 6"/>
+    <w:lsdException w:unhideWhenUsed="0" w:uiPriority="69" w:semiHidden="0" w:name="Medium Grid 3 Accent 6"/>
+    <w:lsdException w:unhideWhenUsed="0" w:uiPriority="70" w:semiHidden="0" w:name="Dark List Accent 6"/>
+    <w:lsdException w:unhideWhenUsed="0" w:uiPriority="71" w:semiHidden="0" w:name="Colorful Shading Accent 6"/>
+    <w:lsdException w:unhideWhenUsed="0" w:uiPriority="72" w:semiHidden="0" w:name="Colorful List Accent 6"/>
+    <w:lsdException w:unhideWhenUsed="0" w:uiPriority="73" w:semiHidden="0" w:name="Colorful Grid Accent 6"/>
   </w:latentStyles>
-  <w:style w:type="paragraph" w:default="1" w:styleId="Normal">
+  <w:style w:type="paragraph" w:default="1" w:styleId="1">
     <w:name w:val="Normal"/>
     <w:qFormat/>
+    <w:uiPriority w:val="0"/>
     <w:pPr>
       <w:kinsoku w:val="0"/>
       <w:autoSpaceDE w:val="0"/>
@@ -6949,7 +8736,7 @@
       <w:textAlignment w:val="baseline"/>
     </w:pPr>
     <w:rPr>
-      <w:rFonts w:ascii="Arial" w:eastAsia="宋体" w:hAnsi="Arial" w:cs="Arial"/>
+      <w:rFonts w:ascii="Arial" w:hAnsi="Arial" w:eastAsia="宋体" w:cs="Arial"/>
       <w:snapToGrid w:val="0"/>
       <w:color w:val="000000"/>
       <w:kern w:val="0"/>
@@ -6958,11 +8745,12 @@
       <w:lang w:val="en-US" w:eastAsia="en-US" w:bidi="ar-SA"/>
     </w:rPr>
   </w:style>
-  <w:style w:type="paragraph" w:styleId="Heading1">
+  <w:style w:type="paragraph" w:styleId="2">
     <w:name w:val="heading 1"/>
-    <w:basedOn w:val="Normal"/>
-    <w:next w:val="Normal"/>
+    <w:basedOn w:val="1"/>
+    <w:next w:val="1"/>
     <w:qFormat/>
+    <w:uiPriority w:val="0"/>
     <w:pPr>
       <w:keepNext/>
       <w:keepLines/>
@@ -6980,12 +8768,13 @@
       <w:sz w:val="44"/>
     </w:rPr>
   </w:style>
-  <w:style w:type="paragraph" w:styleId="Heading2">
+  <w:style w:type="paragraph" w:styleId="3">
     <w:name w:val="heading 2"/>
-    <w:basedOn w:val="Normal"/>
-    <w:next w:val="Normal"/>
+    <w:basedOn w:val="1"/>
+    <w:next w:val="1"/>
     <w:unhideWhenUsed/>
     <w:qFormat/>
+    <w:uiPriority w:val="0"/>
     <w:pPr>
       <w:keepNext/>
       <w:keepLines/>
@@ -6998,18 +8787,19 @@
       <w:outlineLvl w:val="1"/>
     </w:pPr>
     <w:rPr>
-      <w:rFonts w:ascii="Arial" w:eastAsia="黑体" w:hAnsi="Arial"/>
+      <w:rFonts w:ascii="Arial" w:hAnsi="Arial" w:eastAsia="黑体"/>
       <w:b/>
       <w:sz w:val="32"/>
     </w:rPr>
   </w:style>
-  <w:style w:type="paragraph" w:styleId="Heading3">
+  <w:style w:type="paragraph" w:styleId="4">
     <w:name w:val="heading 3"/>
-    <w:basedOn w:val="Normal"/>
-    <w:next w:val="Normal"/>
+    <w:basedOn w:val="1"/>
+    <w:next w:val="1"/>
     <w:semiHidden/>
     <w:unhideWhenUsed/>
     <w:qFormat/>
+    <w:uiPriority w:val="0"/>
     <w:pPr>
       <w:keepNext/>
       <w:keepLines/>
@@ -7026,12 +8816,13 @@
       <w:sz w:val="32"/>
     </w:rPr>
   </w:style>
-  <w:style w:type="paragraph" w:styleId="Heading4">
+  <w:style w:type="paragraph" w:styleId="5">
     <w:name w:val="heading 4"/>
-    <w:basedOn w:val="Normal"/>
-    <w:next w:val="Normal"/>
+    <w:basedOn w:val="1"/>
+    <w:next w:val="1"/>
     <w:unhideWhenUsed/>
     <w:qFormat/>
+    <w:uiPriority w:val="0"/>
     <w:pPr>
       <w:keepNext/>
       <w:keepLines/>
@@ -7044,18 +8835,19 @@
       <w:outlineLvl w:val="3"/>
     </w:pPr>
     <w:rPr>
-      <w:rFonts w:ascii="Arial" w:eastAsia="黑体" w:hAnsi="Arial"/>
+      <w:rFonts w:ascii="Arial" w:hAnsi="Arial" w:eastAsia="黑体"/>
       <w:b/>
       <w:sz w:val="28"/>
     </w:rPr>
   </w:style>
-  <w:style w:type="paragraph" w:styleId="Heading5">
+  <w:style w:type="paragraph" w:styleId="6">
     <w:name w:val="heading 5"/>
-    <w:basedOn w:val="Normal"/>
-    <w:next w:val="Normal"/>
+    <w:basedOn w:val="1"/>
+    <w:next w:val="1"/>
     <w:semiHidden/>
     <w:unhideWhenUsed/>
     <w:qFormat/>
+    <w:uiPriority w:val="0"/>
     <w:pPr>
       <w:keepNext/>
       <w:keepLines/>
@@ -7072,13 +8864,14 @@
       <w:sz w:val="28"/>
     </w:rPr>
   </w:style>
-  <w:style w:type="paragraph" w:styleId="Heading6">
+  <w:style w:type="paragraph" w:styleId="7">
     <w:name w:val="heading 6"/>
-    <w:basedOn w:val="Normal"/>
-    <w:next w:val="Normal"/>
+    <w:basedOn w:val="1"/>
+    <w:next w:val="1"/>
     <w:semiHidden/>
     <w:unhideWhenUsed/>
     <w:qFormat/>
+    <w:uiPriority w:val="0"/>
     <w:pPr>
       <w:keepNext/>
       <w:keepLines/>
@@ -7091,18 +8884,19 @@
       <w:outlineLvl w:val="5"/>
     </w:pPr>
     <w:rPr>
-      <w:rFonts w:ascii="Arial" w:eastAsia="黑体" w:hAnsi="Arial"/>
+      <w:rFonts w:ascii="Arial" w:hAnsi="Arial" w:eastAsia="黑体"/>
       <w:b/>
       <w:sz w:val="24"/>
     </w:rPr>
   </w:style>
-  <w:style w:type="paragraph" w:styleId="Heading7">
+  <w:style w:type="paragraph" w:styleId="8">
     <w:name w:val="heading 7"/>
-    <w:basedOn w:val="Normal"/>
-    <w:next w:val="Normal"/>
+    <w:basedOn w:val="1"/>
+    <w:next w:val="1"/>
     <w:semiHidden/>
     <w:unhideWhenUsed/>
     <w:qFormat/>
+    <w:uiPriority w:val="0"/>
     <w:pPr>
       <w:keepNext/>
       <w:keepLines/>
@@ -7119,13 +8913,14 @@
       <w:sz w:val="24"/>
     </w:rPr>
   </w:style>
-  <w:style w:type="paragraph" w:styleId="Heading8">
+  <w:style w:type="paragraph" w:styleId="9">
     <w:name w:val="heading 8"/>
-    <w:basedOn w:val="Normal"/>
-    <w:next w:val="Normal"/>
+    <w:basedOn w:val="1"/>
+    <w:next w:val="1"/>
     <w:semiHidden/>
     <w:unhideWhenUsed/>
     <w:qFormat/>
+    <w:uiPriority w:val="0"/>
     <w:pPr>
       <w:keepNext/>
       <w:keepLines/>
@@ -7138,17 +8933,18 @@
       <w:outlineLvl w:val="7"/>
     </w:pPr>
     <w:rPr>
-      <w:rFonts w:ascii="Arial" w:eastAsia="黑体" w:hAnsi="Arial"/>
+      <w:rFonts w:ascii="Arial" w:hAnsi="Arial" w:eastAsia="黑体"/>
       <w:sz w:val="24"/>
     </w:rPr>
   </w:style>
-  <w:style w:type="paragraph" w:styleId="Heading9">
+  <w:style w:type="paragraph" w:styleId="10">
     <w:name w:val="heading 9"/>
-    <w:basedOn w:val="Normal"/>
-    <w:next w:val="Normal"/>
+    <w:basedOn w:val="1"/>
+    <w:next w:val="1"/>
     <w:semiHidden/>
     <w:unhideWhenUsed/>
     <w:qFormat/>
+    <w:uiPriority w:val="0"/>
     <w:pPr>
       <w:keepNext/>
       <w:keepLines/>
@@ -7161,19 +8957,21 @@
       <w:outlineLvl w:val="8"/>
     </w:pPr>
     <w:rPr>
-      <w:rFonts w:ascii="Arial" w:eastAsia="黑体" w:hAnsi="Arial"/>
+      <w:rFonts w:ascii="Arial" w:hAnsi="Arial" w:eastAsia="黑体"/>
       <w:sz w:val="21"/>
     </w:rPr>
   </w:style>
-  <w:style w:type="character" w:default="1" w:styleId="DefaultParagraphFont">
+  <w:style w:type="character" w:default="1" w:styleId="22">
     <w:name w:val="Default Paragraph Font"/>
     <w:semiHidden/>
     <w:qFormat/>
+    <w:uiPriority w:val="0"/>
   </w:style>
-  <w:style w:type="table" w:default="1" w:styleId="TableNormal">
+  <w:style w:type="table" w:default="1" w:styleId="20">
     <w:name w:val="Normal Table"/>
     <w:semiHidden/>
     <w:qFormat/>
+    <w:uiPriority w:val="0"/>
     <w:tblPr>
       <w:tblCellMar>
         <w:top w:w="0" w:type="dxa"/>
@@ -7183,39 +8981,43 @@
       </w:tblCellMar>
     </w:tblPr>
   </w:style>
-  <w:style w:type="paragraph" w:styleId="CommentText">
+  <w:style w:type="paragraph" w:styleId="11">
     <w:name w:val="annotation text"/>
-    <w:basedOn w:val="Normal"/>
+    <w:basedOn w:val="1"/>
     <w:qFormat/>
+    <w:uiPriority w:val="0"/>
     <w:pPr>
       <w:jc w:val="left"/>
     </w:pPr>
   </w:style>
-  <w:style w:type="paragraph" w:styleId="BodyText">
+  <w:style w:type="paragraph" w:styleId="12">
     <w:name w:val="Body Text"/>
-    <w:basedOn w:val="Normal"/>
+    <w:basedOn w:val="1"/>
     <w:semiHidden/>
     <w:qFormat/>
+    <w:uiPriority w:val="0"/>
     <w:rPr>
-      <w:rFonts w:ascii="Arial" w:eastAsia="Arial" w:hAnsi="Arial" w:cs="Arial"/>
+      <w:rFonts w:ascii="Arial" w:hAnsi="Arial" w:eastAsia="Arial" w:cs="Arial"/>
       <w:sz w:val="21"/>
       <w:szCs w:val="21"/>
       <w:lang w:val="en-US" w:eastAsia="en-US" w:bidi="ar-SA"/>
     </w:rPr>
   </w:style>
-  <w:style w:type="paragraph" w:styleId="TOC3">
+  <w:style w:type="paragraph" w:styleId="13">
     <w:name w:val="toc 3"/>
-    <w:basedOn w:val="Normal"/>
-    <w:next w:val="Normal"/>
+    <w:basedOn w:val="1"/>
+    <w:next w:val="1"/>
     <w:qFormat/>
+    <w:uiPriority w:val="0"/>
     <w:pPr>
       <w:ind w:left="840" w:leftChars="400"/>
     </w:pPr>
   </w:style>
-  <w:style w:type="paragraph" w:styleId="Footer">
+  <w:style w:type="paragraph" w:styleId="14">
     <w:name w:val="footer"/>
-    <w:basedOn w:val="Normal"/>
+    <w:basedOn w:val="1"/>
     <w:qFormat/>
+    <w:uiPriority w:val="0"/>
     <w:pPr>
       <w:tabs>
         <w:tab w:val="center" w:pos="4153"/>
@@ -7228,16 +9030,17 @@
       <w:sz w:val="18"/>
     </w:rPr>
   </w:style>
-  <w:style w:type="paragraph" w:styleId="Header">
+  <w:style w:type="paragraph" w:styleId="15">
     <w:name w:val="header"/>
-    <w:basedOn w:val="Normal"/>
+    <w:basedOn w:val="1"/>
     <w:qFormat/>
+    <w:uiPriority w:val="0"/>
     <w:pPr>
       <w:pBdr>
-        <w:top w:val="nil"/>
-        <w:left w:val="nil"/>
-        <w:bottom w:val="nil"/>
-        <w:right w:val="nil"/>
+        <w:top w:val="none" w:color="auto" w:sz="0" w:space="0"/>
+        <w:left w:val="none" w:color="auto" w:sz="0" w:space="0"/>
+        <w:bottom w:val="none" w:color="auto" w:sz="0" w:space="0"/>
+        <w:right w:val="none" w:color="auto" w:sz="0" w:space="0"/>
       </w:pBdr>
       <w:tabs>
         <w:tab w:val="center" w:pos="4153"/>
@@ -7252,37 +9055,41 @@
       <w:sz w:val="18"/>
     </w:rPr>
   </w:style>
-  <w:style w:type="paragraph" w:styleId="TOC1">
+  <w:style w:type="paragraph" w:styleId="16">
     <w:name w:val="toc 1"/>
-    <w:basedOn w:val="Normal"/>
-    <w:next w:val="Normal"/>
+    <w:basedOn w:val="1"/>
+    <w:next w:val="1"/>
     <w:qFormat/>
+    <w:uiPriority w:val="0"/>
     <w:rPr>
-      <w:rFonts w:ascii="Arial" w:eastAsia="Microsoft JhengHei" w:hAnsi="Arial"/>
+      <w:rFonts w:ascii="Arial" w:hAnsi="Arial" w:eastAsia="Microsoft JhengHei"/>
       <w:sz w:val="24"/>
     </w:rPr>
   </w:style>
-  <w:style w:type="paragraph" w:styleId="TOC2">
+  <w:style w:type="paragraph" w:styleId="17">
     <w:name w:val="toc 2"/>
-    <w:basedOn w:val="Normal"/>
-    <w:next w:val="Normal"/>
+    <w:basedOn w:val="1"/>
+    <w:next w:val="1"/>
     <w:qFormat/>
+    <w:uiPriority w:val="0"/>
     <w:pPr>
       <w:ind w:left="420" w:leftChars="200"/>
     </w:pPr>
   </w:style>
-  <w:style w:type="paragraph" w:styleId="NormalWeb">
+  <w:style w:type="paragraph" w:styleId="18">
     <w:name w:val="Normal (Web)"/>
-    <w:basedOn w:val="Normal"/>
+    <w:basedOn w:val="1"/>
     <w:qFormat/>
+    <w:uiPriority w:val="0"/>
     <w:rPr>
       <w:sz w:val="24"/>
     </w:rPr>
   </w:style>
-  <w:style w:type="paragraph" w:styleId="Title">
+  <w:style w:type="paragraph" w:styleId="19">
     <w:name w:val="Title"/>
-    <w:basedOn w:val="Normal"/>
+    <w:basedOn w:val="1"/>
     <w:qFormat/>
+    <w:uiPriority w:val="0"/>
     <w:pPr>
       <w:spacing w:before="240" w:beforeLines="0" w:beforeAutospacing="0" w:after="60" w:afterLines="0" w:afterAutospacing="0"/>
       <w:jc w:val="center"/>
@@ -7294,68 +9101,73 @@
       <w:sz w:val="32"/>
     </w:rPr>
   </w:style>
-  <w:style w:type="table" w:styleId="TableGrid">
+  <w:style w:type="table" w:styleId="21">
     <w:name w:val="Table Grid"/>
-    <w:basedOn w:val="TableNormal"/>
+    <w:basedOn w:val="20"/>
     <w:qFormat/>
+    <w:uiPriority w:val="0"/>
     <w:pPr>
       <w:widowControl w:val="0"/>
       <w:jc w:val="both"/>
     </w:pPr>
     <w:tblPr>
       <w:tblBorders>
-        <w:top w:val="single" w:sz="4" w:space="0" w:color="auto"/>
-        <w:left w:val="single" w:sz="4" w:space="0" w:color="auto"/>
-        <w:bottom w:val="single" w:sz="4" w:space="0" w:color="auto"/>
-        <w:right w:val="single" w:sz="4" w:space="0" w:color="auto"/>
-        <w:insideH w:val="single" w:sz="4" w:space="0" w:color="auto"/>
-        <w:insideV w:val="single" w:sz="4" w:space="0" w:color="auto"/>
+        <w:top w:val="single" w:color="auto" w:sz="4" w:space="0"/>
+        <w:left w:val="single" w:color="auto" w:sz="4" w:space="0"/>
+        <w:bottom w:val="single" w:color="auto" w:sz="4" w:space="0"/>
+        <w:right w:val="single" w:color="auto" w:sz="4" w:space="0"/>
+        <w:insideH w:val="single" w:color="auto" w:sz="4" w:space="0"/>
+        <w:insideV w:val="single" w:color="auto" w:sz="4" w:space="0"/>
       </w:tblBorders>
     </w:tblPr>
   </w:style>
-  <w:style w:type="character" w:styleId="Strong">
+  <w:style w:type="character" w:styleId="23">
     <w:name w:val="Strong"/>
-    <w:basedOn w:val="DefaultParagraphFont"/>
+    <w:basedOn w:val="22"/>
     <w:qFormat/>
+    <w:uiPriority w:val="0"/>
     <w:rPr>
       <w:b/>
     </w:rPr>
   </w:style>
-  <w:style w:type="paragraph" w:customStyle="1" w:styleId="a">
+  <w:style w:type="paragraph" w:customStyle="1" w:styleId="24">
     <w:name w:val="柴_公司名"/>
-    <w:basedOn w:val="Title"/>
+    <w:basedOn w:val="19"/>
     <w:qFormat/>
+    <w:uiPriority w:val="0"/>
     <w:pPr>
       <w:spacing w:after="600" w:afterLines="600"/>
     </w:pPr>
     <w:rPr>
-      <w:rFonts w:ascii="宋体" w:eastAsia="宋体" w:hAnsi="宋体" w:cs="宋体" w:hint="eastAsia"/>
+      <w:rFonts w:hint="eastAsia" w:ascii="宋体" w:hAnsi="宋体" w:eastAsia="宋体" w:cs="宋体"/>
       <w:bCs/>
       <w:spacing w:val="-6"/>
       <w:sz w:val="52"/>
       <w:szCs w:val="52"/>
     </w:rPr>
   </w:style>
-  <w:style w:type="paragraph" w:customStyle="1" w:styleId="a0">
+  <w:style w:type="paragraph" w:customStyle="1" w:styleId="25">
     <w:name w:val="柴_文档名"/>
-    <w:basedOn w:val="Title"/>
+    <w:basedOn w:val="19"/>
     <w:qFormat/>
+    <w:uiPriority w:val="0"/>
     <w:pPr>
       <w:spacing w:after="900" w:afterLines="900"/>
     </w:pPr>
     <w:rPr>
-      <w:rFonts w:ascii="黑体" w:eastAsia="黑体" w:hAnsi="黑体" w:cs="黑体"/>
+      <w:rFonts w:ascii="黑体" w:hAnsi="黑体" w:eastAsia="黑体" w:cs="黑体"/>
       <w:bCs/>
       <w:spacing w:val="-7"/>
       <w:sz w:val="52"/>
       <w:szCs w:val="52"/>
     </w:rPr>
   </w:style>
-  <w:style w:type="table" w:customStyle="1" w:styleId="TableNormal0">
+  <w:style w:type="table" w:customStyle="1" w:styleId="26">
     <w:name w:val="Table Normal_0"/>
     <w:semiHidden/>
     <w:unhideWhenUsed/>
     <w:qFormat/>
+    <w:uiPriority w:val="0"/>
     <w:tblPr>
       <w:tblCellMar>
         <w:top w:w="0" w:type="dxa"/>
@@ -7365,80 +9177,86 @@
       </w:tblCellMar>
     </w:tblPr>
   </w:style>
-  <w:style w:type="paragraph" w:customStyle="1" w:styleId="TableText">
+  <w:style w:type="paragraph" w:customStyle="1" w:styleId="27">
     <w:name w:val="Table Text"/>
-    <w:basedOn w:val="Normal"/>
+    <w:basedOn w:val="1"/>
     <w:semiHidden/>
     <w:qFormat/>
+    <w:uiPriority w:val="0"/>
     <w:rPr>
-      <w:rFonts w:ascii="宋体" w:eastAsia="宋体" w:hAnsi="宋体" w:cs="宋体"/>
+      <w:rFonts w:ascii="宋体" w:hAnsi="宋体" w:eastAsia="宋体" w:cs="宋体"/>
       <w:sz w:val="21"/>
       <w:szCs w:val="21"/>
       <w:lang w:val="en-US" w:eastAsia="en-US" w:bidi="ar-SA"/>
     </w:rPr>
   </w:style>
-  <w:style w:type="paragraph" w:customStyle="1" w:styleId="1">
+  <w:style w:type="paragraph" w:customStyle="1" w:styleId="28">
     <w:name w:val="柴_标题1"/>
-    <w:basedOn w:val="Heading1"/>
-    <w:next w:val="a1"/>
-    <w:link w:val="1Char"/>
+    <w:basedOn w:val="2"/>
+    <w:next w:val="29"/>
+    <w:link w:val="38"/>
     <w:qFormat/>
+    <w:uiPriority w:val="0"/>
     <w:pPr>
       <w:spacing w:before="100" w:after="90" w:line="360" w:lineRule="auto"/>
     </w:pPr>
     <w:rPr>
-      <w:rFonts w:ascii="Arial" w:eastAsia="宋体" w:hAnsi="Arial"/>
+      <w:rFonts w:ascii="Arial" w:hAnsi="Arial" w:eastAsia="宋体"/>
       <w:sz w:val="32"/>
     </w:rPr>
   </w:style>
-  <w:style w:type="paragraph" w:customStyle="1" w:styleId="a1">
+  <w:style w:type="paragraph" w:customStyle="1" w:styleId="29">
     <w:name w:val="柴_正文"/>
-    <w:basedOn w:val="BodyText"/>
+    <w:basedOn w:val="12"/>
     <w:qFormat/>
+    <w:uiPriority w:val="0"/>
     <w:pPr>
       <w:spacing w:line="360" w:lineRule="auto"/>
       <w:ind w:firstLine="470" w:firstLineChars="200"/>
     </w:pPr>
     <w:rPr>
-      <w:rFonts w:ascii="Arial" w:eastAsia="宋体" w:hAnsi="Arial"/>
+      <w:rFonts w:ascii="Arial" w:hAnsi="Arial" w:eastAsia="宋体"/>
       <w:sz w:val="24"/>
       <w:lang w:eastAsia="zh-CN"/>
     </w:rPr>
   </w:style>
-  <w:style w:type="paragraph" w:customStyle="1" w:styleId="2">
+  <w:style w:type="paragraph" w:customStyle="1" w:styleId="30">
     <w:name w:val="柴_标题2"/>
-    <w:basedOn w:val="Heading2"/>
-    <w:next w:val="a1"/>
+    <w:basedOn w:val="3"/>
+    <w:next w:val="29"/>
     <w:qFormat/>
+    <w:uiPriority w:val="0"/>
     <w:pPr>
       <w:spacing w:line="360" w:lineRule="auto"/>
     </w:pPr>
     <w:rPr>
-      <w:rFonts w:ascii="Arial" w:eastAsia="宋体" w:hAnsi="Arial"/>
+      <w:rFonts w:ascii="Arial" w:hAnsi="Arial" w:eastAsia="宋体"/>
       <w:sz w:val="28"/>
     </w:rPr>
   </w:style>
-  <w:style w:type="paragraph" w:customStyle="1" w:styleId="3">
+  <w:style w:type="paragraph" w:customStyle="1" w:styleId="31">
     <w:name w:val="柴_标题3"/>
-    <w:basedOn w:val="Heading3"/>
-    <w:next w:val="Normal"/>
+    <w:basedOn w:val="4"/>
+    <w:next w:val="1"/>
     <w:qFormat/>
+    <w:uiPriority w:val="0"/>
     <w:pPr>
       <w:spacing w:line="360" w:lineRule="auto"/>
       <w:ind w:left="0" w:firstLine="472" w:firstLineChars="200"/>
     </w:pPr>
     <w:rPr>
-      <w:rFonts w:ascii="宋体" w:eastAsia="宋体" w:hAnsi="宋体" w:cs="宋体"/>
+      <w:rFonts w:ascii="宋体" w:hAnsi="宋体" w:eastAsia="宋体" w:cs="宋体"/>
       <w:spacing w:val="-2"/>
       <w:sz w:val="24"/>
       <w:szCs w:val="24"/>
     </w:rPr>
   </w:style>
-  <w:style w:type="paragraph" w:customStyle="1" w:styleId="a2">
+  <w:style w:type="paragraph" w:customStyle="1" w:styleId="32">
     <w:name w:val="柴_目录"/>
-    <w:basedOn w:val="Normal"/>
-    <w:next w:val="BodyText"/>
+    <w:basedOn w:val="1"/>
+    <w:next w:val="12"/>
     <w:qFormat/>
+    <w:uiPriority w:val="0"/>
     <w:pPr>
       <w:tabs>
         <w:tab w:val="right" w:leader="dot" w:pos="8442"/>
@@ -7446,59 +9264,64 @@
       <w:ind w:left="0" w:leftChars="0"/>
     </w:pPr>
     <w:rPr>
-      <w:rFonts w:ascii="Arial" w:eastAsia="Microsoft JhengHei" w:hAnsi="Arial"/>
+      <w:rFonts w:ascii="Arial" w:hAnsi="Arial" w:eastAsia="Microsoft JhengHei"/>
       <w:sz w:val="24"/>
     </w:rPr>
   </w:style>
-  <w:style w:type="paragraph" w:customStyle="1" w:styleId="WPSOffice1">
+  <w:style w:type="paragraph" w:customStyle="1" w:styleId="33">
     <w:name w:val="WPSOffice手动目录 1"/>
     <w:qFormat/>
+    <w:uiPriority w:val="0"/>
     <w:pPr>
       <w:ind w:leftChars="0"/>
     </w:pPr>
     <w:rPr>
-      <w:rFonts w:ascii="Times New Roman" w:eastAsia="宋体" w:hAnsi="Times New Roman" w:cs="Times New Roman"/>
+      <w:rFonts w:ascii="Times New Roman" w:hAnsi="Times New Roman" w:eastAsia="宋体" w:cs="Times New Roman"/>
       <w:sz w:val="20"/>
       <w:szCs w:val="20"/>
     </w:rPr>
   </w:style>
-  <w:style w:type="paragraph" w:customStyle="1" w:styleId="WPSOffice2">
+  <w:style w:type="paragraph" w:customStyle="1" w:styleId="34">
     <w:name w:val="WPSOffice手动目录 2"/>
     <w:qFormat/>
+    <w:uiPriority w:val="0"/>
     <w:pPr>
       <w:ind w:leftChars="200"/>
     </w:pPr>
     <w:rPr>
-      <w:rFonts w:ascii="Times New Roman" w:eastAsia="宋体" w:hAnsi="Times New Roman" w:cs="Times New Roman"/>
+      <w:rFonts w:ascii="Times New Roman" w:hAnsi="Times New Roman" w:eastAsia="宋体" w:cs="Times New Roman"/>
       <w:sz w:val="20"/>
       <w:szCs w:val="20"/>
     </w:rPr>
   </w:style>
-  <w:style w:type="paragraph" w:customStyle="1" w:styleId="WPSOffice3">
+  <w:style w:type="paragraph" w:customStyle="1" w:styleId="35">
     <w:name w:val="WPSOffice手动目录 3"/>
     <w:qFormat/>
+    <w:uiPriority w:val="0"/>
     <w:pPr>
       <w:ind w:leftChars="400"/>
     </w:pPr>
     <w:rPr>
-      <w:rFonts w:ascii="Times New Roman" w:eastAsia="宋体" w:hAnsi="Times New Roman" w:cs="Times New Roman"/>
+      <w:rFonts w:ascii="Times New Roman" w:hAnsi="Times New Roman" w:eastAsia="宋体" w:cs="Times New Roman"/>
       <w:sz w:val="20"/>
       <w:szCs w:val="20"/>
     </w:rPr>
   </w:style>
-  <w:style w:type="paragraph" w:customStyle="1" w:styleId="Compact">
+  <w:style w:type="paragraph" w:customStyle="1" w:styleId="36">
     <w:name w:val="Compact"/>
-    <w:basedOn w:val="BodyText"/>
+    <w:basedOn w:val="12"/>
     <w:qFormat/>
+    <w:uiPriority w:val="0"/>
     <w:pPr>
       <w:spacing w:before="36" w:after="36"/>
     </w:pPr>
   </w:style>
-  <w:style w:type="table" w:customStyle="1" w:styleId="Table">
+  <w:style w:type="table" w:customStyle="1" w:styleId="37">
     <w:name w:val="Table"/>
     <w:semiHidden/>
     <w:unhideWhenUsed/>
     <w:qFormat/>
+    <w:uiPriority w:val="0"/>
     <w:tblPr>
       <w:tblCellMar>
         <w:top w:w="0" w:type="dxa"/>
@@ -7510,18 +9333,19 @@
     <w:tblStylePr w:type="firstRow">
       <w:tcPr>
         <w:tcBorders>
-          <w:bottom w:val="single" w:sz="0" w:space="0" w:color="auto"/>
+          <w:bottom w:val="single" w:color="auto" w:sz="0" w:space="0"/>
         </w:tcBorders>
         <w:vAlign w:val="bottom"/>
       </w:tcPr>
     </w:tblStylePr>
   </w:style>
-  <w:style w:type="character" w:customStyle="1" w:styleId="1Char">
+  <w:style w:type="character" w:customStyle="1" w:styleId="38">
     <w:name w:val="柴_标题1 Char"/>
-    <w:link w:val="1"/>
+    <w:link w:val="28"/>
     <w:qFormat/>
+    <w:uiPriority w:val="0"/>
     <w:rPr>
-      <w:rFonts w:ascii="Arial" w:eastAsia="宋体" w:hAnsi="Arial"/>
+      <w:rFonts w:ascii="Arial" w:hAnsi="Arial" w:eastAsia="宋体"/>
       <w:sz w:val="32"/>
     </w:rPr>
   </w:style>
